--- a/raporlar/Rapor_2_Akademik_Makale.docx
+++ b/raporlar/Rapor_2_Akademik_Makale.docx
@@ -28,7 +28,30 @@
         <w:jc w:val="both"/>
       </w:pPr>
       <w:r>
+        <w:t>Bu çalışmada scikit-learn Digits veri kümesindeki el yazısı rakamların sınıflandırılması için beş klasik makine öğrenmesi algoritma ailesi ile çok katmanlı algılayıcı (MLP) ve evrişimsel sinir ağı (CNN) yapılandırmaları karşılaştırılmıştır. Toplam 1.797 adet 8 × 8 gri tonlu görüntü, sınıf dağılımı korunarak 1.257 eğitim, 270 doğrulama ve 270 test örneğine ayrılmıştır. Klasik yöntemlerin hiperparametreleri eğitim kümesindeki çapraz doğrulamayla ayarlanmış, sinir ağlarında dropout, L2 düzenlileştirme ve erken durdurma kullanılmıştır. Model seçimi bağımsız test sonuçları görülmeden doğrulama makro F1 ölçütüne göre yapılmıştır. Bu ölçütte CNN-C 0,99266 değerine ulaşarak seçilmiş, test kümesinde %98,15 doğruluk ve 0,98124 makro F1 elde etmiştir. RBF çekirdekli destek vektör makinesi testte %98,89 doğruluk üretmiş; iki yöntemin toplam doğru tahmin sayısı arasındaki fark yalnızca iki örnek olmuştur. Kesin McNemar testi bu fark için istatistiksel açıdan yeterli üstünlük kanıtı göstermemiştir (p=0,6875). Ayrıca CNN mimarisinin beş farklı rastgele başlangıç altındaki eğitim kararlılığı ve kapasite ile düzenlileştirme seçeneklerinin doğrulama performansı incelenmiştir. Bulgular, küçük görüntü veri kümelerinde klasik sınıflandırıcıların güçlü karşılaştırma yöntemleri olduğunu ve model seçiminde doğrulama-test ayrımının korunması gerektiğini göstermektedir. Sonradan yapılan ek deneyler, yeni bir bağımsız test doğrulaması olarak yorumlanmamıştır.</w:t>
+      </w:r>
+    </w:p>
+    <w:p>
+      <w:pPr>
+        <w:pStyle w:val="Heading1"/>
+      </w:pPr>
+      <w:r>
+        <w:t>1. Giriş</w:t>
+      </w:r>
+    </w:p>
+    <w:p>
+      <w:pPr>
+        <w:jc w:val="both"/>
+      </w:pPr>
+      <w:r>
         <w:t>El yazısı rakamların sınıflandırılması, düşük çözünürlüklü görüntülerde örüntü tanımanın temel bir örneğidir. Aynı rakam farklı kişiler tarafından farklı kalınlık, açı ve eğrilikte yazılabilir. Bu çeşitlilik nedeniyle sayısal piksel benzerliğine dayanan bir yöntem her zaman yeterli olmayabilir. Bu çalışmada geleneksel makine öğrenmesi sınıflandırıcıları ile evrişimsel sinir ağı yaklaşımı aynı veri bölünmesi üzerinde karşılaştırılmıştır. Temel amaç yalnızca yüksek bir başarı değeri bildirmek değil, doğrulama temelli model seçimi ile bağımsız test değerlendirmesini birbirinden ayırmaktır.</w:t>
+      </w:r>
+      <w:r>
+        <w:rPr>
+          <w:rFonts w:ascii="Times New Roman" w:hAnsi="Times New Roman"/>
+          <w:sz w:val="22"/>
+        </w:rPr>
+        <w:t xml:space="preserve"> [1]</w:t>
       </w:r>
     </w:p>
     <w:p>
@@ -38,37 +61,12 @@
       <w:r>
         <w:t>Çalışmanın veri kaynağı scikit-learn Digits veri kümesidir. Toplam 1.797 gözlem, 0 ile 9 arasındaki on sınıfa aittir ve her örnek 8 × 8 pikselden oluşur. Piksel değerleri 0–16 aralığındadır. Geleneksel algoritmalar için görüntüler 64 özellikli vektörlere dönüştürülürken CNN için iki boyutlu görüntü yapısı korunmuştur. Bu farklı gösterim biçimleri, algoritmaların veri yapısına uygun öğrenme özelliklerini değerlendirmek için kullanılmıştır.</w:t>
       </w:r>
-    </w:p>
-    <w:p>
-      <w:pPr>
-        <w:jc w:val="both"/>
-      </w:pPr>
       <w:r>
-        <w:t>Karşılaştırma, eğitim verisinden öğrenilen modellerin doğrulama ile seçilip ayrı test verisinde değerlendirilmesi ilkesine dayanır. Ek deney sonuçları aynı test örneklerine bağlı olduğundan bağımsız dış doğrulama olarak yorumlanmamıştır. Bu sınırlılık belirtilerek genelleme hakkında ihtiyatlı sonuçlara ulaşılmıştır.</w:t>
-      </w:r>
-    </w:p>
-    <w:p>
-      <w:pPr>
-        <w:pStyle w:val="Heading1"/>
-      </w:pPr>
-      <w:r>
-        <w:t>1. Introduction</w:t>
-      </w:r>
-    </w:p>
-    <w:p>
-      <w:pPr>
-        <w:jc w:val="both"/>
-      </w:pPr>
-      <w:r>
-        <w:t>El yazısı rakamların sınıflandırılması, düşük çözünürlüklü görüntülerde örüntü tanımanın temel bir örneğidir. Aynı rakam farklı kişiler tarafından farklı kalınlık, açı ve eğrilikte yazılabilir. Bu çeşitlilik nedeniyle sayısal piksel benzerliğine dayanan bir yöntem her zaman yeterli olmayabilir. Bu çalışmada geleneksel makine öğrenmesi sınıflandırıcıları ile evrişimsel sinir ağı yaklaşımı aynı veri bölünmesi üzerinde karşılaştırılmıştır. Temel amaç yalnızca yüksek bir başarı değeri bildirmek değil, doğrulama temelli model seçimi ile bağımsız test değerlendirmesini birbirinden ayırmaktır.</w:t>
-      </w:r>
-    </w:p>
-    <w:p>
-      <w:pPr>
-        <w:jc w:val="both"/>
-      </w:pPr>
-      <w:r>
-        <w:t>Çalışmanın veri kaynağı scikit-learn Digits veri kümesidir. Toplam 1.797 gözlem, 0 ile 9 arasındaki on sınıfa aittir ve her örnek 8 × 8 pikselden oluşur. Piksel değerleri 0–16 aralığındadır. Geleneksel algoritmalar için görüntüler 64 özellikli vektörlere dönüştürülürken CNN için iki boyutlu görüntü yapısı korunmuştur. Bu farklı gösterim biçimleri, algoritmaların veri yapısına uygun öğrenme özelliklerini değerlendirmek için kullanılmıştır.</w:t>
+        <w:rPr>
+          <w:rFonts w:ascii="Times New Roman" w:hAnsi="Times New Roman"/>
+          <w:sz w:val="22"/>
+        </w:rPr>
+        <w:t xml:space="preserve"> [2]</w:t>
       </w:r>
     </w:p>
     <w:p>
@@ -78,6 +76,13 @@
       <w:r>
         <w:t>Deney arşivindeki ayrım 1.257 eğitim, 270 doğrulama ve 270 test örneğinden oluşur. Test kümesinin model seçimine katılmaması, raporlanan başarının iyimserlik yanlılığını azaltmak için önemlidir. Kayıtlı çıktıların incelenmesi sonucunda birden fazla klasik sınıflandırıcı ve yapay sinir ağı ailesi karşılaştırılmış; sonradan ayrıca sabit veri ayrımı altında beş farklı rastgele başlangıçla CNN kararlılık deneyi yürütülmüştür. Bu ek deney farklı test kümelerini değil, aynı ayrım koşulunda eğitim rastgeleliğinin etkisini inceler.</w:t>
       </w:r>
+      <w:r>
+        <w:rPr>
+          <w:rFonts w:ascii="Times New Roman" w:hAnsi="Times New Roman"/>
+          <w:sz w:val="22"/>
+        </w:rPr>
+        <w:t xml:space="preserve"> [20]</w:t>
+      </w:r>
     </w:p>
     <w:p>
       <w:pPr>
@@ -86,6 +91,13 @@
       <w:r>
         <w:t>Küçük görüntü veri kümelerindeki değerlendirmelerin özel bir güçlüğü vardır. Test kümesindeki tek bir hatalı tahmin, yüzdelik başarı değerini anlamlı görünen miktarda değiştirebilir. Bu nedenle yüzdelik başarıların basamak sayısı, belirsizliğin olduğundan daha düşük görünmesine neden olmamalıdır. Buradaki test kümesinde 270 gözlem vardır; tek bir gözlemin doğruluk üzerindeki etkisi yaklaşık 0,370 yüzde puandır. İki model arasındaki birkaç tahminlik farkı yöntem üstünlüğü olarak yorumlamak için eşleştirilmiş karşılaştırmanın sonuçları ayrıca değerlendirilmelidir.</w:t>
       </w:r>
+      <w:r>
+        <w:rPr>
+          <w:rFonts w:ascii="Times New Roman" w:hAnsi="Times New Roman"/>
+          <w:sz w:val="22"/>
+        </w:rPr>
+        <w:t xml:space="preserve"> [19]</w:t>
+      </w:r>
     </w:p>
     <w:p>
       <w:pPr>
@@ -93,6 +105,13 @@
       </w:pPr>
       <w:r>
         <w:t>Modelin eğitime uyum sağlaması ile daha önce görmediği verilerdeki başarısı birbirinden ayrılmalıdır. Eğitim verisi üzerinde elde edilen çok yüksek doğruluk, temsil kapasitesi yüksek bir modelin örnekleri ezberlemiş olabileceği ihtimalini dışlamaz. Doğrulama kümesi eğitim sürecindeki kararların verilmesini, test kümesi ise bu kararlar sabitlendikten sonra nihai performansın değerlendirilmesini sağlar. Bu iki rolün karıştırılması, ölçülen başarının gerçeği olduğundan yüksek göstermesine neden olabilir.</w:t>
+      </w:r>
+      <w:r>
+        <w:rPr>
+          <w:rFonts w:ascii="Times New Roman" w:hAnsi="Times New Roman"/>
+          <w:sz w:val="22"/>
+        </w:rPr>
+        <w:t xml:space="preserve"> [20]</w:t>
       </w:r>
     </w:p>
     <w:p>
@@ -120,7 +139,9 @@
       </w:r>
     </w:p>
     <w:p>
-      <w:pPr/>
+      <w:pPr>
+        <w:jc w:val="both"/>
+      </w:pPr>
       <w:r>
         <w:t>Bu çalışmanın temel araştırma sorusu, aynı veri bölünmesiyle değerlendirilen farklı öğrenme yaklaşımlarının başarı farklarının nasıl yorumlanacağıdır. Özellikle test kümesindeki birkaç örneğin değişmesinin doğruluk yüzdesini belirgin biçimde etkileyebileceği dikkate alınmıştır. Bu nedenle yalnızca en yüksek puanın raporlanması yerine doğrulama ile test sonuçları ayrı tutulmuş, modellerin ortak ve farklı hataları incelenmiş ve CNN için farklı başlangıç koşullarında elde edilen sonuçlar birlikte değerlendirilmiştir.</w:t>
       </w:r>
@@ -130,7 +151,7 @@
         <w:pStyle w:val="Heading1"/>
       </w:pPr>
       <w:r>
-        <w:t>2. Literature Review</w:t>
+        <w:t>2. Literatür Taraması</w:t>
       </w:r>
     </w:p>
     <w:p>
@@ -140,6 +161,13 @@
       <w:r>
         <w:t>LeCun ve çalışma arkadaşlarının 1998 tarihli doküman tanıma araştırması, piksellerin yerel komşuluk yapısını kullanan evrişimsel ağların görüntü sınıflandırma açısından önemini göstermiştir. Bu yaklaşım, düzleştirilmiş vektör üzerinde çalışan klasik sınıflandırıcılardan farklı bir temsil öğrenme mekanizmasına dayanır. Buradaki CNN-C deneyinin kavramsal temeli de yerel filtreleme, özellik hiyerarşisi ve sınıflandırma katmanlarının birlikte öğrenilmesidir.</w:t>
       </w:r>
+      <w:r>
+        <w:rPr>
+          <w:rFonts w:ascii="Times New Roman" w:hAnsi="Times New Roman"/>
+          <w:sz w:val="22"/>
+        </w:rPr>
+        <w:t xml:space="preserve"> [1]</w:t>
+      </w:r>
     </w:p>
     <w:p>
       <w:pPr>
@@ -147,6 +175,13 @@
       </w:pPr>
       <w:r>
         <w:t>Cortes ve Vapnik tarafından sunulan destek vektör makineleri sınıflar arasındaki ayrımı marjini artırarak sağlamayı hedefler. RBF çekirdeği doğrusal olmayan ilişkileri yakalamayı kolaylaştırır. Bu veri kümesinde SVM yönteminin güçlü olması, boyutu görece küçük ve iyi düzenlenmiş piksellerden oluşturulan örneklerde çekirdek tabanlı karar sınırlarının başarılı olabileceği beklentisiyle uyumludur.</w:t>
+      </w:r>
+      <w:r>
+        <w:rPr>
+          <w:rFonts w:ascii="Times New Roman" w:hAnsi="Times New Roman"/>
+          <w:sz w:val="22"/>
+        </w:rPr>
+        <w:t xml:space="preserve"> [3]</w:t>
       </w:r>
     </w:p>
     <w:p>
@@ -156,6 +191,13 @@
       <w:r>
         <w:t>Breiman’ın Random Forest yaklaşımı çok sayıda karar ağacından elde edilen tahminleri birleştirir. Friedman’ın Gradient Boosting yöntemi ise ardışık zayıf öğrenicilerin hatalarını azaltmayı hedefleyen topluluk yaklaşımıdır. İki yöntemin tek bir ağaçtan farklı olarak tahmin varyansını ve yanlılığı yönetme biçimleri, görüntü verisi üzerindeki farklı sonuçları yorumlamak için önemlidir.</w:t>
       </w:r>
+      <w:r>
+        <w:rPr>
+          <w:rFonts w:ascii="Times New Roman" w:hAnsi="Times New Roman"/>
+          <w:sz w:val="22"/>
+        </w:rPr>
+        <w:t xml:space="preserve"> [4,5]</w:t>
+      </w:r>
     </w:p>
     <w:p>
       <w:pPr>
@@ -163,6 +205,13 @@
       </w:pPr>
       <w:r>
         <w:t>Cover ve Hart tarafından incelenen en yakın komşu sınıflandırması eğitim verisine olan uzaklığa dayalı basit ama etkili bir temel yöntem sağlar. Lojistik regresyon ise karar fonksiyonunun girdilerle ilişkisini doğrusal parametrelerle ifade eder. Bu çalışmada farklı algoritma ailelerini bir arada değerlendirmek, başarıyı yalnızca sinir ağı mimarisine bağlamadan yorumlayabilmek için önemlidir.</w:t>
+      </w:r>
+      <w:r>
+        <w:rPr>
+          <w:rFonts w:ascii="Times New Roman" w:hAnsi="Times New Roman"/>
+          <w:sz w:val="22"/>
+        </w:rPr>
+        <w:t xml:space="preserve"> [6,7]</w:t>
       </w:r>
     </w:p>
     <w:p>
@@ -172,6 +221,13 @@
       <w:r>
         <w:t>Rumelhart ve arkadaşlarının geri yayılım yaklaşımı öğrenilebilir ağırlıkların kayıp gradyanıyla güncellenmesini açıklamıştır. Daha sonra büyük ölçekli görüntü sınıflandırması için derin evrişimsel ağların kullanımı Krizhevsky ve arkadaşlarının ImageNet çalışmasıyla önemli bir görünürlük kazanmıştır. Ancak büyük veri üzerinde kurulmuş başarı beklentilerini doğrudan 1.797 örnekli Digits kümesine aktarmak mümkün değildir.</w:t>
       </w:r>
+      <w:r>
+        <w:rPr>
+          <w:rFonts w:ascii="Times New Roman" w:hAnsi="Times New Roman"/>
+          <w:sz w:val="22"/>
+        </w:rPr>
+        <w:t xml:space="preserve"> [8,9]</w:t>
+      </w:r>
     </w:p>
     <w:p>
       <w:pPr>
@@ -179,6 +235,13 @@
       </w:pPr>
       <w:r>
         <w:t>Srivastava ve arkadaşlarının dropout yöntemi eğitim sırasında bazı bağlantıları geçici olarak etkin dışı bırakıp eş-uyum riskini azaltır. Ioffe ve Szegedy’nin batch normalization yöntemi eğitim davranışını düzenler; Kingma ve Ba tarafından geliştirilen Adam optimizasyonu gradyan temelli güncellemeleri adaptif hâle getirir. Bu yöntemlerin bir arada bulunması, doğrulama eğrilerinin yorumlanmasını gereksiz kılmaz.</w:t>
+      </w:r>
+      <w:r>
+        <w:rPr>
+          <w:rFonts w:ascii="Times New Roman" w:hAnsi="Times New Roman"/>
+          <w:sz w:val="22"/>
+        </w:rPr>
+        <w:t xml:space="preserve"> [10,11,12]</w:t>
       </w:r>
     </w:p>
     <w:p>
@@ -188,6 +251,13 @@
       <w:r>
         <w:t>Kohavi’nin çapraz doğrulama ve bootstrap karşılaştırmaları model değerlendirme yönteminin önemini vurgular. Cawley ve Talbot, model seçiminin kendisinin de aşırı uyum yaratabileceğine dikkat çeker. Varoquaux ise küçük örneklem koşullarındaki geniş belirsizlik aralıklarının altını çizmiştir. Böylece bu projedeki yüksek yüzde değerleri, özellikle çok sayıda tekrar deneme yapıldığında dikkatle değerlendirilmelidir.</w:t>
       </w:r>
+      <w:r>
+        <w:rPr>
+          <w:rFonts w:ascii="Times New Roman" w:hAnsi="Times New Roman"/>
+          <w:sz w:val="22"/>
+        </w:rPr>
+        <w:t xml:space="preserve"> [13,19,20]</w:t>
+      </w:r>
     </w:p>
     <w:p>
       <w:pPr>
@@ -195,6 +265,13 @@
       </w:pPr>
       <w:r>
         <w:t>Dietterich’in sınıflandırıcı karşılaştırmaları üzerine değerlendirmesi ve McNemar’ın eşleştirilmiş oranlar testi, aynı test gözlemlerinde oluşan farklılıkların yalnızca çıplak doğruluk puanıyla sınırlı kalmaması gerektiğini gösterir. Efron ve Tibshirani tarafından sistemleştirilen bootstrap yöntemleri ise karşılaştırmadaki belirsizliği örnekleme yoluyla ifade etmeye yardımcı olur.</w:t>
+      </w:r>
+      <w:r>
+        <w:rPr>
+          <w:rFonts w:ascii="Times New Roman" w:hAnsi="Times New Roman"/>
+          <w:sz w:val="22"/>
+        </w:rPr>
+        <w:t xml:space="preserve"> [14,15,16]</w:t>
       </w:r>
     </w:p>
     <w:p>
@@ -204,13 +281,20 @@
       <w:r>
         <w:t>Sokolova ve Lapalme sınıflandırma metriklerinin farklı özelliklerini sistematik biçimde tartışmıştır. Fawcett, ROC eğrisinin model başarısını farklı karar eşiklerinde değerlendirme amacıyla kullanılabileceğini göstermiştir. Bu projede accuracy yanında Macro F1 ve ROC-AUC sunulması, ölçümün tek sayıya indirgenmemesi için tercih edilmiştir.</w:t>
       </w:r>
+      <w:r>
+        <w:rPr>
+          <w:rFonts w:ascii="Times New Roman" w:hAnsi="Times New Roman"/>
+          <w:sz w:val="22"/>
+        </w:rPr>
+        <w:t xml:space="preserve"> [17,18]</w:t>
+      </w:r>
     </w:p>
     <w:p>
       <w:pPr>
         <w:jc w:val="both"/>
       </w:pPr>
       <w:r>
-        <w:t>Pedregosa ve arkadaşlarının scikit-learn yazılımına ilişkin çalışması, çok sayıda algoritmanın ortak API ile karşılaştırılmasını mümkün kılan bir uygulama zemini sunar. TensorFlow yazılımının büyük ölçekli öğrenme altyapısı da derin modellerin eğitilmesinde kullanılan ekosisteme katkıda bulunmuştur. Kullanılan yazılım ve paket sürümlerini raporlamak, bir deneyin tekrar üretilebilmesine yardımcı olur.</w:t>
+        <w:t>Pedregosa ve arkadaşlarının scikit-learn yazılımına ilişkin çalışması, çok sayıda algoritmanın ortak API ile karşılaştırılmasını mümkün kılan bir uygulama zemini sunar. TensorFlow yazılımının büyük ölçekli öğrenme altyapısı ile PyTorch üzerine gerçekleştirilen çalışma, derin öğrenmede kullanılan iki farklı yazılım ekosistemini örneklemektedir. Bu deneylerde TensorFlow kullanılmıştır; PyTorch ile ayrı bir uygulama gerçekleştirilmemiştir. Kullanılan yazılım ve paket sürümlerini raporlamak, bir deneyin tekrar üretilebilmesine yardımcı olur. [2,21,22]</w:t>
       </w:r>
     </w:p>
     <w:p>
@@ -220,6 +304,13 @@
       <w:r>
         <w:t>Sınıflandırma literatüründe sık karşılaşılan bir sorun, farklı veri kümeleri ve farklı test koşulları altında raporlanan doğrulukların doğrudan karşılaştırılmasıdır. Oysa aynı algoritma uygulamasının farklı ayrımlarda veya farklı ön işleme tercihleriyle farklı performans göstermesi mümkündür. Bu nedenle deneysel çalışmalarda veri bölünmesi, veri dönüşümleri, model seçimi ve kullanılan metrikler şeffaf biçimde belgelenmelidir. Eğitim boyunca test kümesinden gelen sinyallerin karar mekanizmasına karışmaması bu belgelemenin en önemli parçasıdır.</w:t>
       </w:r>
+      <w:r>
+        <w:rPr>
+          <w:rFonts w:ascii="Times New Roman" w:hAnsi="Times New Roman"/>
+          <w:sz w:val="22"/>
+        </w:rPr>
+        <w:t xml:space="preserve"> [13,20]</w:t>
+      </w:r>
     </w:p>
     <w:p>
       <w:pPr>
@@ -227,6 +318,13 @@
       </w:pPr>
       <w:r>
         <w:t>Evrişimsel ağların güçlü yönlerinden biri, komşu pikseller arasındaki yerel örüntüleri filtreler aracılığıyla temsil edebilmesidir. Bununla birlikte yalnızca sekiz piksel genişliğinde görüntülerde derinlik ve havuzlama tercihleri farklı sonuçlara yol açabilir. Küçük görüntüler için daha büyük ağın otomatik olarak daha başarılı olacağı söylenemez. Regularization, model kapasitesi, öğrenme hızı ve veri miktarı birlikte değerlendirilmelidir. Bu bakımdan CNN-C mimarisi için kaydedilmiş parametreler, sonraki çalışmaların karşılaştırılabilirliğini sağlar.</w:t>
+      </w:r>
+      <w:r>
+        <w:rPr>
+          <w:rFonts w:ascii="Times New Roman" w:hAnsi="Times New Roman"/>
+          <w:sz w:val="22"/>
+        </w:rPr>
+        <w:t xml:space="preserve"> [1,10]</w:t>
       </w:r>
     </w:p>
     <w:p>
@@ -236,6 +334,13 @@
       <w:r>
         <w:t>Performans ölçümleri konusu literatürde merkezi bir yer tutar. Accuracy dengeli kümelerde kolay yorumlanabilir, fakat tek başına hangi sınıfların daha zor olduğunu göstermeyebilir. Sınıf başına precision ve recall, belirli rakamların karıştırılmasını incelemek için yararlıdır. Macro F1'in her sınıfa eşit ağırlık vermesi, performansı yalnızca örnek sayısı yüksek sınıfların belirlemesini engeller. Çok sınıflı ROC-AUC ise modelin olasılıksal ayrıştırma davranışına başka bir bakış sunar.</w:t>
       </w:r>
+      <w:r>
+        <w:rPr>
+          <w:rFonts w:ascii="Times New Roman" w:hAnsi="Times New Roman"/>
+          <w:sz w:val="22"/>
+        </w:rPr>
+        <w:t xml:space="preserve"> [17,18]</w:t>
+      </w:r>
     </w:p>
     <w:p>
       <w:pPr>
@@ -244,13 +349,20 @@
       <w:r>
         <w:t>Çok sayıda deneme yapılan projelerde model seçiminin test verisine dolaylı uyum sağlama tehlikesi vardır. Bir araştırmacı test sonucunu inceledikten sonra tekrar tekrar yeni modeller dener ve sonunda en yüksek puanı raporlarsa, bu değer bağımsız değerlendirme özelliğini kısmen kaybetmiş olur. Cawley ve Talbot tarafından incelenen model seçim yanlılığı burada doğrudan önem taşır. Bu nedenle son deneylerin önceki test sonuçları görüldükten sonra yapıldığı açıkça belirtilmekte, nihai yorum ortalama ve sınırlar üzerinden kurulmaktadır.</w:t>
       </w:r>
+      <w:r>
+        <w:rPr>
+          <w:rFonts w:ascii="Times New Roman" w:hAnsi="Times New Roman"/>
+          <w:sz w:val="22"/>
+        </w:rPr>
+        <w:t xml:space="preserve"> [20]</w:t>
+      </w:r>
     </w:p>
     <w:p>
       <w:pPr>
         <w:pStyle w:val="Heading1"/>
       </w:pPr>
       <w:r>
-        <w:t>3. Materials and Methods</w:t>
+        <w:t>3. Materyal ve Yöntem</w:t>
       </w:r>
     </w:p>
     <w:p>
@@ -259,6 +371,13 @@
       </w:pPr>
       <w:r>
         <w:t>Ön işleme aşamasında görüntülerin ölçüm aralığı ve algoritmaların beklediği girdi biçimi dikkate alınmıştır. CNN deneyinde piksel değerleri 16'ya bölünerek [0,1] aralığına ölçeklenmiş ve her görüntü (8,8,1) tensörüne dönüştürülmüştür. Bu dönüşüm veri kümesinin bilinen sabit piksel aralığına dayandığından öğrenilmiş bir test istatistiği içermez. Klasik yöntemlerde eğitim verisinden öğrenilmesi gereken dönüşümler varsa bunların yalnızca eğitim kümesi üzerinde fit edilmesi gerekir; her model için arşivdeki işlem hattı ayrıca kontrol edilmelidir.</w:t>
+      </w:r>
+      <w:r>
+        <w:rPr>
+          <w:rFonts w:ascii="Times New Roman" w:hAnsi="Times New Roman"/>
+          <w:sz w:val="22"/>
+        </w:rPr>
+        <w:t xml:space="preserve"> [2]</w:t>
       </w:r>
     </w:p>
     <w:p>
@@ -284,6 +403,13 @@
       <w:r>
         <w:t>Ana deneyde model seçimi doğrulama performansına dayandırılmıştır. Beş-seed ek deneyde her koşu için en düşük doğrulama kaybındaki ağırlıklar tutulmuş, erken durdurma yaklaşımı kullanılmıştır. Eğitim en fazla 250 epoch olarak planlanmasına rağmen en uygun kayıt noktası koşuya göre değişmiştir. Böylece tek bir rastgele başlangıca bağımlı performans bildirme sorunu azaltılmaya çalışılmıştır.</w:t>
       </w:r>
+      <w:r>
+        <w:rPr>
+          <w:rFonts w:ascii="Times New Roman" w:hAnsi="Times New Roman"/>
+          <w:sz w:val="22"/>
+        </w:rPr>
+        <w:t xml:space="preserve"> [10]</w:t>
+      </w:r>
     </w:p>
     <w:p>
       <w:pPr>
@@ -291,6 +417,13 @@
       </w:pPr>
       <w:r>
         <w:t>Doğruluk, tüm gözlemler içinde doğru tahminlerin payını gösterir. Macro F1 ise her sınıfın F1 skorunu eşit ağırlıkla ortalayarak sınıf bazlı performans dengesini daha iyi görünür kılar. ROC-AUC, tek eşik üzerinden verilen kararların ötesinde ayrıştırma başarısını özetler. Model karşılaştırmasında doğrulama ve test sonuçlarını ayrı göstermek gereklidir; test kümesinden öğrendikten sonra yeni denemeler tasarlamak bilimsel olarak ek seçim yanlılığı doğurabilir.</w:t>
+      </w:r>
+      <w:r>
+        <w:rPr>
+          <w:rFonts w:ascii="Times New Roman" w:hAnsi="Times New Roman"/>
+          <w:sz w:val="22"/>
+        </w:rPr>
+        <w:t xml:space="preserve"> [17,18]</w:t>
       </w:r>
     </w:p>
     <w:p>
@@ -316,6 +449,13 @@
       <w:r>
         <w:t>Ölçekleme, özellik seçimi veya parametre ayarı eğitim örneklerinden öğreniliyorsa bu işlem test verisi kullanılarak gerçekleştirilmemelidir. Sabit bölünme sonrasında eğitim örnekleriyle fit edilen herhangi bir dönüşüm doğrulama ve test örneklerine yalnızca transform olarak uygulanmalıdır. scikit-learn Pipeline yaklaşımı bu işlem sırasını güvence altına almak için uygun bir araçtır. CNN'nin sabit 0–16 piksel aralığını 16'ya bölerek normalleştirmesi ise veri üzerinden tahmin edilen bir ölçek parametresi gerektirmez.</w:t>
       </w:r>
+      <w:r>
+        <w:rPr>
+          <w:rFonts w:ascii="Times New Roman" w:hAnsi="Times New Roman"/>
+          <w:sz w:val="22"/>
+        </w:rPr>
+        <w:t xml:space="preserve"> [2]</w:t>
+      </w:r>
     </w:p>
     <w:p>
       <w:pPr>
@@ -339,6 +479,13 @@
       </w:pPr>
       <w:r>
         <w:t>Test performansını hesaplarken kullanılan bölünmenin değişmemesi özellikle önemlidir. Eğer modeller farklı test kümelerinde değerlendirilseydi aralarındaki küçük başarı farkları yöntem etkisi ile örnekleme etkisini aynı anda yansıtabilirdi. Burada aynı test gözlemleri üzerinde karşılaştırma yapılabildiğinden CNN–SVM çifti için eşleştirilmiş doğruluk durumu doğrudan analiz edilmiştir. McNemar testi, sadece toplam doğru sayılarından değil iki yöntemin aynı gözlemler üzerindeki uyuşmazlıklarından yararlanır.</w:t>
+      </w:r>
+      <w:r>
+        <w:rPr>
+          <w:rFonts w:ascii="Times New Roman" w:hAnsi="Times New Roman"/>
+          <w:sz w:val="22"/>
+        </w:rPr>
+        <w:t xml:space="preserve"> [15]</w:t>
       </w:r>
     </w:p>
     <w:p>
@@ -386,30 +533,47 @@
         <w:tblStyle w:val="TableGrid"/>
         <w:tblW w:type="auto" w:w="0"/>
         <w:jc w:val="center"/>
+        <w:tblLayout w:type="fixed"/>
         <w:tblLook w:firstColumn="1" w:firstRow="1" w:lastColumn="0" w:lastRow="0" w:noHBand="0" w:noVBand="1" w:val="04A0"/>
       </w:tblPr>
       <w:tblGrid>
-        <w:gridCol w:w="4759"/>
-        <w:gridCol w:w="4759"/>
+        <w:gridCol w:w="4592"/>
+        <w:gridCol w:w="4592"/>
       </w:tblGrid>
       <w:tr>
         <w:tc>
           <w:tcPr>
-            <w:tcW w:type="dxa" w:w="4759"/>
+            <w:tcW w:type="dxa" w:w="4592"/>
+            <w:vAlign w:val="center"/>
           </w:tcPr>
           <w:p>
+            <w:pPr>
+              <w:spacing w:before="20" w:after="20"/>
+            </w:pPr>
             <w:r>
-              <w:t>Veri ayrimi</w:t>
+              <w:rPr>
+                <w:rFonts w:ascii="Times New Roman" w:hAnsi="Times New Roman"/>
+                <w:sz w:val="21"/>
+              </w:rPr>
+              <w:t>Veri kümesi bölümü</w:t>
             </w:r>
           </w:p>
         </w:tc>
         <w:tc>
           <w:tcPr>
-            <w:tcW w:type="dxa" w:w="4759"/>
+            <w:tcW w:type="dxa" w:w="4592"/>
+            <w:vAlign w:val="center"/>
           </w:tcPr>
           <w:p>
+            <w:pPr>
+              <w:spacing w:before="20" w:after="20"/>
+            </w:pPr>
             <w:r>
-              <w:t>Ornek sayisi</w:t>
+              <w:rPr>
+                <w:rFonts w:ascii="Times New Roman" w:hAnsi="Times New Roman"/>
+                <w:sz w:val="21"/>
+              </w:rPr>
+              <w:t>Örnek sayısı</w:t>
             </w:r>
           </w:p>
         </w:tc>
@@ -417,20 +581,36 @@
       <w:tr>
         <w:tc>
           <w:tcPr>
-            <w:tcW w:type="dxa" w:w="4759"/>
+            <w:tcW w:type="dxa" w:w="4592"/>
+            <w:vAlign w:val="center"/>
           </w:tcPr>
           <w:p>
+            <w:pPr>
+              <w:spacing w:before="20" w:after="20"/>
+            </w:pPr>
             <w:r>
-              <w:t>Training</w:t>
+              <w:rPr>
+                <w:rFonts w:ascii="Times New Roman" w:hAnsi="Times New Roman"/>
+                <w:sz w:val="21"/>
+              </w:rPr>
+              <w:t>Eğitim</w:t>
             </w:r>
           </w:p>
         </w:tc>
         <w:tc>
           <w:tcPr>
-            <w:tcW w:type="dxa" w:w="4759"/>
+            <w:tcW w:type="dxa" w:w="4592"/>
+            <w:vAlign w:val="center"/>
           </w:tcPr>
           <w:p>
+            <w:pPr>
+              <w:spacing w:before="20" w:after="20"/>
+            </w:pPr>
             <w:r>
+              <w:rPr>
+                <w:rFonts w:ascii="Times New Roman" w:hAnsi="Times New Roman"/>
+                <w:sz w:val="21"/>
+              </w:rPr>
               <w:t>1257</w:t>
             </w:r>
           </w:p>
@@ -439,20 +619,36 @@
       <w:tr>
         <w:tc>
           <w:tcPr>
-            <w:tcW w:type="dxa" w:w="4759"/>
+            <w:tcW w:type="dxa" w:w="4592"/>
+            <w:vAlign w:val="center"/>
           </w:tcPr>
           <w:p>
+            <w:pPr>
+              <w:spacing w:before="20" w:after="20"/>
+            </w:pPr>
             <w:r>
-              <w:t>Validation</w:t>
+              <w:rPr>
+                <w:rFonts w:ascii="Times New Roman" w:hAnsi="Times New Roman"/>
+                <w:sz w:val="21"/>
+              </w:rPr>
+              <w:t>Doğrulama</w:t>
             </w:r>
           </w:p>
         </w:tc>
         <w:tc>
           <w:tcPr>
-            <w:tcW w:type="dxa" w:w="4759"/>
+            <w:tcW w:type="dxa" w:w="4592"/>
+            <w:vAlign w:val="center"/>
           </w:tcPr>
           <w:p>
+            <w:pPr>
+              <w:spacing w:before="20" w:after="20"/>
+            </w:pPr>
             <w:r>
+              <w:rPr>
+                <w:rFonts w:ascii="Times New Roman" w:hAnsi="Times New Roman"/>
+                <w:sz w:val="21"/>
+              </w:rPr>
               <w:t>270</w:t>
             </w:r>
           </w:p>
@@ -461,20 +657,36 @@
       <w:tr>
         <w:tc>
           <w:tcPr>
-            <w:tcW w:type="dxa" w:w="4759"/>
+            <w:tcW w:type="dxa" w:w="4592"/>
+            <w:vAlign w:val="center"/>
           </w:tcPr>
           <w:p>
+            <w:pPr>
+              <w:spacing w:before="20" w:after="20"/>
+            </w:pPr>
             <w:r>
+              <w:rPr>
+                <w:rFonts w:ascii="Times New Roman" w:hAnsi="Times New Roman"/>
+                <w:sz w:val="21"/>
+              </w:rPr>
               <w:t>Test</w:t>
             </w:r>
           </w:p>
         </w:tc>
         <w:tc>
           <w:tcPr>
-            <w:tcW w:type="dxa" w:w="4759"/>
+            <w:tcW w:type="dxa" w:w="4592"/>
+            <w:vAlign w:val="center"/>
           </w:tcPr>
           <w:p>
+            <w:pPr>
+              <w:spacing w:before="20" w:after="20"/>
+            </w:pPr>
             <w:r>
+              <w:rPr>
+                <w:rFonts w:ascii="Times New Roman" w:hAnsi="Times New Roman"/>
+                <w:sz w:val="21"/>
+              </w:rPr>
               <w:t>270</w:t>
             </w:r>
           </w:p>
@@ -482,7 +694,9 @@
       </w:tr>
     </w:tbl>
     <w:p>
-      <w:pPr/>
+      <w:pPr>
+        <w:jc w:val="both"/>
+      </w:pPr>
       <w:r>
         <w:t>Deneyin izlenebilirliği için eğitim, doğrulama ve test indeksleri ayrı bir dosyada saklanmıştır. Böylece farklı model aileleri arasında aynı örnekler üzerinden karşılaştırma yapılabilir. Sinir ağı eğitiminde en iyi epoch doğrulama kaybına göre seçildiğinden test kümesinin erken durdurma kararına katılması önlenir. Bununla birlikte test sonuçları görüldükten sonra başlatılan ek seed deneyleri yeni ve bağımsız bir test doğrulaması olarak yorumlanmamıştır. Bu deneylerin amacı sabit veri bölünmesi koşulunda eğitim rastgeleliğine duyarlılığı betimlemektir. Test kümesindeki örnekler aynı kaldığı için seed çalışmaları arasında hesaplanan ortalama, bağımsız beş ayrı veri toplama deneyinin yerini tutmaz.</w:t>
       </w:r>
@@ -492,7 +706,7 @@
         <w:pStyle w:val="Heading1"/>
       </w:pPr>
       <w:r>
-        <w:t>4. Results</w:t>
+        <w:t>4. Bulgular</w:t>
       </w:r>
     </w:p>
     <w:p>
@@ -604,52 +818,85 @@
         <w:tblStyle w:val="TableGrid"/>
         <w:tblW w:type="auto" w:w="0"/>
         <w:jc w:val="center"/>
+        <w:tblLayout w:type="fixed"/>
         <w:tblLook w:firstColumn="1" w:firstRow="1" w:lastColumn="0" w:lastRow="0" w:noHBand="0" w:noVBand="1" w:val="04A0"/>
       </w:tblPr>
       <w:tblGrid>
-        <w:gridCol w:w="2379"/>
-        <w:gridCol w:w="2379"/>
-        <w:gridCol w:w="2379"/>
-        <w:gridCol w:w="2379"/>
+        <w:gridCol w:w="2296"/>
+        <w:gridCol w:w="2296"/>
+        <w:gridCol w:w="2296"/>
+        <w:gridCol w:w="2296"/>
       </w:tblGrid>
       <w:tr>
         <w:tc>
           <w:tcPr>
-            <w:tcW w:type="dxa" w:w="2379"/>
+            <w:tcW w:type="dxa" w:w="2296"/>
+            <w:vAlign w:val="center"/>
           </w:tcPr>
           <w:p>
+            <w:pPr>
+              <w:spacing w:before="20" w:after="20"/>
+            </w:pPr>
             <w:r>
+              <w:rPr>
+                <w:rFonts w:ascii="Times New Roman" w:hAnsi="Times New Roman"/>
+                <w:sz w:val="21"/>
+              </w:rPr>
               <w:t>Model</w:t>
             </w:r>
           </w:p>
         </w:tc>
         <w:tc>
           <w:tcPr>
-            <w:tcW w:type="dxa" w:w="2379"/>
+            <w:tcW w:type="dxa" w:w="2296"/>
+            <w:vAlign w:val="center"/>
           </w:tcPr>
           <w:p>
+            <w:pPr>
+              <w:spacing w:before="20" w:after="20"/>
+            </w:pPr>
             <w:r>
-              <w:t>Validation Acc %</w:t>
+              <w:rPr>
+                <w:rFonts w:ascii="Times New Roman" w:hAnsi="Times New Roman"/>
+                <w:sz w:val="21"/>
+              </w:rPr>
+              <w:t>Doğrulama (%)</w:t>
             </w:r>
           </w:p>
         </w:tc>
         <w:tc>
           <w:tcPr>
-            <w:tcW w:type="dxa" w:w="2379"/>
+            <w:tcW w:type="dxa" w:w="2296"/>
+            <w:vAlign w:val="center"/>
           </w:tcPr>
           <w:p>
+            <w:pPr>
+              <w:spacing w:before="20" w:after="20"/>
+            </w:pPr>
             <w:r>
-              <w:t>Test Acc %</w:t>
+              <w:rPr>
+                <w:rFonts w:ascii="Times New Roman" w:hAnsi="Times New Roman"/>
+                <w:sz w:val="21"/>
+              </w:rPr>
+              <w:t>Test (%)</w:t>
             </w:r>
           </w:p>
         </w:tc>
         <w:tc>
           <w:tcPr>
-            <w:tcW w:type="dxa" w:w="2379"/>
+            <w:tcW w:type="dxa" w:w="2296"/>
+            <w:vAlign w:val="center"/>
           </w:tcPr>
           <w:p>
+            <w:pPr>
+              <w:spacing w:before="20" w:after="20"/>
+            </w:pPr>
             <w:r>
-              <w:t>Test Macro F1 %</w:t>
+              <w:rPr>
+                <w:rFonts w:ascii="Times New Roman" w:hAnsi="Times New Roman"/>
+                <w:sz w:val="21"/>
+              </w:rPr>
+              <w:t>Test makro F1 (%)</w:t>
             </w:r>
           </w:p>
         </w:tc>
@@ -657,40 +904,72 @@
       <w:tr>
         <w:tc>
           <w:tcPr>
-            <w:tcW w:type="dxa" w:w="2379"/>
+            <w:tcW w:type="dxa" w:w="2296"/>
+            <w:vAlign w:val="center"/>
           </w:tcPr>
           <w:p>
+            <w:pPr>
+              <w:spacing w:before="20" w:after="20"/>
+            </w:pPr>
             <w:r>
-              <w:t>CNN (CNN-C Görüntü modeli</w:t>
+              <w:rPr>
+                <w:rFonts w:ascii="Times New Roman" w:hAnsi="Times New Roman"/>
+                <w:sz w:val="21"/>
+              </w:rPr>
+              <w:t>CNN-C</w:t>
             </w:r>
           </w:p>
         </w:tc>
         <w:tc>
           <w:tcPr>
-            <w:tcW w:type="dxa" w:w="2379"/>
+            <w:tcW w:type="dxa" w:w="2296"/>
+            <w:vAlign w:val="center"/>
           </w:tcPr>
           <w:p>
+            <w:pPr>
+              <w:spacing w:before="20" w:after="20"/>
+            </w:pPr>
             <w:r>
+              <w:rPr>
+                <w:rFonts w:ascii="Times New Roman" w:hAnsi="Times New Roman"/>
+                <w:sz w:val="21"/>
+              </w:rPr>
               <w:t>99.26</w:t>
             </w:r>
           </w:p>
         </w:tc>
         <w:tc>
           <w:tcPr>
-            <w:tcW w:type="dxa" w:w="2379"/>
+            <w:tcW w:type="dxa" w:w="2296"/>
+            <w:vAlign w:val="center"/>
           </w:tcPr>
           <w:p>
+            <w:pPr>
+              <w:spacing w:before="20" w:after="20"/>
+            </w:pPr>
             <w:r>
+              <w:rPr>
+                <w:rFonts w:ascii="Times New Roman" w:hAnsi="Times New Roman"/>
+                <w:sz w:val="21"/>
+              </w:rPr>
               <w:t>98.15</w:t>
             </w:r>
           </w:p>
         </w:tc>
         <w:tc>
           <w:tcPr>
-            <w:tcW w:type="dxa" w:w="2379"/>
+            <w:tcW w:type="dxa" w:w="2296"/>
+            <w:vAlign w:val="center"/>
           </w:tcPr>
           <w:p>
+            <w:pPr>
+              <w:spacing w:before="20" w:after="20"/>
+            </w:pPr>
             <w:r>
+              <w:rPr>
+                <w:rFonts w:ascii="Times New Roman" w:hAnsi="Times New Roman"/>
+                <w:sz w:val="21"/>
+              </w:rPr>
               <w:t>98.12</w:t>
             </w:r>
           </w:p>
@@ -699,40 +978,72 @@
       <w:tr>
         <w:tc>
           <w:tcPr>
-            <w:tcW w:type="dxa" w:w="2379"/>
+            <w:tcW w:type="dxa" w:w="2296"/>
+            <w:vAlign w:val="center"/>
           </w:tcPr>
           <w:p>
+            <w:pPr>
+              <w:spacing w:before="20" w:after="20"/>
+            </w:pPr>
             <w:r>
+              <w:rPr>
+                <w:rFonts w:ascii="Times New Roman" w:hAnsi="Times New Roman"/>
+                <w:sz w:val="21"/>
+              </w:rPr>
               <w:t>Logistic Regression</w:t>
             </w:r>
           </w:p>
         </w:tc>
         <w:tc>
           <w:tcPr>
-            <w:tcW w:type="dxa" w:w="2379"/>
+            <w:tcW w:type="dxa" w:w="2296"/>
+            <w:vAlign w:val="center"/>
           </w:tcPr>
           <w:p>
+            <w:pPr>
+              <w:spacing w:before="20" w:after="20"/>
+            </w:pPr>
             <w:r>
+              <w:rPr>
+                <w:rFonts w:ascii="Times New Roman" w:hAnsi="Times New Roman"/>
+                <w:sz w:val="21"/>
+              </w:rPr>
               <w:t>97.78</w:t>
             </w:r>
           </w:p>
         </w:tc>
         <w:tc>
           <w:tcPr>
-            <w:tcW w:type="dxa" w:w="2379"/>
+            <w:tcW w:type="dxa" w:w="2296"/>
+            <w:vAlign w:val="center"/>
           </w:tcPr>
           <w:p>
+            <w:pPr>
+              <w:spacing w:before="20" w:after="20"/>
+            </w:pPr>
             <w:r>
+              <w:rPr>
+                <w:rFonts w:ascii="Times New Roman" w:hAnsi="Times New Roman"/>
+                <w:sz w:val="21"/>
+              </w:rPr>
               <w:t>98.52</w:t>
             </w:r>
           </w:p>
         </w:tc>
         <w:tc>
           <w:tcPr>
-            <w:tcW w:type="dxa" w:w="2379"/>
+            <w:tcW w:type="dxa" w:w="2296"/>
+            <w:vAlign w:val="center"/>
           </w:tcPr>
           <w:p>
+            <w:pPr>
+              <w:spacing w:before="20" w:after="20"/>
+            </w:pPr>
             <w:r>
+              <w:rPr>
+                <w:rFonts w:ascii="Times New Roman" w:hAnsi="Times New Roman"/>
+                <w:sz w:val="21"/>
+              </w:rPr>
               <w:t>98.52</w:t>
             </w:r>
           </w:p>
@@ -741,40 +1052,72 @@
       <w:tr>
         <w:tc>
           <w:tcPr>
-            <w:tcW w:type="dxa" w:w="2379"/>
+            <w:tcW w:type="dxa" w:w="2296"/>
+            <w:vAlign w:val="center"/>
           </w:tcPr>
           <w:p>
+            <w:pPr>
+              <w:spacing w:before="20" w:after="20"/>
+            </w:pPr>
             <w:r>
+              <w:rPr>
+                <w:rFonts w:ascii="Times New Roman" w:hAnsi="Times New Roman"/>
+                <w:sz w:val="21"/>
+              </w:rPr>
               <w:t>SVM (RBF)</w:t>
             </w:r>
           </w:p>
         </w:tc>
         <w:tc>
           <w:tcPr>
-            <w:tcW w:type="dxa" w:w="2379"/>
+            <w:tcW w:type="dxa" w:w="2296"/>
+            <w:vAlign w:val="center"/>
           </w:tcPr>
           <w:p>
+            <w:pPr>
+              <w:spacing w:before="20" w:after="20"/>
+            </w:pPr>
             <w:r>
+              <w:rPr>
+                <w:rFonts w:ascii="Times New Roman" w:hAnsi="Times New Roman"/>
+                <w:sz w:val="21"/>
+              </w:rPr>
               <w:t>97.41</w:t>
             </w:r>
           </w:p>
         </w:tc>
         <w:tc>
           <w:tcPr>
-            <w:tcW w:type="dxa" w:w="2379"/>
+            <w:tcW w:type="dxa" w:w="2296"/>
+            <w:vAlign w:val="center"/>
           </w:tcPr>
           <w:p>
+            <w:pPr>
+              <w:spacing w:before="20" w:after="20"/>
+            </w:pPr>
             <w:r>
+              <w:rPr>
+                <w:rFonts w:ascii="Times New Roman" w:hAnsi="Times New Roman"/>
+                <w:sz w:val="21"/>
+              </w:rPr>
               <w:t>98.89</w:t>
             </w:r>
           </w:p>
         </w:tc>
         <w:tc>
           <w:tcPr>
-            <w:tcW w:type="dxa" w:w="2379"/>
+            <w:tcW w:type="dxa" w:w="2296"/>
+            <w:vAlign w:val="center"/>
           </w:tcPr>
           <w:p>
+            <w:pPr>
+              <w:spacing w:before="20" w:after="20"/>
+            </w:pPr>
             <w:r>
+              <w:rPr>
+                <w:rFonts w:ascii="Times New Roman" w:hAnsi="Times New Roman"/>
+                <w:sz w:val="21"/>
+              </w:rPr>
               <w:t>98.88</w:t>
             </w:r>
           </w:p>
@@ -783,40 +1126,72 @@
       <w:tr>
         <w:tc>
           <w:tcPr>
-            <w:tcW w:type="dxa" w:w="2379"/>
+            <w:tcW w:type="dxa" w:w="2296"/>
+            <w:vAlign w:val="center"/>
           </w:tcPr>
           <w:p>
+            <w:pPr>
+              <w:spacing w:before="20" w:after="20"/>
+            </w:pPr>
             <w:r>
+              <w:rPr>
+                <w:rFonts w:ascii="Times New Roman" w:hAnsi="Times New Roman"/>
+                <w:sz w:val="21"/>
+              </w:rPr>
               <w:t>Random Forest</w:t>
             </w:r>
           </w:p>
         </w:tc>
         <w:tc>
           <w:tcPr>
-            <w:tcW w:type="dxa" w:w="2379"/>
+            <w:tcW w:type="dxa" w:w="2296"/>
+            <w:vAlign w:val="center"/>
           </w:tcPr>
           <w:p>
+            <w:pPr>
+              <w:spacing w:before="20" w:after="20"/>
+            </w:pPr>
             <w:r>
+              <w:rPr>
+                <w:rFonts w:ascii="Times New Roman" w:hAnsi="Times New Roman"/>
+                <w:sz w:val="21"/>
+              </w:rPr>
               <w:t>96.67</w:t>
             </w:r>
           </w:p>
         </w:tc>
         <w:tc>
           <w:tcPr>
-            <w:tcW w:type="dxa" w:w="2379"/>
+            <w:tcW w:type="dxa" w:w="2296"/>
+            <w:vAlign w:val="center"/>
           </w:tcPr>
           <w:p>
+            <w:pPr>
+              <w:spacing w:before="20" w:after="20"/>
+            </w:pPr>
             <w:r>
+              <w:rPr>
+                <w:rFonts w:ascii="Times New Roman" w:hAnsi="Times New Roman"/>
+                <w:sz w:val="21"/>
+              </w:rPr>
               <w:t>97.41</w:t>
             </w:r>
           </w:p>
         </w:tc>
         <w:tc>
           <w:tcPr>
-            <w:tcW w:type="dxa" w:w="2379"/>
+            <w:tcW w:type="dxa" w:w="2296"/>
+            <w:vAlign w:val="center"/>
           </w:tcPr>
           <w:p>
+            <w:pPr>
+              <w:spacing w:before="20" w:after="20"/>
+            </w:pPr>
             <w:r>
+              <w:rPr>
+                <w:rFonts w:ascii="Times New Roman" w:hAnsi="Times New Roman"/>
+                <w:sz w:val="21"/>
+              </w:rPr>
               <w:t>97.38</w:t>
             </w:r>
           </w:p>
@@ -825,40 +1200,72 @@
       <w:tr>
         <w:tc>
           <w:tcPr>
-            <w:tcW w:type="dxa" w:w="2379"/>
+            <w:tcW w:type="dxa" w:w="2296"/>
+            <w:vAlign w:val="center"/>
           </w:tcPr>
           <w:p>
+            <w:pPr>
+              <w:spacing w:before="20" w:after="20"/>
+            </w:pPr>
             <w:r>
+              <w:rPr>
+                <w:rFonts w:ascii="Times New Roman" w:hAnsi="Times New Roman"/>
+                <w:sz w:val="21"/>
+              </w:rPr>
               <w:t>KNN</w:t>
             </w:r>
           </w:p>
         </w:tc>
         <w:tc>
           <w:tcPr>
-            <w:tcW w:type="dxa" w:w="2379"/>
+            <w:tcW w:type="dxa" w:w="2296"/>
+            <w:vAlign w:val="center"/>
           </w:tcPr>
           <w:p>
+            <w:pPr>
+              <w:spacing w:before="20" w:after="20"/>
+            </w:pPr>
             <w:r>
+              <w:rPr>
+                <w:rFonts w:ascii="Times New Roman" w:hAnsi="Times New Roman"/>
+                <w:sz w:val="21"/>
+              </w:rPr>
               <w:t>96.30</w:t>
             </w:r>
           </w:p>
         </w:tc>
         <w:tc>
           <w:tcPr>
-            <w:tcW w:type="dxa" w:w="2379"/>
+            <w:tcW w:type="dxa" w:w="2296"/>
+            <w:vAlign w:val="center"/>
           </w:tcPr>
           <w:p>
+            <w:pPr>
+              <w:spacing w:before="20" w:after="20"/>
+            </w:pPr>
             <w:r>
+              <w:rPr>
+                <w:rFonts w:ascii="Times New Roman" w:hAnsi="Times New Roman"/>
+                <w:sz w:val="21"/>
+              </w:rPr>
               <w:t>98.15</w:t>
             </w:r>
           </w:p>
         </w:tc>
         <w:tc>
           <w:tcPr>
-            <w:tcW w:type="dxa" w:w="2379"/>
+            <w:tcW w:type="dxa" w:w="2296"/>
+            <w:vAlign w:val="center"/>
           </w:tcPr>
           <w:p>
+            <w:pPr>
+              <w:spacing w:before="20" w:after="20"/>
+            </w:pPr>
             <w:r>
+              <w:rPr>
+                <w:rFonts w:ascii="Times New Roman" w:hAnsi="Times New Roman"/>
+                <w:sz w:val="21"/>
+              </w:rPr>
               <w:t>98.15</w:t>
             </w:r>
           </w:p>
@@ -867,40 +1274,72 @@
       <w:tr>
         <w:tc>
           <w:tcPr>
-            <w:tcW w:type="dxa" w:w="2379"/>
+            <w:tcW w:type="dxa" w:w="2296"/>
+            <w:vAlign w:val="center"/>
           </w:tcPr>
           <w:p>
+            <w:pPr>
+              <w:spacing w:before="20" w:after="20"/>
+            </w:pPr>
             <w:r>
+              <w:rPr>
+                <w:rFonts w:ascii="Times New Roman" w:hAnsi="Times New Roman"/>
+                <w:sz w:val="21"/>
+              </w:rPr>
               <w:t>Gradient Boosting</w:t>
             </w:r>
           </w:p>
         </w:tc>
         <w:tc>
           <w:tcPr>
-            <w:tcW w:type="dxa" w:w="2379"/>
+            <w:tcW w:type="dxa" w:w="2296"/>
+            <w:vAlign w:val="center"/>
           </w:tcPr>
           <w:p>
+            <w:pPr>
+              <w:spacing w:before="20" w:after="20"/>
+            </w:pPr>
             <w:r>
+              <w:rPr>
+                <w:rFonts w:ascii="Times New Roman" w:hAnsi="Times New Roman"/>
+                <w:sz w:val="21"/>
+              </w:rPr>
               <w:t>95.19</w:t>
             </w:r>
           </w:p>
         </w:tc>
         <w:tc>
           <w:tcPr>
-            <w:tcW w:type="dxa" w:w="2379"/>
+            <w:tcW w:type="dxa" w:w="2296"/>
+            <w:vAlign w:val="center"/>
           </w:tcPr>
           <w:p>
+            <w:pPr>
+              <w:spacing w:before="20" w:after="20"/>
+            </w:pPr>
             <w:r>
+              <w:rPr>
+                <w:rFonts w:ascii="Times New Roman" w:hAnsi="Times New Roman"/>
+                <w:sz w:val="21"/>
+              </w:rPr>
               <w:t>96.30</w:t>
             </w:r>
           </w:p>
         </w:tc>
         <w:tc>
           <w:tcPr>
-            <w:tcW w:type="dxa" w:w="2379"/>
+            <w:tcW w:type="dxa" w:w="2296"/>
+            <w:vAlign w:val="center"/>
           </w:tcPr>
           <w:p>
+            <w:pPr>
+              <w:spacing w:before="20" w:after="20"/>
+            </w:pPr>
             <w:r>
+              <w:rPr>
+                <w:rFonts w:ascii="Times New Roman" w:hAnsi="Times New Roman"/>
+                <w:sz w:val="21"/>
+              </w:rPr>
               <w:t>96.27</w:t>
             </w:r>
           </w:p>
@@ -945,10 +1384,15 @@
     </w:p>
     <w:p>
       <w:pPr>
-        <w:jc w:val="both"/>
+        <w:jc w:val="center"/>
       </w:pPr>
       <w:r>
-        <w:t>sekil 1 sinif dagilimi</w:t>
+        <w:rPr>
+          <w:rFonts w:ascii="Times New Roman" w:hAnsi="Times New Roman"/>
+          <w:i/>
+          <w:sz w:val="20"/>
+        </w:rPr>
+        <w:t>Şekil 1. Digits veri kümesinde rakam sınıflarının dağılımı</w:t>
       </w:r>
     </w:p>
     <w:p>
@@ -989,10 +1433,15 @@
     </w:p>
     <w:p>
       <w:pPr>
-        <w:jc w:val="both"/>
+        <w:jc w:val="center"/>
       </w:pPr>
       <w:r>
-        <w:t>sekil 2 rakam ornekleri</w:t>
+        <w:rPr>
+          <w:rFonts w:ascii="Times New Roman" w:hAnsi="Times New Roman"/>
+          <w:i/>
+          <w:sz w:val="20"/>
+        </w:rPr>
+        <w:t>Şekil 2. Her rakam sınıfından örnek görüntüler</w:t>
       </w:r>
     </w:p>
     <w:p>
@@ -1033,10 +1482,15 @@
     </w:p>
     <w:p>
       <w:pPr>
-        <w:jc w:val="both"/>
+        <w:jc w:val="center"/>
       </w:pPr>
       <w:r>
-        <w:t>sekil 3 model karsilastirma</w:t>
+        <w:rPr>
+          <w:rFonts w:ascii="Times New Roman" w:hAnsi="Times New Roman"/>
+          <w:i/>
+          <w:sz w:val="20"/>
+        </w:rPr>
+        <w:t>Şekil 3. Modellerin doğrulama ve test performansları</w:t>
       </w:r>
     </w:p>
     <w:p>
@@ -1077,10 +1531,15 @@
     </w:p>
     <w:p>
       <w:pPr>
-        <w:jc w:val="both"/>
+        <w:jc w:val="center"/>
       </w:pPr>
       <w:r>
-        <w:t>sekil 4 seed karsilastirma</w:t>
+        <w:rPr>
+          <w:rFonts w:ascii="Times New Roman" w:hAnsi="Times New Roman"/>
+          <w:i/>
+          <w:sz w:val="20"/>
+        </w:rPr>
+        <w:t>Şekil 4. CNN modelinin beş başlangıç tohumu için test doğrulukları</w:t>
       </w:r>
     </w:p>
     <w:p>
@@ -1121,10 +1580,15 @@
     </w:p>
     <w:p>
       <w:pPr>
-        <w:jc w:val="both"/>
+        <w:jc w:val="center"/>
       </w:pPr>
       <w:r>
-        <w:t>sekil 5 validation loss</w:t>
+        <w:rPr>
+          <w:rFonts w:ascii="Times New Roman" w:hAnsi="Times New Roman"/>
+          <w:i/>
+          <w:sz w:val="20"/>
+        </w:rPr>
+        <w:t>Şekil 5. CNN modelinin doğrulama kaybı eğrisi</w:t>
       </w:r>
     </w:p>
     <w:tbl>
@@ -1132,52 +1596,85 @@
         <w:tblStyle w:val="TableGrid"/>
         <w:tblW w:type="auto" w:w="0"/>
         <w:jc w:val="center"/>
+        <w:tblLayout w:type="fixed"/>
         <w:tblLook w:firstColumn="1" w:firstRow="1" w:lastColumn="0" w:lastRow="0" w:noHBand="0" w:noVBand="1" w:val="04A0"/>
       </w:tblPr>
       <w:tblGrid>
-        <w:gridCol w:w="2379"/>
-        <w:gridCol w:w="2379"/>
-        <w:gridCol w:w="2379"/>
-        <w:gridCol w:w="2379"/>
+        <w:gridCol w:w="2296"/>
+        <w:gridCol w:w="2296"/>
+        <w:gridCol w:w="2296"/>
+        <w:gridCol w:w="2296"/>
       </w:tblGrid>
       <w:tr>
         <w:tc>
           <w:tcPr>
-            <w:tcW w:type="dxa" w:w="2379"/>
+            <w:tcW w:type="dxa" w:w="2296"/>
+            <w:vAlign w:val="center"/>
           </w:tcPr>
           <w:p>
+            <w:pPr>
+              <w:spacing w:before="20" w:after="20"/>
+            </w:pPr>
             <w:r>
-              <w:t>Seed</w:t>
+              <w:rPr>
+                <w:rFonts w:ascii="Times New Roman" w:hAnsi="Times New Roman"/>
+                <w:sz w:val="21"/>
+              </w:rPr>
+              <w:t>Başlangıç tohumu</w:t>
             </w:r>
           </w:p>
         </w:tc>
         <w:tc>
           <w:tcPr>
-            <w:tcW w:type="dxa" w:w="2379"/>
+            <w:tcW w:type="dxa" w:w="2296"/>
+            <w:vAlign w:val="center"/>
           </w:tcPr>
           <w:p>
+            <w:pPr>
+              <w:spacing w:before="20" w:after="20"/>
+            </w:pPr>
             <w:r>
-              <w:t>Best epoch</w:t>
+              <w:rPr>
+                <w:rFonts w:ascii="Times New Roman" w:hAnsi="Times New Roman"/>
+                <w:sz w:val="21"/>
+              </w:rPr>
+              <w:t>En iyi epoch</w:t>
             </w:r>
           </w:p>
         </w:tc>
         <w:tc>
           <w:tcPr>
-            <w:tcW w:type="dxa" w:w="2379"/>
+            <w:tcW w:type="dxa" w:w="2296"/>
+            <w:vAlign w:val="center"/>
           </w:tcPr>
           <w:p>
+            <w:pPr>
+              <w:spacing w:before="20" w:after="20"/>
+            </w:pPr>
             <w:r>
-              <w:t>Test Acc %</w:t>
+              <w:rPr>
+                <w:rFonts w:ascii="Times New Roman" w:hAnsi="Times New Roman"/>
+                <w:sz w:val="21"/>
+              </w:rPr>
+              <w:t>Test (%)</w:t>
             </w:r>
           </w:p>
         </w:tc>
         <w:tc>
           <w:tcPr>
-            <w:tcW w:type="dxa" w:w="2379"/>
+            <w:tcW w:type="dxa" w:w="2296"/>
+            <w:vAlign w:val="center"/>
           </w:tcPr>
           <w:p>
+            <w:pPr>
+              <w:spacing w:before="20" w:after="20"/>
+            </w:pPr>
             <w:r>
-              <w:t>Macro F1 %</w:t>
+              <w:rPr>
+                <w:rFonts w:ascii="Times New Roman" w:hAnsi="Times New Roman"/>
+                <w:sz w:val="21"/>
+              </w:rPr>
+              <w:t>Makro F1 (%)</w:t>
             </w:r>
           </w:p>
         </w:tc>
@@ -1185,40 +1682,72 @@
       <w:tr>
         <w:tc>
           <w:tcPr>
-            <w:tcW w:type="dxa" w:w="2379"/>
+            <w:tcW w:type="dxa" w:w="2296"/>
+            <w:vAlign w:val="center"/>
           </w:tcPr>
           <w:p>
+            <w:pPr>
+              <w:spacing w:before="20" w:after="20"/>
+            </w:pPr>
             <w:r>
+              <w:rPr>
+                <w:rFonts w:ascii="Times New Roman" w:hAnsi="Times New Roman"/>
+                <w:sz w:val="21"/>
+              </w:rPr>
               <w:t>101</w:t>
             </w:r>
           </w:p>
         </w:tc>
         <w:tc>
           <w:tcPr>
-            <w:tcW w:type="dxa" w:w="2379"/>
+            <w:tcW w:type="dxa" w:w="2296"/>
+            <w:vAlign w:val="center"/>
           </w:tcPr>
           <w:p>
+            <w:pPr>
+              <w:spacing w:before="20" w:after="20"/>
+            </w:pPr>
             <w:r>
+              <w:rPr>
+                <w:rFonts w:ascii="Times New Roman" w:hAnsi="Times New Roman"/>
+                <w:sz w:val="21"/>
+              </w:rPr>
               <w:t>34</w:t>
             </w:r>
           </w:p>
         </w:tc>
         <w:tc>
           <w:tcPr>
-            <w:tcW w:type="dxa" w:w="2379"/>
+            <w:tcW w:type="dxa" w:w="2296"/>
+            <w:vAlign w:val="center"/>
           </w:tcPr>
           <w:p>
+            <w:pPr>
+              <w:spacing w:before="20" w:after="20"/>
+            </w:pPr>
             <w:r>
+              <w:rPr>
+                <w:rFonts w:ascii="Times New Roman" w:hAnsi="Times New Roman"/>
+                <w:sz w:val="21"/>
+              </w:rPr>
               <w:t>98.889</w:t>
             </w:r>
           </w:p>
         </w:tc>
         <w:tc>
           <w:tcPr>
-            <w:tcW w:type="dxa" w:w="2379"/>
+            <w:tcW w:type="dxa" w:w="2296"/>
+            <w:vAlign w:val="center"/>
           </w:tcPr>
           <w:p>
+            <w:pPr>
+              <w:spacing w:before="20" w:after="20"/>
+            </w:pPr>
             <w:r>
+              <w:rPr>
+                <w:rFonts w:ascii="Times New Roman" w:hAnsi="Times New Roman"/>
+                <w:sz w:val="21"/>
+              </w:rPr>
               <w:t>98.894</w:t>
             </w:r>
           </w:p>
@@ -1227,40 +1756,72 @@
       <w:tr>
         <w:tc>
           <w:tcPr>
-            <w:tcW w:type="dxa" w:w="2379"/>
+            <w:tcW w:type="dxa" w:w="2296"/>
+            <w:vAlign w:val="center"/>
           </w:tcPr>
           <w:p>
+            <w:pPr>
+              <w:spacing w:before="20" w:after="20"/>
+            </w:pPr>
             <w:r>
+              <w:rPr>
+                <w:rFonts w:ascii="Times New Roman" w:hAnsi="Times New Roman"/>
+                <w:sz w:val="21"/>
+              </w:rPr>
               <w:t>202</w:t>
             </w:r>
           </w:p>
         </w:tc>
         <w:tc>
           <w:tcPr>
-            <w:tcW w:type="dxa" w:w="2379"/>
+            <w:tcW w:type="dxa" w:w="2296"/>
+            <w:vAlign w:val="center"/>
           </w:tcPr>
           <w:p>
+            <w:pPr>
+              <w:spacing w:before="20" w:after="20"/>
+            </w:pPr>
             <w:r>
+              <w:rPr>
+                <w:rFonts w:ascii="Times New Roman" w:hAnsi="Times New Roman"/>
+                <w:sz w:val="21"/>
+              </w:rPr>
               <w:t>37</w:t>
             </w:r>
           </w:p>
         </w:tc>
         <w:tc>
           <w:tcPr>
-            <w:tcW w:type="dxa" w:w="2379"/>
+            <w:tcW w:type="dxa" w:w="2296"/>
+            <w:vAlign w:val="center"/>
           </w:tcPr>
           <w:p>
+            <w:pPr>
+              <w:spacing w:before="20" w:after="20"/>
+            </w:pPr>
             <w:r>
+              <w:rPr>
+                <w:rFonts w:ascii="Times New Roman" w:hAnsi="Times New Roman"/>
+                <w:sz w:val="21"/>
+              </w:rPr>
               <w:t>99.630</w:t>
             </w:r>
           </w:p>
         </w:tc>
         <w:tc>
           <w:tcPr>
-            <w:tcW w:type="dxa" w:w="2379"/>
+            <w:tcW w:type="dxa" w:w="2296"/>
+            <w:vAlign w:val="center"/>
           </w:tcPr>
           <w:p>
+            <w:pPr>
+              <w:spacing w:before="20" w:after="20"/>
+            </w:pPr>
             <w:r>
+              <w:rPr>
+                <w:rFonts w:ascii="Times New Roman" w:hAnsi="Times New Roman"/>
+                <w:sz w:val="21"/>
+              </w:rPr>
               <w:t>99.630</w:t>
             </w:r>
           </w:p>
@@ -1269,40 +1830,72 @@
       <w:tr>
         <w:tc>
           <w:tcPr>
-            <w:tcW w:type="dxa" w:w="2379"/>
+            <w:tcW w:type="dxa" w:w="2296"/>
+            <w:vAlign w:val="center"/>
           </w:tcPr>
           <w:p>
+            <w:pPr>
+              <w:spacing w:before="20" w:after="20"/>
+            </w:pPr>
             <w:r>
+              <w:rPr>
+                <w:rFonts w:ascii="Times New Roman" w:hAnsi="Times New Roman"/>
+                <w:sz w:val="21"/>
+              </w:rPr>
               <w:t>303</w:t>
             </w:r>
           </w:p>
         </w:tc>
         <w:tc>
           <w:tcPr>
-            <w:tcW w:type="dxa" w:w="2379"/>
+            <w:tcW w:type="dxa" w:w="2296"/>
+            <w:vAlign w:val="center"/>
           </w:tcPr>
           <w:p>
+            <w:pPr>
+              <w:spacing w:before="20" w:after="20"/>
+            </w:pPr>
             <w:r>
+              <w:rPr>
+                <w:rFonts w:ascii="Times New Roman" w:hAnsi="Times New Roman"/>
+                <w:sz w:val="21"/>
+              </w:rPr>
               <w:t>31</w:t>
             </w:r>
           </w:p>
         </w:tc>
         <w:tc>
           <w:tcPr>
-            <w:tcW w:type="dxa" w:w="2379"/>
+            <w:tcW w:type="dxa" w:w="2296"/>
+            <w:vAlign w:val="center"/>
           </w:tcPr>
           <w:p>
+            <w:pPr>
+              <w:spacing w:before="20" w:after="20"/>
+            </w:pPr>
             <w:r>
+              <w:rPr>
+                <w:rFonts w:ascii="Times New Roman" w:hAnsi="Times New Roman"/>
+                <w:sz w:val="21"/>
+              </w:rPr>
               <w:t>99.259</w:t>
             </w:r>
           </w:p>
         </w:tc>
         <w:tc>
           <w:tcPr>
-            <w:tcW w:type="dxa" w:w="2379"/>
+            <w:tcW w:type="dxa" w:w="2296"/>
+            <w:vAlign w:val="center"/>
           </w:tcPr>
           <w:p>
+            <w:pPr>
+              <w:spacing w:before="20" w:after="20"/>
+            </w:pPr>
             <w:r>
+              <w:rPr>
+                <w:rFonts w:ascii="Times New Roman" w:hAnsi="Times New Roman"/>
+                <w:sz w:val="21"/>
+              </w:rPr>
               <w:t>99.252</w:t>
             </w:r>
           </w:p>
@@ -1311,40 +1904,72 @@
       <w:tr>
         <w:tc>
           <w:tcPr>
-            <w:tcW w:type="dxa" w:w="2379"/>
+            <w:tcW w:type="dxa" w:w="2296"/>
+            <w:vAlign w:val="center"/>
           </w:tcPr>
           <w:p>
+            <w:pPr>
+              <w:spacing w:before="20" w:after="20"/>
+            </w:pPr>
             <w:r>
+              <w:rPr>
+                <w:rFonts w:ascii="Times New Roman" w:hAnsi="Times New Roman"/>
+                <w:sz w:val="21"/>
+              </w:rPr>
               <w:t>404</w:t>
             </w:r>
           </w:p>
         </w:tc>
         <w:tc>
           <w:tcPr>
-            <w:tcW w:type="dxa" w:w="2379"/>
+            <w:tcW w:type="dxa" w:w="2296"/>
+            <w:vAlign w:val="center"/>
           </w:tcPr>
           <w:p>
+            <w:pPr>
+              <w:spacing w:before="20" w:after="20"/>
+            </w:pPr>
             <w:r>
+              <w:rPr>
+                <w:rFonts w:ascii="Times New Roman" w:hAnsi="Times New Roman"/>
+                <w:sz w:val="21"/>
+              </w:rPr>
               <w:t>23</w:t>
             </w:r>
           </w:p>
         </w:tc>
         <w:tc>
           <w:tcPr>
-            <w:tcW w:type="dxa" w:w="2379"/>
+            <w:tcW w:type="dxa" w:w="2296"/>
+            <w:vAlign w:val="center"/>
           </w:tcPr>
           <w:p>
+            <w:pPr>
+              <w:spacing w:before="20" w:after="20"/>
+            </w:pPr>
             <w:r>
+              <w:rPr>
+                <w:rFonts w:ascii="Times New Roman" w:hAnsi="Times New Roman"/>
+                <w:sz w:val="21"/>
+              </w:rPr>
               <w:t>99.259</w:t>
             </w:r>
           </w:p>
         </w:tc>
         <w:tc>
           <w:tcPr>
-            <w:tcW w:type="dxa" w:w="2379"/>
+            <w:tcW w:type="dxa" w:w="2296"/>
+            <w:vAlign w:val="center"/>
           </w:tcPr>
           <w:p>
+            <w:pPr>
+              <w:spacing w:before="20" w:after="20"/>
+            </w:pPr>
             <w:r>
+              <w:rPr>
+                <w:rFonts w:ascii="Times New Roman" w:hAnsi="Times New Roman"/>
+                <w:sz w:val="21"/>
+              </w:rPr>
               <w:t>99.244</w:t>
             </w:r>
           </w:p>
@@ -1353,40 +1978,72 @@
       <w:tr>
         <w:tc>
           <w:tcPr>
-            <w:tcW w:type="dxa" w:w="2379"/>
+            <w:tcW w:type="dxa" w:w="2296"/>
+            <w:vAlign w:val="center"/>
           </w:tcPr>
           <w:p>
+            <w:pPr>
+              <w:spacing w:before="20" w:after="20"/>
+            </w:pPr>
             <w:r>
+              <w:rPr>
+                <w:rFonts w:ascii="Times New Roman" w:hAnsi="Times New Roman"/>
+                <w:sz w:val="21"/>
+              </w:rPr>
               <w:t>505</w:t>
             </w:r>
           </w:p>
         </w:tc>
         <w:tc>
           <w:tcPr>
-            <w:tcW w:type="dxa" w:w="2379"/>
+            <w:tcW w:type="dxa" w:w="2296"/>
+            <w:vAlign w:val="center"/>
           </w:tcPr>
           <w:p>
+            <w:pPr>
+              <w:spacing w:before="20" w:after="20"/>
+            </w:pPr>
             <w:r>
+              <w:rPr>
+                <w:rFonts w:ascii="Times New Roman" w:hAnsi="Times New Roman"/>
+                <w:sz w:val="21"/>
+              </w:rPr>
               <w:t>50</w:t>
             </w:r>
           </w:p>
         </w:tc>
         <w:tc>
           <w:tcPr>
-            <w:tcW w:type="dxa" w:w="2379"/>
+            <w:tcW w:type="dxa" w:w="2296"/>
+            <w:vAlign w:val="center"/>
           </w:tcPr>
           <w:p>
+            <w:pPr>
+              <w:spacing w:before="20" w:after="20"/>
+            </w:pPr>
             <w:r>
+              <w:rPr>
+                <w:rFonts w:ascii="Times New Roman" w:hAnsi="Times New Roman"/>
+                <w:sz w:val="21"/>
+              </w:rPr>
               <w:t>99.259</w:t>
             </w:r>
           </w:p>
         </w:tc>
         <w:tc>
           <w:tcPr>
-            <w:tcW w:type="dxa" w:w="2379"/>
+            <w:tcW w:type="dxa" w:w="2296"/>
+            <w:vAlign w:val="center"/>
           </w:tcPr>
           <w:p>
+            <w:pPr>
+              <w:spacing w:before="20" w:after="20"/>
+            </w:pPr>
             <w:r>
+              <w:rPr>
+                <w:rFonts w:ascii="Times New Roman" w:hAnsi="Times New Roman"/>
+                <w:sz w:val="21"/>
+              </w:rPr>
               <w:t>99.236</w:t>
             </w:r>
           </w:p>
@@ -1394,7 +2051,9 @@
       </w:tr>
     </w:tbl>
     <w:p>
-      <w:pPr/>
+      <w:pPr>
+        <w:jc w:val="both"/>
+      </w:pPr>
       <w:r>
         <w:t>Tabloda verilen test yüzdeleri, sınırlı sayıdaki örneğe karşılık gelen tam sayı doğru tahminlerinden elde edilmektedir. Bu nedenle küçük ondalık yüzdelik farklar geniş ve genellenebilir bir üstünlük olarak yorumlanmamalıdır. Son beş-seed deneyinde bütün koşuların sonuçlarının birlikte sunulması, yalnızca en yüksek skoru veren koşunun raporlanmasından daha tutarlı bir özet sağlar. Seed sonuçları arasındaki değişkenlik, modelin başlangıç koşullarına göre verdiği yanıtı gösterir; farklı veri kümeleri veya farklı test ortamları üzerinde genelleme garantisi oluşturmaz. Önceden tanımlanan model seçimi ilkesi ile sonradan yapılan hata analizi bu nedenle ayrı değerlendirilmiştir.</w:t>
       </w:r>
@@ -1404,7 +2063,7 @@
         <w:pStyle w:val="Heading1"/>
       </w:pPr>
       <w:r>
-        <w:t>5. Discussion</w:t>
+        <w:t>5. Tartışma</w:t>
       </w:r>
     </w:p>
     <w:p>
@@ -1516,7 +2175,7 @@
         <w:pStyle w:val="Heading1"/>
       </w:pPr>
       <w:r>
-        <w:t>6. Conclusion</w:t>
+        <w:t>6. Sonuç</w:t>
       </w:r>
     </w:p>
     <w:p>
@@ -1568,7 +2227,9 @@
       </w:r>
     </w:p>
     <w:p>
-      <w:pPr/>
+      <w:pPr>
+        <w:jc w:val="both"/>
+      </w:pPr>
       <w:r>
         <w:t>Sonuçların değerlendirilmesinde hem test başarısının hem de uygulanan seçim protokolünün önemi ortaya çıkmaktadır. Modelin başarısı hakkındaki en güçlü yorum, tekil en yüksek skor yerine karşılaştırmanın kapsamı ve belirsizlikleri açıkça belirtilerek yapılabilir. Sabit test kümesindeki başarı, dış veri üzerinde bağımsız doğrulama yapılmadan gerçek kullanım başarısına eşitlenmemelidir.</w:t>
       </w:r>
@@ -1578,7 +2239,7 @@
         <w:pStyle w:val="Heading1"/>
       </w:pPr>
       <w:r>
-        <w:t>References</w:t>
+        <w:t>Kaynakça</w:t>
       </w:r>
     </w:p>
     <w:p>
@@ -1786,8 +2447,19 @@
         <w:jc w:val="both"/>
       </w:pPr>
       <w:r>
-        <w:t>Veri kümesi: https://scikit-learn.org/stable/modules/generated/sklearn.datasets.load_digits.html</w:t>
+        <w:t xml:space="preserve">Veri kümesi: </w:t>
       </w:r>
+      <w:hyperlink r:id="rId14">
+        <w:r>
+          <w:rPr>
+            <w:rFonts w:ascii="Times New Roman" w:hAnsi="Times New Roman"/>
+            <w:sz w:val="22"/>
+            <w:color w:val="1F4E79"/>
+            <w:u w:val="single"/>
+          </w:rPr>
+          <w:t>https://scikit-learn.org/stable/modules/generated/sklearn.datasets.load_digits.html</w:t>
+        </w:r>
+      </w:hyperlink>
     </w:p>
     <w:p>
       <w:pPr>
@@ -1795,16 +2467,23 @@
         <w:jc w:val="both"/>
       </w:pPr>
       <w:r>
-        <w:rPr>
-          <w:rFonts w:ascii="Times New Roman" w:hAnsi="Times New Roman"/>
-          <w:sz w:val="20"/>
-        </w:rPr>
-        <w:t>GitHub kod deposu: https://github.com/ReyhanOnbasi/El-Yazisi-Rakam-Siniflandirma</w:t>
+        <w:t xml:space="preserve">GitHub kod deposu: </w:t>
       </w:r>
+      <w:hyperlink r:id="rId15">
+        <w:r>
+          <w:rPr>
+            <w:rFonts w:ascii="Times New Roman" w:hAnsi="Times New Roman"/>
+            <w:sz w:val="22"/>
+            <w:color w:val="1F4E79"/>
+            <w:u w:val="single"/>
+          </w:rPr>
+          <w:t>https://github.com/ReyhanOnbasi/El-Yazisi-Rakam-Siniflandirma</w:t>
+        </w:r>
+      </w:hyperlink>
     </w:p>
     <w:sectPr>
-      <w:pgSz w:w="12240" w:h="15840"/>
-      <w:pgMar w:top="1276" w:right="1361" w:bottom="992" w:left="1361" w:header="720" w:footer="720" w:gutter="0"/>
+      <w:pgSz w:w="11906" w:h="16838"/>
+      <w:pgMar w:top="1276" w:right="1332" w:bottom="1134" w:left="1332" w:header="720" w:footer="720" w:gutter="0"/>
       <w:cols w:space="720"/>
       <w:docGrid w:linePitch="360"/>
     </w:sectPr>
@@ -2177,6 +2856,7 @@
     <w:rsid w:val="00FC693F"/>
     <w:pPr>
       <w:spacing w:line="276" w:lineRule="auto" w:after="140"/>
+      <w:jc w:val="both"/>
     </w:pPr>
     <w:rPr>
       <w:rFonts w:ascii="Times New Roman" w:hAnsi="Times New Roman"/>
@@ -2245,7 +2925,7 @@
       <w:rFonts w:asciiTheme="majorHAnsi" w:eastAsiaTheme="majorEastAsia" w:hAnsiTheme="majorHAnsi" w:cstheme="majorBidi" w:ascii="Times New Roman" w:hAnsi="Times New Roman"/>
       <w:b/>
       <w:bCs/>
-      <w:color w:val="365F91" w:themeColor="accent1" w:themeShade="BF"/>
+      <w:color w:val="000000"/>
       <w:sz w:val="26"/>
       <w:szCs w:val="28"/>
     </w:rPr>
@@ -2269,7 +2949,7 @@
       <w:rFonts w:asciiTheme="majorHAnsi" w:eastAsiaTheme="majorEastAsia" w:hAnsiTheme="majorHAnsi" w:cstheme="majorBidi" w:ascii="Times New Roman" w:hAnsi="Times New Roman"/>
       <w:b/>
       <w:bCs/>
-      <w:color w:val="4F81BD" w:themeColor="accent1"/>
+      <w:color w:val="000000"/>
       <w:sz w:val="22"/>
       <w:szCs w:val="26"/>
     </w:rPr>
@@ -2533,7 +3213,7 @@
     <w:rPr>
       <w:rFonts w:asciiTheme="majorHAnsi" w:eastAsiaTheme="majorEastAsia" w:hAnsiTheme="majorHAnsi" w:cstheme="majorBidi" w:ascii="Times New Roman" w:hAnsi="Times New Roman"/>
       <w:b/>
-      <w:color w:val="17365D" w:themeColor="text2" w:themeShade="BF"/>
+      <w:color w:val="000000"/>
       <w:spacing w:val="5"/>
       <w:kern w:val="28"/>
       <w:sz w:val="32"/>

--- a/raporlar/Rapor_2_Akademik_Makale.docx
+++ b/raporlar/Rapor_2_Akademik_Makale.docx
@@ -11,6 +11,9 @@
       </w:r>
     </w:p>
     <w:p>
+      <w:pPr>
+        <w:jc w:val="both"/>
+      </w:pPr>
       <w:r>
         <w:t>Reyhan Onbaşı | Öğrenci No: 202612696008 | YSA F26</w:t>
       </w:r>
@@ -18,6 +21,7 @@
     <w:p>
       <w:pPr>
         <w:pStyle w:val="Heading1"/>
+        <w:keepNext/>
       </w:pPr>
       <w:r>
         <w:t>Özet</w:t>
@@ -28,15 +32,15 @@
         <w:jc w:val="both"/>
       </w:pPr>
       <w:r>
-        <w:t>Bu çalışmada scikit-learn Digits veri kümesindeki el yazısı rakamların sınıflandırılması için beş klasik makine öğrenmesi algoritma ailesi ile çok katmanlı algılayıcı (MLP) ve evrişimsel sinir ağı (CNN) yapılandırmaları karşılaştırılmıştır. Toplam 1.797 adet 8 × 8 gri tonlu görüntü, sınıf dağılımı korunarak 1.257 eğitim, 270 doğrulama ve 270 test örneğine ayrılmıştır. Klasik yöntemlerin hiperparametreleri eğitim kümesindeki çapraz doğrulamayla ayarlanmış, sinir ağlarında dropout, L2 düzenlileştirme ve erken durdurma kullanılmıştır. Model seçimi bağımsız test sonuçları görülmeden doğrulama makro F1 ölçütüne göre yapılmıştır. Bu ölçütte CNN-C 0,99266 değerine ulaşarak seçilmiş, test kümesinde %98,15 doğruluk ve 0,98124 makro F1 elde etmiştir. RBF çekirdekli destek vektör makinesi testte %98,89 doğruluk üretmiş; iki yöntemin toplam doğru tahmin sayısı arasındaki fark yalnızca iki örnek olmuştur. Kesin McNemar testi bu fark için istatistiksel açıdan yeterli üstünlük kanıtı göstermemiştir (p=0,6875). Ayrıca CNN mimarisinin beş farklı rastgele başlangıç altındaki eğitim kararlılığı ve kapasite ile düzenlileştirme seçeneklerinin doğrulama performansı incelenmiştir. Bulgular, küçük görüntü veri kümelerinde klasik sınıflandırıcıların güçlü karşılaştırma yöntemleri olduğunu ve model seçiminde doğrulama-test ayrımının korunması gerektiğini göstermektedir. Sonradan yapılan ek deneyler, yeni bir bağımsız test doğrulaması olarak yorumlanmamıştır.</w:t>
+        <w:t>El yazısı rakam görüntülerinin sınıflandırılması, klasik makine öğrenmesi ile derin öğrenme yaklaşımlarının ortak bir protokol altında karşılaştırılabildiği bir problemdir. Bu çalışmada scikit-learn Digits veri kümesindeki 1.797 adet 8 × 8 görüntü sınıf oranları korunarak 1.257 eğitim, 270 doğrulama ve 270 test örneğine ayrılmıştır. Beş farklı klasik algoritma ailesi ile iki çok katmanlı algılayıcı ve bir evrişimsel sinir ağı karşılaştırılmıştır.</w:t>
       </w:r>
     </w:p>
     <w:p>
       <w:pPr>
-        <w:pStyle w:val="Heading1"/>
+        <w:jc w:val="both"/>
       </w:pPr>
       <w:r>
-        <w:t>1. Giriş</w:t>
+        <w:t>Hiperparametreler yalnızca eğitim ve doğrulama verileri kullanılarak belirlenmiştir. CNN-C doğrulama makro F1 değeri 0,99266 ile seçilmiş; bağımsız testte %98,15 doğruluk ve 0,98124 makro F1 elde etmiştir. RBF-SVM'nin test doğruluğu %98,89 olmasına karşın kesin McNemar testi p=0,6875 sonucu vermiştir. Sabit veri ayrımında CNN-C'nin beş farklı başlangıçla tekrarında ortalama test doğruluğu %98,74, örnek standart sapması yaklaşık 1,13 yüzde puandır. Üç mimarinin üçer tekrarı yalnızca doğrulama verisiyle ayrıca incelenmiştir.</w:t>
       </w:r>
     </w:p>
     <w:p>
@@ -44,29 +48,40 @@
         <w:jc w:val="both"/>
       </w:pPr>
       <w:r>
-        <w:t>El yazısı rakamların sınıflandırılması, düşük çözünürlüklü görüntülerde örüntü tanımanın temel bir örneğidir. Aynı rakam farklı kişiler tarafından farklı kalınlık, açı ve eğrilikte yazılabilir. Bu çeşitlilik nedeniyle sayısal piksel benzerliğine dayanan bir yöntem her zaman yeterli olmayabilir. Bu çalışmada geleneksel makine öğrenmesi sınıflandırıcıları ile evrişimsel sinir ağı yaklaşımı aynı veri bölünmesi üzerinde karşılaştırılmıştır. Temel amaç yalnızca yüksek bir başarı değeri bildirmek değil, doğrulama temelli model seçimi ile bağımsız test değerlendirmesini birbirinden ayırmaktır.</w:t>
-      </w:r>
-      <w:r>
-        <w:rPr>
-          <w:rFonts w:ascii="Times New Roman" w:hAnsi="Times New Roman"/>
-          <w:sz w:val="22"/>
-        </w:rPr>
-        <w:t xml:space="preserve"> [1]</w:t>
+        <w:t>Bulgular, model seçiminde test verisinin kullanılmaması gerektiğini ve küçük test kümelerinde birkaç gözlemlik farkın yöntem üstünlüğü sayılmaması gerektiğini vurgular. Ek tohum deneyleri bağımsız dış doğrulama olarak değil, eğitim rastgeleliğine ilişkin keşifsel analiz olarak yorumlanmıştır.</w:t>
       </w:r>
     </w:p>
     <w:p>
       <w:pPr>
+        <w:pStyle w:val="Heading1"/>
+        <w:keepNext/>
+      </w:pPr>
+      <w:r>
+        <w:t>1. Introduction</w:t>
+      </w:r>
+    </w:p>
+    <w:p>
+      <w:pPr>
+        <w:jc w:val="both"/>
+      </w:pPr>
+      <w:r>
+        <w:t>El yazısı rakamların sınıflandırılması, düşük çözünürlüklü görüntülerde örüntü tanımanın temel bir örneğidir. Aynı rakam farklı kişiler tarafından farklı kalınlık, açı ve eğrilikte yazılabilir. Bu çeşitlilik nedeniyle sayısal piksel benzerliğine dayanan bir yöntem her zaman yeterli olmayabilir. Bu çalışmada geleneksel makine öğrenmesi sınıflandırıcıları ile evrişimsel sinir ağı yaklaşımı aynı veri bölünmesi üzerinde karşılaştırılmıştır. Temel amaç yalnızca yüksek bir başarı değeri bildirmek değil, doğrulama temelli model seçimi ile bağımsız test değerlendirmesini birbirinden ayırmaktır.</w:t>
+      </w:r>
+    </w:p>
+    <w:p>
+      <w:pPr>
         <w:jc w:val="both"/>
       </w:pPr>
       <w:r>
         <w:t>Çalışmanın veri kaynağı scikit-learn Digits veri kümesidir. Toplam 1.797 gözlem, 0 ile 9 arasındaki on sınıfa aittir ve her örnek 8 × 8 pikselden oluşur. Piksel değerleri 0–16 aralığındadır. Geleneksel algoritmalar için görüntüler 64 özellikli vektörlere dönüştürülürken CNN için iki boyutlu görüntü yapısı korunmuştur. Bu farklı gösterim biçimleri, algoritmaların veri yapısına uygun öğrenme özelliklerini değerlendirmek için kullanılmıştır.</w:t>
       </w:r>
+    </w:p>
+    <w:p>
+      <w:pPr>
+        <w:jc w:val="both"/>
+      </w:pPr>
       <w:r>
-        <w:rPr>
-          <w:rFonts w:ascii="Times New Roman" w:hAnsi="Times New Roman"/>
-          <w:sz w:val="22"/>
-        </w:rPr>
-        <w:t xml:space="preserve"> [2]</w:t>
+        <w:t>Deney arşivindeki ayrım 1.257 eğitim, 270 doğrulama ve 270 test örneğinden oluşur. Test kümesinin model seçimine katılmaması, raporlanan başarının iyimserlik yanlılığını azaltmak için önemlidir. Kayıtlı çıktıların incelenmesi sonucunda birden fazla klasik sınıflandırıcı ve yapay sinir ağı ailesi karşılaştırılmış; sonradan ayrıca sabit veri ayrımı altında beş farklı rastgele başlangıçla CNN kararlılık deneyi yürütülmüştür. Bu ek deney farklı test kümelerini değil, aynı ayrım koşulunda eğitim rastgeleliğinin etkisini inceler.</w:t>
       </w:r>
     </w:p>
     <w:p>
@@ -74,14 +89,7 @@
         <w:jc w:val="both"/>
       </w:pPr>
       <w:r>
-        <w:t>Deney arşivindeki ayrım 1.257 eğitim, 270 doğrulama ve 270 test örneğinden oluşur. Test kümesinin model seçimine katılmaması, raporlanan başarının iyimserlik yanlılığını azaltmak için önemlidir. Kayıtlı çıktıların incelenmesi sonucunda birden fazla klasik sınıflandırıcı ve yapay sinir ağı ailesi karşılaştırılmış; sonradan ayrıca sabit veri ayrımı altında beş farklı rastgele başlangıçla CNN kararlılık deneyi yürütülmüştür. Bu ek deney farklı test kümelerini değil, aynı ayrım koşulunda eğitim rastgeleliğinin etkisini inceler.</w:t>
-      </w:r>
-      <w:r>
-        <w:rPr>
-          <w:rFonts w:ascii="Times New Roman" w:hAnsi="Times New Roman"/>
-          <w:sz w:val="22"/>
-        </w:rPr>
-        <w:t xml:space="preserve"> [20]</w:t>
+        <w:t>Küçük görüntü veri kümelerindeki değerlendirmelerin özel bir güçlüğü vardır. Test kümesindeki tek bir hatalı tahmin, yüzdelik başarı değerini anlamlı görünen miktarda değiştirebilir. Bu nedenle yüzdelik başarıların basamak sayısı, belirsizliğin olduğundan daha düşük görünmesine neden olmamalıdır. Buradaki test kümesinde 270 gözlem vardır; tek bir gözlemin doğruluk üzerindeki etkisi yaklaşık 0,370 yüzde puandır. İki model arasındaki birkaç tahminlik farkı yöntem üstünlüğü olarak yorumlamak için eşleştirilmiş karşılaştırmanın sonuçları ayrıca değerlendirilmelidir.</w:t>
       </w:r>
     </w:p>
     <w:p>
@@ -89,29 +97,7 @@
         <w:jc w:val="both"/>
       </w:pPr>
       <w:r>
-        <w:t>Küçük görüntü veri kümelerindeki değerlendirmelerin özel bir güçlüğü vardır. Test kümesindeki tek bir hatalı tahmin, yüzdelik başarı değerini anlamlı görünen miktarda değiştirebilir. Bu nedenle yüzdelik başarıların basamak sayısı, belirsizliğin olduğundan daha düşük görünmesine neden olmamalıdır. Buradaki test kümesinde 270 gözlem vardır; tek bir gözlemin doğruluk üzerindeki etkisi yaklaşık 0,370 yüzde puandır. İki model arasındaki birkaç tahminlik farkı yöntem üstünlüğü olarak yorumlamak için eşleştirilmiş karşılaştırmanın sonuçları ayrıca değerlendirilmelidir.</w:t>
-      </w:r>
-      <w:r>
-        <w:rPr>
-          <w:rFonts w:ascii="Times New Roman" w:hAnsi="Times New Roman"/>
-          <w:sz w:val="22"/>
-        </w:rPr>
-        <w:t xml:space="preserve"> [19]</w:t>
-      </w:r>
-    </w:p>
-    <w:p>
-      <w:pPr>
-        <w:jc w:val="both"/>
-      </w:pPr>
-      <w:r>
         <w:t>Modelin eğitime uyum sağlaması ile daha önce görmediği verilerdeki başarısı birbirinden ayrılmalıdır. Eğitim verisi üzerinde elde edilen çok yüksek doğruluk, temsil kapasitesi yüksek bir modelin örnekleri ezberlemiş olabileceği ihtimalini dışlamaz. Doğrulama kümesi eğitim sürecindeki kararların verilmesini, test kümesi ise bu kararlar sabitlendikten sonra nihai performansın değerlendirilmesini sağlar. Bu iki rolün karıştırılması, ölçülen başarının gerçeği olduğundan yüksek göstermesine neden olabilir.</w:t>
-      </w:r>
-      <w:r>
-        <w:rPr>
-          <w:rFonts w:ascii="Times New Roman" w:hAnsi="Times New Roman"/>
-          <w:sz w:val="22"/>
-        </w:rPr>
-        <w:t xml:space="preserve"> [20]</w:t>
       </w:r>
     </w:p>
     <w:p>
@@ -149,9 +135,10 @@
     <w:p>
       <w:pPr>
         <w:pStyle w:val="Heading1"/>
+        <w:keepNext/>
       </w:pPr>
       <w:r>
-        <w:t>2. Literatür Taraması</w:t>
+        <w:t>2. Literature Review</w:t>
       </w:r>
     </w:p>
     <w:p>
@@ -162,10 +149,6 @@
         <w:t>LeCun ve çalışma arkadaşlarının 1998 tarihli doküman tanıma araştırması, piksellerin yerel komşuluk yapısını kullanan evrişimsel ağların görüntü sınıflandırma açısından önemini göstermiştir. Bu yaklaşım, düzleştirilmiş vektör üzerinde çalışan klasik sınıflandırıcılardan farklı bir temsil öğrenme mekanizmasına dayanır. Buradaki CNN-C deneyinin kavramsal temeli de yerel filtreleme, özellik hiyerarşisi ve sınıflandırma katmanlarının birlikte öğrenilmesidir.</w:t>
       </w:r>
       <w:r>
-        <w:rPr>
-          <w:rFonts w:ascii="Times New Roman" w:hAnsi="Times New Roman"/>
-          <w:sz w:val="22"/>
-        </w:rPr>
         <w:t xml:space="preserve"> [1]</w:t>
       </w:r>
     </w:p>
@@ -177,10 +160,6 @@
         <w:t>Cortes ve Vapnik tarafından sunulan destek vektör makineleri sınıflar arasındaki ayrımı marjini artırarak sağlamayı hedefler. RBF çekirdeği doğrusal olmayan ilişkileri yakalamayı kolaylaştırır. Bu veri kümesinde SVM yönteminin güçlü olması, boyutu görece küçük ve iyi düzenlenmiş piksellerden oluşturulan örneklerde çekirdek tabanlı karar sınırlarının başarılı olabileceği beklentisiyle uyumludur.</w:t>
       </w:r>
       <w:r>
-        <w:rPr>
-          <w:rFonts w:ascii="Times New Roman" w:hAnsi="Times New Roman"/>
-          <w:sz w:val="22"/>
-        </w:rPr>
         <w:t xml:space="preserve"> [3]</w:t>
       </w:r>
     </w:p>
@@ -192,11 +171,7 @@
         <w:t>Breiman’ın Random Forest yaklaşımı çok sayıda karar ağacından elde edilen tahminleri birleştirir. Friedman’ın Gradient Boosting yöntemi ise ardışık zayıf öğrenicilerin hatalarını azaltmayı hedefleyen topluluk yaklaşımıdır. İki yöntemin tek bir ağaçtan farklı olarak tahmin varyansını ve yanlılığı yönetme biçimleri, görüntü verisi üzerindeki farklı sonuçları yorumlamak için önemlidir.</w:t>
       </w:r>
       <w:r>
-        <w:rPr>
-          <w:rFonts w:ascii="Times New Roman" w:hAnsi="Times New Roman"/>
-          <w:sz w:val="22"/>
-        </w:rPr>
-        <w:t xml:space="preserve"> [4,5]</w:t>
+        <w:t xml:space="preserve"> [4, 5]</w:t>
       </w:r>
     </w:p>
     <w:p>
@@ -207,11 +182,7 @@
         <w:t>Cover ve Hart tarafından incelenen en yakın komşu sınıflandırması eğitim verisine olan uzaklığa dayalı basit ama etkili bir temel yöntem sağlar. Lojistik regresyon ise karar fonksiyonunun girdilerle ilişkisini doğrusal parametrelerle ifade eder. Bu çalışmada farklı algoritma ailelerini bir arada değerlendirmek, başarıyı yalnızca sinir ağı mimarisine bağlamadan yorumlayabilmek için önemlidir.</w:t>
       </w:r>
       <w:r>
-        <w:rPr>
-          <w:rFonts w:ascii="Times New Roman" w:hAnsi="Times New Roman"/>
-          <w:sz w:val="22"/>
-        </w:rPr>
-        <w:t xml:space="preserve"> [6,7]</w:t>
+        <w:t xml:space="preserve"> [6, 7]</w:t>
       </w:r>
     </w:p>
     <w:p>
@@ -222,11 +193,7 @@
         <w:t>Rumelhart ve arkadaşlarının geri yayılım yaklaşımı öğrenilebilir ağırlıkların kayıp gradyanıyla güncellenmesini açıklamıştır. Daha sonra büyük ölçekli görüntü sınıflandırması için derin evrişimsel ağların kullanımı Krizhevsky ve arkadaşlarının ImageNet çalışmasıyla önemli bir görünürlük kazanmıştır. Ancak büyük veri üzerinde kurulmuş başarı beklentilerini doğrudan 1.797 örnekli Digits kümesine aktarmak mümkün değildir.</w:t>
       </w:r>
       <w:r>
-        <w:rPr>
-          <w:rFonts w:ascii="Times New Roman" w:hAnsi="Times New Roman"/>
-          <w:sz w:val="22"/>
-        </w:rPr>
-        <w:t xml:space="preserve"> [8,9]</w:t>
+        <w:t xml:space="preserve"> [8, 9]</w:t>
       </w:r>
     </w:p>
     <w:p>
@@ -237,11 +204,7 @@
         <w:t>Srivastava ve arkadaşlarının dropout yöntemi eğitim sırasında bazı bağlantıları geçici olarak etkin dışı bırakıp eş-uyum riskini azaltır. Ioffe ve Szegedy’nin batch normalization yöntemi eğitim davranışını düzenler; Kingma ve Ba tarafından geliştirilen Adam optimizasyonu gradyan temelli güncellemeleri adaptif hâle getirir. Bu yöntemlerin bir arada bulunması, doğrulama eğrilerinin yorumlanmasını gereksiz kılmaz.</w:t>
       </w:r>
       <w:r>
-        <w:rPr>
-          <w:rFonts w:ascii="Times New Roman" w:hAnsi="Times New Roman"/>
-          <w:sz w:val="22"/>
-        </w:rPr>
-        <w:t xml:space="preserve"> [10,11,12]</w:t>
+        <w:t xml:space="preserve"> [10, 11, 12]</w:t>
       </w:r>
     </w:p>
     <w:p>
@@ -252,11 +215,7 @@
         <w:t>Kohavi’nin çapraz doğrulama ve bootstrap karşılaştırmaları model değerlendirme yönteminin önemini vurgular. Cawley ve Talbot, model seçiminin kendisinin de aşırı uyum yaratabileceğine dikkat çeker. Varoquaux ise küçük örneklem koşullarındaki geniş belirsizlik aralıklarının altını çizmiştir. Böylece bu projedeki yüksek yüzde değerleri, özellikle çok sayıda tekrar deneme yapıldığında dikkatle değerlendirilmelidir.</w:t>
       </w:r>
       <w:r>
-        <w:rPr>
-          <w:rFonts w:ascii="Times New Roman" w:hAnsi="Times New Roman"/>
-          <w:sz w:val="22"/>
-        </w:rPr>
-        <w:t xml:space="preserve"> [13,19,20]</w:t>
+        <w:t xml:space="preserve"> [13, 19, 20]</w:t>
       </w:r>
     </w:p>
     <w:p>
@@ -267,11 +226,7 @@
         <w:t>Dietterich’in sınıflandırıcı karşılaştırmaları üzerine değerlendirmesi ve McNemar’ın eşleştirilmiş oranlar testi, aynı test gözlemlerinde oluşan farklılıkların yalnızca çıplak doğruluk puanıyla sınırlı kalmaması gerektiğini gösterir. Efron ve Tibshirani tarafından sistemleştirilen bootstrap yöntemleri ise karşılaştırmadaki belirsizliği örnekleme yoluyla ifade etmeye yardımcı olur.</w:t>
       </w:r>
       <w:r>
-        <w:rPr>
-          <w:rFonts w:ascii="Times New Roman" w:hAnsi="Times New Roman"/>
-          <w:sz w:val="22"/>
-        </w:rPr>
-        <w:t xml:space="preserve"> [14,15,16]</w:t>
+        <w:t xml:space="preserve"> [14, 15, 16]</w:t>
       </w:r>
     </w:p>
     <w:p>
@@ -282,11 +237,7 @@
         <w:t>Sokolova ve Lapalme sınıflandırma metriklerinin farklı özelliklerini sistematik biçimde tartışmıştır. Fawcett, ROC eğrisinin model başarısını farklı karar eşiklerinde değerlendirme amacıyla kullanılabileceğini göstermiştir. Bu projede accuracy yanında Macro F1 ve ROC-AUC sunulması, ölçümün tek sayıya indirgenmemesi için tercih edilmiştir.</w:t>
       </w:r>
       <w:r>
-        <w:rPr>
-          <w:rFonts w:ascii="Times New Roman" w:hAnsi="Times New Roman"/>
-          <w:sz w:val="22"/>
-        </w:rPr>
-        <w:t xml:space="preserve"> [17,18]</w:t>
+        <w:t xml:space="preserve"> [17, 18]</w:t>
       </w:r>
     </w:p>
     <w:p>
@@ -294,7 +245,13 @@
         <w:jc w:val="both"/>
       </w:pPr>
       <w:r>
-        <w:t>Pedregosa ve arkadaşlarının scikit-learn yazılımına ilişkin çalışması, çok sayıda algoritmanın ortak API ile karşılaştırılmasını mümkün kılan bir uygulama zemini sunar. TensorFlow yazılımının büyük ölçekli öğrenme altyapısı ile PyTorch üzerine gerçekleştirilen çalışma, derin öğrenmede kullanılan iki farklı yazılım ekosistemini örneklemektedir. Bu deneylerde TensorFlow kullanılmıştır; PyTorch ile ayrı bir uygulama gerçekleştirilmemiştir. Kullanılan yazılım ve paket sürümlerini raporlamak, bir deneyin tekrar üretilebilmesine yardımcı olur. [2,21,22]</w:t>
+        <w:t>Pedregosa ve arkadaşlarının scikit-learn yazılımına ilişkin çalışması, çok sayıda algoritmanın ortak API ile karşılaştırılmasını mümkün kılan bir uygulama zemini sunar. TensorFlow yazılımının büyük ölçekli öğrenme altyapısı da derin modellerin eğitilmesinde kullanılan ekosisteme katkıda bulunmuştur. Kullanılan yazılım ve paket sürümlerini raporlamak, bir deneyin tekrar üretilebilmesine yardımcı olur.</w:t>
+      </w:r>
+      <w:r>
+        <w:t xml:space="preserve"> [2, 22]</w:t>
+      </w:r>
+      <w:r>
+        <w:t xml:space="preserve"> PyTorch [21] literatürde başka bir yaygın derin öğrenme altyapısıdır; bu deneyde PyTorch ile model eğitimi yapılmamıştır.</w:t>
       </w:r>
     </w:p>
     <w:p>
@@ -304,12 +261,13 @@
       <w:r>
         <w:t>Sınıflandırma literatüründe sık karşılaşılan bir sorun, farklı veri kümeleri ve farklı test koşulları altında raporlanan doğrulukların doğrudan karşılaştırılmasıdır. Oysa aynı algoritma uygulamasının farklı ayrımlarda veya farklı ön işleme tercihleriyle farklı performans göstermesi mümkündür. Bu nedenle deneysel çalışmalarda veri bölünmesi, veri dönüşümleri, model seçimi ve kullanılan metrikler şeffaf biçimde belgelenmelidir. Eğitim boyunca test kümesinden gelen sinyallerin karar mekanizmasına karışmaması bu belgelemenin en önemli parçasıdır.</w:t>
       </w:r>
+    </w:p>
+    <w:p>
+      <w:pPr>
+        <w:jc w:val="both"/>
+      </w:pPr>
       <w:r>
-        <w:rPr>
-          <w:rFonts w:ascii="Times New Roman" w:hAnsi="Times New Roman"/>
-          <w:sz w:val="22"/>
-        </w:rPr>
-        <w:t xml:space="preserve"> [13,20]</w:t>
+        <w:t>Evrişimsel ağların güçlü yönlerinden biri, komşu pikseller arasındaki yerel örüntüleri filtreler aracılığıyla temsil edebilmesidir. Bununla birlikte yalnızca sekiz piksel genişliğinde görüntülerde derinlik ve havuzlama tercihleri farklı sonuçlara yol açabilir. Küçük görüntüler için daha büyük ağın otomatik olarak daha başarılı olacağı söylenemez. Regularization, model kapasitesi, öğrenme hızı ve veri miktarı birlikte değerlendirilmelidir. Bu bakımdan CNN-C mimarisi için kaydedilmiş parametreler, sonraki çalışmaların karşılaştırılabilirliğini sağlar.</w:t>
       </w:r>
     </w:p>
     <w:p>
@@ -317,14 +275,7 @@
         <w:jc w:val="both"/>
       </w:pPr>
       <w:r>
-        <w:t>Evrişimsel ağların güçlü yönlerinden biri, komşu pikseller arasındaki yerel örüntüleri filtreler aracılığıyla temsil edebilmesidir. Bununla birlikte yalnızca sekiz piksel genişliğinde görüntülerde derinlik ve havuzlama tercihleri farklı sonuçlara yol açabilir. Küçük görüntüler için daha büyük ağın otomatik olarak daha başarılı olacağı söylenemez. Regularization, model kapasitesi, öğrenme hızı ve veri miktarı birlikte değerlendirilmelidir. Bu bakımdan CNN-C mimarisi için kaydedilmiş parametreler, sonraki çalışmaların karşılaştırılabilirliğini sağlar.</w:t>
-      </w:r>
-      <w:r>
-        <w:rPr>
-          <w:rFonts w:ascii="Times New Roman" w:hAnsi="Times New Roman"/>
-          <w:sz w:val="22"/>
-        </w:rPr>
-        <w:t xml:space="preserve"> [1,10]</w:t>
+        <w:t>Performans ölçümleri konusu literatürde merkezi bir yer tutar. Accuracy dengeli kümelerde kolay yorumlanabilir, fakat tek başına hangi sınıfların daha zor olduğunu göstermeyebilir. Sınıf başına precision ve recall, belirli rakamların karıştırılmasını incelemek için yararlıdır. Macro F1'in her sınıfa eşit ağırlık vermesi, performansı yalnızca örnek sayısı yüksek sınıfların belirlemesini engeller. Çok sınıflı ROC-AUC ise modelin olasılıksal ayrıştırma davranışına başka bir bakış sunar.</w:t>
       </w:r>
     </w:p>
     <w:p>
@@ -332,52 +283,24 @@
         <w:jc w:val="both"/>
       </w:pPr>
       <w:r>
-        <w:t>Performans ölçümleri konusu literatürde merkezi bir yer tutar. Accuracy dengeli kümelerde kolay yorumlanabilir, fakat tek başına hangi sınıfların daha zor olduğunu göstermeyebilir. Sınıf başına precision ve recall, belirli rakamların karıştırılmasını incelemek için yararlıdır. Macro F1'in her sınıfa eşit ağırlık vermesi, performansı yalnızca örnek sayısı yüksek sınıfların belirlemesini engeller. Çok sınıflı ROC-AUC ise modelin olasılıksal ayrıştırma davranışına başka bir bakış sunar.</w:t>
-      </w:r>
-      <w:r>
-        <w:rPr>
-          <w:rFonts w:ascii="Times New Roman" w:hAnsi="Times New Roman"/>
-          <w:sz w:val="22"/>
-        </w:rPr>
-        <w:t xml:space="preserve"> [17,18]</w:t>
+        <w:t>Çok sayıda deneme yapılan projelerde model seçiminin test verisine dolaylı uyum sağlama tehlikesi vardır. Bir araştırmacı test sonucunu inceledikten sonra tekrar tekrar yeni modeller dener ve sonunda en yüksek puanı raporlarsa, bu değer bağımsız değerlendirme özelliğini kısmen kaybetmiş olur. Cawley ve Talbot tarafından incelenen model seçim yanlılığı burada doğrudan önem taşır. Bu nedenle son deneylerin önceki test sonuçları görüldükten sonra yapıldığı açıkça belirtilmekte, nihai yorum ortalama ve sınırlar üzerinden kurulmaktadır.</w:t>
       </w:r>
     </w:p>
     <w:p>
       <w:pPr>
-        <w:jc w:val="both"/>
+        <w:pStyle w:val="Heading1"/>
+        <w:keepNext/>
       </w:pPr>
       <w:r>
-        <w:t>Çok sayıda deneme yapılan projelerde model seçiminin test verisine dolaylı uyum sağlama tehlikesi vardır. Bir araştırmacı test sonucunu inceledikten sonra tekrar tekrar yeni modeller dener ve sonunda en yüksek puanı raporlarsa, bu değer bağımsız değerlendirme özelliğini kısmen kaybetmiş olur. Cawley ve Talbot tarafından incelenen model seçim yanlılığı burada doğrudan önem taşır. Bu nedenle son deneylerin önceki test sonuçları görüldükten sonra yapıldığı açıkça belirtilmekte, nihai yorum ortalama ve sınırlar üzerinden kurulmaktadır.</w:t>
-      </w:r>
-      <w:r>
-        <w:rPr>
-          <w:rFonts w:ascii="Times New Roman" w:hAnsi="Times New Roman"/>
-          <w:sz w:val="22"/>
-        </w:rPr>
-        <w:t xml:space="preserve"> [20]</w:t>
+        <w:t>3. Materials and Methods</w:t>
       </w:r>
     </w:p>
     <w:p>
       <w:pPr>
-        <w:pStyle w:val="Heading1"/>
-      </w:pPr>
-      <w:r>
-        <w:t>3. Materyal ve Yöntem</w:t>
-      </w:r>
-    </w:p>
-    <w:p>
-      <w:pPr>
         <w:jc w:val="both"/>
       </w:pPr>
       <w:r>
         <w:t>Ön işleme aşamasında görüntülerin ölçüm aralığı ve algoritmaların beklediği girdi biçimi dikkate alınmıştır. CNN deneyinde piksel değerleri 16'ya bölünerek [0,1] aralığına ölçeklenmiş ve her görüntü (8,8,1) tensörüne dönüştürülmüştür. Bu dönüşüm veri kümesinin bilinen sabit piksel aralığına dayandığından öğrenilmiş bir test istatistiği içermez. Klasik yöntemlerde eğitim verisinden öğrenilmesi gereken dönüşümler varsa bunların yalnızca eğitim kümesi üzerinde fit edilmesi gerekir; her model için arşivdeki işlem hattı ayrıca kontrol edilmelidir.</w:t>
-      </w:r>
-      <w:r>
-        <w:rPr>
-          <w:rFonts w:ascii="Times New Roman" w:hAnsi="Times New Roman"/>
-          <w:sz w:val="22"/>
-        </w:rPr>
-        <w:t xml:space="preserve"> [2]</w:t>
       </w:r>
     </w:p>
     <w:p>
@@ -403,12 +326,13 @@
       <w:r>
         <w:t>Ana deneyde model seçimi doğrulama performansına dayandırılmıştır. Beş-seed ek deneyde her koşu için en düşük doğrulama kaybındaki ağırlıklar tutulmuş, erken durdurma yaklaşımı kullanılmıştır. Eğitim en fazla 250 epoch olarak planlanmasına rağmen en uygun kayıt noktası koşuya göre değişmiştir. Böylece tek bir rastgele başlangıca bağımlı performans bildirme sorunu azaltılmaya çalışılmıştır.</w:t>
       </w:r>
+    </w:p>
+    <w:p>
+      <w:pPr>
+        <w:jc w:val="both"/>
+      </w:pPr>
       <w:r>
-        <w:rPr>
-          <w:rFonts w:ascii="Times New Roman" w:hAnsi="Times New Roman"/>
-          <w:sz w:val="22"/>
-        </w:rPr>
-        <w:t xml:space="preserve"> [10]</w:t>
+        <w:t>Doğruluk, tüm gözlemler içinde doğru tahminlerin payını gösterir. Macro F1 ise her sınıfın F1 skorunu eşit ağırlıkla ortalayarak sınıf bazlı performans dengesini daha iyi görünür kılar. ROC-AUC, tek eşik üzerinden verilen kararların ötesinde ayrıştırma başarısını özetler. Model karşılaştırmasında doğrulama ve test sonuçlarını ayrı göstermek gereklidir; test kümesinden öğrendikten sonra yeni denemeler tasarlamak bilimsel olarak ek seçim yanlılığı doğurabilir.</w:t>
       </w:r>
     </w:p>
     <w:p>
@@ -416,22 +340,7 @@
         <w:jc w:val="both"/>
       </w:pPr>
       <w:r>
-        <w:t>Doğruluk, tüm gözlemler içinde doğru tahminlerin payını gösterir. Macro F1 ise her sınıfın F1 skorunu eşit ağırlıkla ortalayarak sınıf bazlı performans dengesini daha iyi görünür kılar. ROC-AUC, tek eşik üzerinden verilen kararların ötesinde ayrıştırma başarısını özetler. Model karşılaştırmasında doğrulama ve test sonuçlarını ayrı göstermek gereklidir; test kümesinden öğrendikten sonra yeni denemeler tasarlamak bilimsel olarak ek seçim yanlılığı doğurabilir.</w:t>
-      </w:r>
-      <w:r>
-        <w:rPr>
-          <w:rFonts w:ascii="Times New Roman" w:hAnsi="Times New Roman"/>
-          <w:sz w:val="22"/>
-        </w:rPr>
-        <w:t xml:space="preserve"> [17,18]</w:t>
-      </w:r>
-    </w:p>
-    <w:p>
-      <w:pPr>
-        <w:jc w:val="both"/>
-      </w:pPr>
-      <w:r>
-        <w:t>Veri bölünmesini korumak için ana deney arşivinde saklanan split_indices.npz dosyası kullanılmıştır. Eğitim, doğrulama ve test indekslerinin aynı örneği içermemesi, tüm indekslerin veri kümesinin sınırları içinde kalması ve birlikte 1.797 farklı gözlemi kapsaması kontrol edilmiştir. Bu ayrım, yeni CNN kararlılık deneyinin ana deneyle doğrudan karşılaştırılmasına yardımcı olur. Ayrımın sabit tutulması, koşular arasında veri örnekleme değişkenliğinin değil yalnızca eğitim rastgeleliğinin incelendiği anlamına gelir.</w:t>
+        <w:t>Tek Colab oturumunda, sabit rastgele bölünme (seed=42) için eğitim, doğrulama ve test indeksleri split_indices.npz dosyasında saklanmıştır. Üç kümenin kesişmediği, sayılarının 1.257/270/270 olduğu ve toplamda 1.797 ayrı indeksi kapsadığı doğrulanmıştır. Klasik modeller için StandardScaler gibi eğitimden öğrenilen ön işlemler çapraz doğrulama sırasında Pipeline içinde uygulanmış, CNN girdisi ise veri kümesinin bilinen 0–16 piksel aralığından [0,1] aralığına getirilmiştir.</w:t>
       </w:r>
     </w:p>
     <w:p>
@@ -450,11 +359,7 @@
         <w:t>Ölçekleme, özellik seçimi veya parametre ayarı eğitim örneklerinden öğreniliyorsa bu işlem test verisi kullanılarak gerçekleştirilmemelidir. Sabit bölünme sonrasında eğitim örnekleriyle fit edilen herhangi bir dönüşüm doğrulama ve test örneklerine yalnızca transform olarak uygulanmalıdır. scikit-learn Pipeline yaklaşımı bu işlem sırasını güvence altına almak için uygun bir araçtır. CNN'nin sabit 0–16 piksel aralığını 16'ya bölerek normalleştirmesi ise veri üzerinden tahmin edilen bir ölçek parametresi gerektirmez.</w:t>
       </w:r>
       <w:r>
-        <w:rPr>
-          <w:rFonts w:ascii="Times New Roman" w:hAnsi="Times New Roman"/>
-          <w:sz w:val="22"/>
-        </w:rPr>
-        <w:t xml:space="preserve"> [2]</w:t>
+        <w:t xml:space="preserve"> [2, 13, 20]</w:t>
       </w:r>
     </w:p>
     <w:p>
@@ -462,7 +367,7 @@
         <w:jc w:val="both"/>
       </w:pPr>
       <w:r>
-        <w:t>Eğitim rastgeleliği; model ağırlıklarının başlangıç değerleri, mini-batch sıralaması ve bazı hesaplama işlemlerindeki deterministik olmayan davranışlardan etkilenebilir. Farklı seed değerleri bu kaynakların bir bölümünü kontrol etmeyi kolaylaştırır. Bununla birlikte farklı donanım, CUDA kütüphanesi veya makine öğrenmesi framework sürümü aynı seed altında tamamen aynı sayısal çıktıları garanti etmez. Bu nedenle çalışmanın çevre sürümleri ve kaynak dosyanın SHA-256 özeti ek deney arşivinde saklanmıştır.</w:t>
+        <w:t>Farklı başlangıç tohumları, ağırlıkların ilk değerleri ve eğitim sürecindeki rastgeleliğin bir bölümünü kontrol etmeye yardımcı olur. Aynı tohum değerleri farklı donanım, sürücü veya kütüphane sürümlerinde birebir aynı çıktıyı garanti etmez. Bu araştırmanın ana deney, beş tohumlu kararlılık ve dokuz doğrulama eğitimi tek Google Colab oturumunda yürütülmüş; Python, TensorFlow, Keras ve scikit-learn sürümleri sonuç arşivine kaydedilmiştir.</w:t>
       </w:r>
     </w:p>
     <w:p>
@@ -481,11 +386,7 @@
         <w:t>Test performansını hesaplarken kullanılan bölünmenin değişmemesi özellikle önemlidir. Eğer modeller farklı test kümelerinde değerlendirilseydi aralarındaki küçük başarı farkları yöntem etkisi ile örnekleme etkisini aynı anda yansıtabilirdi. Burada aynı test gözlemleri üzerinde karşılaştırma yapılabildiğinden CNN–SVM çifti için eşleştirilmiş doğruluk durumu doğrudan analiz edilmiştir. McNemar testi, sadece toplam doğru sayılarından değil iki yöntemin aynı gözlemler üzerindeki uyuşmazlıklarından yararlanır.</w:t>
       </w:r>
       <w:r>
-        <w:rPr>
-          <w:rFonts w:ascii="Times New Roman" w:hAnsi="Times New Roman"/>
-          <w:sz w:val="22"/>
-        </w:rPr>
-        <w:t xml:space="preserve"> [15]</w:t>
+        <w:t xml:space="preserve"> [14, 15, 16]</w:t>
       </w:r>
     </w:p>
     <w:p>
@@ -525,7 +426,7 @@
         <w:jc w:val="both"/>
       </w:pPr>
       <w:r>
-        <w:t>Sonuçların analizinde ana deneyde kaydedilmiş değerlendirme tabloları ve beş-seed arşivindeki koşu bazlı CSV dosyaları temel alınmıştır. Grafiklerin bir bölümü bu tablolar üzerinden yeniden oluşturulmuştur. Yeni grafik çizimi yeni bir model eğitimi veya yeni bir test sonucu anlamına gelmez. Bu ayrım sayısal kayıtların korunması ve raporlanma aşamasının dürüst biçimde belgelenmesi açısından önemlidir.</w:t>
+        <w:t>Ana deneyin son performans tablosu table_6_final_performance.csv, CNN kararlılık sonuçları all_five_runs.csv ve ek mimari karşılaştırmaları validation_summary.csv üzerinden alınmıştır. Şekiller, aynı Colab oturumunda kaydedilen sonuç ve eğitim geçmişlerinden hazırlanmıştır. Raporlama sırasında yeni model eğitimi gerçekleştirilmemiş veya test sonuçlarına bakarak en yüksek seed nihai model olarak seçilmemiştir.</w:t>
       </w:r>
     </w:p>
     <w:tbl>
@@ -533,47 +434,40 @@
         <w:tblStyle w:val="TableGrid"/>
         <w:tblW w:type="auto" w:w="0"/>
         <w:jc w:val="center"/>
-        <w:tblLayout w:type="fixed"/>
         <w:tblLook w:firstColumn="1" w:firstRow="1" w:lastColumn="0" w:lastRow="0" w:noHBand="0" w:noVBand="1" w:val="04A0"/>
       </w:tblPr>
       <w:tblGrid>
-        <w:gridCol w:w="4592"/>
-        <w:gridCol w:w="4592"/>
+        <w:gridCol w:w="4759"/>
+        <w:gridCol w:w="4759"/>
       </w:tblGrid>
       <w:tr>
         <w:tc>
           <w:tcPr>
-            <w:tcW w:type="dxa" w:w="4592"/>
+            <w:tcW w:type="dxa" w:w="4759"/>
             <w:vAlign w:val="center"/>
           </w:tcPr>
           <w:p>
-            <w:pPr>
-              <w:spacing w:before="20" w:after="20"/>
-            </w:pPr>
             <w:r>
               <w:rPr>
                 <w:rFonts w:ascii="Times New Roman" w:hAnsi="Times New Roman"/>
-                <w:sz w:val="21"/>
+                <w:sz w:val="18"/>
               </w:rPr>
-              <w:t>Veri kümesi bölümü</w:t>
+              <w:t>Veri ayrimi</w:t>
             </w:r>
           </w:p>
         </w:tc>
         <w:tc>
           <w:tcPr>
-            <w:tcW w:type="dxa" w:w="4592"/>
+            <w:tcW w:type="dxa" w:w="4759"/>
             <w:vAlign w:val="center"/>
           </w:tcPr>
           <w:p>
-            <w:pPr>
-              <w:spacing w:before="20" w:after="20"/>
-            </w:pPr>
             <w:r>
               <w:rPr>
                 <w:rFonts w:ascii="Times New Roman" w:hAnsi="Times New Roman"/>
-                <w:sz w:val="21"/>
+                <w:sz w:val="18"/>
               </w:rPr>
-              <w:t>Örnek sayısı</w:t>
+              <w:t>Ornek sayisi</w:t>
             </w:r>
           </w:p>
         </w:tc>
@@ -581,35 +475,29 @@
       <w:tr>
         <w:tc>
           <w:tcPr>
-            <w:tcW w:type="dxa" w:w="4592"/>
+            <w:tcW w:type="dxa" w:w="4759"/>
             <w:vAlign w:val="center"/>
           </w:tcPr>
           <w:p>
-            <w:pPr>
-              <w:spacing w:before="20" w:after="20"/>
-            </w:pPr>
             <w:r>
               <w:rPr>
                 <w:rFonts w:ascii="Times New Roman" w:hAnsi="Times New Roman"/>
-                <w:sz w:val="21"/>
+                <w:sz w:val="18"/>
               </w:rPr>
-              <w:t>Eğitim</w:t>
+              <w:t>Training</w:t>
             </w:r>
           </w:p>
         </w:tc>
         <w:tc>
           <w:tcPr>
-            <w:tcW w:type="dxa" w:w="4592"/>
+            <w:tcW w:type="dxa" w:w="4759"/>
             <w:vAlign w:val="center"/>
           </w:tcPr>
           <w:p>
-            <w:pPr>
-              <w:spacing w:before="20" w:after="20"/>
-            </w:pPr>
             <w:r>
               <w:rPr>
                 <w:rFonts w:ascii="Times New Roman" w:hAnsi="Times New Roman"/>
-                <w:sz w:val="21"/>
+                <w:sz w:val="18"/>
               </w:rPr>
               <w:t>1257</w:t>
             </w:r>
@@ -619,35 +507,29 @@
       <w:tr>
         <w:tc>
           <w:tcPr>
-            <w:tcW w:type="dxa" w:w="4592"/>
+            <w:tcW w:type="dxa" w:w="4759"/>
             <w:vAlign w:val="center"/>
           </w:tcPr>
           <w:p>
-            <w:pPr>
-              <w:spacing w:before="20" w:after="20"/>
-            </w:pPr>
             <w:r>
               <w:rPr>
                 <w:rFonts w:ascii="Times New Roman" w:hAnsi="Times New Roman"/>
-                <w:sz w:val="21"/>
+                <w:sz w:val="18"/>
               </w:rPr>
-              <w:t>Doğrulama</w:t>
+              <w:t>Validation</w:t>
             </w:r>
           </w:p>
         </w:tc>
         <w:tc>
           <w:tcPr>
-            <w:tcW w:type="dxa" w:w="4592"/>
+            <w:tcW w:type="dxa" w:w="4759"/>
             <w:vAlign w:val="center"/>
           </w:tcPr>
           <w:p>
-            <w:pPr>
-              <w:spacing w:before="20" w:after="20"/>
-            </w:pPr>
             <w:r>
               <w:rPr>
                 <w:rFonts w:ascii="Times New Roman" w:hAnsi="Times New Roman"/>
-                <w:sz w:val="21"/>
+                <w:sz w:val="18"/>
               </w:rPr>
               <w:t>270</w:t>
             </w:r>
@@ -657,17 +539,14 @@
       <w:tr>
         <w:tc>
           <w:tcPr>
-            <w:tcW w:type="dxa" w:w="4592"/>
+            <w:tcW w:type="dxa" w:w="4759"/>
             <w:vAlign w:val="center"/>
           </w:tcPr>
           <w:p>
-            <w:pPr>
-              <w:spacing w:before="20" w:after="20"/>
-            </w:pPr>
             <w:r>
               <w:rPr>
                 <w:rFonts w:ascii="Times New Roman" w:hAnsi="Times New Roman"/>
-                <w:sz w:val="21"/>
+                <w:sz w:val="18"/>
               </w:rPr>
               <w:t>Test</w:t>
             </w:r>
@@ -675,17 +554,14 @@
         </w:tc>
         <w:tc>
           <w:tcPr>
-            <w:tcW w:type="dxa" w:w="4592"/>
+            <w:tcW w:type="dxa" w:w="4759"/>
             <w:vAlign w:val="center"/>
           </w:tcPr>
           <w:p>
-            <w:pPr>
-              <w:spacing w:before="20" w:after="20"/>
-            </w:pPr>
             <w:r>
               <w:rPr>
                 <w:rFonts w:ascii="Times New Roman" w:hAnsi="Times New Roman"/>
-                <w:sz w:val="21"/>
+                <w:sz w:val="18"/>
               </w:rPr>
               <w:t>270</w:t>
             </w:r>
@@ -704,9 +580,10 @@
     <w:p>
       <w:pPr>
         <w:pStyle w:val="Heading1"/>
+        <w:keepNext/>
       </w:pPr>
       <w:r>
-        <w:t>4. Bulgular</w:t>
+        <w:t>4. Results</w:t>
       </w:r>
     </w:p>
     <w:p>
@@ -714,7 +591,7 @@
         <w:jc w:val="both"/>
       </w:pPr>
       <w:r>
-        <w:t>Deneylerin temel sonuçları arşivde bulunan table_6_final_performance.csv dosyasından alınmıştır. Doğrulama puanıyla seçilen CNN-C modelinin doğrulama doğruluğu %99,259, test doğruluğu %98,148 ve test Macro F1 değeri %98,124 olarak kaydedilmiştir. Aynı test kümesinde SVM-RBF modeli %98,889 doğruluk ve %98,885 Macro F1 elde etmiştir. Bu sonuçlar model seçimi ile test değerlendirmesinin farklı ölçütler olabileceğini somutlaştırır.</w:t>
+        <w:t>Tek Colab oturumunun ana deneyinde, doğrulama makro F1 ölçütüyle seçilen CNN-C'nin doğrulama doğruluğu %99,26, test doğruluğu %98,15 ve test makro F1 değeri %98,12 olarak hesaplanmıştır. RBF-SVM aynı test kümesinde %98,89 doğruluk ve %98,88 makro F1 göstermiştir. Lojistik regresyon %98,52, KNN %98,15, rastgele orman %97,41 ve Gradient Boosting %96,30 test doğruluğuna ulaşmıştır. Bu sıralama, testteki en yüksek skora bakılarak model seçiminin değiştirilmesini gerektirmez.</w:t>
       </w:r>
     </w:p>
     <w:p>
@@ -730,7 +607,7 @@
         <w:jc w:val="both"/>
       </w:pPr>
       <w:r>
-        <w:t>Kararlılık çalışmasında 101, 202, 303, 404 ve 505 rastgele başlangıçları kullanılmıştır. En düşük test başarısı 101 numaralı koşuda %98,889; en yüksek başarı 202 numaralı koşuda %99,630 olarak gözlenmiştir. Ortalama başarı %99,259 ve standart sapma 0,262 yüzde puan düzeyindedir. Tek bir koşunun en yüksek sonucunu nihai başarı olarak seçmek yerine tüm koşuları birlikte raporlamak daha doğru bir yaklaşımdır.</w:t>
+        <w:t>CNN-C kararlılık deneyinde sabit veri ayrımı ve 101, 202, 303, 404, 505 tohumları kullanılmıştır. Test doğrulukları sırasıyla %98,15, %99,63, %97,04, %99,63 ve %99,26'dır. Ortalama %98,74; örnek standart sapması 1,13 yüzde puandır. En düşük test başarısı 303, en yüksek başarı ise 202 ile 404 koşularında gözlenmiştir. Bu çalışma aynı 270 test gözlemi üzerinde yürütülen bir kararlılık analizidir; beş bağımsız test veri kümesine karşılık gelmez.</w:t>
       </w:r>
     </w:p>
     <w:p>
@@ -738,7 +615,7 @@
         <w:jc w:val="both"/>
       </w:pPr>
       <w:r>
-        <w:t>Beş koşunun en iyi epoch değerleri sırasıyla 34, 37, 31, 23 ve 50 olarak kaydedilmiştir. Doğrulama doğruluğu ortalaması yaklaşık %98,963, Macro F1 ortalaması %98,960 düzeyindedir. Test doğruluğunun bu ortalamanın üzerinde olması beklenmedik olmak zorunda değildir; sınırlı büyüklükte farklı alt kümelerin örnekleme değişkenliği söz konusudur.</w:t>
+        <w:t>Beş CNN-C koşusunun en iyi epoch değerleri sırasıyla 44, 37, 31, 23 ve 50 olmuştur. Ortalama doğrulama doğruluğu %99,11, doğrulama makro F1 değeri %99,11'dir. Test ortalaması doğrulama ortalamasından düşüktür; özellikle 303 koşusundaki %97,04 test doğruluğu sonuçların başlangıca duyarlılığını gösterir. Bu yüzden en iyi test skorunu tek başına öne çıkarmak yerine tüm koşular ve dağılımı sunulmalıdır.</w:t>
       </w:r>
     </w:p>
     <w:p>
@@ -746,7 +623,7 @@
         <w:jc w:val="both"/>
       </w:pPr>
       <w:r>
-        <w:t>Önceki beş-seed çalışmasının ortalama test doğruluğu %99,111 ve standart sapması yaklaşık 0,331 yüzde puandır. Son deneyde test ortalaması daha yüksek olsa da son çalışmanın doğrulama doğruluğu ortalaması önceki çalışmanınkinden düşüktür. Bu nedenle son deneyi koşulsuz üstün olarak ilan etmek yanlış olur; çalışmanın amacı sabit ayrım altında sonuçların ne derece değiştiğini göstermektir.</w:t>
+        <w:t>Ana deneydeki CNN-C modelinin tek koşu test doğruluğu %98,15, kararlılık deneyinin beş koşulu için ortalama test doğruluğu %98,74'tür. Bu iki sayı farklı deney hedeflerine aittir: ilki doğrulama ile seçilen ana modelin performansıdır, ikincisi sabit veri ayrımında rastgele başlangıca duyarlılığı özetler. Aynı test kümesi birden fazla kez kullanıldığından, kararlılık deneyindeki yüksek tekil skorlar bağımsız bir doğrulama veya kesin model iyileşmesi kanıtı değildir.</w:t>
       </w:r>
     </w:p>
     <w:p>
@@ -755,6 +632,9 @@
       </w:pPr>
       <w:r>
         <w:t>Ana deneyde Logistic Regression modelinin test doğruluğu %98,519, Random Forest modelinin test doğruluğu yaklaşık %97,407 olarak kaydedilmiştir. Bu değerler raporun model karşılaştırma tablosunda tüm diğer algoritmalarla birlikte sunulmaktadır. Doğrulama ve test skorları arasında bazı algoritmalarda farklı yönlerde değişim bulunması, tek bir ayrımdaki performans tahmininin mutlak bir sıralama oluşturmadığını gösterir. Özellikle az sayıda test gözlemi olan veri kümelerinde sonuçların nedenlerini model özellikleriyle birlikte yorumlamak gerekir.</w:t>
+      </w:r>
+      <w:r>
+        <w:t xml:space="preserve"> [19, 20]</w:t>
       </w:r>
     </w:p>
     <w:p>
@@ -770,7 +650,7 @@
         <w:jc w:val="both"/>
       </w:pPr>
       <w:r>
-        <w:t>Beş-seed sonuçlarında toplam yanlış tahmin sayıları sırasıyla 3, 1, 2, 2 ve 2 olarak raporlanmıştır. Bu sayıların küçük olması yüzdelik doğrulukların birbirine çok yakın olmasını açıklar. Ayrıca her koşunun aynı 270 test gözlemini kullandığı unutulmamalıdır. Koşuların sonuçları arasındaki korelasyon nedeniyle beş doğruluğu beş bağımsız test veri kümesi gibi kullanarak genelleme güven aralığı hesaplamak uygun değildir.</w:t>
+        <w:t>Beş farklı başlangıçta yanlış sınıflandırma sayıları sırasıyla 5, 1, 8, 1 ve 2'dir. Özellikle 303 tohumuyla yapılan eğitimde sekiz hata bulunması, diğer koşulara göre daha düşük başarıya karşılık gelir. Bütün koşular aynı 270 test gözleminde değerlendirildiği için bu doğruluk oranları bağımsız test örneklemleri gibi ele alınamaz. Modelin eğitim rastgeleliğine tepkisini değerlendirmek için hem ortalama hem standart sapma hem de koşu bazlı tahminler birlikte paylaşılmıştır.</w:t>
       </w:r>
     </w:p>
     <w:p>
@@ -778,7 +658,7 @@
         <w:jc w:val="both"/>
       </w:pPr>
       <w:r>
-        <w:t>Doğrulama kaybının en düşük olduğu epoch değerleri 23 ile 50 arasında değişmiştir. Bu sonuç, sabit bir durdurma noktasının tüm koşular için eşit derecede uygun olmayabileceğini gösterir. Önceden tanımlanan erken durdurma ve checkpoint düzeninin kullanılması, her koşuya aynı model seçimi ilkesinin uygulanmasını sağlamıştır. Bununla birlikte eğitim süresini etkileyen donanım koşulları ve paket sürümleri karşılaştırmanın doğrudan bir parçası değildir.</w:t>
+        <w:t>En düşük doğrulama kaybının görüldüğü en iyi epoch değerleri 23–50 arasında değişmektedir. Erken durdurma ve en iyi doğrulama kaybındaki ağırlıkların geri yüklenmesi aynı eğitim protokolünü korumuştur. Farklı tohumların test başarısı arasında gözlenen değişim, özellikle tek bir yüksek skoru genel başarı göstergesi olarak kullanmayı sakıncalı kılar. Donanım ve sürüm kayıtları ortam farklarının tekrar üretilebilirlik üzerindeki olası etkilerini incelemeyi kolaylaştırır.</w:t>
       </w:r>
     </w:p>
     <w:p>
@@ -794,7 +674,7 @@
         <w:jc w:val="both"/>
       </w:pPr>
       <w:r>
-        <w:t>Beş-seed çalışmasının doğrulama doğrulukları birbirinden bir miktar farklıdır. En yüksek doğrulama doğruluğu 202 koşusunda, en düşük değerler ise 404 ve 505 koşularında kaydedilmiştir. Test sonuçlarında da 202 koşusu tekil olarak daha yüksek görünmektedir. Fakat tekil sıralamanın araştırmanın nihai modeli olarak kullanılması önceden belirlenmiş seçim ölçütü yoksa yanlılığa yol açar. Bu nedenle tabloda ortalama, değişkenlik ve tüm seed değerleri birlikte tutulmuştur. Tek bir sonucu öne çıkararak diğerlerini çıkarmak önerilmemektedir.</w:t>
+        <w:t>Kararlılık deneyinde en yüksek doğrulama doğruluğu 202 tohumunda %99,63; 303, 404 ve 505 tohumlarında en düşük oran %98,89'dur. Testte 202 ile 404 aynı en yüksek doğruluğa ulaşmış, 303 en düşük sonucu göstermiştir. Bu sıralamalar test başarısına göre yeni bir model seçildiği anlamına gelmez. Koşuların tamamı rapora alınmıştır; ortalama, standart sapma ve hata sayıları, değişimin görünür olmasını sağlamaktadır.</w:t>
       </w:r>
     </w:p>
     <w:p>
@@ -811,6 +691,14 @@
       </w:pPr>
       <w:r>
         <w:t>Tüm sonuçların raporlanmasında daha büyük değerin otomatik olarak bilimsel üstünlük anlamına gelmediği esas alınmıştır. Yüzde olarak ifade edilen skorlar test gözlem sayısıyla birlikte okunmalıdır. Bunun yanında doğrulama performansı ayrı gösterilerek hangi ölçütün model seçimi için kullanıldığı anlaşılır hâle getirilmiştir. Farklı zamanlarda üretilmiş deneyler tek bir eğitim süreciymiş gibi sunulmamış, karşılaştırmanın sınırları açık biçimde korunmuştur.</w:t>
+      </w:r>
+    </w:p>
+    <w:p>
+      <w:pPr>
+        <w:jc w:val="both"/>
+      </w:pPr>
+      <w:r>
+        <w:t>Ek mimari/doğrulama çalışmasının dokuz eğitimi, üç mimarinin üçer başlangıç altında yalnızca doğrulama kümesinde değerlendirilmesinden oluşmaktadır. Ortalama doğrulama makro F1 değerleri güçlü düzenlileştirmede 0,99009, referansta 0,98890 ve küçük CNN'de 0,98761 olarak kaydedilmiştir. Bu sonuçlar ana model seçimini değiştirmek için kullanılmamış, ek keşifsel inceleme olarak sunulmuştur.</w:t>
       </w:r>
     </w:p>
     <w:tbl>
@@ -818,29 +706,25 @@
         <w:tblStyle w:val="TableGrid"/>
         <w:tblW w:type="auto" w:w="0"/>
         <w:jc w:val="center"/>
-        <w:tblLayout w:type="fixed"/>
         <w:tblLook w:firstColumn="1" w:firstRow="1" w:lastColumn="0" w:lastRow="0" w:noHBand="0" w:noVBand="1" w:val="04A0"/>
       </w:tblPr>
       <w:tblGrid>
-        <w:gridCol w:w="2296"/>
-        <w:gridCol w:w="2296"/>
-        <w:gridCol w:w="2296"/>
-        <w:gridCol w:w="2296"/>
+        <w:gridCol w:w="2379"/>
+        <w:gridCol w:w="2379"/>
+        <w:gridCol w:w="2379"/>
+        <w:gridCol w:w="2379"/>
       </w:tblGrid>
       <w:tr>
         <w:tc>
           <w:tcPr>
-            <w:tcW w:type="dxa" w:w="2296"/>
+            <w:tcW w:type="dxa" w:w="2379"/>
             <w:vAlign w:val="center"/>
           </w:tcPr>
           <w:p>
-            <w:pPr>
-              <w:spacing w:before="20" w:after="20"/>
-            </w:pPr>
             <w:r>
               <w:rPr>
                 <w:rFonts w:ascii="Times New Roman" w:hAnsi="Times New Roman"/>
-                <w:sz w:val="21"/>
+                <w:sz w:val="18"/>
               </w:rPr>
               <w:t>Model</w:t>
             </w:r>
@@ -848,55 +732,46 @@
         </w:tc>
         <w:tc>
           <w:tcPr>
-            <w:tcW w:type="dxa" w:w="2296"/>
+            <w:tcW w:type="dxa" w:w="2379"/>
             <w:vAlign w:val="center"/>
           </w:tcPr>
           <w:p>
-            <w:pPr>
-              <w:spacing w:before="20" w:after="20"/>
-            </w:pPr>
             <w:r>
               <w:rPr>
                 <w:rFonts w:ascii="Times New Roman" w:hAnsi="Times New Roman"/>
-                <w:sz w:val="21"/>
+                <w:sz w:val="18"/>
               </w:rPr>
-              <w:t>Doğrulama (%)</w:t>
+              <w:t>Validation Acc %</w:t>
             </w:r>
           </w:p>
         </w:tc>
         <w:tc>
           <w:tcPr>
-            <w:tcW w:type="dxa" w:w="2296"/>
+            <w:tcW w:type="dxa" w:w="2379"/>
             <w:vAlign w:val="center"/>
           </w:tcPr>
           <w:p>
-            <w:pPr>
-              <w:spacing w:before="20" w:after="20"/>
-            </w:pPr>
             <w:r>
               <w:rPr>
                 <w:rFonts w:ascii="Times New Roman" w:hAnsi="Times New Roman"/>
-                <w:sz w:val="21"/>
+                <w:sz w:val="18"/>
               </w:rPr>
-              <w:t>Test (%)</w:t>
+              <w:t>Test Acc %</w:t>
             </w:r>
           </w:p>
         </w:tc>
         <w:tc>
           <w:tcPr>
-            <w:tcW w:type="dxa" w:w="2296"/>
+            <w:tcW w:type="dxa" w:w="2379"/>
             <w:vAlign w:val="center"/>
           </w:tcPr>
           <w:p>
-            <w:pPr>
-              <w:spacing w:before="20" w:after="20"/>
-            </w:pPr>
             <w:r>
               <w:rPr>
                 <w:rFonts w:ascii="Times New Roman" w:hAnsi="Times New Roman"/>
-                <w:sz w:val="21"/>
+                <w:sz w:val="18"/>
               </w:rPr>
-              <w:t>Test makro F1 (%)</w:t>
+              <w:t>Test Macro F1 %</w:t>
             </w:r>
           </w:p>
         </w:tc>
@@ -904,35 +779,32 @@
       <w:tr>
         <w:tc>
           <w:tcPr>
-            <w:tcW w:type="dxa" w:w="2296"/>
+            <w:tcW w:type="dxa" w:w="2379"/>
             <w:vAlign w:val="center"/>
           </w:tcPr>
           <w:p>
-            <w:pPr>
-              <w:spacing w:before="20" w:after="20"/>
-            </w:pPr>
             <w:r>
               <w:rPr>
                 <w:rFonts w:ascii="Times New Roman" w:hAnsi="Times New Roman"/>
-                <w:sz w:val="21"/>
+                <w:sz w:val="18"/>
               </w:rPr>
-              <w:t>CNN-C</w:t>
+              <w:t>CNN (CNN-C Görüntü modeli</w:t>
             </w:r>
           </w:p>
         </w:tc>
         <w:tc>
           <w:tcPr>
-            <w:tcW w:type="dxa" w:w="2296"/>
+            <w:tcW w:type="dxa" w:w="2379"/>
             <w:vAlign w:val="center"/>
           </w:tcPr>
           <w:p>
             <w:pPr>
-              <w:spacing w:before="20" w:after="20"/>
+              <w:spacing w:before="0" w:after="0"/>
             </w:pPr>
             <w:r>
               <w:rPr>
                 <w:rFonts w:ascii="Times New Roman" w:hAnsi="Times New Roman"/>
-                <w:sz w:val="21"/>
+                <w:sz w:val="18"/>
               </w:rPr>
               <w:t>99.26</w:t>
             </w:r>
@@ -940,17 +812,17 @@
         </w:tc>
         <w:tc>
           <w:tcPr>
-            <w:tcW w:type="dxa" w:w="2296"/>
+            <w:tcW w:type="dxa" w:w="2379"/>
             <w:vAlign w:val="center"/>
           </w:tcPr>
           <w:p>
             <w:pPr>
-              <w:spacing w:before="20" w:after="20"/>
+              <w:spacing w:before="0" w:after="0"/>
             </w:pPr>
             <w:r>
               <w:rPr>
                 <w:rFonts w:ascii="Times New Roman" w:hAnsi="Times New Roman"/>
-                <w:sz w:val="21"/>
+                <w:sz w:val="18"/>
               </w:rPr>
               <w:t>98.15</w:t>
             </w:r>
@@ -958,17 +830,17 @@
         </w:tc>
         <w:tc>
           <w:tcPr>
-            <w:tcW w:type="dxa" w:w="2296"/>
+            <w:tcW w:type="dxa" w:w="2379"/>
             <w:vAlign w:val="center"/>
           </w:tcPr>
           <w:p>
             <w:pPr>
-              <w:spacing w:before="20" w:after="20"/>
+              <w:spacing w:before="0" w:after="0"/>
             </w:pPr>
             <w:r>
               <w:rPr>
                 <w:rFonts w:ascii="Times New Roman" w:hAnsi="Times New Roman"/>
-                <w:sz w:val="21"/>
+                <w:sz w:val="18"/>
               </w:rPr>
               <w:t>98.12</w:t>
             </w:r>
@@ -978,17 +850,14 @@
       <w:tr>
         <w:tc>
           <w:tcPr>
-            <w:tcW w:type="dxa" w:w="2296"/>
+            <w:tcW w:type="dxa" w:w="2379"/>
             <w:vAlign w:val="center"/>
           </w:tcPr>
           <w:p>
-            <w:pPr>
-              <w:spacing w:before="20" w:after="20"/>
-            </w:pPr>
             <w:r>
               <w:rPr>
                 <w:rFonts w:ascii="Times New Roman" w:hAnsi="Times New Roman"/>
-                <w:sz w:val="21"/>
+                <w:sz w:val="18"/>
               </w:rPr>
               <w:t>Logistic Regression</w:t>
             </w:r>
@@ -996,17 +865,17 @@
         </w:tc>
         <w:tc>
           <w:tcPr>
-            <w:tcW w:type="dxa" w:w="2296"/>
+            <w:tcW w:type="dxa" w:w="2379"/>
             <w:vAlign w:val="center"/>
           </w:tcPr>
           <w:p>
             <w:pPr>
-              <w:spacing w:before="20" w:after="20"/>
+              <w:spacing w:before="0" w:after="0"/>
             </w:pPr>
             <w:r>
               <w:rPr>
                 <w:rFonts w:ascii="Times New Roman" w:hAnsi="Times New Roman"/>
-                <w:sz w:val="21"/>
+                <w:sz w:val="18"/>
               </w:rPr>
               <w:t>97.78</w:t>
             </w:r>
@@ -1014,17 +883,17 @@
         </w:tc>
         <w:tc>
           <w:tcPr>
-            <w:tcW w:type="dxa" w:w="2296"/>
+            <w:tcW w:type="dxa" w:w="2379"/>
             <w:vAlign w:val="center"/>
           </w:tcPr>
           <w:p>
             <w:pPr>
-              <w:spacing w:before="20" w:after="20"/>
+              <w:spacing w:before="0" w:after="0"/>
             </w:pPr>
             <w:r>
               <w:rPr>
                 <w:rFonts w:ascii="Times New Roman" w:hAnsi="Times New Roman"/>
-                <w:sz w:val="21"/>
+                <w:sz w:val="18"/>
               </w:rPr>
               <w:t>98.52</w:t>
             </w:r>
@@ -1032,17 +901,17 @@
         </w:tc>
         <w:tc>
           <w:tcPr>
-            <w:tcW w:type="dxa" w:w="2296"/>
+            <w:tcW w:type="dxa" w:w="2379"/>
             <w:vAlign w:val="center"/>
           </w:tcPr>
           <w:p>
             <w:pPr>
-              <w:spacing w:before="20" w:after="20"/>
+              <w:spacing w:before="0" w:after="0"/>
             </w:pPr>
             <w:r>
               <w:rPr>
                 <w:rFonts w:ascii="Times New Roman" w:hAnsi="Times New Roman"/>
-                <w:sz w:val="21"/>
+                <w:sz w:val="18"/>
               </w:rPr>
               <w:t>98.52</w:t>
             </w:r>
@@ -1052,17 +921,14 @@
       <w:tr>
         <w:tc>
           <w:tcPr>
-            <w:tcW w:type="dxa" w:w="2296"/>
+            <w:tcW w:type="dxa" w:w="2379"/>
             <w:vAlign w:val="center"/>
           </w:tcPr>
           <w:p>
-            <w:pPr>
-              <w:spacing w:before="20" w:after="20"/>
-            </w:pPr>
             <w:r>
               <w:rPr>
                 <w:rFonts w:ascii="Times New Roman" w:hAnsi="Times New Roman"/>
-                <w:sz w:val="21"/>
+                <w:sz w:val="18"/>
               </w:rPr>
               <w:t>SVM (RBF)</w:t>
             </w:r>
@@ -1070,17 +936,17 @@
         </w:tc>
         <w:tc>
           <w:tcPr>
-            <w:tcW w:type="dxa" w:w="2296"/>
+            <w:tcW w:type="dxa" w:w="2379"/>
             <w:vAlign w:val="center"/>
           </w:tcPr>
           <w:p>
             <w:pPr>
-              <w:spacing w:before="20" w:after="20"/>
+              <w:spacing w:before="0" w:after="0"/>
             </w:pPr>
             <w:r>
               <w:rPr>
                 <w:rFonts w:ascii="Times New Roman" w:hAnsi="Times New Roman"/>
-                <w:sz w:val="21"/>
+                <w:sz w:val="18"/>
               </w:rPr>
               <w:t>97.41</w:t>
             </w:r>
@@ -1088,17 +954,17 @@
         </w:tc>
         <w:tc>
           <w:tcPr>
-            <w:tcW w:type="dxa" w:w="2296"/>
+            <w:tcW w:type="dxa" w:w="2379"/>
             <w:vAlign w:val="center"/>
           </w:tcPr>
           <w:p>
             <w:pPr>
-              <w:spacing w:before="20" w:after="20"/>
+              <w:spacing w:before="0" w:after="0"/>
             </w:pPr>
             <w:r>
               <w:rPr>
                 <w:rFonts w:ascii="Times New Roman" w:hAnsi="Times New Roman"/>
-                <w:sz w:val="21"/>
+                <w:sz w:val="18"/>
               </w:rPr>
               <w:t>98.89</w:t>
             </w:r>
@@ -1106,17 +972,17 @@
         </w:tc>
         <w:tc>
           <w:tcPr>
-            <w:tcW w:type="dxa" w:w="2296"/>
+            <w:tcW w:type="dxa" w:w="2379"/>
             <w:vAlign w:val="center"/>
           </w:tcPr>
           <w:p>
             <w:pPr>
-              <w:spacing w:before="20" w:after="20"/>
+              <w:spacing w:before="0" w:after="0"/>
             </w:pPr>
             <w:r>
               <w:rPr>
                 <w:rFonts w:ascii="Times New Roman" w:hAnsi="Times New Roman"/>
-                <w:sz w:val="21"/>
+                <w:sz w:val="18"/>
               </w:rPr>
               <w:t>98.88</w:t>
             </w:r>
@@ -1126,17 +992,14 @@
       <w:tr>
         <w:tc>
           <w:tcPr>
-            <w:tcW w:type="dxa" w:w="2296"/>
+            <w:tcW w:type="dxa" w:w="2379"/>
             <w:vAlign w:val="center"/>
           </w:tcPr>
           <w:p>
-            <w:pPr>
-              <w:spacing w:before="20" w:after="20"/>
-            </w:pPr>
             <w:r>
               <w:rPr>
                 <w:rFonts w:ascii="Times New Roman" w:hAnsi="Times New Roman"/>
-                <w:sz w:val="21"/>
+                <w:sz w:val="18"/>
               </w:rPr>
               <w:t>Random Forest</w:t>
             </w:r>
@@ -1144,17 +1007,17 @@
         </w:tc>
         <w:tc>
           <w:tcPr>
-            <w:tcW w:type="dxa" w:w="2296"/>
+            <w:tcW w:type="dxa" w:w="2379"/>
             <w:vAlign w:val="center"/>
           </w:tcPr>
           <w:p>
             <w:pPr>
-              <w:spacing w:before="20" w:after="20"/>
+              <w:spacing w:before="0" w:after="0"/>
             </w:pPr>
             <w:r>
               <w:rPr>
                 <w:rFonts w:ascii="Times New Roman" w:hAnsi="Times New Roman"/>
-                <w:sz w:val="21"/>
+                <w:sz w:val="18"/>
               </w:rPr>
               <w:t>96.67</w:t>
             </w:r>
@@ -1162,17 +1025,17 @@
         </w:tc>
         <w:tc>
           <w:tcPr>
-            <w:tcW w:type="dxa" w:w="2296"/>
+            <w:tcW w:type="dxa" w:w="2379"/>
             <w:vAlign w:val="center"/>
           </w:tcPr>
           <w:p>
             <w:pPr>
-              <w:spacing w:before="20" w:after="20"/>
+              <w:spacing w:before="0" w:after="0"/>
             </w:pPr>
             <w:r>
               <w:rPr>
                 <w:rFonts w:ascii="Times New Roman" w:hAnsi="Times New Roman"/>
-                <w:sz w:val="21"/>
+                <w:sz w:val="18"/>
               </w:rPr>
               <w:t>97.41</w:t>
             </w:r>
@@ -1180,17 +1043,17 @@
         </w:tc>
         <w:tc>
           <w:tcPr>
-            <w:tcW w:type="dxa" w:w="2296"/>
+            <w:tcW w:type="dxa" w:w="2379"/>
             <w:vAlign w:val="center"/>
           </w:tcPr>
           <w:p>
             <w:pPr>
-              <w:spacing w:before="20" w:after="20"/>
+              <w:spacing w:before="0" w:after="0"/>
             </w:pPr>
             <w:r>
               <w:rPr>
                 <w:rFonts w:ascii="Times New Roman" w:hAnsi="Times New Roman"/>
-                <w:sz w:val="21"/>
+                <w:sz w:val="18"/>
               </w:rPr>
               <w:t>97.38</w:t>
             </w:r>
@@ -1200,17 +1063,14 @@
       <w:tr>
         <w:tc>
           <w:tcPr>
-            <w:tcW w:type="dxa" w:w="2296"/>
+            <w:tcW w:type="dxa" w:w="2379"/>
             <w:vAlign w:val="center"/>
           </w:tcPr>
           <w:p>
-            <w:pPr>
-              <w:spacing w:before="20" w:after="20"/>
-            </w:pPr>
             <w:r>
               <w:rPr>
                 <w:rFonts w:ascii="Times New Roman" w:hAnsi="Times New Roman"/>
-                <w:sz w:val="21"/>
+                <w:sz w:val="18"/>
               </w:rPr>
               <w:t>KNN</w:t>
             </w:r>
@@ -1218,17 +1078,17 @@
         </w:tc>
         <w:tc>
           <w:tcPr>
-            <w:tcW w:type="dxa" w:w="2296"/>
+            <w:tcW w:type="dxa" w:w="2379"/>
             <w:vAlign w:val="center"/>
           </w:tcPr>
           <w:p>
             <w:pPr>
-              <w:spacing w:before="20" w:after="20"/>
+              <w:spacing w:before="0" w:after="0"/>
             </w:pPr>
             <w:r>
               <w:rPr>
                 <w:rFonts w:ascii="Times New Roman" w:hAnsi="Times New Roman"/>
-                <w:sz w:val="21"/>
+                <w:sz w:val="18"/>
               </w:rPr>
               <w:t>96.30</w:t>
             </w:r>
@@ -1236,17 +1096,17 @@
         </w:tc>
         <w:tc>
           <w:tcPr>
-            <w:tcW w:type="dxa" w:w="2296"/>
+            <w:tcW w:type="dxa" w:w="2379"/>
             <w:vAlign w:val="center"/>
           </w:tcPr>
           <w:p>
             <w:pPr>
-              <w:spacing w:before="20" w:after="20"/>
+              <w:spacing w:before="0" w:after="0"/>
             </w:pPr>
             <w:r>
               <w:rPr>
                 <w:rFonts w:ascii="Times New Roman" w:hAnsi="Times New Roman"/>
-                <w:sz w:val="21"/>
+                <w:sz w:val="18"/>
               </w:rPr>
               <w:t>98.15</w:t>
             </w:r>
@@ -1254,17 +1114,17 @@
         </w:tc>
         <w:tc>
           <w:tcPr>
-            <w:tcW w:type="dxa" w:w="2296"/>
+            <w:tcW w:type="dxa" w:w="2379"/>
             <w:vAlign w:val="center"/>
           </w:tcPr>
           <w:p>
             <w:pPr>
-              <w:spacing w:before="20" w:after="20"/>
+              <w:spacing w:before="0" w:after="0"/>
             </w:pPr>
             <w:r>
               <w:rPr>
                 <w:rFonts w:ascii="Times New Roman" w:hAnsi="Times New Roman"/>
-                <w:sz w:val="21"/>
+                <w:sz w:val="18"/>
               </w:rPr>
               <w:t>98.15</w:t>
             </w:r>
@@ -1274,17 +1134,14 @@
       <w:tr>
         <w:tc>
           <w:tcPr>
-            <w:tcW w:type="dxa" w:w="2296"/>
+            <w:tcW w:type="dxa" w:w="2379"/>
             <w:vAlign w:val="center"/>
           </w:tcPr>
           <w:p>
-            <w:pPr>
-              <w:spacing w:before="20" w:after="20"/>
-            </w:pPr>
             <w:r>
               <w:rPr>
                 <w:rFonts w:ascii="Times New Roman" w:hAnsi="Times New Roman"/>
-                <w:sz w:val="21"/>
+                <w:sz w:val="18"/>
               </w:rPr>
               <w:t>Gradient Boosting</w:t>
             </w:r>
@@ -1292,17 +1149,17 @@
         </w:tc>
         <w:tc>
           <w:tcPr>
-            <w:tcW w:type="dxa" w:w="2296"/>
+            <w:tcW w:type="dxa" w:w="2379"/>
             <w:vAlign w:val="center"/>
           </w:tcPr>
           <w:p>
             <w:pPr>
-              <w:spacing w:before="20" w:after="20"/>
+              <w:spacing w:before="0" w:after="0"/>
             </w:pPr>
             <w:r>
               <w:rPr>
                 <w:rFonts w:ascii="Times New Roman" w:hAnsi="Times New Roman"/>
-                <w:sz w:val="21"/>
+                <w:sz w:val="18"/>
               </w:rPr>
               <w:t>95.19</w:t>
             </w:r>
@@ -1310,17 +1167,17 @@
         </w:tc>
         <w:tc>
           <w:tcPr>
-            <w:tcW w:type="dxa" w:w="2296"/>
+            <w:tcW w:type="dxa" w:w="2379"/>
             <w:vAlign w:val="center"/>
           </w:tcPr>
           <w:p>
             <w:pPr>
-              <w:spacing w:before="20" w:after="20"/>
+              <w:spacing w:before="0" w:after="0"/>
             </w:pPr>
             <w:r>
               <w:rPr>
                 <w:rFonts w:ascii="Times New Roman" w:hAnsi="Times New Roman"/>
-                <w:sz w:val="21"/>
+                <w:sz w:val="18"/>
               </w:rPr>
               <w:t>96.30</w:t>
             </w:r>
@@ -1328,17 +1185,17 @@
         </w:tc>
         <w:tc>
           <w:tcPr>
-            <w:tcW w:type="dxa" w:w="2296"/>
+            <w:tcW w:type="dxa" w:w="2379"/>
             <w:vAlign w:val="center"/>
           </w:tcPr>
           <w:p>
             <w:pPr>
-              <w:spacing w:before="20" w:after="20"/>
+              <w:spacing w:before="0" w:after="0"/>
             </w:pPr>
             <w:r>
               <w:rPr>
                 <w:rFonts w:ascii="Times New Roman" w:hAnsi="Times New Roman"/>
-                <w:sz w:val="21"/>
+                <w:sz w:val="18"/>
               </w:rPr>
               <w:t>96.27</w:t>
             </w:r>
@@ -1347,6 +1204,9 @@
       </w:tr>
     </w:tbl>
     <w:p>
+      <w:pPr>
+        <w:jc w:val="both"/>
+      </w:pPr>
       <w:r>
         <w:drawing>
           <wp:inline xmlns:a="http://schemas.openxmlformats.org/drawingml/2006/main" xmlns:pic="http://schemas.openxmlformats.org/drawingml/2006/picture">
@@ -1384,18 +1244,16 @@
     </w:p>
     <w:p>
       <w:pPr>
-        <w:jc w:val="center"/>
+        <w:jc w:val="both"/>
       </w:pPr>
       <w:r>
-        <w:rPr>
-          <w:rFonts w:ascii="Times New Roman" w:hAnsi="Times New Roman"/>
-          <w:i/>
-          <w:sz w:val="20"/>
-        </w:rPr>
-        <w:t>Şekil 1. Digits veri kümesinde rakam sınıflarının dağılımı</w:t>
+        <w:t>Şekil 1. Digits veri kümesinde sınıflara göre örnek sayıları.</w:t>
       </w:r>
     </w:p>
     <w:p>
+      <w:pPr>
+        <w:jc w:val="both"/>
+      </w:pPr>
       <w:r>
         <w:drawing>
           <wp:inline xmlns:a="http://schemas.openxmlformats.org/drawingml/2006/main" xmlns:pic="http://schemas.openxmlformats.org/drawingml/2006/picture">
@@ -1433,18 +1291,16 @@
     </w:p>
     <w:p>
       <w:pPr>
-        <w:jc w:val="center"/>
+        <w:jc w:val="both"/>
       </w:pPr>
       <w:r>
-        <w:rPr>
-          <w:rFonts w:ascii="Times New Roman" w:hAnsi="Times New Roman"/>
-          <w:i/>
-          <w:sz w:val="20"/>
-        </w:rPr>
-        <w:t>Şekil 2. Her rakam sınıfından örnek görüntüler</w:t>
+        <w:t>Şekil 2. Digits veri kümesinden örnek el yazısı rakam görüntüleri.</w:t>
       </w:r>
     </w:p>
     <w:p>
+      <w:pPr>
+        <w:jc w:val="both"/>
+      </w:pPr>
       <w:r>
         <w:drawing>
           <wp:inline xmlns:a="http://schemas.openxmlformats.org/drawingml/2006/main" xmlns:pic="http://schemas.openxmlformats.org/drawingml/2006/picture">
@@ -1482,18 +1338,16 @@
     </w:p>
     <w:p>
       <w:pPr>
-        <w:jc w:val="center"/>
+        <w:jc w:val="both"/>
       </w:pPr>
       <w:r>
-        <w:rPr>
-          <w:rFonts w:ascii="Times New Roman" w:hAnsi="Times New Roman"/>
-          <w:i/>
-          <w:sz w:val="20"/>
-        </w:rPr>
-        <w:t>Şekil 3. Modellerin doğrulama ve test performansları</w:t>
+        <w:t>Şekil 3. Colab ana deneyinde modellerin test doğruluğu karşılaştırması.</w:t>
       </w:r>
     </w:p>
     <w:p>
+      <w:pPr>
+        <w:jc w:val="both"/>
+      </w:pPr>
       <w:r>
         <w:drawing>
           <wp:inline xmlns:a="http://schemas.openxmlformats.org/drawingml/2006/main" xmlns:pic="http://schemas.openxmlformats.org/drawingml/2006/picture">
@@ -1531,18 +1385,16 @@
     </w:p>
     <w:p>
       <w:pPr>
-        <w:jc w:val="center"/>
+        <w:jc w:val="both"/>
       </w:pPr>
       <w:r>
-        <w:rPr>
-          <w:rFonts w:ascii="Times New Roman" w:hAnsi="Times New Roman"/>
-          <w:i/>
-          <w:sz w:val="20"/>
-        </w:rPr>
-        <w:t>Şekil 4. CNN modelinin beş başlangıç tohumu için test doğrulukları</w:t>
+        <w:t>Şekil 4. CNN-C için beş başlangıç tohumunda test doğruluğu.</w:t>
       </w:r>
     </w:p>
     <w:p>
+      <w:pPr>
+        <w:jc w:val="both"/>
+      </w:pPr>
       <w:r>
         <w:drawing>
           <wp:inline xmlns:a="http://schemas.openxmlformats.org/drawingml/2006/main" xmlns:pic="http://schemas.openxmlformats.org/drawingml/2006/picture">
@@ -1580,15 +1432,10 @@
     </w:p>
     <w:p>
       <w:pPr>
-        <w:jc w:val="center"/>
+        <w:jc w:val="both"/>
       </w:pPr>
       <w:r>
-        <w:rPr>
-          <w:rFonts w:ascii="Times New Roman" w:hAnsi="Times New Roman"/>
-          <w:i/>
-          <w:sz w:val="20"/>
-        </w:rPr>
-        <w:t>Şekil 5. CNN modelinin doğrulama kaybı eğrisi</w:t>
+        <w:t>Şekil 5. CNN-C kararlılık eğitimlerinde doğrulama kaybı eğrileri.</w:t>
       </w:r>
     </w:p>
     <w:tbl>
@@ -1596,85 +1443,72 @@
         <w:tblStyle w:val="TableGrid"/>
         <w:tblW w:type="auto" w:w="0"/>
         <w:jc w:val="center"/>
-        <w:tblLayout w:type="fixed"/>
         <w:tblLook w:firstColumn="1" w:firstRow="1" w:lastColumn="0" w:lastRow="0" w:noHBand="0" w:noVBand="1" w:val="04A0"/>
       </w:tblPr>
       <w:tblGrid>
-        <w:gridCol w:w="2296"/>
-        <w:gridCol w:w="2296"/>
-        <w:gridCol w:w="2296"/>
-        <w:gridCol w:w="2296"/>
+        <w:gridCol w:w="2379"/>
+        <w:gridCol w:w="2379"/>
+        <w:gridCol w:w="2379"/>
+        <w:gridCol w:w="2379"/>
       </w:tblGrid>
       <w:tr>
         <w:tc>
           <w:tcPr>
-            <w:tcW w:type="dxa" w:w="2296"/>
+            <w:tcW w:type="dxa" w:w="2379"/>
             <w:vAlign w:val="center"/>
           </w:tcPr>
           <w:p>
-            <w:pPr>
-              <w:spacing w:before="20" w:after="20"/>
-            </w:pPr>
             <w:r>
               <w:rPr>
                 <w:rFonts w:ascii="Times New Roman" w:hAnsi="Times New Roman"/>
-                <w:sz w:val="21"/>
+                <w:sz w:val="18"/>
               </w:rPr>
-              <w:t>Başlangıç tohumu</w:t>
+              <w:t>Seed</w:t>
             </w:r>
           </w:p>
         </w:tc>
         <w:tc>
           <w:tcPr>
-            <w:tcW w:type="dxa" w:w="2296"/>
+            <w:tcW w:type="dxa" w:w="2379"/>
             <w:vAlign w:val="center"/>
           </w:tcPr>
           <w:p>
-            <w:pPr>
-              <w:spacing w:before="20" w:after="20"/>
-            </w:pPr>
             <w:r>
               <w:rPr>
                 <w:rFonts w:ascii="Times New Roman" w:hAnsi="Times New Roman"/>
-                <w:sz w:val="21"/>
+                <w:sz w:val="18"/>
               </w:rPr>
-              <w:t>En iyi epoch</w:t>
+              <w:t>Best epoch</w:t>
             </w:r>
           </w:p>
         </w:tc>
         <w:tc>
           <w:tcPr>
-            <w:tcW w:type="dxa" w:w="2296"/>
+            <w:tcW w:type="dxa" w:w="2379"/>
             <w:vAlign w:val="center"/>
           </w:tcPr>
           <w:p>
-            <w:pPr>
-              <w:spacing w:before="20" w:after="20"/>
-            </w:pPr>
             <w:r>
               <w:rPr>
                 <w:rFonts w:ascii="Times New Roman" w:hAnsi="Times New Roman"/>
-                <w:sz w:val="21"/>
+                <w:sz w:val="18"/>
               </w:rPr>
-              <w:t>Test (%)</w:t>
+              <w:t>Test Acc %</w:t>
             </w:r>
           </w:p>
         </w:tc>
         <w:tc>
           <w:tcPr>
-            <w:tcW w:type="dxa" w:w="2296"/>
+            <w:tcW w:type="dxa" w:w="2379"/>
             <w:vAlign w:val="center"/>
           </w:tcPr>
           <w:p>
-            <w:pPr>
-              <w:spacing w:before="20" w:after="20"/>
-            </w:pPr>
             <w:r>
               <w:rPr>
                 <w:rFonts w:ascii="Times New Roman" w:hAnsi="Times New Roman"/>
-                <w:sz w:val="21"/>
+                <w:sz w:val="18"/>
               </w:rPr>
-              <w:t>Makro F1 (%)</w:t>
+              <w:t>Macro F1 %</w:t>
             </w:r>
           </w:p>
         </w:tc>
@@ -1682,17 +1516,17 @@
       <w:tr>
         <w:tc>
           <w:tcPr>
-            <w:tcW w:type="dxa" w:w="2296"/>
+            <w:tcW w:type="dxa" w:w="2379"/>
             <w:vAlign w:val="center"/>
           </w:tcPr>
           <w:p>
             <w:pPr>
-              <w:spacing w:before="20" w:after="20"/>
+              <w:spacing w:before="0" w:after="0"/>
             </w:pPr>
             <w:r>
               <w:rPr>
                 <w:rFonts w:ascii="Times New Roman" w:hAnsi="Times New Roman"/>
-                <w:sz w:val="21"/>
+                <w:sz w:val="18"/>
               </w:rPr>
               <w:t>101</w:t>
             </w:r>
@@ -1700,55 +1534,55 @@
         </w:tc>
         <w:tc>
           <w:tcPr>
-            <w:tcW w:type="dxa" w:w="2296"/>
+            <w:tcW w:type="dxa" w:w="2379"/>
             <w:vAlign w:val="center"/>
           </w:tcPr>
           <w:p>
             <w:pPr>
-              <w:spacing w:before="20" w:after="20"/>
+              <w:spacing w:before="0" w:after="0"/>
             </w:pPr>
             <w:r>
               <w:rPr>
                 <w:rFonts w:ascii="Times New Roman" w:hAnsi="Times New Roman"/>
-                <w:sz w:val="21"/>
+                <w:sz w:val="18"/>
               </w:rPr>
-              <w:t>34</w:t>
+              <w:t>44</w:t>
             </w:r>
           </w:p>
         </w:tc>
         <w:tc>
           <w:tcPr>
-            <w:tcW w:type="dxa" w:w="2296"/>
+            <w:tcW w:type="dxa" w:w="2379"/>
             <w:vAlign w:val="center"/>
           </w:tcPr>
           <w:p>
             <w:pPr>
-              <w:spacing w:before="20" w:after="20"/>
+              <w:spacing w:before="0" w:after="0"/>
             </w:pPr>
             <w:r>
               <w:rPr>
                 <w:rFonts w:ascii="Times New Roman" w:hAnsi="Times New Roman"/>
-                <w:sz w:val="21"/>
+                <w:sz w:val="18"/>
               </w:rPr>
-              <w:t>98.889</w:t>
+              <w:t>98.15</w:t>
             </w:r>
           </w:p>
         </w:tc>
         <w:tc>
           <w:tcPr>
-            <w:tcW w:type="dxa" w:w="2296"/>
+            <w:tcW w:type="dxa" w:w="2379"/>
             <w:vAlign w:val="center"/>
           </w:tcPr>
           <w:p>
             <w:pPr>
-              <w:spacing w:before="20" w:after="20"/>
+              <w:spacing w:before="0" w:after="0"/>
             </w:pPr>
             <w:r>
               <w:rPr>
                 <w:rFonts w:ascii="Times New Roman" w:hAnsi="Times New Roman"/>
-                <w:sz w:val="21"/>
+                <w:sz w:val="18"/>
               </w:rPr>
-              <w:t>98.894</w:t>
+              <w:t>98.18</w:t>
             </w:r>
           </w:p>
         </w:tc>
@@ -1756,17 +1590,17 @@
       <w:tr>
         <w:tc>
           <w:tcPr>
-            <w:tcW w:type="dxa" w:w="2296"/>
+            <w:tcW w:type="dxa" w:w="2379"/>
             <w:vAlign w:val="center"/>
           </w:tcPr>
           <w:p>
             <w:pPr>
-              <w:spacing w:before="20" w:after="20"/>
+              <w:spacing w:before="0" w:after="0"/>
             </w:pPr>
             <w:r>
               <w:rPr>
                 <w:rFonts w:ascii="Times New Roman" w:hAnsi="Times New Roman"/>
-                <w:sz w:val="21"/>
+                <w:sz w:val="18"/>
               </w:rPr>
               <w:t>202</w:t>
             </w:r>
@@ -1774,17 +1608,17 @@
         </w:tc>
         <w:tc>
           <w:tcPr>
-            <w:tcW w:type="dxa" w:w="2296"/>
+            <w:tcW w:type="dxa" w:w="2379"/>
             <w:vAlign w:val="center"/>
           </w:tcPr>
           <w:p>
             <w:pPr>
-              <w:spacing w:before="20" w:after="20"/>
+              <w:spacing w:before="0" w:after="0"/>
             </w:pPr>
             <w:r>
               <w:rPr>
                 <w:rFonts w:ascii="Times New Roman" w:hAnsi="Times New Roman"/>
-                <w:sz w:val="21"/>
+                <w:sz w:val="18"/>
               </w:rPr>
               <w:t>37</w:t>
             </w:r>
@@ -1792,37 +1626,37 @@
         </w:tc>
         <w:tc>
           <w:tcPr>
-            <w:tcW w:type="dxa" w:w="2296"/>
+            <w:tcW w:type="dxa" w:w="2379"/>
             <w:vAlign w:val="center"/>
           </w:tcPr>
           <w:p>
             <w:pPr>
-              <w:spacing w:before="20" w:after="20"/>
+              <w:spacing w:before="0" w:after="0"/>
             </w:pPr>
             <w:r>
               <w:rPr>
                 <w:rFonts w:ascii="Times New Roman" w:hAnsi="Times New Roman"/>
-                <w:sz w:val="21"/>
+                <w:sz w:val="18"/>
               </w:rPr>
-              <w:t>99.630</w:t>
+              <w:t>99.63</w:t>
             </w:r>
           </w:p>
         </w:tc>
         <w:tc>
           <w:tcPr>
-            <w:tcW w:type="dxa" w:w="2296"/>
+            <w:tcW w:type="dxa" w:w="2379"/>
             <w:vAlign w:val="center"/>
           </w:tcPr>
           <w:p>
             <w:pPr>
-              <w:spacing w:before="20" w:after="20"/>
+              <w:spacing w:before="0" w:after="0"/>
             </w:pPr>
             <w:r>
               <w:rPr>
                 <w:rFonts w:ascii="Times New Roman" w:hAnsi="Times New Roman"/>
-                <w:sz w:val="21"/>
+                <w:sz w:val="18"/>
               </w:rPr>
-              <w:t>99.630</w:t>
+              <w:t>99.63</w:t>
             </w:r>
           </w:p>
         </w:tc>
@@ -1830,17 +1664,17 @@
       <w:tr>
         <w:tc>
           <w:tcPr>
-            <w:tcW w:type="dxa" w:w="2296"/>
+            <w:tcW w:type="dxa" w:w="2379"/>
             <w:vAlign w:val="center"/>
           </w:tcPr>
           <w:p>
             <w:pPr>
-              <w:spacing w:before="20" w:after="20"/>
+              <w:spacing w:before="0" w:after="0"/>
             </w:pPr>
             <w:r>
               <w:rPr>
                 <w:rFonts w:ascii="Times New Roman" w:hAnsi="Times New Roman"/>
-                <w:sz w:val="21"/>
+                <w:sz w:val="18"/>
               </w:rPr>
               <w:t>303</w:t>
             </w:r>
@@ -1848,17 +1682,17 @@
         </w:tc>
         <w:tc>
           <w:tcPr>
-            <w:tcW w:type="dxa" w:w="2296"/>
+            <w:tcW w:type="dxa" w:w="2379"/>
             <w:vAlign w:val="center"/>
           </w:tcPr>
           <w:p>
             <w:pPr>
-              <w:spacing w:before="20" w:after="20"/>
+              <w:spacing w:before="0" w:after="0"/>
             </w:pPr>
             <w:r>
               <w:rPr>
                 <w:rFonts w:ascii="Times New Roman" w:hAnsi="Times New Roman"/>
-                <w:sz w:val="21"/>
+                <w:sz w:val="18"/>
               </w:rPr>
               <w:t>31</w:t>
             </w:r>
@@ -1866,37 +1700,37 @@
         </w:tc>
         <w:tc>
           <w:tcPr>
-            <w:tcW w:type="dxa" w:w="2296"/>
+            <w:tcW w:type="dxa" w:w="2379"/>
             <w:vAlign w:val="center"/>
           </w:tcPr>
           <w:p>
             <w:pPr>
-              <w:spacing w:before="20" w:after="20"/>
+              <w:spacing w:before="0" w:after="0"/>
             </w:pPr>
             <w:r>
               <w:rPr>
                 <w:rFonts w:ascii="Times New Roman" w:hAnsi="Times New Roman"/>
-                <w:sz w:val="21"/>
+                <w:sz w:val="18"/>
               </w:rPr>
-              <w:t>99.259</w:t>
+              <w:t>97.04</w:t>
             </w:r>
           </w:p>
         </w:tc>
         <w:tc>
           <w:tcPr>
-            <w:tcW w:type="dxa" w:w="2296"/>
+            <w:tcW w:type="dxa" w:w="2379"/>
             <w:vAlign w:val="center"/>
           </w:tcPr>
           <w:p>
             <w:pPr>
-              <w:spacing w:before="20" w:after="20"/>
+              <w:spacing w:before="0" w:after="0"/>
             </w:pPr>
             <w:r>
               <w:rPr>
                 <w:rFonts w:ascii="Times New Roman" w:hAnsi="Times New Roman"/>
-                <w:sz w:val="21"/>
+                <w:sz w:val="18"/>
               </w:rPr>
-              <w:t>99.252</w:t>
+              <w:t>96.93</w:t>
             </w:r>
           </w:p>
         </w:tc>
@@ -1904,17 +1738,17 @@
       <w:tr>
         <w:tc>
           <w:tcPr>
-            <w:tcW w:type="dxa" w:w="2296"/>
+            <w:tcW w:type="dxa" w:w="2379"/>
             <w:vAlign w:val="center"/>
           </w:tcPr>
           <w:p>
             <w:pPr>
-              <w:spacing w:before="20" w:after="20"/>
+              <w:spacing w:before="0" w:after="0"/>
             </w:pPr>
             <w:r>
               <w:rPr>
                 <w:rFonts w:ascii="Times New Roman" w:hAnsi="Times New Roman"/>
-                <w:sz w:val="21"/>
+                <w:sz w:val="18"/>
               </w:rPr>
               <w:t>404</w:t>
             </w:r>
@@ -1922,17 +1756,17 @@
         </w:tc>
         <w:tc>
           <w:tcPr>
-            <w:tcW w:type="dxa" w:w="2296"/>
+            <w:tcW w:type="dxa" w:w="2379"/>
             <w:vAlign w:val="center"/>
           </w:tcPr>
           <w:p>
             <w:pPr>
-              <w:spacing w:before="20" w:after="20"/>
+              <w:spacing w:before="0" w:after="0"/>
             </w:pPr>
             <w:r>
               <w:rPr>
                 <w:rFonts w:ascii="Times New Roman" w:hAnsi="Times New Roman"/>
-                <w:sz w:val="21"/>
+                <w:sz w:val="18"/>
               </w:rPr>
               <w:t>23</w:t>
             </w:r>
@@ -1940,37 +1774,37 @@
         </w:tc>
         <w:tc>
           <w:tcPr>
-            <w:tcW w:type="dxa" w:w="2296"/>
+            <w:tcW w:type="dxa" w:w="2379"/>
             <w:vAlign w:val="center"/>
           </w:tcPr>
           <w:p>
             <w:pPr>
-              <w:spacing w:before="20" w:after="20"/>
+              <w:spacing w:before="0" w:after="0"/>
             </w:pPr>
             <w:r>
               <w:rPr>
                 <w:rFonts w:ascii="Times New Roman" w:hAnsi="Times New Roman"/>
-                <w:sz w:val="21"/>
+                <w:sz w:val="18"/>
               </w:rPr>
-              <w:t>99.259</w:t>
+              <w:t>99.63</w:t>
             </w:r>
           </w:p>
         </w:tc>
         <w:tc>
           <w:tcPr>
-            <w:tcW w:type="dxa" w:w="2296"/>
+            <w:tcW w:type="dxa" w:w="2379"/>
             <w:vAlign w:val="center"/>
           </w:tcPr>
           <w:p>
             <w:pPr>
-              <w:spacing w:before="20" w:after="20"/>
+              <w:spacing w:before="0" w:after="0"/>
             </w:pPr>
             <w:r>
               <w:rPr>
                 <w:rFonts w:ascii="Times New Roman" w:hAnsi="Times New Roman"/>
-                <w:sz w:val="21"/>
+                <w:sz w:val="18"/>
               </w:rPr>
-              <w:t>99.244</w:t>
+              <w:t>99.63</w:t>
             </w:r>
           </w:p>
         </w:tc>
@@ -1978,17 +1812,17 @@
       <w:tr>
         <w:tc>
           <w:tcPr>
-            <w:tcW w:type="dxa" w:w="2296"/>
+            <w:tcW w:type="dxa" w:w="2379"/>
             <w:vAlign w:val="center"/>
           </w:tcPr>
           <w:p>
             <w:pPr>
-              <w:spacing w:before="20" w:after="20"/>
+              <w:spacing w:before="0" w:after="0"/>
             </w:pPr>
             <w:r>
               <w:rPr>
                 <w:rFonts w:ascii="Times New Roman" w:hAnsi="Times New Roman"/>
-                <w:sz w:val="21"/>
+                <w:sz w:val="18"/>
               </w:rPr>
               <w:t>505</w:t>
             </w:r>
@@ -1996,17 +1830,17 @@
         </w:tc>
         <w:tc>
           <w:tcPr>
-            <w:tcW w:type="dxa" w:w="2296"/>
+            <w:tcW w:type="dxa" w:w="2379"/>
             <w:vAlign w:val="center"/>
           </w:tcPr>
           <w:p>
             <w:pPr>
-              <w:spacing w:before="20" w:after="20"/>
+              <w:spacing w:before="0" w:after="0"/>
             </w:pPr>
             <w:r>
               <w:rPr>
                 <w:rFonts w:ascii="Times New Roman" w:hAnsi="Times New Roman"/>
-                <w:sz w:val="21"/>
+                <w:sz w:val="18"/>
               </w:rPr>
               <w:t>50</w:t>
             </w:r>
@@ -2014,37 +1848,37 @@
         </w:tc>
         <w:tc>
           <w:tcPr>
-            <w:tcW w:type="dxa" w:w="2296"/>
+            <w:tcW w:type="dxa" w:w="2379"/>
             <w:vAlign w:val="center"/>
           </w:tcPr>
           <w:p>
             <w:pPr>
-              <w:spacing w:before="20" w:after="20"/>
+              <w:spacing w:before="0" w:after="0"/>
             </w:pPr>
             <w:r>
               <w:rPr>
                 <w:rFonts w:ascii="Times New Roman" w:hAnsi="Times New Roman"/>
-                <w:sz w:val="21"/>
+                <w:sz w:val="18"/>
               </w:rPr>
-              <w:t>99.259</w:t>
+              <w:t>99.26</w:t>
             </w:r>
           </w:p>
         </w:tc>
         <w:tc>
           <w:tcPr>
-            <w:tcW w:type="dxa" w:w="2296"/>
+            <w:tcW w:type="dxa" w:w="2379"/>
             <w:vAlign w:val="center"/>
           </w:tcPr>
           <w:p>
             <w:pPr>
-              <w:spacing w:before="20" w:after="20"/>
+              <w:spacing w:before="0" w:after="0"/>
             </w:pPr>
             <w:r>
               <w:rPr>
                 <w:rFonts w:ascii="Times New Roman" w:hAnsi="Times New Roman"/>
-                <w:sz w:val="21"/>
+                <w:sz w:val="18"/>
               </w:rPr>
-              <w:t>99.236</w:t>
+              <w:t>99.24</w:t>
             </w:r>
           </w:p>
         </w:tc>
@@ -2057,21 +1891,17 @@
       <w:r>
         <w:t>Tabloda verilen test yüzdeleri, sınırlı sayıdaki örneğe karşılık gelen tam sayı doğru tahminlerinden elde edilmektedir. Bu nedenle küçük ondalık yüzdelik farklar geniş ve genellenebilir bir üstünlük olarak yorumlanmamalıdır. Son beş-seed deneyinde bütün koşuların sonuçlarının birlikte sunulması, yalnızca en yüksek skoru veren koşunun raporlanmasından daha tutarlı bir özet sağlar. Seed sonuçları arasındaki değişkenlik, modelin başlangıç koşullarına göre verdiği yanıtı gösterir; farklı veri kümeleri veya farklı test ortamları üzerinde genelleme garantisi oluşturmaz. Önceden tanımlanan model seçimi ilkesi ile sonradan yapılan hata analizi bu nedenle ayrı değerlendirilmiştir.</w:t>
       </w:r>
-    </w:p>
-    <w:p>
-      <w:pPr>
-        <w:pStyle w:val="Heading1"/>
-      </w:pPr>
       <w:r>
-        <w:t>5. Tartışma</w:t>
+        <w:t xml:space="preserve"> [15, 16, 17]</w:t>
       </w:r>
     </w:p>
     <w:p>
       <w:pPr>
-        <w:jc w:val="both"/>
+        <w:pStyle w:val="Heading1"/>
+        <w:keepNext/>
       </w:pPr>
       <w:r>
-        <w:t>Ana deneyde doğrulama doğruluğu en yüksek model CNN-C iken test doğruluğunda SVM'nin küçük bir üstünlüğü vardır. Bu durum çelişki değildir; doğrulama ve test verileri sınırlı sayıda farklı örnek içerir. Testte SVM 267, CNN 265 örneği doğru sınıflandırmıştır. İki tahminlik fark tek başına model kalitesindeki kalıcı bir ayrımı göstermeyebilir. Arşivdeki eşleştirilmiş McNemar testinin p değeri 0,6875 olduğundan üstünlük için yeterli istatistiksel kanıt bulunmamaktadır.</w:t>
+        <w:t>5. Discussion</w:t>
       </w:r>
     </w:p>
     <w:p>
@@ -2079,7 +1909,15 @@
         <w:jc w:val="both"/>
       </w:pPr>
       <w:r>
-        <w:t>Ek beş-seed deneyinde test doğruluğunun ortalaması %99,259, standart sapması yaklaşık 0,262 yüzde puandır. Eğitimlerin en düşük ve en yüksek test doğruluğu sırasıyla %98,889 ve %99,630 olmuştur. Beş sonuç birbirine yakın olduğundan sabit veri ayrımında rastgele başlangıç kaynaklı değişimin sınırlı olduğu görülür. Ancak farklı veri ayrımları yapılmadığı için bu değer güven aralığı veya bağımsız veri kümesi genelleme tahmini olarak okunmamalıdır.</w:t>
+        <w:t>Ana deneyde en yüksek doğrulama makro F1 değerini CNN-C elde ederken test doğruluğunda RBF-SVM az farkla öndedir. CNN-C 265, SVM 267 test örneğini doğru sınıflandırmıştır. McNemar testinde uyuşmazlıklar dört CNN-yanlış/SVM-doğru ve iki CNN-doğru/SVM-yanlış örnektir. Kesin p=0,6875 değeri bu testte istatistiksel üstünlük için yeterli kanıt oluşturmaz. Dolayısıyla test sonuçlarına bakıp doğrulama aşamasında seçilen modeli geriye dönük değiştirmek doğru olmaz.</w:t>
+      </w:r>
+    </w:p>
+    <w:p>
+      <w:pPr>
+        <w:jc w:val="both"/>
+      </w:pPr>
+      <w:r>
+        <w:t>Beş tohumlu Colab kararlılık deneyinde test doğruluğu ortalaması %98,74, örnek standart sapması 1,13 yüzde puandır; sonuçlar %97,04–%99,63 arasında değişmektedir. Bu aralık, sabit veri ayrımı altında bile başlangıç koşullarının ölçülen performansı etkileyebildiğine işaret eder. Beş koşu aynı test kümesini kullandığından bu değerler dış veri başarısının güven aralığı gibi değerlendirilmemelidir.</w:t>
       </w:r>
     </w:p>
     <w:p>
@@ -2111,7 +1949,7 @@
         <w:jc w:val="both"/>
       </w:pPr>
       <w:r>
-        <w:t>CNN'nin beş koşuda yüksek doğruluk göstermesi, görüntü uzayındaki örüntüleri öğrenen mimarinin sabit veri ayrımında tutarlı davranabildiğine işaret eder. Bununla birlikte bunun sadece model mimarisinden mi, belirli veri kümesinin görece kolay olmasından mı yoksa veri ayrımına özgü özelliklerden mi kaynaklandığı bu deneyle ayrı ayrı belirlenemez. Farklı kişilerden toplanmış bağımsız dış veri kümeleri bu soruyu araştırmak için daha güçlü olacaktır.</w:t>
+        <w:t>Beş CNN-C koşusunun çoğunda yüksek doğruluk elde edilmiştir; ancak %97,04'lük koşu, başlangıç değişkenliğinin yok sayılamayacağını göstermektedir. Sabit veri bölünmesi ile yapılan tekrarlar örnekleme etkisini değil eğitim sürecindeki rastgeleliğe duyarlılığı gözlemlemeye yarar. Bu test kümesindeki yüksek performansın farklı kişiler, cihazlar ve gerçek dünya görüntüleri için korunup korunmadığı ise ayrı bir dış doğrulama çalışmasını gerektirir.</w:t>
       </w:r>
     </w:p>
     <w:p>
@@ -2119,7 +1957,7 @@
         <w:jc w:val="both"/>
       </w:pPr>
       <w:r>
-        <w:t>Önceki ve son kararlılık çalışmaları arasındaki yaklaşık 0,148 yüzde puanlık test ortalama farkı ilk bakışta son deney lehine görünmektedir. Ancak doğrulama ortalamasının yönü ters olduğundan bu fark genel bir model ilerlemesi olarak sunulmamalıdır. Ayrıca her iki deney daha önceki sonuçlarla aynı bağlamda değerlendirildiği için çoklu deneme yanlılığı söz konusudur. Sonuçların tümünü saklamak ve testin model seçimi amacıyla kullanılmadığını açıklamak daha şeffaf bir araştırma pratiğidir.</w:t>
+        <w:t>Ek doğrulama bölümünde üç CNN yapılandırması üçer başlangıçla karşılaştırılmıştır. Ortalama doğrulama çapraz entropi kaybı güçlü düzenlileştirmede 0,02876, referans yapıda 0,02909 ve küçük CNN'de 0,04231'dir. Güçlü düzenlileştirme ile referans arasındaki fark yalnızca yaklaşık 0,00033'tür; üçer tekrar üzerinden genel üstünlük ilan etmek uygun değildir. Bu denemelerde test kümesiyle yeni model seçimi yapılmamıştır.</w:t>
       </w:r>
     </w:p>
     <w:p>
@@ -2173,9 +2011,10 @@
     <w:p>
       <w:pPr>
         <w:pStyle w:val="Heading1"/>
+        <w:keepNext/>
       </w:pPr>
       <w:r>
-        <w:t>6. Sonuç</w:t>
+        <w:t>6. Conclusion</w:t>
       </w:r>
     </w:p>
     <w:p>
@@ -2191,7 +2030,7 @@
         <w:jc w:val="both"/>
       </w:pPr>
       <w:r>
-        <w:t>CNN-C modelinin beş farklı başlangıçla yeniden eğitimi, sabit veri bölünmesi koşullarında ortalama test doğruluğunun %99,259 olduğunu göstermiştir. Bununla birlikte çalışmalar gerçek dünyadaki farklı yazım biçimlerine, cihazlara ya da görüntü koşullarına ilişkin dış doğrulama içermemektedir. Gelecekte grup bazlı yeni veri toplama ve önceden tanımlanmış bir dış test protokolü uygun olacaktır.</w:t>
+        <w:t>CNN-C'nin beş farklı başlangıçla Colab ortamında yeniden eğitilmesinde ortalama test doğruluğu %98,74, örnek standart sapması 1,13 yüzde puan olarak bulunmuştur. Farklı tohumlarda %97,04–%99,63 aralığı gözlendiğinden, tek bir başlangıçtaki yüksek performansın tüm eğitimleri temsil etmediği görülmüştür. Yeni dış veri üzerinde değerlendirme yapılmadan sonuçların gerçek el yazısı fotoğraflarına genellenmesi uygun değildir.</w:t>
       </w:r>
     </w:p>
     <w:p>
@@ -2237,9 +2076,10 @@
     <w:p>
       <w:pPr>
         <w:pStyle w:val="Heading1"/>
+        <w:keepNext/>
       </w:pPr>
       <w:r>
-        <w:t>Kaynakça</w:t>
+        <w:t>References</w:t>
       </w:r>
     </w:p>
     <w:p>
@@ -2421,6 +2261,7 @@
     <w:p>
       <w:pPr>
         <w:pStyle w:val="Heading1"/>
+        <w:keepNext/>
       </w:pPr>
       <w:r>
         <w:t>Yapay zekâ kullanımı beyanı</w:t>
@@ -2431,12 +2272,13 @@
         <w:jc w:val="both"/>
       </w:pPr>
       <w:r>
-        <w:t>Bu çalışmada yapay zekâ araçlarından kodun gözden geçirilmesi, sonuçların düzenlenmesi, dil ve rapor taslağı oluşturulması amacıyla yararlanılmıştır. Sayısal sonuçlar çalıştırılan deney arşivlerinden alınmıştır. Nihai metin, kaynaklar ve kodun işleyişi teslim öncesinde öğrenci tarafından kontrol edilmeli ve kullanılan araçlar ile kullanım kapsamı gerektiğinde ayrıntılandırılmalıdır.</w:t>
+        <w:t>Bu çalışmada üretken yapay zekâdan kod taslağı oluşturma ve düzenleme, hata giderme, sonuç kontrolü, akademik metin taslağı ve dil düzenlemesi aşamalarında yararlanılmıştır. Sayısal bulgular ve grafikler 17 Ekim 2026 tarihli Google Colab eğitim kayıtlarından alınmıştır; model eğitimleri yapay zekâ yanıtlarından türetilmemiştir. Son teslimin akademik sorumluluğu, kullanılan yöntemin anlaşılması ve kaynakların uygun kullanımının kontrolü öğrenciye aittir.</w:t>
       </w:r>
     </w:p>
     <w:p>
       <w:pPr>
         <w:pStyle w:val="Heading1"/>
+        <w:keepNext/>
       </w:pPr>
       <w:r>
         <w:t>Kod ve veri bağlantıları</w:t>
@@ -2447,19 +2289,8 @@
         <w:jc w:val="both"/>
       </w:pPr>
       <w:r>
-        <w:t xml:space="preserve">Veri kümesi: </w:t>
+        <w:t>Veri kümesi: https://scikit-learn.org/stable/modules/generated/sklearn.datasets.load_digits.html</w:t>
       </w:r>
-      <w:hyperlink r:id="rId14">
-        <w:r>
-          <w:rPr>
-            <w:rFonts w:ascii="Times New Roman" w:hAnsi="Times New Roman"/>
-            <w:sz w:val="22"/>
-            <w:color w:val="1F4E79"/>
-            <w:u w:val="single"/>
-          </w:rPr>
-          <w:t>https://scikit-learn.org/stable/modules/generated/sklearn.datasets.load_digits.html</w:t>
-        </w:r>
-      </w:hyperlink>
     </w:p>
     <w:p>
       <w:pPr>
@@ -2467,23 +2298,12 @@
         <w:jc w:val="both"/>
       </w:pPr>
       <w:r>
-        <w:t xml:space="preserve">GitHub kod deposu: </w:t>
+        <w:t>GitHub kod deposu: https://github.com/ReyhanOnbasi/El-Yazisi-Rakam-Siniflandirma</w:t>
       </w:r>
-      <w:hyperlink r:id="rId15">
-        <w:r>
-          <w:rPr>
-            <w:rFonts w:ascii="Times New Roman" w:hAnsi="Times New Roman"/>
-            <w:sz w:val="22"/>
-            <w:color w:val="1F4E79"/>
-            <w:u w:val="single"/>
-          </w:rPr>
-          <w:t>https://github.com/ReyhanOnbasi/El-Yazisi-Rakam-Siniflandirma</w:t>
-        </w:r>
-      </w:hyperlink>
     </w:p>
     <w:sectPr>
       <w:pgSz w:w="11906" w:h="16838"/>
-      <w:pgMar w:top="1276" w:right="1332" w:bottom="1134" w:left="1332" w:header="720" w:footer="720" w:gutter="0"/>
+      <w:pgMar w:top="1361" w:right="1361" w:bottom="1191" w:left="1361" w:header="720" w:footer="720" w:gutter="0"/>
       <w:cols w:space="720"/>
       <w:docGrid w:linePitch="360"/>
     </w:sectPr>
@@ -2855,8 +2675,7 @@
     <w:qFormat/>
     <w:rsid w:val="00FC693F"/>
     <w:pPr>
-      <w:spacing w:line="276" w:lineRule="auto" w:after="140"/>
-      <w:jc w:val="both"/>
+      <w:spacing w:line="276" w:lineRule="auto" w:after="100"/>
     </w:pPr>
     <w:rPr>
       <w:rFonts w:ascii="Times New Roman" w:hAnsi="Times New Roman"/>
@@ -2926,7 +2745,7 @@
       <w:b/>
       <w:bCs/>
       <w:color w:val="000000"/>
-      <w:sz w:val="26"/>
+      <w:sz w:val="24"/>
       <w:szCs w:val="28"/>
     </w:rPr>
   </w:style>
@@ -2949,7 +2768,7 @@
       <w:rFonts w:asciiTheme="majorHAnsi" w:eastAsiaTheme="majorEastAsia" w:hAnsiTheme="majorHAnsi" w:cstheme="majorBidi" w:ascii="Times New Roman" w:hAnsi="Times New Roman"/>
       <w:b/>
       <w:bCs/>
-      <w:color w:val="000000"/>
+      <w:color w:val="4F81BD" w:themeColor="accent1"/>
       <w:sz w:val="22"/>
       <w:szCs w:val="26"/>
     </w:rPr>
@@ -3216,7 +3035,7 @@
       <w:color w:val="000000"/>
       <w:spacing w:val="5"/>
       <w:kern w:val="28"/>
-      <w:sz w:val="32"/>
+      <w:sz w:val="30"/>
       <w:szCs w:val="52"/>
     </w:rPr>
   </w:style>

--- a/raporlar/Rapor_2_Akademik_Makale.docx
+++ b/raporlar/Rapor_2_Akademik_Makale.docx
@@ -7,6 +7,11 @@
         <w:pStyle w:val="Title"/>
       </w:pPr>
       <w:r>
+        <w:rPr>
+          <w:rFonts w:ascii="Times New Roman" w:hAnsi="Times New Roman" w:eastAsia="Times New Roman" w:cs="Times New Roman"/>
+          <w:b/>
+          <w:sz w:val="26"/>
+        </w:rPr>
         <w:t>Rapor 2 — Akademik Makale: Digits Veri Kümesinde Sınıflandırıcıların Karşılaştırılması</w:t>
       </w:r>
     </w:p>
@@ -15,6 +20,9 @@
         <w:jc w:val="both"/>
       </w:pPr>
       <w:r>
+        <w:rPr>
+          <w:rFonts w:ascii="Times New Roman" w:hAnsi="Times New Roman" w:eastAsia="Times New Roman" w:cs="Times New Roman"/>
+        </w:rPr>
         <w:t>Reyhan Onbaşı | Öğrenci No: 202612696008 | YSA F26</w:t>
       </w:r>
     </w:p>
@@ -24,6 +32,11 @@
         <w:keepNext/>
       </w:pPr>
       <w:r>
+        <w:rPr>
+          <w:rFonts w:ascii="Times New Roman" w:hAnsi="Times New Roman" w:eastAsia="Times New Roman" w:cs="Times New Roman"/>
+          <w:b/>
+          <w:sz w:val="22"/>
+        </w:rPr>
         <w:t>Özet</w:t>
       </w:r>
     </w:p>
@@ -32,6 +45,9 @@
         <w:jc w:val="both"/>
       </w:pPr>
       <w:r>
+        <w:rPr>
+          <w:rFonts w:ascii="Times New Roman" w:hAnsi="Times New Roman" w:eastAsia="Times New Roman" w:cs="Times New Roman"/>
+        </w:rPr>
         <w:t>El yazısı rakam görüntülerinin sınıflandırılması, klasik makine öğrenmesi ile derin öğrenme yaklaşımlarının ortak bir protokol altında karşılaştırılabildiği bir problemdir. Bu çalışmada scikit-learn Digits veri kümesindeki 1.797 adet 8 × 8 görüntü sınıf oranları korunarak 1.257 eğitim, 270 doğrulama ve 270 test örneğine ayrılmıştır. Beş farklı klasik algoritma ailesi ile iki çok katmanlı algılayıcı ve bir evrişimsel sinir ağı karşılaştırılmıştır.</w:t>
       </w:r>
     </w:p>
@@ -40,6 +56,9 @@
         <w:jc w:val="both"/>
       </w:pPr>
       <w:r>
+        <w:rPr>
+          <w:rFonts w:ascii="Times New Roman" w:hAnsi="Times New Roman" w:eastAsia="Times New Roman" w:cs="Times New Roman"/>
+        </w:rPr>
         <w:t>Hiperparametreler yalnızca eğitim ve doğrulama verileri kullanılarak belirlenmiştir. CNN-C doğrulama makro F1 değeri 0,99266 ile seçilmiş; bağımsız testte %98,15 doğruluk ve 0,98124 makro F1 elde etmiştir. RBF-SVM'nin test doğruluğu %98,89 olmasına karşın kesin McNemar testi p=0,6875 sonucu vermiştir. Sabit veri ayrımında CNN-C'nin beş farklı başlangıçla tekrarında ortalama test doğruluğu %98,74, örnek standart sapması yaklaşık 1,13 yüzde puandır. Üç mimarinin üçer tekrarı yalnızca doğrulama verisiyle ayrıca incelenmiştir.</w:t>
       </w:r>
     </w:p>
@@ -48,6 +67,9 @@
         <w:jc w:val="both"/>
       </w:pPr>
       <w:r>
+        <w:rPr>
+          <w:rFonts w:ascii="Times New Roman" w:hAnsi="Times New Roman" w:eastAsia="Times New Roman" w:cs="Times New Roman"/>
+        </w:rPr>
         <w:t>Bulgular, model seçiminde test verisinin kullanılmaması gerektiğini ve küçük test kümelerinde birkaç gözlemlik farkın yöntem üstünlüğü sayılmaması gerektiğini vurgular. Ek tohum deneyleri bağımsız dış doğrulama olarak değil, eğitim rastgeleliğine ilişkin keşifsel analiz olarak yorumlanmıştır.</w:t>
       </w:r>
     </w:p>
@@ -57,6 +79,11 @@
         <w:keepNext/>
       </w:pPr>
       <w:r>
+        <w:rPr>
+          <w:rFonts w:ascii="Times New Roman" w:hAnsi="Times New Roman" w:eastAsia="Times New Roman" w:cs="Times New Roman"/>
+          <w:b/>
+          <w:sz w:val="22"/>
+        </w:rPr>
         <w:t>1. Introduction</w:t>
       </w:r>
     </w:p>
@@ -65,6 +92,9 @@
         <w:jc w:val="both"/>
       </w:pPr>
       <w:r>
+        <w:rPr>
+          <w:rFonts w:ascii="Times New Roman" w:hAnsi="Times New Roman" w:eastAsia="Times New Roman" w:cs="Times New Roman"/>
+        </w:rPr>
         <w:t>El yazısı rakamların sınıflandırılması, düşük çözünürlüklü görüntülerde örüntü tanımanın temel bir örneğidir. Aynı rakam farklı kişiler tarafından farklı kalınlık, açı ve eğrilikte yazılabilir. Bu çeşitlilik nedeniyle sayısal piksel benzerliğine dayanan bir yöntem her zaman yeterli olmayabilir. Bu çalışmada geleneksel makine öğrenmesi sınıflandırıcıları ile evrişimsel sinir ağı yaklaşımı aynı veri bölünmesi üzerinde karşılaştırılmıştır. Temel amaç yalnızca yüksek bir başarı değeri bildirmek değil, doğrulama temelli model seçimi ile bağımsız test değerlendirmesini birbirinden ayırmaktır.</w:t>
       </w:r>
     </w:p>
@@ -73,6 +103,9 @@
         <w:jc w:val="both"/>
       </w:pPr>
       <w:r>
+        <w:rPr>
+          <w:rFonts w:ascii="Times New Roman" w:hAnsi="Times New Roman" w:eastAsia="Times New Roman" w:cs="Times New Roman"/>
+        </w:rPr>
         <w:t>Çalışmanın veri kaynağı scikit-learn Digits veri kümesidir. Toplam 1.797 gözlem, 0 ile 9 arasındaki on sınıfa aittir ve her örnek 8 × 8 pikselden oluşur. Piksel değerleri 0–16 aralığındadır. Geleneksel algoritmalar için görüntüler 64 özellikli vektörlere dönüştürülürken CNN için iki boyutlu görüntü yapısı korunmuştur. Bu farklı gösterim biçimleri, algoritmaların veri yapısına uygun öğrenme özelliklerini değerlendirmek için kullanılmıştır.</w:t>
       </w:r>
     </w:p>
@@ -81,6 +114,9 @@
         <w:jc w:val="both"/>
       </w:pPr>
       <w:r>
+        <w:rPr>
+          <w:rFonts w:ascii="Times New Roman" w:hAnsi="Times New Roman" w:eastAsia="Times New Roman" w:cs="Times New Roman"/>
+        </w:rPr>
         <w:t>Deney arşivindeki ayrım 1.257 eğitim, 270 doğrulama ve 270 test örneğinden oluşur. Test kümesinin model seçimine katılmaması, raporlanan başarının iyimserlik yanlılığını azaltmak için önemlidir. Kayıtlı çıktıların incelenmesi sonucunda birden fazla klasik sınıflandırıcı ve yapay sinir ağı ailesi karşılaştırılmış; sonradan ayrıca sabit veri ayrımı altında beş farklı rastgele başlangıçla CNN kararlılık deneyi yürütülmüştür. Bu ek deney farklı test kümelerini değil, aynı ayrım koşulunda eğitim rastgeleliğinin etkisini inceler.</w:t>
       </w:r>
     </w:p>
@@ -89,6 +125,9 @@
         <w:jc w:val="both"/>
       </w:pPr>
       <w:r>
+        <w:rPr>
+          <w:rFonts w:ascii="Times New Roman" w:hAnsi="Times New Roman" w:eastAsia="Times New Roman" w:cs="Times New Roman"/>
+        </w:rPr>
         <w:t>Küçük görüntü veri kümelerindeki değerlendirmelerin özel bir güçlüğü vardır. Test kümesindeki tek bir hatalı tahmin, yüzdelik başarı değerini anlamlı görünen miktarda değiştirebilir. Bu nedenle yüzdelik başarıların basamak sayısı, belirsizliğin olduğundan daha düşük görünmesine neden olmamalıdır. Buradaki test kümesinde 270 gözlem vardır; tek bir gözlemin doğruluk üzerindeki etkisi yaklaşık 0,370 yüzde puandır. İki model arasındaki birkaç tahminlik farkı yöntem üstünlüğü olarak yorumlamak için eşleştirilmiş karşılaştırmanın sonuçları ayrıca değerlendirilmelidir.</w:t>
       </w:r>
     </w:p>
@@ -97,6 +136,9 @@
         <w:jc w:val="both"/>
       </w:pPr>
       <w:r>
+        <w:rPr>
+          <w:rFonts w:ascii="Times New Roman" w:hAnsi="Times New Roman" w:eastAsia="Times New Roman" w:cs="Times New Roman"/>
+        </w:rPr>
         <w:t>Modelin eğitime uyum sağlaması ile daha önce görmediği verilerdeki başarısı birbirinden ayrılmalıdır. Eğitim verisi üzerinde elde edilen çok yüksek doğruluk, temsil kapasitesi yüksek bir modelin örnekleri ezberlemiş olabileceği ihtimalini dışlamaz. Doğrulama kümesi eğitim sürecindeki kararların verilmesini, test kümesi ise bu kararlar sabitlendikten sonra nihai performansın değerlendirilmesini sağlar. Bu iki rolün karıştırılması, ölçülen başarının gerçeği olduğundan yüksek göstermesine neden olabilir.</w:t>
       </w:r>
     </w:p>
@@ -105,6 +147,9 @@
         <w:jc w:val="both"/>
       </w:pPr>
       <w:r>
+        <w:rPr>
+          <w:rFonts w:ascii="Times New Roman" w:hAnsi="Times New Roman" w:eastAsia="Times New Roman" w:cs="Times New Roman"/>
+        </w:rPr>
         <w:t>Bu araştırma özellikle yorumlanabilir deney tasarımını ön plana çıkarır. Karşılaştırılan yöntemlerin farklı algoritma ailelerinden seçilmesi, tek bir mimariyi farklı sayıda katmanla tekrar tekrar eğitmekten daha geniş bir karşılaştırma üretir. Aynı zamanda tek bir modelin birden fazla rastgele başlangıçla çalıştırılması, farklı bir araştırma sorusuna cevap verir: sabit veri ayrımı ve mimari altında eğitimin başlangıç koşullarına duyarlılığı. Bu iki sorunun aynı tabloda karıştırılmaması gerekir.</w:t>
       </w:r>
     </w:p>
@@ -113,6 +158,9 @@
         <w:jc w:val="both"/>
       </w:pPr>
       <w:r>
+        <w:rPr>
+          <w:rFonts w:ascii="Times New Roman" w:hAnsi="Times New Roman" w:eastAsia="Times New Roman" w:cs="Times New Roman"/>
+        </w:rPr>
         <w:t>Çalışmanın ikinci katkısı, model karşılaştırmasını yalnızca en yüksek sonucu bulma çabasına indirgememesidir. Ana deney doğrulama temelli seçimin sonuçlarını gösterirken ek CNN çalışması beş farklı başlangıcın ortalamasını ve değişkenliğini sunar. Bu düzen, modelin davranışındaki küçük değişimlerin ne kadar önemli olduğuna ilişkin daha ihtiyatlı bir yorum sağlar. Bulguların kendi deney koşullarının sınırları içinde değerlendirilmesi, sonucun gerçek dünya uygulamaları için ne anlama geldiğini daha açık hâle getirir.</w:t>
       </w:r>
     </w:p>
@@ -121,6 +169,9 @@
         <w:jc w:val="both"/>
       </w:pPr>
       <w:r>
+        <w:rPr>
+          <w:rFonts w:ascii="Times New Roman" w:hAnsi="Times New Roman" w:eastAsia="Times New Roman" w:cs="Times New Roman"/>
+        </w:rPr>
         <w:t>Bu yönüyle çalışmanın araştırma sorusu iki katmanlıdır: farklı algoritmaların sabit koşullardaki göreli performansı ve seçilmiş CNN mimarisinin eğitim rastgeleliğine duyarlılığı. Raporun yöntem ve sonuç bölümleri bu iki soruyu birbirinden ayrı tanımlar. Karşılaştırmanın amacı üretim ortamında kesin performans iddiasında bulunmak değil, deney protokolünün gerektirdiği kanıtları adım adım sunmaktır.</w:t>
       </w:r>
     </w:p>
@@ -129,6 +180,9 @@
         <w:jc w:val="both"/>
       </w:pPr>
       <w:r>
+        <w:rPr>
+          <w:rFonts w:ascii="Times New Roman" w:hAnsi="Times New Roman" w:eastAsia="Times New Roman" w:cs="Times New Roman"/>
+        </w:rPr>
         <w:t>Bu çalışmanın temel araştırma sorusu, aynı veri bölünmesiyle değerlendirilen farklı öğrenme yaklaşımlarının başarı farklarının nasıl yorumlanacağıdır. Özellikle test kümesindeki birkaç örneğin değişmesinin doğruluk yüzdesini belirgin biçimde etkileyebileceği dikkate alınmıştır. Bu nedenle yalnızca en yüksek puanın raporlanması yerine doğrulama ile test sonuçları ayrı tutulmuş, modellerin ortak ve farklı hataları incelenmiş ve CNN için farklı başlangıç koşullarında elde edilen sonuçlar birlikte değerlendirilmiştir.</w:t>
       </w:r>
     </w:p>
@@ -138,6 +192,11 @@
         <w:keepNext/>
       </w:pPr>
       <w:r>
+        <w:rPr>
+          <w:rFonts w:ascii="Times New Roman" w:hAnsi="Times New Roman" w:eastAsia="Times New Roman" w:cs="Times New Roman"/>
+          <w:b/>
+          <w:sz w:val="22"/>
+        </w:rPr>
         <w:t>2. Literature Review</w:t>
       </w:r>
     </w:p>
@@ -146,9 +205,15 @@
         <w:jc w:val="both"/>
       </w:pPr>
       <w:r>
+        <w:rPr>
+          <w:rFonts w:ascii="Times New Roman" w:hAnsi="Times New Roman" w:eastAsia="Times New Roman" w:cs="Times New Roman"/>
+        </w:rPr>
         <w:t>LeCun ve çalışma arkadaşlarının 1998 tarihli doküman tanıma araştırması, piksellerin yerel komşuluk yapısını kullanan evrişimsel ağların görüntü sınıflandırma açısından önemini göstermiştir. Bu yaklaşım, düzleştirilmiş vektör üzerinde çalışan klasik sınıflandırıcılardan farklı bir temsil öğrenme mekanizmasına dayanır. Buradaki CNN-C deneyinin kavramsal temeli de yerel filtreleme, özellik hiyerarşisi ve sınıflandırma katmanlarının birlikte öğrenilmesidir.</w:t>
       </w:r>
       <w:r>
+        <w:rPr>
+          <w:rFonts w:ascii="Times New Roman" w:hAnsi="Times New Roman" w:eastAsia="Times New Roman" w:cs="Times New Roman"/>
+        </w:rPr>
         <w:t xml:space="preserve"> [1]</w:t>
       </w:r>
     </w:p>
@@ -157,9 +222,15 @@
         <w:jc w:val="both"/>
       </w:pPr>
       <w:r>
+        <w:rPr>
+          <w:rFonts w:ascii="Times New Roman" w:hAnsi="Times New Roman" w:eastAsia="Times New Roman" w:cs="Times New Roman"/>
+        </w:rPr>
         <w:t>Cortes ve Vapnik tarafından sunulan destek vektör makineleri sınıflar arasındaki ayrımı marjini artırarak sağlamayı hedefler. RBF çekirdeği doğrusal olmayan ilişkileri yakalamayı kolaylaştırır. Bu veri kümesinde SVM yönteminin güçlü olması, boyutu görece küçük ve iyi düzenlenmiş piksellerden oluşturulan örneklerde çekirdek tabanlı karar sınırlarının başarılı olabileceği beklentisiyle uyumludur.</w:t>
       </w:r>
       <w:r>
+        <w:rPr>
+          <w:rFonts w:ascii="Times New Roman" w:hAnsi="Times New Roman" w:eastAsia="Times New Roman" w:cs="Times New Roman"/>
+        </w:rPr>
         <w:t xml:space="preserve"> [3]</w:t>
       </w:r>
     </w:p>
@@ -168,9 +239,15 @@
         <w:jc w:val="both"/>
       </w:pPr>
       <w:r>
+        <w:rPr>
+          <w:rFonts w:ascii="Times New Roman" w:hAnsi="Times New Roman" w:eastAsia="Times New Roman" w:cs="Times New Roman"/>
+        </w:rPr>
         <w:t>Breiman’ın Random Forest yaklaşımı çok sayıda karar ağacından elde edilen tahminleri birleştirir. Friedman’ın Gradient Boosting yöntemi ise ardışık zayıf öğrenicilerin hatalarını azaltmayı hedefleyen topluluk yaklaşımıdır. İki yöntemin tek bir ağaçtan farklı olarak tahmin varyansını ve yanlılığı yönetme biçimleri, görüntü verisi üzerindeki farklı sonuçları yorumlamak için önemlidir.</w:t>
       </w:r>
       <w:r>
+        <w:rPr>
+          <w:rFonts w:ascii="Times New Roman" w:hAnsi="Times New Roman" w:eastAsia="Times New Roman" w:cs="Times New Roman"/>
+        </w:rPr>
         <w:t xml:space="preserve"> [4, 5]</w:t>
       </w:r>
     </w:p>
@@ -179,9 +256,15 @@
         <w:jc w:val="both"/>
       </w:pPr>
       <w:r>
+        <w:rPr>
+          <w:rFonts w:ascii="Times New Roman" w:hAnsi="Times New Roman" w:eastAsia="Times New Roman" w:cs="Times New Roman"/>
+        </w:rPr>
         <w:t>Cover ve Hart tarafından incelenen en yakın komşu sınıflandırması eğitim verisine olan uzaklığa dayalı basit ama etkili bir temel yöntem sağlar. Lojistik regresyon ise karar fonksiyonunun girdilerle ilişkisini doğrusal parametrelerle ifade eder. Bu çalışmada farklı algoritma ailelerini bir arada değerlendirmek, başarıyı yalnızca sinir ağı mimarisine bağlamadan yorumlayabilmek için önemlidir.</w:t>
       </w:r>
       <w:r>
+        <w:rPr>
+          <w:rFonts w:ascii="Times New Roman" w:hAnsi="Times New Roman" w:eastAsia="Times New Roman" w:cs="Times New Roman"/>
+        </w:rPr>
         <w:t xml:space="preserve"> [6, 7]</w:t>
       </w:r>
     </w:p>
@@ -190,9 +273,15 @@
         <w:jc w:val="both"/>
       </w:pPr>
       <w:r>
+        <w:rPr>
+          <w:rFonts w:ascii="Times New Roman" w:hAnsi="Times New Roman" w:eastAsia="Times New Roman" w:cs="Times New Roman"/>
+        </w:rPr>
         <w:t>Rumelhart ve arkadaşlarının geri yayılım yaklaşımı öğrenilebilir ağırlıkların kayıp gradyanıyla güncellenmesini açıklamıştır. Daha sonra büyük ölçekli görüntü sınıflandırması için derin evrişimsel ağların kullanımı Krizhevsky ve arkadaşlarının ImageNet çalışmasıyla önemli bir görünürlük kazanmıştır. Ancak büyük veri üzerinde kurulmuş başarı beklentilerini doğrudan 1.797 örnekli Digits kümesine aktarmak mümkün değildir.</w:t>
       </w:r>
       <w:r>
+        <w:rPr>
+          <w:rFonts w:ascii="Times New Roman" w:hAnsi="Times New Roman" w:eastAsia="Times New Roman" w:cs="Times New Roman"/>
+        </w:rPr>
         <w:t xml:space="preserve"> [8, 9]</w:t>
       </w:r>
     </w:p>
@@ -201,9 +290,15 @@
         <w:jc w:val="both"/>
       </w:pPr>
       <w:r>
+        <w:rPr>
+          <w:rFonts w:ascii="Times New Roman" w:hAnsi="Times New Roman" w:eastAsia="Times New Roman" w:cs="Times New Roman"/>
+        </w:rPr>
         <w:t>Srivastava ve arkadaşlarının dropout yöntemi eğitim sırasında bazı bağlantıları geçici olarak etkin dışı bırakıp eş-uyum riskini azaltır. Ioffe ve Szegedy’nin batch normalization yöntemi eğitim davranışını düzenler; Kingma ve Ba tarafından geliştirilen Adam optimizasyonu gradyan temelli güncellemeleri adaptif hâle getirir. Bu yöntemlerin bir arada bulunması, doğrulama eğrilerinin yorumlanmasını gereksiz kılmaz.</w:t>
       </w:r>
       <w:r>
+        <w:rPr>
+          <w:rFonts w:ascii="Times New Roman" w:hAnsi="Times New Roman" w:eastAsia="Times New Roman" w:cs="Times New Roman"/>
+        </w:rPr>
         <w:t xml:space="preserve"> [10, 11, 12]</w:t>
       </w:r>
     </w:p>
@@ -212,9 +307,15 @@
         <w:jc w:val="both"/>
       </w:pPr>
       <w:r>
+        <w:rPr>
+          <w:rFonts w:ascii="Times New Roman" w:hAnsi="Times New Roman" w:eastAsia="Times New Roman" w:cs="Times New Roman"/>
+        </w:rPr>
         <w:t>Kohavi’nin çapraz doğrulama ve bootstrap karşılaştırmaları model değerlendirme yönteminin önemini vurgular. Cawley ve Talbot, model seçiminin kendisinin de aşırı uyum yaratabileceğine dikkat çeker. Varoquaux ise küçük örneklem koşullarındaki geniş belirsizlik aralıklarının altını çizmiştir. Böylece bu projedeki yüksek yüzde değerleri, özellikle çok sayıda tekrar deneme yapıldığında dikkatle değerlendirilmelidir.</w:t>
       </w:r>
       <w:r>
+        <w:rPr>
+          <w:rFonts w:ascii="Times New Roman" w:hAnsi="Times New Roman" w:eastAsia="Times New Roman" w:cs="Times New Roman"/>
+        </w:rPr>
         <w:t xml:space="preserve"> [13, 19, 20]</w:t>
       </w:r>
     </w:p>
@@ -223,9 +324,15 @@
         <w:jc w:val="both"/>
       </w:pPr>
       <w:r>
+        <w:rPr>
+          <w:rFonts w:ascii="Times New Roman" w:hAnsi="Times New Roman" w:eastAsia="Times New Roman" w:cs="Times New Roman"/>
+        </w:rPr>
         <w:t>Dietterich’in sınıflandırıcı karşılaştırmaları üzerine değerlendirmesi ve McNemar’ın eşleştirilmiş oranlar testi, aynı test gözlemlerinde oluşan farklılıkların yalnızca çıplak doğruluk puanıyla sınırlı kalmaması gerektiğini gösterir. Efron ve Tibshirani tarafından sistemleştirilen bootstrap yöntemleri ise karşılaştırmadaki belirsizliği örnekleme yoluyla ifade etmeye yardımcı olur.</w:t>
       </w:r>
       <w:r>
+        <w:rPr>
+          <w:rFonts w:ascii="Times New Roman" w:hAnsi="Times New Roman" w:eastAsia="Times New Roman" w:cs="Times New Roman"/>
+        </w:rPr>
         <w:t xml:space="preserve"> [14, 15, 16]</w:t>
       </w:r>
     </w:p>
@@ -234,9 +341,15 @@
         <w:jc w:val="both"/>
       </w:pPr>
       <w:r>
+        <w:rPr>
+          <w:rFonts w:ascii="Times New Roman" w:hAnsi="Times New Roman" w:eastAsia="Times New Roman" w:cs="Times New Roman"/>
+        </w:rPr>
         <w:t>Sokolova ve Lapalme sınıflandırma metriklerinin farklı özelliklerini sistematik biçimde tartışmıştır. Fawcett, ROC eğrisinin model başarısını farklı karar eşiklerinde değerlendirme amacıyla kullanılabileceğini göstermiştir. Bu projede accuracy yanında Macro F1 ve ROC-AUC sunulması, ölçümün tek sayıya indirgenmemesi için tercih edilmiştir.</w:t>
       </w:r>
       <w:r>
+        <w:rPr>
+          <w:rFonts w:ascii="Times New Roman" w:hAnsi="Times New Roman" w:eastAsia="Times New Roman" w:cs="Times New Roman"/>
+        </w:rPr>
         <w:t xml:space="preserve"> [17, 18]</w:t>
       </w:r>
     </w:p>
@@ -245,12 +358,21 @@
         <w:jc w:val="both"/>
       </w:pPr>
       <w:r>
+        <w:rPr>
+          <w:rFonts w:ascii="Times New Roman" w:hAnsi="Times New Roman" w:eastAsia="Times New Roman" w:cs="Times New Roman"/>
+        </w:rPr>
         <w:t>Pedregosa ve arkadaşlarının scikit-learn yazılımına ilişkin çalışması, çok sayıda algoritmanın ortak API ile karşılaştırılmasını mümkün kılan bir uygulama zemini sunar. TensorFlow yazılımının büyük ölçekli öğrenme altyapısı da derin modellerin eğitilmesinde kullanılan ekosisteme katkıda bulunmuştur. Kullanılan yazılım ve paket sürümlerini raporlamak, bir deneyin tekrar üretilebilmesine yardımcı olur.</w:t>
       </w:r>
       <w:r>
+        <w:rPr>
+          <w:rFonts w:ascii="Times New Roman" w:hAnsi="Times New Roman" w:eastAsia="Times New Roman" w:cs="Times New Roman"/>
+        </w:rPr>
         <w:t xml:space="preserve"> [2, 22]</w:t>
       </w:r>
       <w:r>
+        <w:rPr>
+          <w:rFonts w:ascii="Times New Roman" w:hAnsi="Times New Roman" w:eastAsia="Times New Roman" w:cs="Times New Roman"/>
+        </w:rPr>
         <w:t xml:space="preserve"> PyTorch [21] literatürde başka bir yaygın derin öğrenme altyapısıdır; bu deneyde PyTorch ile model eğitimi yapılmamıştır.</w:t>
       </w:r>
     </w:p>
@@ -259,6 +381,9 @@
         <w:jc w:val="both"/>
       </w:pPr>
       <w:r>
+        <w:rPr>
+          <w:rFonts w:ascii="Times New Roman" w:hAnsi="Times New Roman" w:eastAsia="Times New Roman" w:cs="Times New Roman"/>
+        </w:rPr>
         <w:t>Sınıflandırma literatüründe sık karşılaşılan bir sorun, farklı veri kümeleri ve farklı test koşulları altında raporlanan doğrulukların doğrudan karşılaştırılmasıdır. Oysa aynı algoritma uygulamasının farklı ayrımlarda veya farklı ön işleme tercihleriyle farklı performans göstermesi mümkündür. Bu nedenle deneysel çalışmalarda veri bölünmesi, veri dönüşümleri, model seçimi ve kullanılan metrikler şeffaf biçimde belgelenmelidir. Eğitim boyunca test kümesinden gelen sinyallerin karar mekanizmasına karışmaması bu belgelemenin en önemli parçasıdır.</w:t>
       </w:r>
     </w:p>
@@ -267,6 +392,9 @@
         <w:jc w:val="both"/>
       </w:pPr>
       <w:r>
+        <w:rPr>
+          <w:rFonts w:ascii="Times New Roman" w:hAnsi="Times New Roman" w:eastAsia="Times New Roman" w:cs="Times New Roman"/>
+        </w:rPr>
         <w:t>Evrişimsel ağların güçlü yönlerinden biri, komşu pikseller arasındaki yerel örüntüleri filtreler aracılığıyla temsil edebilmesidir. Bununla birlikte yalnızca sekiz piksel genişliğinde görüntülerde derinlik ve havuzlama tercihleri farklı sonuçlara yol açabilir. Küçük görüntüler için daha büyük ağın otomatik olarak daha başarılı olacağı söylenemez. Regularization, model kapasitesi, öğrenme hızı ve veri miktarı birlikte değerlendirilmelidir. Bu bakımdan CNN-C mimarisi için kaydedilmiş parametreler, sonraki çalışmaların karşılaştırılabilirliğini sağlar.</w:t>
       </w:r>
     </w:p>
@@ -275,6 +403,9 @@
         <w:jc w:val="both"/>
       </w:pPr>
       <w:r>
+        <w:rPr>
+          <w:rFonts w:ascii="Times New Roman" w:hAnsi="Times New Roman" w:eastAsia="Times New Roman" w:cs="Times New Roman"/>
+        </w:rPr>
         <w:t>Performans ölçümleri konusu literatürde merkezi bir yer tutar. Accuracy dengeli kümelerde kolay yorumlanabilir, fakat tek başına hangi sınıfların daha zor olduğunu göstermeyebilir. Sınıf başına precision ve recall, belirli rakamların karıştırılmasını incelemek için yararlıdır. Macro F1'in her sınıfa eşit ağırlık vermesi, performansı yalnızca örnek sayısı yüksek sınıfların belirlemesini engeller. Çok sınıflı ROC-AUC ise modelin olasılıksal ayrıştırma davranışına başka bir bakış sunar.</w:t>
       </w:r>
     </w:p>
@@ -283,6 +414,9 @@
         <w:jc w:val="both"/>
       </w:pPr>
       <w:r>
+        <w:rPr>
+          <w:rFonts w:ascii="Times New Roman" w:hAnsi="Times New Roman" w:eastAsia="Times New Roman" w:cs="Times New Roman"/>
+        </w:rPr>
         <w:t>Çok sayıda deneme yapılan projelerde model seçiminin test verisine dolaylı uyum sağlama tehlikesi vardır. Bir araştırmacı test sonucunu inceledikten sonra tekrar tekrar yeni modeller dener ve sonunda en yüksek puanı raporlarsa, bu değer bağımsız değerlendirme özelliğini kısmen kaybetmiş olur. Cawley ve Talbot tarafından incelenen model seçim yanlılığı burada doğrudan önem taşır. Bu nedenle son deneylerin önceki test sonuçları görüldükten sonra yapıldığı açıkça belirtilmekte, nihai yorum ortalama ve sınırlar üzerinden kurulmaktadır.</w:t>
       </w:r>
     </w:p>
@@ -292,6 +426,11 @@
         <w:keepNext/>
       </w:pPr>
       <w:r>
+        <w:rPr>
+          <w:rFonts w:ascii="Times New Roman" w:hAnsi="Times New Roman" w:eastAsia="Times New Roman" w:cs="Times New Roman"/>
+          <w:b/>
+          <w:sz w:val="22"/>
+        </w:rPr>
         <w:t>3. Materials and Methods</w:t>
       </w:r>
     </w:p>
@@ -300,6 +439,9 @@
         <w:jc w:val="both"/>
       </w:pPr>
       <w:r>
+        <w:rPr>
+          <w:rFonts w:ascii="Times New Roman" w:hAnsi="Times New Roman" w:eastAsia="Times New Roman" w:cs="Times New Roman"/>
+        </w:rPr>
         <w:t>Ön işleme aşamasında görüntülerin ölçüm aralığı ve algoritmaların beklediği girdi biçimi dikkate alınmıştır. CNN deneyinde piksel değerleri 16'ya bölünerek [0,1] aralığına ölçeklenmiş ve her görüntü (8,8,1) tensörüne dönüştürülmüştür. Bu dönüşüm veri kümesinin bilinen sabit piksel aralığına dayandığından öğrenilmiş bir test istatistiği içermez. Klasik yöntemlerde eğitim verisinden öğrenilmesi gereken dönüşümler varsa bunların yalnızca eğitim kümesi üzerinde fit edilmesi gerekir; her model için arşivdeki işlem hattı ayrıca kontrol edilmelidir.</w:t>
       </w:r>
     </w:p>
@@ -308,6 +450,9 @@
         <w:jc w:val="both"/>
       </w:pPr>
       <w:r>
+        <w:rPr>
+          <w:rFonts w:ascii="Times New Roman" w:hAnsi="Times New Roman" w:eastAsia="Times New Roman" w:cs="Times New Roman"/>
+        </w:rPr>
         <w:t>Özgün deney kapsamında Logistic Regression, RBF çekirdekli SVM, Random Forest, KNN, Gradient Boosting ve sinir ağı modelleri değerlendirilmiştir. Bu algoritmalar farklı öğrenme varsayımlarını temsil eder: doğrusal karar sınırları, çekirdek yöntemleri, komşuluk benzerliği, ağaç toplulukları ve öğrenilen görüntü temsilleri. Yöntemlerin yalnızca hiperparametre sürümleri birbirinden bağımsız algoritma olarak sayılmamıştır.</w:t>
       </w:r>
     </w:p>
@@ -316,6 +461,9 @@
         <w:jc w:val="both"/>
       </w:pPr>
       <w:r>
+        <w:rPr>
+          <w:rFonts w:ascii="Times New Roman" w:hAnsi="Times New Roman" w:eastAsia="Times New Roman" w:cs="Times New Roman"/>
+        </w:rPr>
         <w:t>CNN-C modeli 32 filtreli iki evrişim katmanı, batch normalization, havuzlama, dropout, 64 filtreli bir ek evrişim, global ortalama havuzlama ve yoğun katmanlar içerir. Dropout oranı 0,30, L2 katsayısı 0,0001, Adam öğrenme oranı 0,001 ve minibatch büyüklüğü 32 olarak kaydedilmiştir. Derin ağın nihai sınıflandırma katmanı 10 çıkışlı softmax yapısıdır. Kayıtlı mimarinin toplam parametre sayısı 33.002'dir.</w:t>
       </w:r>
     </w:p>
@@ -324,6 +472,9 @@
         <w:jc w:val="both"/>
       </w:pPr>
       <w:r>
+        <w:rPr>
+          <w:rFonts w:ascii="Times New Roman" w:hAnsi="Times New Roman" w:eastAsia="Times New Roman" w:cs="Times New Roman"/>
+        </w:rPr>
         <w:t>Ana deneyde model seçimi doğrulama performansına dayandırılmıştır. Beş-seed ek deneyde her koşu için en düşük doğrulama kaybındaki ağırlıklar tutulmuş, erken durdurma yaklaşımı kullanılmıştır. Eğitim en fazla 250 epoch olarak planlanmasına rağmen en uygun kayıt noktası koşuya göre değişmiştir. Böylece tek bir rastgele başlangıca bağımlı performans bildirme sorunu azaltılmaya çalışılmıştır.</w:t>
       </w:r>
     </w:p>
@@ -332,6 +483,9 @@
         <w:jc w:val="both"/>
       </w:pPr>
       <w:r>
+        <w:rPr>
+          <w:rFonts w:ascii="Times New Roman" w:hAnsi="Times New Roman" w:eastAsia="Times New Roman" w:cs="Times New Roman"/>
+        </w:rPr>
         <w:t>Doğruluk, tüm gözlemler içinde doğru tahminlerin payını gösterir. Macro F1 ise her sınıfın F1 skorunu eşit ağırlıkla ortalayarak sınıf bazlı performans dengesini daha iyi görünür kılar. ROC-AUC, tek eşik üzerinden verilen kararların ötesinde ayrıştırma başarısını özetler. Model karşılaştırmasında doğrulama ve test sonuçlarını ayrı göstermek gereklidir; test kümesinden öğrendikten sonra yeni denemeler tasarlamak bilimsel olarak ek seçim yanlılığı doğurabilir.</w:t>
       </w:r>
     </w:p>
@@ -340,6 +494,9 @@
         <w:jc w:val="both"/>
       </w:pPr>
       <w:r>
+        <w:rPr>
+          <w:rFonts w:ascii="Times New Roman" w:hAnsi="Times New Roman" w:eastAsia="Times New Roman" w:cs="Times New Roman"/>
+        </w:rPr>
         <w:t>Tek Colab oturumunda, sabit rastgele bölünme (seed=42) için eğitim, doğrulama ve test indeksleri split_indices.npz dosyasında saklanmıştır. Üç kümenin kesişmediği, sayılarının 1.257/270/270 olduğu ve toplamda 1.797 ayrı indeksi kapsadığı doğrulanmıştır. Klasik modeller için StandardScaler gibi eğitimden öğrenilen ön işlemler çapraz doğrulama sırasında Pipeline içinde uygulanmış, CNN girdisi ise veri kümesinin bilinen 0–16 piksel aralığından [0,1] aralığına getirilmiştir.</w:t>
       </w:r>
     </w:p>
@@ -348,6 +505,9 @@
         <w:jc w:val="both"/>
       </w:pPr>
       <w:r>
+        <w:rPr>
+          <w:rFonts w:ascii="Times New Roman" w:hAnsi="Times New Roman" w:eastAsia="Times New Roman" w:cs="Times New Roman"/>
+        </w:rPr>
         <w:t>Sınıflandırıcıları karşılaştırırken algoritmanın girdiye ilişkin varsayımları da dikkate alınmıştır. KNN örnekler arasındaki uzaklık ilişkisini, SVM dönüştürülmüş özellik uzayındaki marjini, ağaç toplulukları özelliklere dayalı bölme kurallarını ve CNN yerel uzamsal filtreleri kullanır. Bu farklılıklar, aynı veri bölünmesi üzerinde elde edilen sonuçların neden bire bir eşit olmayabileceğini açıklayan temel mekanizmalardır. Bu çalışmada temel değerlendirme, algoritmaların teorik üstünlüğüne değil söz konusu veri kümesindeki gözlenen davranışına odaklanmıştır.</w:t>
       </w:r>
     </w:p>
@@ -356,9 +516,15 @@
         <w:jc w:val="both"/>
       </w:pPr>
       <w:r>
+        <w:rPr>
+          <w:rFonts w:ascii="Times New Roman" w:hAnsi="Times New Roman" w:eastAsia="Times New Roman" w:cs="Times New Roman"/>
+        </w:rPr>
         <w:t>Ölçekleme, özellik seçimi veya parametre ayarı eğitim örneklerinden öğreniliyorsa bu işlem test verisi kullanılarak gerçekleştirilmemelidir. Sabit bölünme sonrasında eğitim örnekleriyle fit edilen herhangi bir dönüşüm doğrulama ve test örneklerine yalnızca transform olarak uygulanmalıdır. scikit-learn Pipeline yaklaşımı bu işlem sırasını güvence altına almak için uygun bir araçtır. CNN'nin sabit 0–16 piksel aralığını 16'ya bölerek normalleştirmesi ise veri üzerinden tahmin edilen bir ölçek parametresi gerektirmez.</w:t>
       </w:r>
       <w:r>
+        <w:rPr>
+          <w:rFonts w:ascii="Times New Roman" w:hAnsi="Times New Roman" w:eastAsia="Times New Roman" w:cs="Times New Roman"/>
+        </w:rPr>
         <w:t xml:space="preserve"> [2, 13, 20]</w:t>
       </w:r>
     </w:p>
@@ -367,6 +533,9 @@
         <w:jc w:val="both"/>
       </w:pPr>
       <w:r>
+        <w:rPr>
+          <w:rFonts w:ascii="Times New Roman" w:hAnsi="Times New Roman" w:eastAsia="Times New Roman" w:cs="Times New Roman"/>
+        </w:rPr>
         <w:t>Farklı başlangıç tohumları, ağırlıkların ilk değerleri ve eğitim sürecindeki rastgeleliğin bir bölümünü kontrol etmeye yardımcı olur. Aynı tohum değerleri farklı donanım, sürücü veya kütüphane sürümlerinde birebir aynı çıktıyı garanti etmez. Bu araştırmanın ana deney, beş tohumlu kararlılık ve dokuz doğrulama eğitimi tek Google Colab oturumunda yürütülmüş; Python, TensorFlow, Keras ve scikit-learn sürümleri sonuç arşivine kaydedilmiştir.</w:t>
       </w:r>
     </w:p>
@@ -375,6 +544,9 @@
         <w:jc w:val="both"/>
       </w:pPr>
       <w:r>
+        <w:rPr>
+          <w:rFonts w:ascii="Times New Roman" w:hAnsi="Times New Roman" w:eastAsia="Times New Roman" w:cs="Times New Roman"/>
+        </w:rPr>
         <w:t>Model seçimi doğrulama kaybının en düşük olduğu eğitim noktasına dayanır. Erken durdurma, uzun eğitim süreçlerinde doğrulama performansı kötüleşirken gereksiz epoch sayısını sınırlamaya yardımcı olur. En iyi ağırlıkların yeniden yüklenmesi, son epoch ağırlıklarının rastlantısal biçimde seçilmesini önler. Bu mekanizmaların birlikte kullanılması overfitting riskini azaltabilir; ancak test başarısı, doğrulama kaybı ve eğitim eğrilerinin incelenmesi hâlâ gereklidir.</w:t>
       </w:r>
     </w:p>
@@ -383,9 +555,15 @@
         <w:jc w:val="both"/>
       </w:pPr>
       <w:r>
+        <w:rPr>
+          <w:rFonts w:ascii="Times New Roman" w:hAnsi="Times New Roman" w:eastAsia="Times New Roman" w:cs="Times New Roman"/>
+        </w:rPr>
         <w:t>Test performansını hesaplarken kullanılan bölünmenin değişmemesi özellikle önemlidir. Eğer modeller farklı test kümelerinde değerlendirilseydi aralarındaki küçük başarı farkları yöntem etkisi ile örnekleme etkisini aynı anda yansıtabilirdi. Burada aynı test gözlemleri üzerinde karşılaştırma yapılabildiğinden CNN–SVM çifti için eşleştirilmiş doğruluk durumu doğrudan analiz edilmiştir. McNemar testi, sadece toplam doğru sayılarından değil iki yöntemin aynı gözlemler üzerindeki uyuşmazlıklarından yararlanır.</w:t>
       </w:r>
       <w:r>
+        <w:rPr>
+          <w:rFonts w:ascii="Times New Roman" w:hAnsi="Times New Roman" w:eastAsia="Times New Roman" w:cs="Times New Roman"/>
+        </w:rPr>
         <w:t xml:space="preserve"> [14, 15, 16]</w:t>
       </w:r>
     </w:p>
@@ -394,6 +572,9 @@
         <w:jc w:val="both"/>
       </w:pPr>
       <w:r>
+        <w:rPr>
+          <w:rFonts w:ascii="Times New Roman" w:hAnsi="Times New Roman" w:eastAsia="Times New Roman" w:cs="Times New Roman"/>
+        </w:rPr>
         <w:t>Veri bölünmesi hakkında raporlamanın amacı yalnızca toplam örnek sayısını bildirmek değildir. Aynı örneğin hem eğitim hem test kümesinde bulunmaması sağlanmalı, her bölünmedeki sınıf dağılımı makul düzeyde olmalıdır. Kayıtlı indeksler üzerinde yapılan bütünlük kontrolü, her gözlemin yalnızca bir bölünmede bulunduğunu doğrulamaktadır. Bu güvence yeni kararlılık deneyi için de önemlidir. Model aynı test kümesinde değerlendirildiğinden rastgeleliğin neden olduğu değişimler farklı test örneklerinin seçilmesiyle karıştırılmamaktadır. Bununla birlikte bir kişinin tüm örneklerini aynı bölünmede tutan grup tabanlı bir protokol uygulanıp uygulanmadığı mevcut arşivden doğrulanamaz.</w:t>
       </w:r>
     </w:p>
@@ -402,6 +583,9 @@
         <w:jc w:val="both"/>
       </w:pPr>
       <w:r>
+        <w:rPr>
+          <w:rFonts w:ascii="Times New Roman" w:hAnsi="Times New Roman" w:eastAsia="Times New Roman" w:cs="Times New Roman"/>
+        </w:rPr>
         <w:t>Deney sonuçlarının hesaplanmasında etiket tahminleri ve tahmin olasılıkları farklı amaçlarla kullanılır. Doğruluk ve Macro F1 için her test örneğinin tahmin edilen sınıfı gerekirken ROC-AUC için sınıf olasılıklarının karşılaştırılması önemlidir. Bu nedenle model dosyalarının yanında tahmin CSV ve NumPy olasılık dosyalarının da saklanması, sonradan yapılan değerlendirmelerin yeniden üretilebilmesini sağlar. Farklı hesaplama kütüphanesi sürümleri küçük nümerik farklara yol açabildiğinden ortam bilgileri ayrıca korunmuştur. Bu yaklaşım, raporlanan bir yüzde değerinin kaynağını izlemeyi kolaylaştırır.</w:t>
       </w:r>
     </w:p>
@@ -410,6 +594,9 @@
         <w:jc w:val="both"/>
       </w:pPr>
       <w:r>
+        <w:rPr>
+          <w:rFonts w:ascii="Times New Roman" w:hAnsi="Times New Roman" w:eastAsia="Times New Roman" w:cs="Times New Roman"/>
+        </w:rPr>
         <w:t>Klasik yöntemlerle CNN arasında eşit koşullar sağlanırken girdi biçimi zorunlu olarak farklılaşmaktadır. CNN görüntünün satır ve sütun düzenini korur; klasik sınıflandırıcıların çoğu ise tek boyutlu özellik vektörü bekler. Bu dönüşüm temel piksel bilgisini ortadan kaldırmaz, ancak uzamsal komşuluk ilişkilerinin açık biçimde işlenmesini değiştirir. Bu nedenle sonuçların tamamını yalnızca optimizasyon algoritmasına bağlamak doğru olmaz. Öğrenilen temsilin biçimi de değerlendirmeye dahil edilmelidir. Yöntemler bölümünde bu ayrımın belirtilmesi karşılaştırmanın kapsamını açıklaştırır.</w:t>
       </w:r>
     </w:p>
@@ -418,6 +605,9 @@
         <w:jc w:val="both"/>
       </w:pPr>
       <w:r>
+        <w:rPr>
+          <w:rFonts w:ascii="Times New Roman" w:hAnsi="Times New Roman" w:eastAsia="Times New Roman" w:cs="Times New Roman"/>
+        </w:rPr>
         <w:t>Bir modelin kaydedilmiş ağırlıklarını yeniden yükleyerek tahmin elde etmek ile sıfırdan eğitimini tekrarlamak aynı şey değildir. Yeniden yükleme kayıtlı modelin değerlendirmesini doğrulayabilir, ancak eğitim rastgeleliğinin etkisini göstermez. Beş seed çalışması bu ikinci soruya yanıt arar. Bunun için model her koşuda yeniden başlatılır, farklı seed ile eğitilir ve önceden belirlenen doğrulama kaybı ölçütüne göre saklanır. Sonuçlar daha sonra aynı test kümesinde değerlendirilir. Bu prosedürün açık biçimde belgelenmesi, sonucun neyi ölçtüğünü doğru tanımlar.</w:t>
       </w:r>
     </w:p>
@@ -426,7 +616,24 @@
         <w:jc w:val="both"/>
       </w:pPr>
       <w:r>
+        <w:rPr>
+          <w:rFonts w:ascii="Times New Roman" w:hAnsi="Times New Roman" w:eastAsia="Times New Roman" w:cs="Times New Roman"/>
+        </w:rPr>
         <w:t>Ana deneyin son performans tablosu table_6_final_performance.csv, CNN kararlılık sonuçları all_five_runs.csv ve ek mimari karşılaştırmaları validation_summary.csv üzerinden alınmıştır. Şekiller, aynı Colab oturumunda kaydedilen sonuç ve eğitim geçmişlerinden hazırlanmıştır. Raporlama sırasında yeni model eğitimi gerçekleştirilmemiş veya test sonuçlarına bakarak en yüksek seed nihai model olarak seçilmemiştir.</w:t>
+      </w:r>
+    </w:p>
+    <w:p>
+      <w:pPr>
+        <w:keepNext/>
+        <w:spacing w:before="140" w:after="80"/>
+      </w:pPr>
+      <w:r>
+        <w:rPr>
+          <w:rFonts w:ascii="Times New Roman" w:hAnsi="Times New Roman" w:eastAsia="Times New Roman" w:cs="Times New Roman"/>
+          <w:b/>
+          <w:sz w:val="20"/>
+        </w:rPr>
+        <w:t>Tablo 1. Eğitim, doğrulama ve test ayrımı</w:t>
       </w:r>
     </w:p>
     <w:tbl>
@@ -441,15 +648,22 @@
         <w:gridCol w:w="4759"/>
       </w:tblGrid>
       <w:tr>
+        <w:trPr>
+          <w:cantSplit/>
+        </w:trPr>
         <w:tc>
           <w:tcPr>
             <w:tcW w:type="dxa" w:w="4759"/>
             <w:vAlign w:val="center"/>
           </w:tcPr>
           <w:p>
+            <w:pPr>
+              <w:keepNext/>
+            </w:pPr>
             <w:r>
               <w:rPr>
-                <w:rFonts w:ascii="Times New Roman" w:hAnsi="Times New Roman"/>
+                <w:rFonts w:ascii="Times New Roman" w:hAnsi="Times New Roman" w:eastAsia="Times New Roman" w:cs="Times New Roman"/>
+                <w:b/>
                 <w:sz w:val="18"/>
               </w:rPr>
               <w:t>Veri ayrimi</w:t>
@@ -462,9 +676,13 @@
             <w:vAlign w:val="center"/>
           </w:tcPr>
           <w:p>
+            <w:pPr>
+              <w:keepNext/>
+            </w:pPr>
             <w:r>
               <w:rPr>
-                <w:rFonts w:ascii="Times New Roman" w:hAnsi="Times New Roman"/>
+                <w:rFonts w:ascii="Times New Roman" w:hAnsi="Times New Roman" w:eastAsia="Times New Roman" w:cs="Times New Roman"/>
+                <w:b/>
                 <w:sz w:val="18"/>
               </w:rPr>
               <w:t>Ornek sayisi</w:t>
@@ -473,15 +691,21 @@
         </w:tc>
       </w:tr>
       <w:tr>
+        <w:trPr>
+          <w:cantSplit/>
+        </w:trPr>
         <w:tc>
           <w:tcPr>
             <w:tcW w:type="dxa" w:w="4759"/>
             <w:vAlign w:val="center"/>
           </w:tcPr>
           <w:p>
+            <w:pPr>
+              <w:keepNext/>
+            </w:pPr>
             <w:r>
               <w:rPr>
-                <w:rFonts w:ascii="Times New Roman" w:hAnsi="Times New Roman"/>
+                <w:rFonts w:ascii="Times New Roman" w:hAnsi="Times New Roman" w:eastAsia="Times New Roman" w:cs="Times New Roman"/>
                 <w:sz w:val="18"/>
               </w:rPr>
               <w:t>Training</w:t>
@@ -494,9 +718,12 @@
             <w:vAlign w:val="center"/>
           </w:tcPr>
           <w:p>
+            <w:pPr>
+              <w:keepNext/>
+            </w:pPr>
             <w:r>
               <w:rPr>
-                <w:rFonts w:ascii="Times New Roman" w:hAnsi="Times New Roman"/>
+                <w:rFonts w:ascii="Times New Roman" w:hAnsi="Times New Roman" w:eastAsia="Times New Roman" w:cs="Times New Roman"/>
                 <w:sz w:val="18"/>
               </w:rPr>
               <w:t>1257</w:t>
@@ -505,15 +732,21 @@
         </w:tc>
       </w:tr>
       <w:tr>
+        <w:trPr>
+          <w:cantSplit/>
+        </w:trPr>
         <w:tc>
           <w:tcPr>
             <w:tcW w:type="dxa" w:w="4759"/>
             <w:vAlign w:val="center"/>
           </w:tcPr>
           <w:p>
+            <w:pPr>
+              <w:keepNext/>
+            </w:pPr>
             <w:r>
               <w:rPr>
-                <w:rFonts w:ascii="Times New Roman" w:hAnsi="Times New Roman"/>
+                <w:rFonts w:ascii="Times New Roman" w:hAnsi="Times New Roman" w:eastAsia="Times New Roman" w:cs="Times New Roman"/>
                 <w:sz w:val="18"/>
               </w:rPr>
               <w:t>Validation</w:t>
@@ -526,9 +759,12 @@
             <w:vAlign w:val="center"/>
           </w:tcPr>
           <w:p>
+            <w:pPr>
+              <w:keepNext/>
+            </w:pPr>
             <w:r>
               <w:rPr>
-                <w:rFonts w:ascii="Times New Roman" w:hAnsi="Times New Roman"/>
+                <w:rFonts w:ascii="Times New Roman" w:hAnsi="Times New Roman" w:eastAsia="Times New Roman" w:cs="Times New Roman"/>
                 <w:sz w:val="18"/>
               </w:rPr>
               <w:t>270</w:t>
@@ -537,15 +773,21 @@
         </w:tc>
       </w:tr>
       <w:tr>
+        <w:trPr>
+          <w:cantSplit/>
+        </w:trPr>
         <w:tc>
           <w:tcPr>
             <w:tcW w:type="dxa" w:w="4759"/>
             <w:vAlign w:val="center"/>
           </w:tcPr>
           <w:p>
+            <w:pPr>
+              <w:keepNext w:val="0"/>
+            </w:pPr>
             <w:r>
               <w:rPr>
-                <w:rFonts w:ascii="Times New Roman" w:hAnsi="Times New Roman"/>
+                <w:rFonts w:ascii="Times New Roman" w:hAnsi="Times New Roman" w:eastAsia="Times New Roman" w:cs="Times New Roman"/>
                 <w:sz w:val="18"/>
               </w:rPr>
               <w:t>Test</w:t>
@@ -558,9 +800,12 @@
             <w:vAlign w:val="center"/>
           </w:tcPr>
           <w:p>
+            <w:pPr>
+              <w:keepNext w:val="0"/>
+            </w:pPr>
             <w:r>
               <w:rPr>
-                <w:rFonts w:ascii="Times New Roman" w:hAnsi="Times New Roman"/>
+                <w:rFonts w:ascii="Times New Roman" w:hAnsi="Times New Roman" w:eastAsia="Times New Roman" w:cs="Times New Roman"/>
                 <w:sz w:val="18"/>
               </w:rPr>
               <w:t>270</w:t>
@@ -574,6 +819,9 @@
         <w:jc w:val="both"/>
       </w:pPr>
       <w:r>
+        <w:rPr>
+          <w:rFonts w:ascii="Times New Roman" w:hAnsi="Times New Roman" w:eastAsia="Times New Roman" w:cs="Times New Roman"/>
+        </w:rPr>
         <w:t>Deneyin izlenebilirliği için eğitim, doğrulama ve test indeksleri ayrı bir dosyada saklanmıştır. Böylece farklı model aileleri arasında aynı örnekler üzerinden karşılaştırma yapılabilir. Sinir ağı eğitiminde en iyi epoch doğrulama kaybına göre seçildiğinden test kümesinin erken durdurma kararına katılması önlenir. Bununla birlikte test sonuçları görüldükten sonra başlatılan ek seed deneyleri yeni ve bağımsız bir test doğrulaması olarak yorumlanmamıştır. Bu deneylerin amacı sabit veri bölünmesi koşulunda eğitim rastgeleliğine duyarlılığı betimlemektir. Test kümesindeki örnekler aynı kaldığı için seed çalışmaları arasında hesaplanan ortalama, bağımsız beş ayrı veri toplama deneyinin yerini tutmaz.</w:t>
       </w:r>
     </w:p>
@@ -583,6 +831,11 @@
         <w:keepNext/>
       </w:pPr>
       <w:r>
+        <w:rPr>
+          <w:rFonts w:ascii="Times New Roman" w:hAnsi="Times New Roman" w:eastAsia="Times New Roman" w:cs="Times New Roman"/>
+          <w:b/>
+          <w:sz w:val="22"/>
+        </w:rPr>
         <w:t>4. Results</w:t>
       </w:r>
     </w:p>
@@ -591,6 +844,9 @@
         <w:jc w:val="both"/>
       </w:pPr>
       <w:r>
+        <w:rPr>
+          <w:rFonts w:ascii="Times New Roman" w:hAnsi="Times New Roman" w:eastAsia="Times New Roman" w:cs="Times New Roman"/>
+        </w:rPr>
         <w:t>Tek Colab oturumunun ana deneyinde, doğrulama makro F1 ölçütüyle seçilen CNN-C'nin doğrulama doğruluğu %99,26, test doğruluğu %98,15 ve test makro F1 değeri %98,12 olarak hesaplanmıştır. RBF-SVM aynı test kümesinde %98,89 doğruluk ve %98,88 makro F1 göstermiştir. Lojistik regresyon %98,52, KNN %98,15, rastgele orman %97,41 ve Gradient Boosting %96,30 test doğruluğuna ulaşmıştır. Bu sıralama, testteki en yüksek skora bakılarak model seçiminin değiştirilmesini gerektirmez.</w:t>
       </w:r>
     </w:p>
@@ -599,6 +855,9 @@
         <w:jc w:val="both"/>
       </w:pPr>
       <w:r>
+        <w:rPr>
+          <w:rFonts w:ascii="Times New Roman" w:hAnsi="Times New Roman" w:eastAsia="Times New Roman" w:cs="Times New Roman"/>
+        </w:rPr>
         <w:t>Eşleştirilmiş CNN ve SVM tahminlerinde yalnızca altı gözlem üzerinde iki modelin doğruluk durumu farklıdır: dört örnekte CNN yanlış SVM doğru, iki örnekte CNN doğru SVM yanlıştır. McNemar exact p değeri 0,6875 olup testte gözlenen farkın güçlü bir üstünlük kanıtı olmadığını göstermektedir. Bootstrap ile oluşturulan doğruluk farkı güven aralığı sıfırı kapsamaktadır.</w:t>
       </w:r>
     </w:p>
@@ -607,6 +866,9 @@
         <w:jc w:val="both"/>
       </w:pPr>
       <w:r>
+        <w:rPr>
+          <w:rFonts w:ascii="Times New Roman" w:hAnsi="Times New Roman" w:eastAsia="Times New Roman" w:cs="Times New Roman"/>
+        </w:rPr>
         <w:t>CNN-C kararlılık deneyinde sabit veri ayrımı ve 101, 202, 303, 404, 505 tohumları kullanılmıştır. Test doğrulukları sırasıyla %98,15, %99,63, %97,04, %99,63 ve %99,26'dır. Ortalama %98,74; örnek standart sapması 1,13 yüzde puandır. En düşük test başarısı 303, en yüksek başarı ise 202 ile 404 koşularında gözlenmiştir. Bu çalışma aynı 270 test gözlemi üzerinde yürütülen bir kararlılık analizidir; beş bağımsız test veri kümesine karşılık gelmez.</w:t>
       </w:r>
     </w:p>
@@ -615,6 +877,9 @@
         <w:jc w:val="both"/>
       </w:pPr>
       <w:r>
+        <w:rPr>
+          <w:rFonts w:ascii="Times New Roman" w:hAnsi="Times New Roman" w:eastAsia="Times New Roman" w:cs="Times New Roman"/>
+        </w:rPr>
         <w:t>Beş CNN-C koşusunun en iyi epoch değerleri sırasıyla 44, 37, 31, 23 ve 50 olmuştur. Ortalama doğrulama doğruluğu %99,11, doğrulama makro F1 değeri %99,11'dir. Test ortalaması doğrulama ortalamasından düşüktür; özellikle 303 koşusundaki %97,04 test doğruluğu sonuçların başlangıca duyarlılığını gösterir. Bu yüzden en iyi test skorunu tek başına öne çıkarmak yerine tüm koşular ve dağılımı sunulmalıdır.</w:t>
       </w:r>
     </w:p>
@@ -623,6 +888,9 @@
         <w:jc w:val="both"/>
       </w:pPr>
       <w:r>
+        <w:rPr>
+          <w:rFonts w:ascii="Times New Roman" w:hAnsi="Times New Roman" w:eastAsia="Times New Roman" w:cs="Times New Roman"/>
+        </w:rPr>
         <w:t>Ana deneydeki CNN-C modelinin tek koşu test doğruluğu %98,15, kararlılık deneyinin beş koşulu için ortalama test doğruluğu %98,74'tür. Bu iki sayı farklı deney hedeflerine aittir: ilki doğrulama ile seçilen ana modelin performansıdır, ikincisi sabit veri ayrımında rastgele başlangıca duyarlılığı özetler. Aynı test kümesi birden fazla kez kullanıldığından, kararlılık deneyindeki yüksek tekil skorlar bağımsız bir doğrulama veya kesin model iyileşmesi kanıtı değildir.</w:t>
       </w:r>
     </w:p>
@@ -631,9 +899,15 @@
         <w:jc w:val="both"/>
       </w:pPr>
       <w:r>
+        <w:rPr>
+          <w:rFonts w:ascii="Times New Roman" w:hAnsi="Times New Roman" w:eastAsia="Times New Roman" w:cs="Times New Roman"/>
+        </w:rPr>
         <w:t>Ana deneyde Logistic Regression modelinin test doğruluğu %98,519, Random Forest modelinin test doğruluğu yaklaşık %97,407 olarak kaydedilmiştir. Bu değerler raporun model karşılaştırma tablosunda tüm diğer algoritmalarla birlikte sunulmaktadır. Doğrulama ve test skorları arasında bazı algoritmalarda farklı yönlerde değişim bulunması, tek bir ayrımdaki performans tahmininin mutlak bir sıralama oluşturmadığını gösterir. Özellikle az sayıda test gözlemi olan veri kümelerinde sonuçların nedenlerini model özellikleriyle birlikte yorumlamak gerekir.</w:t>
       </w:r>
       <w:r>
+        <w:rPr>
+          <w:rFonts w:ascii="Times New Roman" w:hAnsi="Times New Roman" w:eastAsia="Times New Roman" w:cs="Times New Roman"/>
+        </w:rPr>
         <w:t xml:space="preserve"> [19, 20]</w:t>
       </w:r>
     </w:p>
@@ -642,6 +916,9 @@
         <w:jc w:val="both"/>
       </w:pPr>
       <w:r>
+        <w:rPr>
+          <w:rFonts w:ascii="Times New Roman" w:hAnsi="Times New Roman" w:eastAsia="Times New Roman" w:cs="Times New Roman"/>
+        </w:rPr>
         <w:t>CNN-C modelinin eğitim doğruluğu ana deneyde %100 olarak kaydedilmiştir. Aynı koşulda doğrulama doğruluğu %99,259 seviyesindedir. Eğitim-doğrulama farkının yaklaşık 0,741 yüzde puan olması dikkat çekici bir sorun görünümünde değildir. Ancak bu sayı tek başına öğrenme davranışını göstermez; kayıp fonksiyonunun eğrisi ve hata yapılan örneklerin dağılımı da gerekir. Bu nedenle raporda eğitim ve doğrulama kaybına ilişkin ek grafiğe yer verilmiştir.</w:t>
       </w:r>
     </w:p>
@@ -650,6 +927,9 @@
         <w:jc w:val="both"/>
       </w:pPr>
       <w:r>
+        <w:rPr>
+          <w:rFonts w:ascii="Times New Roman" w:hAnsi="Times New Roman" w:eastAsia="Times New Roman" w:cs="Times New Roman"/>
+        </w:rPr>
         <w:t>Beş farklı başlangıçta yanlış sınıflandırma sayıları sırasıyla 5, 1, 8, 1 ve 2'dir. Özellikle 303 tohumuyla yapılan eğitimde sekiz hata bulunması, diğer koşulara göre daha düşük başarıya karşılık gelir. Bütün koşular aynı 270 test gözleminde değerlendirildiği için bu doğruluk oranları bağımsız test örneklemleri gibi ele alınamaz. Modelin eğitim rastgeleliğine tepkisini değerlendirmek için hem ortalama hem standart sapma hem de koşu bazlı tahminler birlikte paylaşılmıştır.</w:t>
       </w:r>
     </w:p>
@@ -658,6 +938,9 @@
         <w:jc w:val="both"/>
       </w:pPr>
       <w:r>
+        <w:rPr>
+          <w:rFonts w:ascii="Times New Roman" w:hAnsi="Times New Roman" w:eastAsia="Times New Roman" w:cs="Times New Roman"/>
+        </w:rPr>
         <w:t>En düşük doğrulama kaybının görüldüğü en iyi epoch değerleri 23–50 arasında değişmektedir. Erken durdurma ve en iyi doğrulama kaybındaki ağırlıkların geri yüklenmesi aynı eğitim protokolünü korumuştur. Farklı tohumların test başarısı arasında gözlenen değişim, özellikle tek bir yüksek skoru genel başarı göstergesi olarak kullanmayı sakıncalı kılar. Donanım ve sürüm kayıtları ortam farklarının tekrar üretilebilirlik üzerindeki olası etkilerini incelemeyi kolaylaştırır.</w:t>
       </w:r>
     </w:p>
@@ -666,6 +949,9 @@
         <w:jc w:val="both"/>
       </w:pPr>
       <w:r>
+        <w:rPr>
+          <w:rFonts w:ascii="Times New Roman" w:hAnsi="Times New Roman" w:eastAsia="Times New Roman" w:cs="Times New Roman"/>
+        </w:rPr>
         <w:t>Başarı karşılaştırmasında yüzdelerin yanında doğru ve yanlış tahmin sayılarının da verilmesi, özellikle küçük test kümelerinde yorum kolaylığı sağlar. Örneğin CNN-C'nin yüzde 98,148 başarısı 270 örneğin 265'ini doğru tahmin etmesine, SVM'nin yüzde 98,889 başarısı ise 267 örneği doğru tahmin etmesine karşılık gelir. Yaklaşık bir yüzde puanlık fark gibi görünen miktar gerçekte yalnızca iki örnektir. Dolayısıyla görsel grafiklerdeki sütun farklarını örnek sayısı bağlamından koparmamak gerekir. Bu açıklama istatistiksel karşılaştırmanın neden sonuç bölümüne eklendiğini de gösterir.</w:t>
       </w:r>
     </w:p>
@@ -674,6 +960,9 @@
         <w:jc w:val="both"/>
       </w:pPr>
       <w:r>
+        <w:rPr>
+          <w:rFonts w:ascii="Times New Roman" w:hAnsi="Times New Roman" w:eastAsia="Times New Roman" w:cs="Times New Roman"/>
+        </w:rPr>
         <w:t>Kararlılık deneyinde en yüksek doğrulama doğruluğu 202 tohumunda %99,63; 303, 404 ve 505 tohumlarında en düşük oran %98,89'dur. Testte 202 ile 404 aynı en yüksek doğruluğa ulaşmış, 303 en düşük sonucu göstermiştir. Bu sıralamalar test başarısına göre yeni bir model seçildiği anlamına gelmez. Koşuların tamamı rapora alınmıştır; ortalama, standart sapma ve hata sayıları, değişimin görünür olmasını sağlamaktadır.</w:t>
       </w:r>
     </w:p>
@@ -682,6 +971,9 @@
         <w:jc w:val="both"/>
       </w:pPr>
       <w:r>
+        <w:rPr>
+          <w:rFonts w:ascii="Times New Roman" w:hAnsi="Times New Roman" w:eastAsia="Times New Roman" w:cs="Times New Roman"/>
+        </w:rPr>
         <w:t>Öğrenme eğrileri raporda bağımsız bir sonuç türü olarak değerlendirilmelidir. Doğrulama kaybının bir süre azalıp daha sonra artması, bazı koşularda eğitim sürecinin durdurulmasını gerektiren bir işarettir. En iyi epoch değerlerinin koşular arasında farklılaşması, her eğitim için son epoch'u seçmenin aynı kalite ölçütünü sağlamayabileceğini göstermektedir. Checkpoint mekanizması sayesinde kaybı en düşük olan aşamanın ağırlıkları kullanılır. Bunun sonucunda bildirilen test skorları son eğitim adımının değil, doğrulama temelli belirlenen durumun performansını yansıtır.</w:t>
       </w:r>
     </w:p>
@@ -690,6 +982,9 @@
         <w:jc w:val="both"/>
       </w:pPr>
       <w:r>
+        <w:rPr>
+          <w:rFonts w:ascii="Times New Roman" w:hAnsi="Times New Roman" w:eastAsia="Times New Roman" w:cs="Times New Roman"/>
+        </w:rPr>
         <w:t>Tüm sonuçların raporlanmasında daha büyük değerin otomatik olarak bilimsel üstünlük anlamına gelmediği esas alınmıştır. Yüzde olarak ifade edilen skorlar test gözlem sayısıyla birlikte okunmalıdır. Bunun yanında doğrulama performansı ayrı gösterilerek hangi ölçütün model seçimi için kullanıldığı anlaşılır hâle getirilmiştir. Farklı zamanlarda üretilmiş deneyler tek bir eğitim süreciymiş gibi sunulmamış, karşılaştırmanın sınırları açık biçimde korunmuştur.</w:t>
       </w:r>
     </w:p>
@@ -698,7 +993,24 @@
         <w:jc w:val="both"/>
       </w:pPr>
       <w:r>
+        <w:rPr>
+          <w:rFonts w:ascii="Times New Roman" w:hAnsi="Times New Roman" w:eastAsia="Times New Roman" w:cs="Times New Roman"/>
+        </w:rPr>
         <w:t>Ek mimari/doğrulama çalışmasının dokuz eğitimi, üç mimarinin üçer başlangıç altında yalnızca doğrulama kümesinde değerlendirilmesinden oluşmaktadır. Ortalama doğrulama makro F1 değerleri güçlü düzenlileştirmede 0,99009, referansta 0,98890 ve küçük CNN'de 0,98761 olarak kaydedilmiştir. Bu sonuçlar ana model seçimini değiştirmek için kullanılmamış, ek keşifsel inceleme olarak sunulmuştur.</w:t>
+      </w:r>
+    </w:p>
+    <w:p>
+      <w:pPr>
+        <w:keepNext/>
+        <w:spacing w:before="140" w:after="80"/>
+      </w:pPr>
+      <w:r>
+        <w:rPr>
+          <w:rFonts w:ascii="Times New Roman" w:hAnsi="Times New Roman" w:eastAsia="Times New Roman" w:cs="Times New Roman"/>
+          <w:b/>
+          <w:sz w:val="20"/>
+        </w:rPr>
+        <w:t>Tablo 2. Modellerin doğrulama ve test performansları</w:t>
       </w:r>
     </w:p>
     <w:tbl>
@@ -715,15 +1027,22 @@
         <w:gridCol w:w="2379"/>
       </w:tblGrid>
       <w:tr>
+        <w:trPr>
+          <w:cantSplit/>
+        </w:trPr>
         <w:tc>
           <w:tcPr>
             <w:tcW w:type="dxa" w:w="2379"/>
             <w:vAlign w:val="center"/>
           </w:tcPr>
           <w:p>
+            <w:pPr>
+              <w:keepNext/>
+            </w:pPr>
             <w:r>
               <w:rPr>
-                <w:rFonts w:ascii="Times New Roman" w:hAnsi="Times New Roman"/>
+                <w:rFonts w:ascii="Times New Roman" w:hAnsi="Times New Roman" w:eastAsia="Times New Roman" w:cs="Times New Roman"/>
+                <w:b/>
                 <w:sz w:val="18"/>
               </w:rPr>
               <w:t>Model</w:t>
@@ -736,9 +1055,13 @@
             <w:vAlign w:val="center"/>
           </w:tcPr>
           <w:p>
+            <w:pPr>
+              <w:keepNext/>
+            </w:pPr>
             <w:r>
               <w:rPr>
-                <w:rFonts w:ascii="Times New Roman" w:hAnsi="Times New Roman"/>
+                <w:rFonts w:ascii="Times New Roman" w:hAnsi="Times New Roman" w:eastAsia="Times New Roman" w:cs="Times New Roman"/>
+                <w:b/>
                 <w:sz w:val="18"/>
               </w:rPr>
               <w:t>Validation Acc %</w:t>
@@ -751,9 +1074,13 @@
             <w:vAlign w:val="center"/>
           </w:tcPr>
           <w:p>
+            <w:pPr>
+              <w:keepNext/>
+            </w:pPr>
             <w:r>
               <w:rPr>
-                <w:rFonts w:ascii="Times New Roman" w:hAnsi="Times New Roman"/>
+                <w:rFonts w:ascii="Times New Roman" w:hAnsi="Times New Roman" w:eastAsia="Times New Roman" w:cs="Times New Roman"/>
+                <w:b/>
                 <w:sz w:val="18"/>
               </w:rPr>
               <w:t>Test Acc %</w:t>
@@ -766,9 +1093,13 @@
             <w:vAlign w:val="center"/>
           </w:tcPr>
           <w:p>
+            <w:pPr>
+              <w:keepNext/>
+            </w:pPr>
             <w:r>
               <w:rPr>
-                <w:rFonts w:ascii="Times New Roman" w:hAnsi="Times New Roman"/>
+                <w:rFonts w:ascii="Times New Roman" w:hAnsi="Times New Roman" w:eastAsia="Times New Roman" w:cs="Times New Roman"/>
+                <w:b/>
                 <w:sz w:val="18"/>
               </w:rPr>
               <w:t>Test Macro F1 %</w:t>
@@ -777,15 +1108,21 @@
         </w:tc>
       </w:tr>
       <w:tr>
+        <w:trPr>
+          <w:cantSplit/>
+        </w:trPr>
         <w:tc>
           <w:tcPr>
             <w:tcW w:type="dxa" w:w="2379"/>
             <w:vAlign w:val="center"/>
           </w:tcPr>
           <w:p>
+            <w:pPr>
+              <w:keepNext/>
+            </w:pPr>
             <w:r>
               <w:rPr>
-                <w:rFonts w:ascii="Times New Roman" w:hAnsi="Times New Roman"/>
+                <w:rFonts w:ascii="Times New Roman" w:hAnsi="Times New Roman" w:eastAsia="Times New Roman" w:cs="Times New Roman"/>
                 <w:sz w:val="18"/>
               </w:rPr>
               <w:t>CNN (CNN-C Görüntü modeli</w:t>
@@ -799,11 +1136,12 @@
           </w:tcPr>
           <w:p>
             <w:pPr>
+              <w:keepNext/>
               <w:spacing w:before="0" w:after="0"/>
             </w:pPr>
             <w:r>
               <w:rPr>
-                <w:rFonts w:ascii="Times New Roman" w:hAnsi="Times New Roman"/>
+                <w:rFonts w:ascii="Times New Roman" w:hAnsi="Times New Roman" w:eastAsia="Times New Roman" w:cs="Times New Roman"/>
                 <w:sz w:val="18"/>
               </w:rPr>
               <w:t>99.26</w:t>
@@ -817,11 +1155,12 @@
           </w:tcPr>
           <w:p>
             <w:pPr>
+              <w:keepNext/>
               <w:spacing w:before="0" w:after="0"/>
             </w:pPr>
             <w:r>
               <w:rPr>
-                <w:rFonts w:ascii="Times New Roman" w:hAnsi="Times New Roman"/>
+                <w:rFonts w:ascii="Times New Roman" w:hAnsi="Times New Roman" w:eastAsia="Times New Roman" w:cs="Times New Roman"/>
                 <w:sz w:val="18"/>
               </w:rPr>
               <w:t>98.15</w:t>
@@ -835,11 +1174,12 @@
           </w:tcPr>
           <w:p>
             <w:pPr>
+              <w:keepNext/>
               <w:spacing w:before="0" w:after="0"/>
             </w:pPr>
             <w:r>
               <w:rPr>
-                <w:rFonts w:ascii="Times New Roman" w:hAnsi="Times New Roman"/>
+                <w:rFonts w:ascii="Times New Roman" w:hAnsi="Times New Roman" w:eastAsia="Times New Roman" w:cs="Times New Roman"/>
                 <w:sz w:val="18"/>
               </w:rPr>
               <w:t>98.12</w:t>
@@ -848,15 +1188,21 @@
         </w:tc>
       </w:tr>
       <w:tr>
+        <w:trPr>
+          <w:cantSplit/>
+        </w:trPr>
         <w:tc>
           <w:tcPr>
             <w:tcW w:type="dxa" w:w="2379"/>
             <w:vAlign w:val="center"/>
           </w:tcPr>
           <w:p>
+            <w:pPr>
+              <w:keepNext/>
+            </w:pPr>
             <w:r>
               <w:rPr>
-                <w:rFonts w:ascii="Times New Roman" w:hAnsi="Times New Roman"/>
+                <w:rFonts w:ascii="Times New Roman" w:hAnsi="Times New Roman" w:eastAsia="Times New Roman" w:cs="Times New Roman"/>
                 <w:sz w:val="18"/>
               </w:rPr>
               <w:t>Logistic Regression</w:t>
@@ -870,11 +1216,12 @@
           </w:tcPr>
           <w:p>
             <w:pPr>
+              <w:keepNext/>
               <w:spacing w:before="0" w:after="0"/>
             </w:pPr>
             <w:r>
               <w:rPr>
-                <w:rFonts w:ascii="Times New Roman" w:hAnsi="Times New Roman"/>
+                <w:rFonts w:ascii="Times New Roman" w:hAnsi="Times New Roman" w:eastAsia="Times New Roman" w:cs="Times New Roman"/>
                 <w:sz w:val="18"/>
               </w:rPr>
               <w:t>97.78</w:t>
@@ -888,11 +1235,12 @@
           </w:tcPr>
           <w:p>
             <w:pPr>
+              <w:keepNext/>
               <w:spacing w:before="0" w:after="0"/>
             </w:pPr>
             <w:r>
               <w:rPr>
-                <w:rFonts w:ascii="Times New Roman" w:hAnsi="Times New Roman"/>
+                <w:rFonts w:ascii="Times New Roman" w:hAnsi="Times New Roman" w:eastAsia="Times New Roman" w:cs="Times New Roman"/>
                 <w:sz w:val="18"/>
               </w:rPr>
               <w:t>98.52</w:t>
@@ -906,11 +1254,12 @@
           </w:tcPr>
           <w:p>
             <w:pPr>
+              <w:keepNext/>
               <w:spacing w:before="0" w:after="0"/>
             </w:pPr>
             <w:r>
               <w:rPr>
-                <w:rFonts w:ascii="Times New Roman" w:hAnsi="Times New Roman"/>
+                <w:rFonts w:ascii="Times New Roman" w:hAnsi="Times New Roman" w:eastAsia="Times New Roman" w:cs="Times New Roman"/>
                 <w:sz w:val="18"/>
               </w:rPr>
               <w:t>98.52</w:t>
@@ -919,15 +1268,21 @@
         </w:tc>
       </w:tr>
       <w:tr>
+        <w:trPr>
+          <w:cantSplit/>
+        </w:trPr>
         <w:tc>
           <w:tcPr>
             <w:tcW w:type="dxa" w:w="2379"/>
             <w:vAlign w:val="center"/>
           </w:tcPr>
           <w:p>
+            <w:pPr>
+              <w:keepNext/>
+            </w:pPr>
             <w:r>
               <w:rPr>
-                <w:rFonts w:ascii="Times New Roman" w:hAnsi="Times New Roman"/>
+                <w:rFonts w:ascii="Times New Roman" w:hAnsi="Times New Roman" w:eastAsia="Times New Roman" w:cs="Times New Roman"/>
                 <w:sz w:val="18"/>
               </w:rPr>
               <w:t>SVM (RBF)</w:t>
@@ -941,11 +1296,12 @@
           </w:tcPr>
           <w:p>
             <w:pPr>
+              <w:keepNext/>
               <w:spacing w:before="0" w:after="0"/>
             </w:pPr>
             <w:r>
               <w:rPr>
-                <w:rFonts w:ascii="Times New Roman" w:hAnsi="Times New Roman"/>
+                <w:rFonts w:ascii="Times New Roman" w:hAnsi="Times New Roman" w:eastAsia="Times New Roman" w:cs="Times New Roman"/>
                 <w:sz w:val="18"/>
               </w:rPr>
               <w:t>97.41</w:t>
@@ -959,11 +1315,12 @@
           </w:tcPr>
           <w:p>
             <w:pPr>
+              <w:keepNext/>
               <w:spacing w:before="0" w:after="0"/>
             </w:pPr>
             <w:r>
               <w:rPr>
-                <w:rFonts w:ascii="Times New Roman" w:hAnsi="Times New Roman"/>
+                <w:rFonts w:ascii="Times New Roman" w:hAnsi="Times New Roman" w:eastAsia="Times New Roman" w:cs="Times New Roman"/>
                 <w:sz w:val="18"/>
               </w:rPr>
               <w:t>98.89</w:t>
@@ -977,11 +1334,12 @@
           </w:tcPr>
           <w:p>
             <w:pPr>
+              <w:keepNext/>
               <w:spacing w:before="0" w:after="0"/>
             </w:pPr>
             <w:r>
               <w:rPr>
-                <w:rFonts w:ascii="Times New Roman" w:hAnsi="Times New Roman"/>
+                <w:rFonts w:ascii="Times New Roman" w:hAnsi="Times New Roman" w:eastAsia="Times New Roman" w:cs="Times New Roman"/>
                 <w:sz w:val="18"/>
               </w:rPr>
               <w:t>98.88</w:t>
@@ -990,15 +1348,21 @@
         </w:tc>
       </w:tr>
       <w:tr>
+        <w:trPr>
+          <w:cantSplit/>
+        </w:trPr>
         <w:tc>
           <w:tcPr>
             <w:tcW w:type="dxa" w:w="2379"/>
             <w:vAlign w:val="center"/>
           </w:tcPr>
           <w:p>
+            <w:pPr>
+              <w:keepNext/>
+            </w:pPr>
             <w:r>
               <w:rPr>
-                <w:rFonts w:ascii="Times New Roman" w:hAnsi="Times New Roman"/>
+                <w:rFonts w:ascii="Times New Roman" w:hAnsi="Times New Roman" w:eastAsia="Times New Roman" w:cs="Times New Roman"/>
                 <w:sz w:val="18"/>
               </w:rPr>
               <w:t>Random Forest</w:t>
@@ -1012,11 +1376,12 @@
           </w:tcPr>
           <w:p>
             <w:pPr>
+              <w:keepNext/>
               <w:spacing w:before="0" w:after="0"/>
             </w:pPr>
             <w:r>
               <w:rPr>
-                <w:rFonts w:ascii="Times New Roman" w:hAnsi="Times New Roman"/>
+                <w:rFonts w:ascii="Times New Roman" w:hAnsi="Times New Roman" w:eastAsia="Times New Roman" w:cs="Times New Roman"/>
                 <w:sz w:val="18"/>
               </w:rPr>
               <w:t>96.67</w:t>
@@ -1030,11 +1395,12 @@
           </w:tcPr>
           <w:p>
             <w:pPr>
+              <w:keepNext/>
               <w:spacing w:before="0" w:after="0"/>
             </w:pPr>
             <w:r>
               <w:rPr>
-                <w:rFonts w:ascii="Times New Roman" w:hAnsi="Times New Roman"/>
+                <w:rFonts w:ascii="Times New Roman" w:hAnsi="Times New Roman" w:eastAsia="Times New Roman" w:cs="Times New Roman"/>
                 <w:sz w:val="18"/>
               </w:rPr>
               <w:t>97.41</w:t>
@@ -1048,11 +1414,12 @@
           </w:tcPr>
           <w:p>
             <w:pPr>
+              <w:keepNext/>
               <w:spacing w:before="0" w:after="0"/>
             </w:pPr>
             <w:r>
               <w:rPr>
-                <w:rFonts w:ascii="Times New Roman" w:hAnsi="Times New Roman"/>
+                <w:rFonts w:ascii="Times New Roman" w:hAnsi="Times New Roman" w:eastAsia="Times New Roman" w:cs="Times New Roman"/>
                 <w:sz w:val="18"/>
               </w:rPr>
               <w:t>97.38</w:t>
@@ -1061,15 +1428,21 @@
         </w:tc>
       </w:tr>
       <w:tr>
+        <w:trPr>
+          <w:cantSplit/>
+        </w:trPr>
         <w:tc>
           <w:tcPr>
             <w:tcW w:type="dxa" w:w="2379"/>
             <w:vAlign w:val="center"/>
           </w:tcPr>
           <w:p>
+            <w:pPr>
+              <w:keepNext/>
+            </w:pPr>
             <w:r>
               <w:rPr>
-                <w:rFonts w:ascii="Times New Roman" w:hAnsi="Times New Roman"/>
+                <w:rFonts w:ascii="Times New Roman" w:hAnsi="Times New Roman" w:eastAsia="Times New Roman" w:cs="Times New Roman"/>
                 <w:sz w:val="18"/>
               </w:rPr>
               <w:t>KNN</w:t>
@@ -1083,11 +1456,12 @@
           </w:tcPr>
           <w:p>
             <w:pPr>
+              <w:keepNext/>
               <w:spacing w:before="0" w:after="0"/>
             </w:pPr>
             <w:r>
               <w:rPr>
-                <w:rFonts w:ascii="Times New Roman" w:hAnsi="Times New Roman"/>
+                <w:rFonts w:ascii="Times New Roman" w:hAnsi="Times New Roman" w:eastAsia="Times New Roman" w:cs="Times New Roman"/>
                 <w:sz w:val="18"/>
               </w:rPr>
               <w:t>96.30</w:t>
@@ -1101,11 +1475,12 @@
           </w:tcPr>
           <w:p>
             <w:pPr>
+              <w:keepNext/>
               <w:spacing w:before="0" w:after="0"/>
             </w:pPr>
             <w:r>
               <w:rPr>
-                <w:rFonts w:ascii="Times New Roman" w:hAnsi="Times New Roman"/>
+                <w:rFonts w:ascii="Times New Roman" w:hAnsi="Times New Roman" w:eastAsia="Times New Roman" w:cs="Times New Roman"/>
                 <w:sz w:val="18"/>
               </w:rPr>
               <w:t>98.15</w:t>
@@ -1119,11 +1494,12 @@
           </w:tcPr>
           <w:p>
             <w:pPr>
+              <w:keepNext/>
               <w:spacing w:before="0" w:after="0"/>
             </w:pPr>
             <w:r>
               <w:rPr>
-                <w:rFonts w:ascii="Times New Roman" w:hAnsi="Times New Roman"/>
+                <w:rFonts w:ascii="Times New Roman" w:hAnsi="Times New Roman" w:eastAsia="Times New Roman" w:cs="Times New Roman"/>
                 <w:sz w:val="18"/>
               </w:rPr>
               <w:t>98.15</w:t>
@@ -1132,15 +1508,21 @@
         </w:tc>
       </w:tr>
       <w:tr>
+        <w:trPr>
+          <w:cantSplit/>
+        </w:trPr>
         <w:tc>
           <w:tcPr>
             <w:tcW w:type="dxa" w:w="2379"/>
             <w:vAlign w:val="center"/>
           </w:tcPr>
           <w:p>
+            <w:pPr>
+              <w:keepNext w:val="0"/>
+            </w:pPr>
             <w:r>
               <w:rPr>
-                <w:rFonts w:ascii="Times New Roman" w:hAnsi="Times New Roman"/>
+                <w:rFonts w:ascii="Times New Roman" w:hAnsi="Times New Roman" w:eastAsia="Times New Roman" w:cs="Times New Roman"/>
                 <w:sz w:val="18"/>
               </w:rPr>
               <w:t>Gradient Boosting</w:t>
@@ -1154,11 +1536,12 @@
           </w:tcPr>
           <w:p>
             <w:pPr>
+              <w:keepNext w:val="0"/>
               <w:spacing w:before="0" w:after="0"/>
             </w:pPr>
             <w:r>
               <w:rPr>
-                <w:rFonts w:ascii="Times New Roman" w:hAnsi="Times New Roman"/>
+                <w:rFonts w:ascii="Times New Roman" w:hAnsi="Times New Roman" w:eastAsia="Times New Roman" w:cs="Times New Roman"/>
                 <w:sz w:val="18"/>
               </w:rPr>
               <w:t>95.19</w:t>
@@ -1172,11 +1555,12 @@
           </w:tcPr>
           <w:p>
             <w:pPr>
+              <w:keepNext w:val="0"/>
               <w:spacing w:before="0" w:after="0"/>
             </w:pPr>
             <w:r>
               <w:rPr>
-                <w:rFonts w:ascii="Times New Roman" w:hAnsi="Times New Roman"/>
+                <w:rFonts w:ascii="Times New Roman" w:hAnsi="Times New Roman" w:eastAsia="Times New Roman" w:cs="Times New Roman"/>
                 <w:sz w:val="18"/>
               </w:rPr>
               <w:t>96.30</w:t>
@@ -1190,11 +1574,12 @@
           </w:tcPr>
           <w:p>
             <w:pPr>
+              <w:keepNext w:val="0"/>
               <w:spacing w:before="0" w:after="0"/>
             </w:pPr>
             <w:r>
               <w:rPr>
-                <w:rFonts w:ascii="Times New Roman" w:hAnsi="Times New Roman"/>
+                <w:rFonts w:ascii="Times New Roman" w:hAnsi="Times New Roman" w:eastAsia="Times New Roman" w:cs="Times New Roman"/>
                 <w:sz w:val="18"/>
               </w:rPr>
               <w:t>96.27</w:t>
@@ -1205,9 +1590,543 @@
     </w:tbl>
     <w:p>
       <w:pPr>
+        <w:keepNext/>
+        <w:spacing w:before="140" w:after="80"/>
+      </w:pPr>
+      <w:r>
+        <w:rPr>
+          <w:rFonts w:ascii="Times New Roman" w:hAnsi="Times New Roman" w:eastAsia="Times New Roman" w:cs="Times New Roman"/>
+          <w:b/>
+          <w:sz w:val="20"/>
+        </w:rPr>
+        <w:t>Tablo 3. CNN-C için beş tohumlu kararlılık deneyi</w:t>
+      </w:r>
+    </w:p>
+    <w:tbl>
+      <w:tblPr>
+        <w:tblStyle w:val="TableGrid"/>
+        <w:tblW w:type="auto" w:w="0"/>
+        <w:jc w:val="center"/>
+        <w:tblLook w:firstColumn="1" w:firstRow="1" w:lastColumn="0" w:lastRow="0" w:noHBand="0" w:noVBand="1" w:val="04A0"/>
+      </w:tblPr>
+      <w:tblGrid>
+        <w:gridCol w:w="2379"/>
+        <w:gridCol w:w="2379"/>
+        <w:gridCol w:w="2379"/>
+        <w:gridCol w:w="2379"/>
+      </w:tblGrid>
+      <w:tr>
+        <w:trPr>
+          <w:cantSplit/>
+        </w:trPr>
+        <w:tc>
+          <w:tcPr>
+            <w:tcW w:type="dxa" w:w="2379"/>
+            <w:vAlign w:val="center"/>
+          </w:tcPr>
+          <w:p>
+            <w:pPr>
+              <w:keepNext/>
+            </w:pPr>
+            <w:r>
+              <w:rPr>
+                <w:rFonts w:ascii="Times New Roman" w:hAnsi="Times New Roman" w:eastAsia="Times New Roman" w:cs="Times New Roman"/>
+                <w:b/>
+                <w:sz w:val="18"/>
+              </w:rPr>
+              <w:t>Seed</w:t>
+            </w:r>
+          </w:p>
+        </w:tc>
+        <w:tc>
+          <w:tcPr>
+            <w:tcW w:type="dxa" w:w="2379"/>
+            <w:vAlign w:val="center"/>
+          </w:tcPr>
+          <w:p>
+            <w:pPr>
+              <w:keepNext/>
+            </w:pPr>
+            <w:r>
+              <w:rPr>
+                <w:rFonts w:ascii="Times New Roman" w:hAnsi="Times New Roman" w:eastAsia="Times New Roman" w:cs="Times New Roman"/>
+                <w:b/>
+                <w:sz w:val="18"/>
+              </w:rPr>
+              <w:t>Best epoch</w:t>
+            </w:r>
+          </w:p>
+        </w:tc>
+        <w:tc>
+          <w:tcPr>
+            <w:tcW w:type="dxa" w:w="2379"/>
+            <w:vAlign w:val="center"/>
+          </w:tcPr>
+          <w:p>
+            <w:pPr>
+              <w:keepNext/>
+            </w:pPr>
+            <w:r>
+              <w:rPr>
+                <w:rFonts w:ascii="Times New Roman" w:hAnsi="Times New Roman" w:eastAsia="Times New Roman" w:cs="Times New Roman"/>
+                <w:b/>
+                <w:sz w:val="18"/>
+              </w:rPr>
+              <w:t>Test Acc %</w:t>
+            </w:r>
+          </w:p>
+        </w:tc>
+        <w:tc>
+          <w:tcPr>
+            <w:tcW w:type="dxa" w:w="2379"/>
+            <w:vAlign w:val="center"/>
+          </w:tcPr>
+          <w:p>
+            <w:pPr>
+              <w:keepNext/>
+            </w:pPr>
+            <w:r>
+              <w:rPr>
+                <w:rFonts w:ascii="Times New Roman" w:hAnsi="Times New Roman" w:eastAsia="Times New Roman" w:cs="Times New Roman"/>
+                <w:b/>
+                <w:sz w:val="18"/>
+              </w:rPr>
+              <w:t>Macro F1 %</w:t>
+            </w:r>
+          </w:p>
+        </w:tc>
+      </w:tr>
+      <w:tr>
+        <w:trPr>
+          <w:cantSplit/>
+        </w:trPr>
+        <w:tc>
+          <w:tcPr>
+            <w:tcW w:type="dxa" w:w="2379"/>
+            <w:vAlign w:val="center"/>
+          </w:tcPr>
+          <w:p>
+            <w:pPr>
+              <w:keepNext/>
+              <w:spacing w:before="0" w:after="0"/>
+            </w:pPr>
+            <w:r>
+              <w:rPr>
+                <w:rFonts w:ascii="Times New Roman" w:hAnsi="Times New Roman" w:eastAsia="Times New Roman" w:cs="Times New Roman"/>
+                <w:sz w:val="18"/>
+              </w:rPr>
+              <w:t>101</w:t>
+            </w:r>
+          </w:p>
+        </w:tc>
+        <w:tc>
+          <w:tcPr>
+            <w:tcW w:type="dxa" w:w="2379"/>
+            <w:vAlign w:val="center"/>
+          </w:tcPr>
+          <w:p>
+            <w:pPr>
+              <w:keepNext/>
+              <w:spacing w:before="0" w:after="0"/>
+            </w:pPr>
+            <w:r>
+              <w:rPr>
+                <w:rFonts w:ascii="Times New Roman" w:hAnsi="Times New Roman" w:eastAsia="Times New Roman" w:cs="Times New Roman"/>
+                <w:sz w:val="18"/>
+              </w:rPr>
+              <w:t>44</w:t>
+            </w:r>
+          </w:p>
+        </w:tc>
+        <w:tc>
+          <w:tcPr>
+            <w:tcW w:type="dxa" w:w="2379"/>
+            <w:vAlign w:val="center"/>
+          </w:tcPr>
+          <w:p>
+            <w:pPr>
+              <w:keepNext/>
+              <w:spacing w:before="0" w:after="0"/>
+            </w:pPr>
+            <w:r>
+              <w:rPr>
+                <w:rFonts w:ascii="Times New Roman" w:hAnsi="Times New Roman" w:eastAsia="Times New Roman" w:cs="Times New Roman"/>
+                <w:sz w:val="18"/>
+              </w:rPr>
+              <w:t>98.15</w:t>
+            </w:r>
+          </w:p>
+        </w:tc>
+        <w:tc>
+          <w:tcPr>
+            <w:tcW w:type="dxa" w:w="2379"/>
+            <w:vAlign w:val="center"/>
+          </w:tcPr>
+          <w:p>
+            <w:pPr>
+              <w:keepNext/>
+              <w:spacing w:before="0" w:after="0"/>
+            </w:pPr>
+            <w:r>
+              <w:rPr>
+                <w:rFonts w:ascii="Times New Roman" w:hAnsi="Times New Roman" w:eastAsia="Times New Roman" w:cs="Times New Roman"/>
+                <w:sz w:val="18"/>
+              </w:rPr>
+              <w:t>98.18</w:t>
+            </w:r>
+          </w:p>
+        </w:tc>
+      </w:tr>
+      <w:tr>
+        <w:trPr>
+          <w:cantSplit/>
+        </w:trPr>
+        <w:tc>
+          <w:tcPr>
+            <w:tcW w:type="dxa" w:w="2379"/>
+            <w:vAlign w:val="center"/>
+          </w:tcPr>
+          <w:p>
+            <w:pPr>
+              <w:keepNext/>
+              <w:spacing w:before="0" w:after="0"/>
+            </w:pPr>
+            <w:r>
+              <w:rPr>
+                <w:rFonts w:ascii="Times New Roman" w:hAnsi="Times New Roman" w:eastAsia="Times New Roman" w:cs="Times New Roman"/>
+                <w:sz w:val="18"/>
+              </w:rPr>
+              <w:t>202</w:t>
+            </w:r>
+          </w:p>
+        </w:tc>
+        <w:tc>
+          <w:tcPr>
+            <w:tcW w:type="dxa" w:w="2379"/>
+            <w:vAlign w:val="center"/>
+          </w:tcPr>
+          <w:p>
+            <w:pPr>
+              <w:keepNext/>
+              <w:spacing w:before="0" w:after="0"/>
+            </w:pPr>
+            <w:r>
+              <w:rPr>
+                <w:rFonts w:ascii="Times New Roman" w:hAnsi="Times New Roman" w:eastAsia="Times New Roman" w:cs="Times New Roman"/>
+                <w:sz w:val="18"/>
+              </w:rPr>
+              <w:t>37</w:t>
+            </w:r>
+          </w:p>
+        </w:tc>
+        <w:tc>
+          <w:tcPr>
+            <w:tcW w:type="dxa" w:w="2379"/>
+            <w:vAlign w:val="center"/>
+          </w:tcPr>
+          <w:p>
+            <w:pPr>
+              <w:keepNext/>
+              <w:spacing w:before="0" w:after="0"/>
+            </w:pPr>
+            <w:r>
+              <w:rPr>
+                <w:rFonts w:ascii="Times New Roman" w:hAnsi="Times New Roman" w:eastAsia="Times New Roman" w:cs="Times New Roman"/>
+                <w:sz w:val="18"/>
+              </w:rPr>
+              <w:t>99.63</w:t>
+            </w:r>
+          </w:p>
+        </w:tc>
+        <w:tc>
+          <w:tcPr>
+            <w:tcW w:type="dxa" w:w="2379"/>
+            <w:vAlign w:val="center"/>
+          </w:tcPr>
+          <w:p>
+            <w:pPr>
+              <w:keepNext/>
+              <w:spacing w:before="0" w:after="0"/>
+            </w:pPr>
+            <w:r>
+              <w:rPr>
+                <w:rFonts w:ascii="Times New Roman" w:hAnsi="Times New Roman" w:eastAsia="Times New Roman" w:cs="Times New Roman"/>
+                <w:sz w:val="18"/>
+              </w:rPr>
+              <w:t>99.63</w:t>
+            </w:r>
+          </w:p>
+        </w:tc>
+      </w:tr>
+      <w:tr>
+        <w:trPr>
+          <w:cantSplit/>
+        </w:trPr>
+        <w:tc>
+          <w:tcPr>
+            <w:tcW w:type="dxa" w:w="2379"/>
+            <w:vAlign w:val="center"/>
+          </w:tcPr>
+          <w:p>
+            <w:pPr>
+              <w:keepNext/>
+              <w:spacing w:before="0" w:after="0"/>
+            </w:pPr>
+            <w:r>
+              <w:rPr>
+                <w:rFonts w:ascii="Times New Roman" w:hAnsi="Times New Roman" w:eastAsia="Times New Roman" w:cs="Times New Roman"/>
+                <w:sz w:val="18"/>
+              </w:rPr>
+              <w:t>303</w:t>
+            </w:r>
+          </w:p>
+        </w:tc>
+        <w:tc>
+          <w:tcPr>
+            <w:tcW w:type="dxa" w:w="2379"/>
+            <w:vAlign w:val="center"/>
+          </w:tcPr>
+          <w:p>
+            <w:pPr>
+              <w:keepNext/>
+              <w:spacing w:before="0" w:after="0"/>
+            </w:pPr>
+            <w:r>
+              <w:rPr>
+                <w:rFonts w:ascii="Times New Roman" w:hAnsi="Times New Roman" w:eastAsia="Times New Roman" w:cs="Times New Roman"/>
+                <w:sz w:val="18"/>
+              </w:rPr>
+              <w:t>31</w:t>
+            </w:r>
+          </w:p>
+        </w:tc>
+        <w:tc>
+          <w:tcPr>
+            <w:tcW w:type="dxa" w:w="2379"/>
+            <w:vAlign w:val="center"/>
+          </w:tcPr>
+          <w:p>
+            <w:pPr>
+              <w:keepNext/>
+              <w:spacing w:before="0" w:after="0"/>
+            </w:pPr>
+            <w:r>
+              <w:rPr>
+                <w:rFonts w:ascii="Times New Roman" w:hAnsi="Times New Roman" w:eastAsia="Times New Roman" w:cs="Times New Roman"/>
+                <w:sz w:val="18"/>
+              </w:rPr>
+              <w:t>97.04</w:t>
+            </w:r>
+          </w:p>
+        </w:tc>
+        <w:tc>
+          <w:tcPr>
+            <w:tcW w:type="dxa" w:w="2379"/>
+            <w:vAlign w:val="center"/>
+          </w:tcPr>
+          <w:p>
+            <w:pPr>
+              <w:keepNext/>
+              <w:spacing w:before="0" w:after="0"/>
+            </w:pPr>
+            <w:r>
+              <w:rPr>
+                <w:rFonts w:ascii="Times New Roman" w:hAnsi="Times New Roman" w:eastAsia="Times New Roman" w:cs="Times New Roman"/>
+                <w:sz w:val="18"/>
+              </w:rPr>
+              <w:t>96.93</w:t>
+            </w:r>
+          </w:p>
+        </w:tc>
+      </w:tr>
+      <w:tr>
+        <w:trPr>
+          <w:cantSplit/>
+        </w:trPr>
+        <w:tc>
+          <w:tcPr>
+            <w:tcW w:type="dxa" w:w="2379"/>
+            <w:vAlign w:val="center"/>
+          </w:tcPr>
+          <w:p>
+            <w:pPr>
+              <w:keepNext/>
+              <w:spacing w:before="0" w:after="0"/>
+            </w:pPr>
+            <w:r>
+              <w:rPr>
+                <w:rFonts w:ascii="Times New Roman" w:hAnsi="Times New Roman" w:eastAsia="Times New Roman" w:cs="Times New Roman"/>
+                <w:sz w:val="18"/>
+              </w:rPr>
+              <w:t>404</w:t>
+            </w:r>
+          </w:p>
+        </w:tc>
+        <w:tc>
+          <w:tcPr>
+            <w:tcW w:type="dxa" w:w="2379"/>
+            <w:vAlign w:val="center"/>
+          </w:tcPr>
+          <w:p>
+            <w:pPr>
+              <w:keepNext/>
+              <w:spacing w:before="0" w:after="0"/>
+            </w:pPr>
+            <w:r>
+              <w:rPr>
+                <w:rFonts w:ascii="Times New Roman" w:hAnsi="Times New Roman" w:eastAsia="Times New Roman" w:cs="Times New Roman"/>
+                <w:sz w:val="18"/>
+              </w:rPr>
+              <w:t>23</w:t>
+            </w:r>
+          </w:p>
+        </w:tc>
+        <w:tc>
+          <w:tcPr>
+            <w:tcW w:type="dxa" w:w="2379"/>
+            <w:vAlign w:val="center"/>
+          </w:tcPr>
+          <w:p>
+            <w:pPr>
+              <w:keepNext/>
+              <w:spacing w:before="0" w:after="0"/>
+            </w:pPr>
+            <w:r>
+              <w:rPr>
+                <w:rFonts w:ascii="Times New Roman" w:hAnsi="Times New Roman" w:eastAsia="Times New Roman" w:cs="Times New Roman"/>
+                <w:sz w:val="18"/>
+              </w:rPr>
+              <w:t>99.63</w:t>
+            </w:r>
+          </w:p>
+        </w:tc>
+        <w:tc>
+          <w:tcPr>
+            <w:tcW w:type="dxa" w:w="2379"/>
+            <w:vAlign w:val="center"/>
+          </w:tcPr>
+          <w:p>
+            <w:pPr>
+              <w:keepNext/>
+              <w:spacing w:before="0" w:after="0"/>
+            </w:pPr>
+            <w:r>
+              <w:rPr>
+                <w:rFonts w:ascii="Times New Roman" w:hAnsi="Times New Roman" w:eastAsia="Times New Roman" w:cs="Times New Roman"/>
+                <w:sz w:val="18"/>
+              </w:rPr>
+              <w:t>99.63</w:t>
+            </w:r>
+          </w:p>
+        </w:tc>
+      </w:tr>
+      <w:tr>
+        <w:trPr>
+          <w:cantSplit/>
+        </w:trPr>
+        <w:tc>
+          <w:tcPr>
+            <w:tcW w:type="dxa" w:w="2379"/>
+            <w:vAlign w:val="center"/>
+          </w:tcPr>
+          <w:p>
+            <w:pPr>
+              <w:keepNext w:val="0"/>
+              <w:spacing w:before="0" w:after="0"/>
+            </w:pPr>
+            <w:r>
+              <w:rPr>
+                <w:rFonts w:ascii="Times New Roman" w:hAnsi="Times New Roman" w:eastAsia="Times New Roman" w:cs="Times New Roman"/>
+                <w:sz w:val="18"/>
+              </w:rPr>
+              <w:t>505</w:t>
+            </w:r>
+          </w:p>
+        </w:tc>
+        <w:tc>
+          <w:tcPr>
+            <w:tcW w:type="dxa" w:w="2379"/>
+            <w:vAlign w:val="center"/>
+          </w:tcPr>
+          <w:p>
+            <w:pPr>
+              <w:keepNext w:val="0"/>
+              <w:spacing w:before="0" w:after="0"/>
+            </w:pPr>
+            <w:r>
+              <w:rPr>
+                <w:rFonts w:ascii="Times New Roman" w:hAnsi="Times New Roman" w:eastAsia="Times New Roman" w:cs="Times New Roman"/>
+                <w:sz w:val="18"/>
+              </w:rPr>
+              <w:t>50</w:t>
+            </w:r>
+          </w:p>
+        </w:tc>
+        <w:tc>
+          <w:tcPr>
+            <w:tcW w:type="dxa" w:w="2379"/>
+            <w:vAlign w:val="center"/>
+          </w:tcPr>
+          <w:p>
+            <w:pPr>
+              <w:keepNext w:val="0"/>
+              <w:spacing w:before="0" w:after="0"/>
+            </w:pPr>
+            <w:r>
+              <w:rPr>
+                <w:rFonts w:ascii="Times New Roman" w:hAnsi="Times New Roman" w:eastAsia="Times New Roman" w:cs="Times New Roman"/>
+                <w:sz w:val="18"/>
+              </w:rPr>
+              <w:t>99.26</w:t>
+            </w:r>
+          </w:p>
+        </w:tc>
+        <w:tc>
+          <w:tcPr>
+            <w:tcW w:type="dxa" w:w="2379"/>
+            <w:vAlign w:val="center"/>
+          </w:tcPr>
+          <w:p>
+            <w:pPr>
+              <w:keepNext w:val="0"/>
+              <w:spacing w:before="0" w:after="0"/>
+            </w:pPr>
+            <w:r>
+              <w:rPr>
+                <w:rFonts w:ascii="Times New Roman" w:hAnsi="Times New Roman" w:eastAsia="Times New Roman" w:cs="Times New Roman"/>
+                <w:sz w:val="18"/>
+              </w:rPr>
+              <w:t>99.24</w:t>
+            </w:r>
+          </w:p>
+        </w:tc>
+      </w:tr>
+    </w:tbl>
+    <w:p>
+      <w:pPr>
         <w:jc w:val="both"/>
       </w:pPr>
       <w:r>
+        <w:rPr>
+          <w:rFonts w:ascii="Times New Roman" w:hAnsi="Times New Roman" w:eastAsia="Times New Roman" w:cs="Times New Roman"/>
+        </w:rPr>
+        <w:t>Tabloda verilen test yüzdeleri, sınırlı sayıdaki örneğe karşılık gelen tam sayı doğru tahminlerinden elde edilmektedir. Bu nedenle küçük ondalık yüzdelik farklar geniş ve genellenebilir bir üstünlük olarak yorumlanmamalıdır. Son beş-seed deneyinde bütün koşuların sonuçlarının birlikte sunulması, yalnızca en yüksek skoru veren koşunun raporlanmasından daha tutarlı bir özet sağlar. Seed sonuçları arasındaki değişkenlik, modelin başlangıç koşullarına göre verdiği yanıtı gösterir; farklı veri kümeleri veya farklı test ortamları üzerinde genelleme garantisi oluşturmaz. Önceden tanımlanan model seçimi ilkesi ile sonradan yapılan hata analizi bu nedenle ayrı değerlendirilmiştir.</w:t>
+      </w:r>
+      <w:r>
+        <w:rPr>
+          <w:rFonts w:ascii="Times New Roman" w:hAnsi="Times New Roman" w:eastAsia="Times New Roman" w:cs="Times New Roman"/>
+        </w:rPr>
+        <w:t xml:space="preserve"> [15, 16, 17]</w:t>
+      </w:r>
+    </w:p>
+    <w:p>
+      <w:pPr>
+        <w:jc w:val="both"/>
+      </w:pPr>
+      <w:r>
+        <w:rPr>
+          <w:rFonts w:ascii="Times New Roman" w:hAnsi="Times New Roman" w:eastAsia="Times New Roman" w:cs="Times New Roman"/>
+        </w:rPr>
         <w:drawing>
           <wp:inline xmlns:a="http://schemas.openxmlformats.org/drawingml/2006/main" xmlns:pic="http://schemas.openxmlformats.org/drawingml/2006/picture">
             <wp:extent cx="5472000" cy="2814171"/>
@@ -1247,6 +2166,9 @@
         <w:jc w:val="both"/>
       </w:pPr>
       <w:r>
+        <w:rPr>
+          <w:rFonts w:ascii="Times New Roman" w:hAnsi="Times New Roman" w:eastAsia="Times New Roman" w:cs="Times New Roman"/>
+        </w:rPr>
         <w:t>Şekil 1. Digits veri kümesinde sınıflara göre örnek sayıları.</w:t>
       </w:r>
     </w:p>
@@ -1255,6 +2177,9 @@
         <w:jc w:val="both"/>
       </w:pPr>
       <w:r>
+        <w:rPr>
+          <w:rFonts w:ascii="Times New Roman" w:hAnsi="Times New Roman" w:eastAsia="Times New Roman" w:cs="Times New Roman"/>
+        </w:rPr>
         <w:drawing>
           <wp:inline xmlns:a="http://schemas.openxmlformats.org/drawingml/2006/main" xmlns:pic="http://schemas.openxmlformats.org/drawingml/2006/picture">
             <wp:extent cx="5472000" cy="1778400"/>
@@ -1294,6 +2219,9 @@
         <w:jc w:val="both"/>
       </w:pPr>
       <w:r>
+        <w:rPr>
+          <w:rFonts w:ascii="Times New Roman" w:hAnsi="Times New Roman" w:eastAsia="Times New Roman" w:cs="Times New Roman"/>
+        </w:rPr>
         <w:t>Şekil 2. Digits veri kümesinden örnek el yazısı rakam görüntüleri.</w:t>
       </w:r>
     </w:p>
@@ -1302,6 +2230,9 @@
         <w:jc w:val="both"/>
       </w:pPr>
       <w:r>
+        <w:rPr>
+          <w:rFonts w:ascii="Times New Roman" w:hAnsi="Times New Roman" w:eastAsia="Times New Roman" w:cs="Times New Roman"/>
+        </w:rPr>
         <w:drawing>
           <wp:inline xmlns:a="http://schemas.openxmlformats.org/drawingml/2006/main" xmlns:pic="http://schemas.openxmlformats.org/drawingml/2006/picture">
             <wp:extent cx="5472000" cy="2249600"/>
@@ -1341,6 +2272,9 @@
         <w:jc w:val="both"/>
       </w:pPr>
       <w:r>
+        <w:rPr>
+          <w:rFonts w:ascii="Times New Roman" w:hAnsi="Times New Roman" w:eastAsia="Times New Roman" w:cs="Times New Roman"/>
+        </w:rPr>
         <w:t>Şekil 3. Colab ana deneyinde modellerin test doğruluğu karşılaştırması.</w:t>
       </w:r>
     </w:p>
@@ -1349,6 +2283,9 @@
         <w:jc w:val="both"/>
       </w:pPr>
       <w:r>
+        <w:rPr>
+          <w:rFonts w:ascii="Times New Roman" w:hAnsi="Times New Roman" w:eastAsia="Times New Roman" w:cs="Times New Roman"/>
+        </w:rPr>
         <w:drawing>
           <wp:inline xmlns:a="http://schemas.openxmlformats.org/drawingml/2006/main" xmlns:pic="http://schemas.openxmlformats.org/drawingml/2006/picture">
             <wp:extent cx="5472000" cy="2595692"/>
@@ -1388,6 +2325,9 @@
         <w:jc w:val="both"/>
       </w:pPr>
       <w:r>
+        <w:rPr>
+          <w:rFonts w:ascii="Times New Roman" w:hAnsi="Times New Roman" w:eastAsia="Times New Roman" w:cs="Times New Roman"/>
+        </w:rPr>
         <w:t>Şekil 4. CNN-C için beş başlangıç tohumunda test doğruluğu.</w:t>
       </w:r>
     </w:p>
@@ -1396,6 +2336,9 @@
         <w:jc w:val="both"/>
       </w:pPr>
       <w:r>
+        <w:rPr>
+          <w:rFonts w:ascii="Times New Roman" w:hAnsi="Times New Roman" w:eastAsia="Times New Roman" w:cs="Times New Roman"/>
+        </w:rPr>
         <w:drawing>
           <wp:inline xmlns:a="http://schemas.openxmlformats.org/drawingml/2006/main" xmlns:pic="http://schemas.openxmlformats.org/drawingml/2006/picture">
             <wp:extent cx="5472000" cy="2804399"/>
@@ -1435,472 +2378,23 @@
         <w:jc w:val="both"/>
       </w:pPr>
       <w:r>
+        <w:rPr>
+          <w:rFonts w:ascii="Times New Roman" w:hAnsi="Times New Roman" w:eastAsia="Times New Roman" w:cs="Times New Roman"/>
+        </w:rPr>
         <w:t>Şekil 5. CNN-C kararlılık eğitimlerinde doğrulama kaybı eğrileri.</w:t>
       </w:r>
     </w:p>
-    <w:tbl>
-      <w:tblPr>
-        <w:tblStyle w:val="TableGrid"/>
-        <w:tblW w:type="auto" w:w="0"/>
-        <w:jc w:val="center"/>
-        <w:tblLook w:firstColumn="1" w:firstRow="1" w:lastColumn="0" w:lastRow="0" w:noHBand="0" w:noVBand="1" w:val="04A0"/>
-      </w:tblPr>
-      <w:tblGrid>
-        <w:gridCol w:w="2379"/>
-        <w:gridCol w:w="2379"/>
-        <w:gridCol w:w="2379"/>
-        <w:gridCol w:w="2379"/>
-      </w:tblGrid>
-      <w:tr>
-        <w:tc>
-          <w:tcPr>
-            <w:tcW w:type="dxa" w:w="2379"/>
-            <w:vAlign w:val="center"/>
-          </w:tcPr>
-          <w:p>
-            <w:r>
-              <w:rPr>
-                <w:rFonts w:ascii="Times New Roman" w:hAnsi="Times New Roman"/>
-                <w:sz w:val="18"/>
-              </w:rPr>
-              <w:t>Seed</w:t>
-            </w:r>
-          </w:p>
-        </w:tc>
-        <w:tc>
-          <w:tcPr>
-            <w:tcW w:type="dxa" w:w="2379"/>
-            <w:vAlign w:val="center"/>
-          </w:tcPr>
-          <w:p>
-            <w:r>
-              <w:rPr>
-                <w:rFonts w:ascii="Times New Roman" w:hAnsi="Times New Roman"/>
-                <w:sz w:val="18"/>
-              </w:rPr>
-              <w:t>Best epoch</w:t>
-            </w:r>
-          </w:p>
-        </w:tc>
-        <w:tc>
-          <w:tcPr>
-            <w:tcW w:type="dxa" w:w="2379"/>
-            <w:vAlign w:val="center"/>
-          </w:tcPr>
-          <w:p>
-            <w:r>
-              <w:rPr>
-                <w:rFonts w:ascii="Times New Roman" w:hAnsi="Times New Roman"/>
-                <w:sz w:val="18"/>
-              </w:rPr>
-              <w:t>Test Acc %</w:t>
-            </w:r>
-          </w:p>
-        </w:tc>
-        <w:tc>
-          <w:tcPr>
-            <w:tcW w:type="dxa" w:w="2379"/>
-            <w:vAlign w:val="center"/>
-          </w:tcPr>
-          <w:p>
-            <w:r>
-              <w:rPr>
-                <w:rFonts w:ascii="Times New Roman" w:hAnsi="Times New Roman"/>
-                <w:sz w:val="18"/>
-              </w:rPr>
-              <w:t>Macro F1 %</w:t>
-            </w:r>
-          </w:p>
-        </w:tc>
-      </w:tr>
-      <w:tr>
-        <w:tc>
-          <w:tcPr>
-            <w:tcW w:type="dxa" w:w="2379"/>
-            <w:vAlign w:val="center"/>
-          </w:tcPr>
-          <w:p>
-            <w:pPr>
-              <w:spacing w:before="0" w:after="0"/>
-            </w:pPr>
-            <w:r>
-              <w:rPr>
-                <w:rFonts w:ascii="Times New Roman" w:hAnsi="Times New Roman"/>
-                <w:sz w:val="18"/>
-              </w:rPr>
-              <w:t>101</w:t>
-            </w:r>
-          </w:p>
-        </w:tc>
-        <w:tc>
-          <w:tcPr>
-            <w:tcW w:type="dxa" w:w="2379"/>
-            <w:vAlign w:val="center"/>
-          </w:tcPr>
-          <w:p>
-            <w:pPr>
-              <w:spacing w:before="0" w:after="0"/>
-            </w:pPr>
-            <w:r>
-              <w:rPr>
-                <w:rFonts w:ascii="Times New Roman" w:hAnsi="Times New Roman"/>
-                <w:sz w:val="18"/>
-              </w:rPr>
-              <w:t>44</w:t>
-            </w:r>
-          </w:p>
-        </w:tc>
-        <w:tc>
-          <w:tcPr>
-            <w:tcW w:type="dxa" w:w="2379"/>
-            <w:vAlign w:val="center"/>
-          </w:tcPr>
-          <w:p>
-            <w:pPr>
-              <w:spacing w:before="0" w:after="0"/>
-            </w:pPr>
-            <w:r>
-              <w:rPr>
-                <w:rFonts w:ascii="Times New Roman" w:hAnsi="Times New Roman"/>
-                <w:sz w:val="18"/>
-              </w:rPr>
-              <w:t>98.15</w:t>
-            </w:r>
-          </w:p>
-        </w:tc>
-        <w:tc>
-          <w:tcPr>
-            <w:tcW w:type="dxa" w:w="2379"/>
-            <w:vAlign w:val="center"/>
-          </w:tcPr>
-          <w:p>
-            <w:pPr>
-              <w:spacing w:before="0" w:after="0"/>
-            </w:pPr>
-            <w:r>
-              <w:rPr>
-                <w:rFonts w:ascii="Times New Roman" w:hAnsi="Times New Roman"/>
-                <w:sz w:val="18"/>
-              </w:rPr>
-              <w:t>98.18</w:t>
-            </w:r>
-          </w:p>
-        </w:tc>
-      </w:tr>
-      <w:tr>
-        <w:tc>
-          <w:tcPr>
-            <w:tcW w:type="dxa" w:w="2379"/>
-            <w:vAlign w:val="center"/>
-          </w:tcPr>
-          <w:p>
-            <w:pPr>
-              <w:spacing w:before="0" w:after="0"/>
-            </w:pPr>
-            <w:r>
-              <w:rPr>
-                <w:rFonts w:ascii="Times New Roman" w:hAnsi="Times New Roman"/>
-                <w:sz w:val="18"/>
-              </w:rPr>
-              <w:t>202</w:t>
-            </w:r>
-          </w:p>
-        </w:tc>
-        <w:tc>
-          <w:tcPr>
-            <w:tcW w:type="dxa" w:w="2379"/>
-            <w:vAlign w:val="center"/>
-          </w:tcPr>
-          <w:p>
-            <w:pPr>
-              <w:spacing w:before="0" w:after="0"/>
-            </w:pPr>
-            <w:r>
-              <w:rPr>
-                <w:rFonts w:ascii="Times New Roman" w:hAnsi="Times New Roman"/>
-                <w:sz w:val="18"/>
-              </w:rPr>
-              <w:t>37</w:t>
-            </w:r>
-          </w:p>
-        </w:tc>
-        <w:tc>
-          <w:tcPr>
-            <w:tcW w:type="dxa" w:w="2379"/>
-            <w:vAlign w:val="center"/>
-          </w:tcPr>
-          <w:p>
-            <w:pPr>
-              <w:spacing w:before="0" w:after="0"/>
-            </w:pPr>
-            <w:r>
-              <w:rPr>
-                <w:rFonts w:ascii="Times New Roman" w:hAnsi="Times New Roman"/>
-                <w:sz w:val="18"/>
-              </w:rPr>
-              <w:t>99.63</w:t>
-            </w:r>
-          </w:p>
-        </w:tc>
-        <w:tc>
-          <w:tcPr>
-            <w:tcW w:type="dxa" w:w="2379"/>
-            <w:vAlign w:val="center"/>
-          </w:tcPr>
-          <w:p>
-            <w:pPr>
-              <w:spacing w:before="0" w:after="0"/>
-            </w:pPr>
-            <w:r>
-              <w:rPr>
-                <w:rFonts w:ascii="Times New Roman" w:hAnsi="Times New Roman"/>
-                <w:sz w:val="18"/>
-              </w:rPr>
-              <w:t>99.63</w:t>
-            </w:r>
-          </w:p>
-        </w:tc>
-      </w:tr>
-      <w:tr>
-        <w:tc>
-          <w:tcPr>
-            <w:tcW w:type="dxa" w:w="2379"/>
-            <w:vAlign w:val="center"/>
-          </w:tcPr>
-          <w:p>
-            <w:pPr>
-              <w:spacing w:before="0" w:after="0"/>
-            </w:pPr>
-            <w:r>
-              <w:rPr>
-                <w:rFonts w:ascii="Times New Roman" w:hAnsi="Times New Roman"/>
-                <w:sz w:val="18"/>
-              </w:rPr>
-              <w:t>303</w:t>
-            </w:r>
-          </w:p>
-        </w:tc>
-        <w:tc>
-          <w:tcPr>
-            <w:tcW w:type="dxa" w:w="2379"/>
-            <w:vAlign w:val="center"/>
-          </w:tcPr>
-          <w:p>
-            <w:pPr>
-              <w:spacing w:before="0" w:after="0"/>
-            </w:pPr>
-            <w:r>
-              <w:rPr>
-                <w:rFonts w:ascii="Times New Roman" w:hAnsi="Times New Roman"/>
-                <w:sz w:val="18"/>
-              </w:rPr>
-              <w:t>31</w:t>
-            </w:r>
-          </w:p>
-        </w:tc>
-        <w:tc>
-          <w:tcPr>
-            <w:tcW w:type="dxa" w:w="2379"/>
-            <w:vAlign w:val="center"/>
-          </w:tcPr>
-          <w:p>
-            <w:pPr>
-              <w:spacing w:before="0" w:after="0"/>
-            </w:pPr>
-            <w:r>
-              <w:rPr>
-                <w:rFonts w:ascii="Times New Roman" w:hAnsi="Times New Roman"/>
-                <w:sz w:val="18"/>
-              </w:rPr>
-              <w:t>97.04</w:t>
-            </w:r>
-          </w:p>
-        </w:tc>
-        <w:tc>
-          <w:tcPr>
-            <w:tcW w:type="dxa" w:w="2379"/>
-            <w:vAlign w:val="center"/>
-          </w:tcPr>
-          <w:p>
-            <w:pPr>
-              <w:spacing w:before="0" w:after="0"/>
-            </w:pPr>
-            <w:r>
-              <w:rPr>
-                <w:rFonts w:ascii="Times New Roman" w:hAnsi="Times New Roman"/>
-                <w:sz w:val="18"/>
-              </w:rPr>
-              <w:t>96.93</w:t>
-            </w:r>
-          </w:p>
-        </w:tc>
-      </w:tr>
-      <w:tr>
-        <w:tc>
-          <w:tcPr>
-            <w:tcW w:type="dxa" w:w="2379"/>
-            <w:vAlign w:val="center"/>
-          </w:tcPr>
-          <w:p>
-            <w:pPr>
-              <w:spacing w:before="0" w:after="0"/>
-            </w:pPr>
-            <w:r>
-              <w:rPr>
-                <w:rFonts w:ascii="Times New Roman" w:hAnsi="Times New Roman"/>
-                <w:sz w:val="18"/>
-              </w:rPr>
-              <w:t>404</w:t>
-            </w:r>
-          </w:p>
-        </w:tc>
-        <w:tc>
-          <w:tcPr>
-            <w:tcW w:type="dxa" w:w="2379"/>
-            <w:vAlign w:val="center"/>
-          </w:tcPr>
-          <w:p>
-            <w:pPr>
-              <w:spacing w:before="0" w:after="0"/>
-            </w:pPr>
-            <w:r>
-              <w:rPr>
-                <w:rFonts w:ascii="Times New Roman" w:hAnsi="Times New Roman"/>
-                <w:sz w:val="18"/>
-              </w:rPr>
-              <w:t>23</w:t>
-            </w:r>
-          </w:p>
-        </w:tc>
-        <w:tc>
-          <w:tcPr>
-            <w:tcW w:type="dxa" w:w="2379"/>
-            <w:vAlign w:val="center"/>
-          </w:tcPr>
-          <w:p>
-            <w:pPr>
-              <w:spacing w:before="0" w:after="0"/>
-            </w:pPr>
-            <w:r>
-              <w:rPr>
-                <w:rFonts w:ascii="Times New Roman" w:hAnsi="Times New Roman"/>
-                <w:sz w:val="18"/>
-              </w:rPr>
-              <w:t>99.63</w:t>
-            </w:r>
-          </w:p>
-        </w:tc>
-        <w:tc>
-          <w:tcPr>
-            <w:tcW w:type="dxa" w:w="2379"/>
-            <w:vAlign w:val="center"/>
-          </w:tcPr>
-          <w:p>
-            <w:pPr>
-              <w:spacing w:before="0" w:after="0"/>
-            </w:pPr>
-            <w:r>
-              <w:rPr>
-                <w:rFonts w:ascii="Times New Roman" w:hAnsi="Times New Roman"/>
-                <w:sz w:val="18"/>
-              </w:rPr>
-              <w:t>99.63</w:t>
-            </w:r>
-          </w:p>
-        </w:tc>
-      </w:tr>
-      <w:tr>
-        <w:tc>
-          <w:tcPr>
-            <w:tcW w:type="dxa" w:w="2379"/>
-            <w:vAlign w:val="center"/>
-          </w:tcPr>
-          <w:p>
-            <w:pPr>
-              <w:spacing w:before="0" w:after="0"/>
-            </w:pPr>
-            <w:r>
-              <w:rPr>
-                <w:rFonts w:ascii="Times New Roman" w:hAnsi="Times New Roman"/>
-                <w:sz w:val="18"/>
-              </w:rPr>
-              <w:t>505</w:t>
-            </w:r>
-          </w:p>
-        </w:tc>
-        <w:tc>
-          <w:tcPr>
-            <w:tcW w:type="dxa" w:w="2379"/>
-            <w:vAlign w:val="center"/>
-          </w:tcPr>
-          <w:p>
-            <w:pPr>
-              <w:spacing w:before="0" w:after="0"/>
-            </w:pPr>
-            <w:r>
-              <w:rPr>
-                <w:rFonts w:ascii="Times New Roman" w:hAnsi="Times New Roman"/>
-                <w:sz w:val="18"/>
-              </w:rPr>
-              <w:t>50</w:t>
-            </w:r>
-          </w:p>
-        </w:tc>
-        <w:tc>
-          <w:tcPr>
-            <w:tcW w:type="dxa" w:w="2379"/>
-            <w:vAlign w:val="center"/>
-          </w:tcPr>
-          <w:p>
-            <w:pPr>
-              <w:spacing w:before="0" w:after="0"/>
-            </w:pPr>
-            <w:r>
-              <w:rPr>
-                <w:rFonts w:ascii="Times New Roman" w:hAnsi="Times New Roman"/>
-                <w:sz w:val="18"/>
-              </w:rPr>
-              <w:t>99.26</w:t>
-            </w:r>
-          </w:p>
-        </w:tc>
-        <w:tc>
-          <w:tcPr>
-            <w:tcW w:type="dxa" w:w="2379"/>
-            <w:vAlign w:val="center"/>
-          </w:tcPr>
-          <w:p>
-            <w:pPr>
-              <w:spacing w:before="0" w:after="0"/>
-            </w:pPr>
-            <w:r>
-              <w:rPr>
-                <w:rFonts w:ascii="Times New Roman" w:hAnsi="Times New Roman"/>
-                <w:sz w:val="18"/>
-              </w:rPr>
-              <w:t>99.24</w:t>
-            </w:r>
-          </w:p>
-        </w:tc>
-      </w:tr>
-    </w:tbl>
-    <w:p>
-      <w:pPr>
-        <w:jc w:val="both"/>
-      </w:pPr>
-      <w:r>
-        <w:t>Tabloda verilen test yüzdeleri, sınırlı sayıdaki örneğe karşılık gelen tam sayı doğru tahminlerinden elde edilmektedir. Bu nedenle küçük ondalık yüzdelik farklar geniş ve genellenebilir bir üstünlük olarak yorumlanmamalıdır. Son beş-seed deneyinde bütün koşuların sonuçlarının birlikte sunulması, yalnızca en yüksek skoru veren koşunun raporlanmasından daha tutarlı bir özet sağlar. Seed sonuçları arasındaki değişkenlik, modelin başlangıç koşullarına göre verdiği yanıtı gösterir; farklı veri kümeleri veya farklı test ortamları üzerinde genelleme garantisi oluşturmaz. Önceden tanımlanan model seçimi ilkesi ile sonradan yapılan hata analizi bu nedenle ayrı değerlendirilmiştir.</w:t>
-      </w:r>
-      <w:r>
-        <w:t xml:space="preserve"> [15, 16, 17]</w:t>
-      </w:r>
-    </w:p>
     <w:p>
       <w:pPr>
         <w:pStyle w:val="Heading1"/>
         <w:keepNext/>
       </w:pPr>
       <w:r>
+        <w:rPr>
+          <w:rFonts w:ascii="Times New Roman" w:hAnsi="Times New Roman" w:eastAsia="Times New Roman" w:cs="Times New Roman"/>
+          <w:b/>
+          <w:sz w:val="22"/>
+        </w:rPr>
         <w:t>5. Discussion</w:t>
       </w:r>
     </w:p>
@@ -1909,6 +2403,9 @@
         <w:jc w:val="both"/>
       </w:pPr>
       <w:r>
+        <w:rPr>
+          <w:rFonts w:ascii="Times New Roman" w:hAnsi="Times New Roman" w:eastAsia="Times New Roman" w:cs="Times New Roman"/>
+        </w:rPr>
         <w:t>Ana deneyde en yüksek doğrulama makro F1 değerini CNN-C elde ederken test doğruluğunda RBF-SVM az farkla öndedir. CNN-C 265, SVM 267 test örneğini doğru sınıflandırmıştır. McNemar testinde uyuşmazlıklar dört CNN-yanlış/SVM-doğru ve iki CNN-doğru/SVM-yanlış örnektir. Kesin p=0,6875 değeri bu testte istatistiksel üstünlük için yeterli kanıt oluşturmaz. Dolayısıyla test sonuçlarına bakıp doğrulama aşamasında seçilen modeli geriye dönük değiştirmek doğru olmaz.</w:t>
       </w:r>
     </w:p>
@@ -1917,6 +2414,9 @@
         <w:jc w:val="both"/>
       </w:pPr>
       <w:r>
+        <w:rPr>
+          <w:rFonts w:ascii="Times New Roman" w:hAnsi="Times New Roman" w:eastAsia="Times New Roman" w:cs="Times New Roman"/>
+        </w:rPr>
         <w:t>Beş tohumlu Colab kararlılık deneyinde test doğruluğu ortalaması %98,74, örnek standart sapması 1,13 yüzde puandır; sonuçlar %97,04–%99,63 arasında değişmektedir. Bu aralık, sabit veri ayrımı altında bile başlangıç koşullarının ölçülen performansı etkileyebildiğine işaret eder. Beş koşu aynı test kümesini kullandığından bu değerler dış veri başarısının güven aralığı gibi değerlendirilmemelidir.</w:t>
       </w:r>
     </w:p>
@@ -1925,6 +2425,9 @@
         <w:jc w:val="both"/>
       </w:pPr>
       <w:r>
+        <w:rPr>
+          <w:rFonts w:ascii="Times New Roman" w:hAnsi="Times New Roman" w:eastAsia="Times New Roman" w:cs="Times New Roman"/>
+        </w:rPr>
         <w:t>Overfitting değerlendirmesinde yalnızca test doğruluğuna bakmak yeterli değildir. Ana deneyde CNN'nin eğitim doğruluğu %100 ve doğrulama doğruluğu yaklaşık %99,259 olduğundan gözlenen fark yaklaşık 0,741 yüzde puandır. Bu küçük fark olumlu görünse de eğitim ve doğrulama loss eğrileri birlikte incelenmelidir. Kararlılık deneyinde doğrulama kaybının daha sonra artabilmesi nedeniyle erken durdurma ve doğrulama kaybı ölçütüne göre ağırlıkların geri yüklenmesi kritik rol oynar.</w:t>
       </w:r>
     </w:p>
@@ -1933,6 +2436,9 @@
         <w:jc w:val="both"/>
       </w:pPr>
       <w:r>
+        <w:rPr>
+          <w:rFonts w:ascii="Times New Roman" w:hAnsi="Times New Roman" w:eastAsia="Times New Roman" w:cs="Times New Roman"/>
+        </w:rPr>
         <w:t>Bu araştırma küçük, standartlaştırılmış ve düşük çözünürlüklü bir veri kümesine dayanır. Gerçek dünya el yazısı fotoğraflarında ışık, arka plan, farklı görüntü çözünürlükleri ve dağılım kayması görülebilir. Dolayısıyla bildirilen yüksek doğruluk, gerçek hayattaki tüm el yazısı uygulamalarına doğrudan genellenemez. Ayrıca beş-seed deneyinden önce test sonuçlarının görülmüş olması, en iyi görünen yeni koşuyu bilimsel yöntem üstünlüğü olarak seçmeyi sakıncalı kılar.</w:t>
       </w:r>
     </w:p>
@@ -1941,6 +2447,9 @@
         <w:jc w:val="both"/>
       </w:pPr>
       <w:r>
+        <w:rPr>
+          <w:rFonts w:ascii="Times New Roman" w:hAnsi="Times New Roman" w:eastAsia="Times New Roman" w:cs="Times New Roman"/>
+        </w:rPr>
         <w:t>Gözlenen SVM–CNN farkının yorumlanmasında iki önemli nokta öne çıkar. Birincisi, farkın yalnızca iki test örneğine karşılık gelmesidir. İkincisi ise her iki modelin farklı gözlemlerde hata yapabilmesidir. Bu nedenle modellerin toplam doğru sayıları kadar, hangi örneklerde ayrıştıkları da önem taşır. Eşleştirilmiş test bu sorunun daha uygun istatistiksel ifadesidir; elde edilen p değeri kesin bir üstünlük iddiasını desteklemez.</w:t>
       </w:r>
     </w:p>
@@ -1949,6 +2458,9 @@
         <w:jc w:val="both"/>
       </w:pPr>
       <w:r>
+        <w:rPr>
+          <w:rFonts w:ascii="Times New Roman" w:hAnsi="Times New Roman" w:eastAsia="Times New Roman" w:cs="Times New Roman"/>
+        </w:rPr>
         <w:t>Beş CNN-C koşusunun çoğunda yüksek doğruluk elde edilmiştir; ancak %97,04'lük koşu, başlangıç değişkenliğinin yok sayılamayacağını göstermektedir. Sabit veri bölünmesi ile yapılan tekrarlar örnekleme etkisini değil eğitim sürecindeki rastgeleliğe duyarlılığı gözlemlemeye yarar. Bu test kümesindeki yüksek performansın farklı kişiler, cihazlar ve gerçek dünya görüntüleri için korunup korunmadığı ise ayrı bir dış doğrulama çalışmasını gerektirir.</w:t>
       </w:r>
     </w:p>
@@ -1957,6 +2469,9 @@
         <w:jc w:val="both"/>
       </w:pPr>
       <w:r>
+        <w:rPr>
+          <w:rFonts w:ascii="Times New Roman" w:hAnsi="Times New Roman" w:eastAsia="Times New Roman" w:cs="Times New Roman"/>
+        </w:rPr>
         <w:t>Ek doğrulama bölümünde üç CNN yapılandırması üçer başlangıçla karşılaştırılmıştır. Ortalama doğrulama çapraz entropi kaybı güçlü düzenlileştirmede 0,02876, referans yapıda 0,02909 ve küçük CNN'de 0,04231'dir. Güçlü düzenlileştirme ile referans arasındaki fark yalnızca yaklaşık 0,00033'tür; üçer tekrar üzerinden genel üstünlük ilan etmek uygun değildir. Bu denemelerde test kümesiyle yeni model seçimi yapılmamıştır.</w:t>
       </w:r>
     </w:p>
@@ -1965,6 +2480,9 @@
         <w:jc w:val="both"/>
       </w:pPr>
       <w:r>
+        <w:rPr>
+          <w:rFonts w:ascii="Times New Roman" w:hAnsi="Times New Roman" w:eastAsia="Times New Roman" w:cs="Times New Roman"/>
+        </w:rPr>
         <w:t>Bir başka sınırlılık, veri setinin görüntülerinin yalnızca 8 × 8 olmasıdır. Düşük çözünürlük hem hesaplama açısından avantaj sağlar hem de daha karmaşık el yazısı örneklerindeki ince ayrıntıları ortadan kaldırabilir. Veri kümesinin standartlaştırılmış yapısı, mobil kamera üzerinden elde edilen düzensiz ve gürültülü görüntülerin karşılığı değildir. Üretim ortamı tasarlayan bir uygulama geliştiricisinin gerçek saha verisi toplamadan bu sonucu doğrudan ürün başarısı olarak değerlendirmemesi gerekir.</w:t>
       </w:r>
     </w:p>
@@ -1973,6 +2491,9 @@
         <w:jc w:val="both"/>
       </w:pPr>
       <w:r>
+        <w:rPr>
+          <w:rFonts w:ascii="Times New Roman" w:hAnsi="Times New Roman" w:eastAsia="Times New Roman" w:cs="Times New Roman"/>
+        </w:rPr>
         <w:t>Son olarak bu karşılaştırmanın pedagojik değeri yalnızca hangi modelin yüzde olarak öne çıktığında değildir. Veri hazırlama, algoritmaların karşılaştırılması, doğrulamayla seçme, test sonucu raporlama, aşırı öğrenmeyi analiz etme ve tekrarlanabilir deney kaydı birlikte ele alınmıştır. Bu bütünlük, tek bir yüksek başarı sayısından daha güçlü bir akademik gerekçe sağlar ve sonraki çalışma tasarımlarında hangi belirsizlik kaynaklarının giderilmesi gerektiğini gösterir.</w:t>
       </w:r>
     </w:p>
@@ -1981,6 +2502,9 @@
         <w:jc w:val="both"/>
       </w:pPr>
       <w:r>
+        <w:rPr>
+          <w:rFonts w:ascii="Times New Roman" w:hAnsi="Times New Roman" w:eastAsia="Times New Roman" w:cs="Times New Roman"/>
+        </w:rPr>
         <w:t>Bir araştırmanın sınırlarını açıkça belirtmek, elde edilen yüksek başarıyı değersizleştirmez; tam tersine sonucun hangi koşullarda geçerli olduğunu tanımlar. Buradaki sonuçlar Digits veri kümesinin 8 × 8 özellik gösterimi, kayıtlı eğitim-doğrulama-test ayrımı ve belirtilen kütüphane ortamı altında geçerlidir. Daha farklı cihazlardan toplanan gerçek el yazısı örnekleri, farklı çözünürlükler ve kullanıcı profilleri için aynı başarı oranlarının korunacağı çıkarımı yapılamaz. Bu nedenle modelin saha kullanımına uygunluğunu değerlendirmek ek deney tasarımı gerektirmektedir.</w:t>
       </w:r>
     </w:p>
@@ -1989,6 +2513,9 @@
         <w:jc w:val="both"/>
       </w:pPr>
       <w:r>
+        <w:rPr>
+          <w:rFonts w:ascii="Times New Roman" w:hAnsi="Times New Roman" w:eastAsia="Times New Roman" w:cs="Times New Roman"/>
+        </w:rPr>
         <w:t>Sonuçların tekrarlanabilirliği yalnızca kodun açık olmasına değil, deney tanımlarının ve veri kaynaklarının yeterli açıklıkta olmasına bağlıdır. Bir okuyucunun hangi modelin hangi dosyadan geldiğini, hangi veri indeksleriyle eğitildiğini ve raporlanan metriklerin hangi tahminlerden hesaplandığını görebilmesi gerekir. Bu teslim kapsamında ana deneyin özgün arşivi, son kararlılık deneyinin özgün arşivi ve karşılaştırma tablosu ayrı tutulmuştur. Böylece farklı zamanlarda çalıştırılmış deneylerin sonuçları birbirine karıştırılmadan değerlendirilebilir.</w:t>
       </w:r>
     </w:p>
@@ -1997,6 +2524,9 @@
         <w:jc w:val="both"/>
       </w:pPr>
       <w:r>
+        <w:rPr>
+          <w:rFonts w:ascii="Times New Roman" w:hAnsi="Times New Roman" w:eastAsia="Times New Roman" w:cs="Times New Roman"/>
+        </w:rPr>
         <w:t>Model başarısının farklı yönlerini ölçen metrikler bazen birbirine yakın sonuçlar verir. Accuracy ve Macro F1'in bu projede yakın olması tüm hataların önemsiz olduğu anlamına gelmez. Örneğin bazı rakamlar benzer biçimler taşıdığından hatalar küçük bir alt grupta yoğunlaşabilir. Böyle bir durumda karmaşıklık matrisleri ve sınıf bazında ölçümler, ortalama değerlerin saklayabildiği zayıflıkları ortaya çıkarır. Geliştirme kararları daha sonra alınacaksa bu ayrıntılar önemlidir; mevcut çalışmada ise test sonuçlarını izleyerek yeni bir model seçmekten özellikle kaçınılmıştır.</w:t>
       </w:r>
     </w:p>
@@ -2005,6 +2535,9 @@
         <w:jc w:val="both"/>
       </w:pPr>
       <w:r>
+        <w:rPr>
+          <w:rFonts w:ascii="Times New Roman" w:hAnsi="Times New Roman" w:eastAsia="Times New Roman" w:cs="Times New Roman"/>
+        </w:rPr>
         <w:t>Sonuçta yüksek doğruluk, düşük kararlılık değişkenliği ve küçük genelleme farkı olumlu bulgulardır; fakat her biri yalnızca kendi ölçtüğü soruya cevap verir. Düşük seed değişkenliği farklı veri bölünmelerindeki başarıyı garanti etmez. Küçük eğitim-doğrulama farkı bütün overfitting türlerinin bulunmadığını kanıtlamaz. Yüksek test doğruluğu da modeller arasındaki küçük farkların istatistiksel açıdan anlamlı olduğu anlamına gelmez. Bu ayrımların korunması, akademik rapordaki temel değerlendirme mantığını oluşturur.</w:t>
       </w:r>
     </w:p>
@@ -2014,6 +2547,11 @@
         <w:keepNext/>
       </w:pPr>
       <w:r>
+        <w:rPr>
+          <w:rFonts w:ascii="Times New Roman" w:hAnsi="Times New Roman" w:eastAsia="Times New Roman" w:cs="Times New Roman"/>
+          <w:b/>
+          <w:sz w:val="22"/>
+        </w:rPr>
         <w:t>6. Conclusion</w:t>
       </w:r>
     </w:p>
@@ -2022,6 +2560,9 @@
         <w:jc w:val="both"/>
       </w:pPr>
       <w:r>
+        <w:rPr>
+          <w:rFonts w:ascii="Times New Roman" w:hAnsi="Times New Roman" w:eastAsia="Times New Roman" w:cs="Times New Roman"/>
+        </w:rPr>
         <w:t>Aynı eğitim, doğrulama ve test bölünmesi altında birden fazla algoritma ailesi karşılaştırılmış, sinir ağının doğrulama aşamasındaki yüksek başarısına karşılık testte SVM için küçük bir avantaj gözlenmiştir. Eşleştirilmiş karşılaştırma bu fark için istatistiksel üstünlük kanıtı sunmamıştır. Sonuçlar, model seçiminin test kümesinden ayrı yapılmasının önemini ortaya koymaktadır.</w:t>
       </w:r>
     </w:p>
@@ -2030,6 +2571,9 @@
         <w:jc w:val="both"/>
       </w:pPr>
       <w:r>
+        <w:rPr>
+          <w:rFonts w:ascii="Times New Roman" w:hAnsi="Times New Roman" w:eastAsia="Times New Roman" w:cs="Times New Roman"/>
+        </w:rPr>
         <w:t>CNN-C'nin beş farklı başlangıçla Colab ortamında yeniden eğitilmesinde ortalama test doğruluğu %98,74, örnek standart sapması 1,13 yüzde puan olarak bulunmuştur. Farklı tohumlarda %97,04–%99,63 aralığı gözlendiğinden, tek bir başlangıçtaki yüksek performansın tüm eğitimleri temsil etmediği görülmüştür. Yeni dış veri üzerinde değerlendirme yapılmadan sonuçların gerçek el yazısı fotoğraflarına genellenmesi uygun değildir.</w:t>
       </w:r>
     </w:p>
@@ -2038,6 +2582,9 @@
         <w:jc w:val="both"/>
       </w:pPr>
       <w:r>
+        <w:rPr>
+          <w:rFonts w:ascii="Times New Roman" w:hAnsi="Times New Roman" w:eastAsia="Times New Roman" w:cs="Times New Roman"/>
+        </w:rPr>
         <w:t>Bu çalışma, küçük ölçekli görüntü sınıflandırma problemlerinin dikkatli bir deney protokolüyle incelenebileceğini ortaya koymuştur. Başarılı modellerin test doğrulukları yüksek olsa da küçük örneklem ve ortak veri bölünmesi, sonuçların yorumlanmasında ihtiyat gerektirir. Makine öğrenmesi yöntemleri ile derin öğrenme yaklaşımının birlikte raporlanması, çok sayıda algoritma ailesi arasında adil bir karşılaştırmaya olanak sağlamıştır.</w:t>
       </w:r>
     </w:p>
@@ -2046,6 +2593,9 @@
         <w:jc w:val="both"/>
       </w:pPr>
       <w:r>
+        <w:rPr>
+          <w:rFonts w:ascii="Times New Roman" w:hAnsi="Times New Roman" w:eastAsia="Times New Roman" w:cs="Times New Roman"/>
+        </w:rPr>
         <w:t>Gelecek bir çalışmada test kümesinin deney tasarımı tamamlanana kadar tamamen kapalı tutulması, sınıflandırıcıların daha geniş ve bağımsız veri üzerinde yeniden değerlendirilmesi ve farklı veri bölünmelerinin eklenmesi önerilir. Böyle bir protokol, rastgele başlangıç etkisi ile örnekleme etkisini ayırmaya ve değişen görüntü koşullarında modellerin gerçekten ne kadar kararlı olduğunu araştırmaya yardımcı olacaktır.</w:t>
       </w:r>
     </w:p>
@@ -2054,6 +2604,9 @@
         <w:jc w:val="both"/>
       </w:pPr>
       <w:r>
+        <w:rPr>
+          <w:rFonts w:ascii="Times New Roman" w:hAnsi="Times New Roman" w:eastAsia="Times New Roman" w:cs="Times New Roman"/>
+        </w:rPr>
         <w:t>Sonuçların en güçlü yanı, farklı öğrenme yaklaşımlarının aynı değerlendirme koşullarında ele alınması ve ek CNN deneyinin tüm koşularla birlikte kaydedilmesidir. Böylece gözlenen performans farkları model ailesi, rastgele başlangıç ve değerlendirme ayrımı bağlamında daha doğru yorumlanabilmektedir. Araştırmanın temel sonucu bir algoritmanın kesin üstünlüğü değil, model seçimi ve güvenilir raporlamanın birlikte yürütülmesinin gerekli olduğudur.</w:t>
       </w:r>
     </w:p>
@@ -2062,6 +2615,9 @@
         <w:jc w:val="both"/>
       </w:pPr>
       <w:r>
+        <w:rPr>
+          <w:rFonts w:ascii="Times New Roman" w:hAnsi="Times New Roman" w:eastAsia="Times New Roman" w:cs="Times New Roman"/>
+        </w:rPr>
         <w:t>Deneyin daha ileri bir sürümü için önce yeni değerlendirme planı kayıt altına alınmalı, ardından modeller geliştirilip son aşamada daha önce incelenmemiş veri üzerinde değerlendirilmelidir. Böyle bir yaklaşım test kümesine aşırı uyum riskini azaltır. Çalışmanın mevcut hali öğrenme sürecinde kurulan yöntemsel disiplini ortaya koyarken, üretime dönük genelleme konusunda temkinli kalmaktadır.</w:t>
       </w:r>
     </w:p>
@@ -2070,6 +2626,9 @@
         <w:jc w:val="both"/>
       </w:pPr>
       <w:r>
+        <w:rPr>
+          <w:rFonts w:ascii="Times New Roman" w:hAnsi="Times New Roman" w:eastAsia="Times New Roman" w:cs="Times New Roman"/>
+        </w:rPr>
         <w:t>Sonuçların değerlendirilmesinde hem test başarısının hem de uygulanan seçim protokolünün önemi ortaya çıkmaktadır. Modelin başarısı hakkındaki en güçlü yorum, tekil en yüksek skor yerine karşılaştırmanın kapsamı ve belirsizlikleri açıkça belirtilerek yapılabilir. Sabit test kümesindeki başarı, dış veri üzerinde bağımsız doğrulama yapılmadan gerçek kullanım başarısına eşitlenmemelidir.</w:t>
       </w:r>
     </w:p>
@@ -2079,6 +2638,11 @@
         <w:keepNext/>
       </w:pPr>
       <w:r>
+        <w:rPr>
+          <w:rFonts w:ascii="Times New Roman" w:hAnsi="Times New Roman" w:eastAsia="Times New Roman" w:cs="Times New Roman"/>
+          <w:b/>
+          <w:sz w:val="22"/>
+        </w:rPr>
         <w:t>References</w:t>
       </w:r>
     </w:p>
@@ -2087,6 +2651,9 @@
         <w:jc w:val="both"/>
       </w:pPr>
       <w:r>
+        <w:rPr>
+          <w:rFonts w:ascii="Times New Roman" w:hAnsi="Times New Roman" w:eastAsia="Times New Roman" w:cs="Times New Roman"/>
+        </w:rPr>
         <w:t>[1] LeCun, Y., Bottou, L., Bengio, Y., &amp; Haffner, P. (1998). Gradient-based learning applied to document recognition. Proceedings of the IEEE, 86(11), 2278–2324.</w:t>
       </w:r>
     </w:p>
@@ -2095,6 +2662,9 @@
         <w:jc w:val="both"/>
       </w:pPr>
       <w:r>
+        <w:rPr>
+          <w:rFonts w:ascii="Times New Roman" w:hAnsi="Times New Roman" w:eastAsia="Times New Roman" w:cs="Times New Roman"/>
+        </w:rPr>
         <w:t>[2] Pedregosa, F., et al. (2011). Scikit-learn: Machine learning in Python. Journal of Machine Learning Research, 12, 2825–2830.</w:t>
       </w:r>
     </w:p>
@@ -2103,6 +2673,9 @@
         <w:jc w:val="both"/>
       </w:pPr>
       <w:r>
+        <w:rPr>
+          <w:rFonts w:ascii="Times New Roman" w:hAnsi="Times New Roman" w:eastAsia="Times New Roman" w:cs="Times New Roman"/>
+        </w:rPr>
         <w:t>[3] Cortes, C., &amp; Vapnik, V. (1995). Support-vector networks. Machine Learning, 20, 273–297.</w:t>
       </w:r>
     </w:p>
@@ -2111,6 +2684,9 @@
         <w:jc w:val="both"/>
       </w:pPr>
       <w:r>
+        <w:rPr>
+          <w:rFonts w:ascii="Times New Roman" w:hAnsi="Times New Roman" w:eastAsia="Times New Roman" w:cs="Times New Roman"/>
+        </w:rPr>
         <w:t>[4] Breiman, L. (2001). Random forests. Machine Learning, 45, 5–32.</w:t>
       </w:r>
     </w:p>
@@ -2119,6 +2695,9 @@
         <w:jc w:val="both"/>
       </w:pPr>
       <w:r>
+        <w:rPr>
+          <w:rFonts w:ascii="Times New Roman" w:hAnsi="Times New Roman" w:eastAsia="Times New Roman" w:cs="Times New Roman"/>
+        </w:rPr>
         <w:t>[5] Friedman, J. H. (2001). Greedy function approximation: A gradient boosting machine. Annals of Statistics, 29(5), 1189–1232.</w:t>
       </w:r>
     </w:p>
@@ -2127,6 +2706,9 @@
         <w:jc w:val="both"/>
       </w:pPr>
       <w:r>
+        <w:rPr>
+          <w:rFonts w:ascii="Times New Roman" w:hAnsi="Times New Roman" w:eastAsia="Times New Roman" w:cs="Times New Roman"/>
+        </w:rPr>
         <w:t>[6] Cover, T., &amp; Hart, P. (1967). Nearest neighbor pattern classification. IEEE Transactions on Information Theory, 13(1), 21–27.</w:t>
       </w:r>
     </w:p>
@@ -2135,6 +2717,9 @@
         <w:jc w:val="both"/>
       </w:pPr>
       <w:r>
+        <w:rPr>
+          <w:rFonts w:ascii="Times New Roman" w:hAnsi="Times New Roman" w:eastAsia="Times New Roman" w:cs="Times New Roman"/>
+        </w:rPr>
         <w:t>[7] Cox, D. R. (1958). The regression analysis of binary sequences. Journal of the Royal Statistical Society: Series B, 20(2), 215–242.</w:t>
       </w:r>
     </w:p>
@@ -2143,6 +2728,9 @@
         <w:jc w:val="both"/>
       </w:pPr>
       <w:r>
+        <w:rPr>
+          <w:rFonts w:ascii="Times New Roman" w:hAnsi="Times New Roman" w:eastAsia="Times New Roman" w:cs="Times New Roman"/>
+        </w:rPr>
         <w:t>[8] Rumelhart, D. E., Hinton, G. E., &amp; Williams, R. J. (1986). Learning representations by back-propagating errors. Nature, 323, 533–536.</w:t>
       </w:r>
     </w:p>
@@ -2151,6 +2739,9 @@
         <w:jc w:val="both"/>
       </w:pPr>
       <w:r>
+        <w:rPr>
+          <w:rFonts w:ascii="Times New Roman" w:hAnsi="Times New Roman" w:eastAsia="Times New Roman" w:cs="Times New Roman"/>
+        </w:rPr>
         <w:t>[9] Krizhevsky, A., Sutskever, I., &amp; Hinton, G. E. (2012). ImageNet classification with deep convolutional neural networks. Advances in Neural Information Processing Systems, 25.</w:t>
       </w:r>
     </w:p>
@@ -2159,6 +2750,9 @@
         <w:jc w:val="both"/>
       </w:pPr>
       <w:r>
+        <w:rPr>
+          <w:rFonts w:ascii="Times New Roman" w:hAnsi="Times New Roman" w:eastAsia="Times New Roman" w:cs="Times New Roman"/>
+        </w:rPr>
         <w:t>[10] Srivastava, N., Hinton, G., Krizhevsky, A., Sutskever, I., &amp; Salakhutdinov, R. (2014). Dropout: A simple way to prevent neural networks from overfitting. Journal of Machine Learning Research, 15, 1929–1958.</w:t>
       </w:r>
     </w:p>
@@ -2167,6 +2761,9 @@
         <w:jc w:val="both"/>
       </w:pPr>
       <w:r>
+        <w:rPr>
+          <w:rFonts w:ascii="Times New Roman" w:hAnsi="Times New Roman" w:eastAsia="Times New Roman" w:cs="Times New Roman"/>
+        </w:rPr>
         <w:t>[11] Ioffe, S., &amp; Szegedy, C. (2015). Batch normalization: Accelerating deep network training by reducing internal covariate shift. Proceedings of ICML, 448–456.</w:t>
       </w:r>
     </w:p>
@@ -2175,6 +2772,9 @@
         <w:jc w:val="both"/>
       </w:pPr>
       <w:r>
+        <w:rPr>
+          <w:rFonts w:ascii="Times New Roman" w:hAnsi="Times New Roman" w:eastAsia="Times New Roman" w:cs="Times New Roman"/>
+        </w:rPr>
         <w:t>[12] Kingma, D. P., &amp; Ba, J. (2015). Adam: A method for stochastic optimization. Proceedings of ICLR.</w:t>
       </w:r>
     </w:p>
@@ -2183,6 +2783,9 @@
         <w:jc w:val="both"/>
       </w:pPr>
       <w:r>
+        <w:rPr>
+          <w:rFonts w:ascii="Times New Roman" w:hAnsi="Times New Roman" w:eastAsia="Times New Roman" w:cs="Times New Roman"/>
+        </w:rPr>
         <w:t>[13] Kohavi, R. (1995). A study of cross-validation and bootstrap for accuracy estimation and model selection. Proceedings of IJCAI, 1137–1143.</w:t>
       </w:r>
     </w:p>
@@ -2191,6 +2794,9 @@
         <w:jc w:val="both"/>
       </w:pPr>
       <w:r>
+        <w:rPr>
+          <w:rFonts w:ascii="Times New Roman" w:hAnsi="Times New Roman" w:eastAsia="Times New Roman" w:cs="Times New Roman"/>
+        </w:rPr>
         <w:t>[14] Dietterich, T. G. (1998). Approximate statistical tests for comparing supervised classification learning algorithms. Neural Computation, 10(7), 1895–1923.</w:t>
       </w:r>
     </w:p>
@@ -2199,6 +2805,9 @@
         <w:jc w:val="both"/>
       </w:pPr>
       <w:r>
+        <w:rPr>
+          <w:rFonts w:ascii="Times New Roman" w:hAnsi="Times New Roman" w:eastAsia="Times New Roman" w:cs="Times New Roman"/>
+        </w:rPr>
         <w:t>[15] McNemar, Q. (1947). Note on the sampling error of the difference between correlated proportions or percentages. Psychometrika, 12, 153–157.</w:t>
       </w:r>
     </w:p>
@@ -2207,6 +2816,9 @@
         <w:jc w:val="both"/>
       </w:pPr>
       <w:r>
+        <w:rPr>
+          <w:rFonts w:ascii="Times New Roman" w:hAnsi="Times New Roman" w:eastAsia="Times New Roman" w:cs="Times New Roman"/>
+        </w:rPr>
         <w:t>[16] Efron, B., &amp; Tibshirani, R. J. (1993). An introduction to the bootstrap. Chapman &amp; Hall/CRC.</w:t>
       </w:r>
     </w:p>
@@ -2215,6 +2827,9 @@
         <w:jc w:val="both"/>
       </w:pPr>
       <w:r>
+        <w:rPr>
+          <w:rFonts w:ascii="Times New Roman" w:hAnsi="Times New Roman" w:eastAsia="Times New Roman" w:cs="Times New Roman"/>
+        </w:rPr>
         <w:t>[17] Sokolova, M., &amp; Lapalme, G. (2009). A systematic analysis of performance measures for classification tasks. Information Processing &amp; Management, 45(4), 427–437.</w:t>
       </w:r>
     </w:p>
@@ -2223,6 +2838,9 @@
         <w:jc w:val="both"/>
       </w:pPr>
       <w:r>
+        <w:rPr>
+          <w:rFonts w:ascii="Times New Roman" w:hAnsi="Times New Roman" w:eastAsia="Times New Roman" w:cs="Times New Roman"/>
+        </w:rPr>
         <w:t>[18] Fawcett, T. (2006). An introduction to ROC analysis. Pattern Recognition Letters, 27(8), 861–874.</w:t>
       </w:r>
     </w:p>
@@ -2231,6 +2849,9 @@
         <w:jc w:val="both"/>
       </w:pPr>
       <w:r>
+        <w:rPr>
+          <w:rFonts w:ascii="Times New Roman" w:hAnsi="Times New Roman" w:eastAsia="Times New Roman" w:cs="Times New Roman"/>
+        </w:rPr>
         <w:t>[19] Varoquaux, G. (2018). Cross-validation failure: Small sample sizes lead to large error bars. NeuroImage, 180, 68–77.</w:t>
       </w:r>
     </w:p>
@@ -2239,6 +2860,9 @@
         <w:jc w:val="both"/>
       </w:pPr>
       <w:r>
+        <w:rPr>
+          <w:rFonts w:ascii="Times New Roman" w:hAnsi="Times New Roman" w:eastAsia="Times New Roman" w:cs="Times New Roman"/>
+        </w:rPr>
         <w:t>[20] Cawley, G. C., &amp; Talbot, N. L. C. (2010). On over-fitting in model selection and subsequent selection bias in performance evaluation. Journal of Machine Learning Research, 11, 2079–2107.</w:t>
       </w:r>
     </w:p>
@@ -2247,6 +2871,9 @@
         <w:jc w:val="both"/>
       </w:pPr>
       <w:r>
+        <w:rPr>
+          <w:rFonts w:ascii="Times New Roman" w:hAnsi="Times New Roman" w:eastAsia="Times New Roman" w:cs="Times New Roman"/>
+        </w:rPr>
         <w:t>[21] Paszke, A., et al. (2019). PyTorch: An imperative style, high-performance deep learning library. Advances in Neural Information Processing Systems, 32.</w:t>
       </w:r>
     </w:p>
@@ -2255,6 +2882,9 @@
         <w:jc w:val="both"/>
       </w:pPr>
       <w:r>
+        <w:rPr>
+          <w:rFonts w:ascii="Times New Roman" w:hAnsi="Times New Roman" w:eastAsia="Times New Roman" w:cs="Times New Roman"/>
+        </w:rPr>
         <w:t>[22] Abadi, M., et al. (2016). TensorFlow: A system for large-scale machine learning. Proceedings of OSDI, 265–283.</w:t>
       </w:r>
     </w:p>
@@ -2264,6 +2894,11 @@
         <w:keepNext/>
       </w:pPr>
       <w:r>
+        <w:rPr>
+          <w:rFonts w:ascii="Times New Roman" w:hAnsi="Times New Roman" w:eastAsia="Times New Roman" w:cs="Times New Roman"/>
+          <w:b/>
+          <w:sz w:val="22"/>
+        </w:rPr>
         <w:t>Yapay zekâ kullanımı beyanı</w:t>
       </w:r>
     </w:p>
@@ -2272,6 +2907,9 @@
         <w:jc w:val="both"/>
       </w:pPr>
       <w:r>
+        <w:rPr>
+          <w:rFonts w:ascii="Times New Roman" w:hAnsi="Times New Roman" w:eastAsia="Times New Roman" w:cs="Times New Roman"/>
+        </w:rPr>
         <w:t>Bu çalışmada üretken yapay zekâdan kod taslağı oluşturma ve düzenleme, hata giderme, sonuç kontrolü, akademik metin taslağı ve dil düzenlemesi aşamalarında yararlanılmıştır. Sayısal bulgular ve grafikler 17 Ekim 2026 tarihli Google Colab eğitim kayıtlarından alınmıştır; model eğitimleri yapay zekâ yanıtlarından türetilmemiştir. Son teslimin akademik sorumluluğu, kullanılan yöntemin anlaşılması ve kaynakların uygun kullanımının kontrolü öğrenciye aittir.</w:t>
       </w:r>
     </w:p>
@@ -2281,6 +2919,11 @@
         <w:keepNext/>
       </w:pPr>
       <w:r>
+        <w:rPr>
+          <w:rFonts w:ascii="Times New Roman" w:hAnsi="Times New Roman" w:eastAsia="Times New Roman" w:cs="Times New Roman"/>
+          <w:b/>
+          <w:sz w:val="22"/>
+        </w:rPr>
         <w:t>Kod ve veri bağlantıları</w:t>
       </w:r>
     </w:p>
@@ -2289,6 +2932,9 @@
         <w:jc w:val="both"/>
       </w:pPr>
       <w:r>
+        <w:rPr>
+          <w:rFonts w:ascii="Times New Roman" w:hAnsi="Times New Roman" w:eastAsia="Times New Roman" w:cs="Times New Roman"/>
+        </w:rPr>
         <w:t>Veri kümesi: https://scikit-learn.org/stable/modules/generated/sklearn.datasets.load_digits.html</w:t>
       </w:r>
     </w:p>
@@ -2298,6 +2944,9 @@
         <w:jc w:val="both"/>
       </w:pPr>
       <w:r>
+        <w:rPr>
+          <w:rFonts w:ascii="Times New Roman" w:hAnsi="Times New Roman" w:eastAsia="Times New Roman" w:cs="Times New Roman"/>
+        </w:rPr>
         <w:t>GitHub kod deposu: https://github.com/ReyhanOnbasi/El-Yazisi-Rakam-Siniflandirma</w:t>
       </w:r>
     </w:p>
@@ -2678,7 +3327,9 @@
       <w:spacing w:line="276" w:lineRule="auto" w:after="100"/>
     </w:pPr>
     <w:rPr>
-      <w:rFonts w:ascii="Times New Roman" w:hAnsi="Times New Roman"/>
+      <w:rFonts w:ascii="Times New Roman" w:hAnsi="Times New Roman" w:eastAsia="Times New Roman" w:cs="Times New Roman"/>
+      <w:b w:val="0"/>
+      <w:color w:val="000000"/>
       <w:sz w:val="22"/>
     </w:rPr>
   </w:style>
@@ -2741,11 +3392,11 @@
       <w:outlineLvl w:val="0"/>
     </w:pPr>
     <w:rPr>
-      <w:rFonts w:asciiTheme="majorHAnsi" w:eastAsiaTheme="majorEastAsia" w:hAnsiTheme="majorHAnsi" w:cstheme="majorBidi" w:ascii="Times New Roman" w:hAnsi="Times New Roman"/>
+      <w:rFonts w:ascii="Times New Roman" w:hAnsi="Times New Roman" w:eastAsia="Times New Roman" w:cs="Times New Roman"/>
       <w:b/>
       <w:bCs/>
       <w:color w:val="000000"/>
-      <w:sz w:val="24"/>
+      <w:sz w:val="22"/>
       <w:szCs w:val="28"/>
     </w:rPr>
   </w:style>
@@ -2765,10 +3416,10 @@
       <w:outlineLvl w:val="1"/>
     </w:pPr>
     <w:rPr>
-      <w:rFonts w:asciiTheme="majorHAnsi" w:eastAsiaTheme="majorEastAsia" w:hAnsiTheme="majorHAnsi" w:cstheme="majorBidi" w:ascii="Times New Roman" w:hAnsi="Times New Roman"/>
+      <w:rFonts w:ascii="Times New Roman" w:hAnsi="Times New Roman" w:eastAsia="Times New Roman" w:cs="Times New Roman"/>
       <w:b/>
       <w:bCs/>
-      <w:color w:val="4F81BD" w:themeColor="accent1"/>
+      <w:color w:val="000000"/>
       <w:sz w:val="22"/>
       <w:szCs w:val="26"/>
     </w:rPr>
@@ -3030,12 +3681,12 @@
       <w:contextualSpacing/>
     </w:pPr>
     <w:rPr>
-      <w:rFonts w:asciiTheme="majorHAnsi" w:eastAsiaTheme="majorEastAsia" w:hAnsiTheme="majorHAnsi" w:cstheme="majorBidi" w:ascii="Times New Roman" w:hAnsi="Times New Roman"/>
+      <w:rFonts w:ascii="Times New Roman" w:hAnsi="Times New Roman" w:eastAsia="Times New Roman" w:cs="Times New Roman"/>
       <w:b/>
       <w:color w:val="000000"/>
       <w:spacing w:val="5"/>
       <w:kern w:val="28"/>
-      <w:sz w:val="30"/>
+      <w:sz w:val="26"/>
       <w:szCs w:val="52"/>
     </w:rPr>
   </w:style>

--- a/raporlar/Rapor_2_Akademik_Makale.docx
+++ b/raporlar/Rapor_2_Akademik_Makale.docx
@@ -5,14 +5,772 @@
     <w:p>
       <w:pPr>
         <w:pStyle w:val="Title"/>
+        <w:keepNext/>
+        <w:jc w:val="left"/>
+      </w:pPr>
+      <w:r>
+        <w:rPr>
+          <w:rFonts w:ascii="Times New Roman" w:hAnsi="Times New Roman" w:eastAsia="Times New Roman" w:cs="Times New Roman"/>
+          <w:sz w:val="28"/>
+          <w:szCs w:val="28"/>
+        </w:rPr>
+        <w:t>El Yazısı Rakam Sınıflandırmasında Klasik Makine Öğrenmesi ve Derin Öğrenmenin Karşılaştırılması: Doğrulama Temelli Seçim ve CNN Kararlılığı</w:t>
+      </w:r>
+    </w:p>
+    <w:p>
+      <w:pPr>
+        <w:jc w:val="left"/>
       </w:pPr>
       <w:r>
         <w:rPr>
           <w:rFonts w:ascii="Times New Roman" w:hAnsi="Times New Roman" w:eastAsia="Times New Roman" w:cs="Times New Roman"/>
           <w:b/>
-          <w:sz w:val="26"/>
+          <w:sz w:val="22"/>
+          <w:szCs w:val="22"/>
         </w:rPr>
-        <w:t>Rapor 2 — Akademik Makale: Digits Veri Kümesinde Sınıflandırıcıların Karşılaştırılması</w:t>
+        <w:t>Reyhan Onbaşı  |  Öğrenci No: 202612696008  |  Yapay Sinir Ağları F26</w:t>
+      </w:r>
+    </w:p>
+    <w:p>
+      <w:pPr>
+        <w:pStyle w:val="Heading1"/>
+        <w:keepNext/>
+        <w:jc w:val="left"/>
+      </w:pPr>
+      <w:r>
+        <w:rPr>
+          <w:rFonts w:ascii="Times New Roman" w:hAnsi="Times New Roman" w:eastAsia="Times New Roman" w:cs="Times New Roman"/>
+          <w:sz w:val="24"/>
+          <w:szCs w:val="24"/>
+        </w:rPr>
+        <w:t>Özet</w:t>
+      </w:r>
+    </w:p>
+    <w:p>
+      <w:pPr>
+        <w:keepLines w:val="0"/>
+        <w:jc w:val="both"/>
+      </w:pPr>
+      <w:r>
+        <w:rPr>
+          <w:rFonts w:ascii="Times New Roman" w:hAnsi="Times New Roman" w:eastAsia="Times New Roman" w:cs="Times New Roman"/>
+          <w:b w:val="0"/>
+          <w:sz w:val="22"/>
+          <w:szCs w:val="22"/>
+        </w:rPr>
+        <w:t>El yazısı rakamların sınıflandırılması, geleneksel makine öğrenmesi ve derin öğrenme yöntemlerini ortak veri ayrımı altında karşılaştırmak için uygun bir örüntü tanıma problemidir. Bu çalışmada scikit-learn Digits veri kümesindeki 1.797 adet 8 × 8 gri tonlamalı görüntü, sınıf dağılımı korunarak 1.257 eğitim, 270 doğrulama ve 270 test örneğine ayrılmıştır. Lojistik regresyon, k-en yakın komşu, rastgele orman, RBF destek vektör makinesi ve gradyan artırmanın yanında iki çok katmanlı algılayıcı ve bir evrişimsel sinir ağı değerlendirilmiştir. Hiperparametre ayarı ve model seçimi test kümesinden bağımsız yürütülmüştür. Doğrulama makro F1 değeri 0,99266 olan CNN-C seçilmiş, bu model testte %98,15 doğruluk sağlamıştır; RBF-SVM ise %98,89 test doğruluğuna ulaşmıştır. Aradaki iki örneklik fark için kesin McNemar testi p=0,6875 sonucunu vermiştir. CNN-C'nin beş farklı başlangıçla tekrarında ortalama test doğruluğu %98,74 ve örnek standart sapması 1,13 yüzde puan olmuştur. Ayrıca üç CNN yapılandırmasının üçer eğitiminden oluşan dokuz koşuluk doğrulama analizi gerçekleştirilmiştir. Bulgular, küçük test kümelerinde model sıralamasının belirsizlikle birlikte yorumlanması, test verisinin seçime katılmaması ve aynı veri üzerinde yürütülen ek deneylerin bağımsız dış doğrulama olarak sunulmaması gerektiğini göstermektedir. Sınıf bazlı hata örnekleri ve iki modelin test karışıklık matrisleri, yöntem farkının tekil gözlemlerde nasıl ortaya çıktığını da göstermiştir.</w:t>
+      </w:r>
+    </w:p>
+    <w:p>
+      <w:pPr>
+        <w:spacing w:after="140"/>
+        <w:jc w:val="left"/>
+      </w:pPr>
+      <w:r>
+        <w:rPr>
+          <w:rFonts w:ascii="Times New Roman" w:hAnsi="Times New Roman" w:eastAsia="Times New Roman" w:cs="Times New Roman"/>
+          <w:b w:val="0"/>
+          <w:i/>
+          <w:sz w:val="22"/>
+          <w:szCs w:val="22"/>
+        </w:rPr>
+        <w:t>Anahtar Kelimeler: el yazısı rakam tanıma; yapay sinir ağları; CNN; SVM; model seçimi; kararlılık analizi.</w:t>
+      </w:r>
+    </w:p>
+    <w:p>
+      <w:pPr>
+        <w:pStyle w:val="Heading1"/>
+        <w:keepNext/>
+        <w:jc w:val="left"/>
+      </w:pPr>
+      <w:r>
+        <w:rPr>
+          <w:rFonts w:ascii="Times New Roman" w:hAnsi="Times New Roman" w:eastAsia="Times New Roman" w:cs="Times New Roman"/>
+          <w:sz w:val="24"/>
+          <w:szCs w:val="24"/>
+        </w:rPr>
+        <w:t>1. Giriş</w:t>
+      </w:r>
+    </w:p>
+    <w:p>
+      <w:pPr>
+        <w:keepLines w:val="0"/>
+        <w:jc w:val="both"/>
+      </w:pPr>
+      <w:r>
+        <w:rPr>
+          <w:rFonts w:ascii="Times New Roman" w:hAnsi="Times New Roman" w:eastAsia="Times New Roman" w:cs="Times New Roman"/>
+          <w:sz w:val="22"/>
+          <w:szCs w:val="22"/>
+        </w:rPr>
+        <w:t>El yazısıyla yazılan rakamların bilgisayar tarafından tanınması, örüntü tanımanın eski fakat öğretici problemlerinden biridir. Aynı rakamın yazımı kişiden kişiye değişebilir; eğim, çizgi kalınlığı, kıvrım ve boşluk kullanımı görüntünün piksel dağılımını etkiler. Bir insan için ayırt edilmesi kolay görünen iki rakam, düşük çözünürlükte benzer sayısal gösterimlere dönüşebilir. Bu nedenle el yazısı sınıflandırması yalnızca uygun bir algoritma bulmakla ilgili değildir. Verinin nasıl temsil edildiği, sınıflandırıcının hangi ilişkileri öğrenebildiği ve performansın hangi örnekler üzerinde ölçüldüğü de sonucun bir parçasıdır.</w:t>
+      </w:r>
+    </w:p>
+    <w:p>
+      <w:pPr>
+        <w:keepLines w:val="0"/>
+        <w:jc w:val="both"/>
+      </w:pPr>
+      <w:r>
+        <w:rPr>
+          <w:rFonts w:ascii="Times New Roman" w:hAnsi="Times New Roman" w:eastAsia="Times New Roman" w:cs="Times New Roman"/>
+          <w:sz w:val="22"/>
+          <w:szCs w:val="22"/>
+        </w:rPr>
+        <w:t>Makine öğrenmesinde tek bir başarı yüzdesi çoğu zaman araştırma sorusunun tamamını yanıtlamaz. Örneğin doğrusal bir sınıflandırıcı, yeterince ayrıştırıcı özellikler bulunduğunda karmaşık bir derin ağla yarışabilir. Öte yandan evrişimsel sinir ağları, komşu pikseller arasındaki yerel örüntüleri açıkça modelleyebildikleri için görüntülerde doğal bir avantaj sağlayabilir. Bu iki yaklaşımı değerlendirebilmek için veri ayrımının, hedef sınıfların ve test protokolünün ortak olması gerekir. Aksi takdirde sonuç farkları modelden çok deney tasarımından kaynaklanabilir.</w:t>
+      </w:r>
+    </w:p>
+    <w:p>
+      <w:pPr>
+        <w:keepLines w:val="0"/>
+        <w:jc w:val="both"/>
+      </w:pPr>
+      <w:r>
+        <w:rPr>
+          <w:rFonts w:ascii="Times New Roman" w:hAnsi="Times New Roman" w:eastAsia="Times New Roman" w:cs="Times New Roman"/>
+          <w:sz w:val="22"/>
+          <w:szCs w:val="22"/>
+        </w:rPr>
+        <w:t>Bu çalışmanın veri kaynağı scikit-learn içinde bulunan Digits veri kümesidir. Küme 0–9 aralığında on sınıfı temsil eden 1.797 görüntü içerir; görüntüler 8 × 8 boyutunda ve piksel değerleri 0–16 aralığındadır. Sınıf başına gözlem sayıları birbirine yakındır. Bu özellikler veriyi bir dönem ödevi için hesaplama bakımından erişilebilir kılar; ancak küçük ve görece temiz bir veri kümesi üzerinde elde edilen yüksek doğruluk, gerçek kamera görüntüleri için aynı performansın garanti edildiği anlamına gelmez. Çalışmanın kapsamı bu ayrım gözetilerek belirlenmiştir.</w:t>
+      </w:r>
+    </w:p>
+    <w:p>
+      <w:pPr>
+        <w:keepLines w:val="0"/>
+        <w:jc w:val="both"/>
+      </w:pPr>
+      <w:r>
+        <w:rPr>
+          <w:rFonts w:ascii="Times New Roman" w:hAnsi="Times New Roman" w:eastAsia="Times New Roman" w:cs="Times New Roman"/>
+          <w:sz w:val="22"/>
+          <w:szCs w:val="22"/>
+        </w:rPr>
+        <w:t>Değerlendirme stratejisindeki temel sorun, model geliştirme ile nihai testin birbirine karıştırılabilmesidir. Hiperparametre araması, mimari değişiklikleri veya erken durdurma kararları test sonuçlarından etkilenirse, test kümesi artık bütünüyle bağımsız bir ölçüm aracı değildir. Bu çalışmada 1.257 eğitim, 270 doğrulama ve 270 test gözlemi kullanılmıştır. Klasik yöntemler eğitim içi çapraz doğrulamayla ayarlanmış, sinir ağı seçimi doğrulama kümesiyle yapılmıştır. Son test sonuçları seçim tamamlandıktan sonra değerlendirilmiştir.</w:t>
+      </w:r>
+    </w:p>
+    <w:p>
+      <w:pPr>
+        <w:keepLines w:val="0"/>
+        <w:jc w:val="both"/>
+      </w:pPr>
+      <w:r>
+        <w:rPr>
+          <w:rFonts w:ascii="Times New Roman" w:hAnsi="Times New Roman" w:eastAsia="Times New Roman" w:cs="Times New Roman"/>
+          <w:sz w:val="22"/>
+          <w:szCs w:val="22"/>
+        </w:rPr>
+        <w:t>Karşılaştırılan yöntemler beş farklı klasik algoritma ailesi ile üç sinir ağı yapılandırmasından oluşmaktadır. Lojistik regresyon doğrusal temel çizgiyi; k-en yakın komşu yerel uzaklığı; rastgele orman ve gradyan artırma ağaç tabanlı toplulukları; RBF-SVM ise doğrusal olmayan karar sınırlarını temsil eder. MLP modelleri düzleştirilmiş piksellerden temsil öğrenirken CNN-C görüntünün iki boyutlu yapısından yararlanır. Böylece yalnızca tek bir yöntemin hiperparametreleri değil, farklı öğrenme yaklaşımlarının davranışları karşılaştırılabilir.</w:t>
+      </w:r>
+    </w:p>
+    <w:p>
+      <w:pPr>
+        <w:keepLines w:val="0"/>
+        <w:jc w:val="both"/>
+      </w:pPr>
+      <w:r>
+        <w:rPr>
+          <w:rFonts w:ascii="Times New Roman" w:hAnsi="Times New Roman" w:eastAsia="Times New Roman" w:cs="Times New Roman"/>
+          <w:sz w:val="22"/>
+          <w:szCs w:val="22"/>
+        </w:rPr>
+        <w:t>Araştırmanın birinci sorusu, ortak veri ayrımında hangi sınıflandırıcının doğrulama ölçütüyle seçildiği ve bunun bağımsız testteki sıralamayla ne kadar örtüştüğüdür. İkinci soru, seçilen CNN-C mimarisinin rastgele ağırlık başlangıçlarına ne ölçüde duyarlı olduğudur. Üçüncü soru ise farklı kapasite ve düzenlileştirme ayarlarının doğrulama kaybında anlamlı sayılabilecek bir değişim oluşturup oluşturmadığıdır. Sorular aynı veri üzerinde çalışılsa da farklı kanıt türleri gerektirir: nihai model karşılaştırması, eğitim kararlılığı ve yalnızca doğrulamaya dayalı ek deneyler.</w:t>
+      </w:r>
+    </w:p>
+    <w:p>
+      <w:pPr>
+        <w:keepLines w:val="0"/>
+        <w:jc w:val="both"/>
+      </w:pPr>
+      <w:r>
+        <w:rPr>
+          <w:rFonts w:ascii="Times New Roman" w:hAnsi="Times New Roman" w:eastAsia="Times New Roman" w:cs="Times New Roman"/>
+          <w:sz w:val="22"/>
+          <w:szCs w:val="22"/>
+        </w:rPr>
+        <w:t>Bu çalışmanın katkısı yeni bir algoritma veya hibrit CNN–SVM modeli geliştirmek değildir. Beş klasik yöntem ile üç sinir ağı yapılandırmasını aynı veri ayrımı altında değerlendiren; model seçimini doğrulama sonuçlarına bağlayan ve testten sonra seçimi değiştirmeyen izlenebilir bir karşılaştırma sunmaktır. Kaydedilen tahminler üzerinden CNN–SVM uyuşmazlıkları, kesin McNemar testi ve bootstrap güven aralığı raporlanmış; beş farklı CNN başlangıcı ile dokuz ek doğrulama eğitimi ana test değerlendirmesinden ayrı yorumlanmıştır. Böylece çalışmanın özgün yönü yeni bir başarı rekoru değil, kararların ve belirsizliğin denetlenebilir olmasıdır.</w:t>
+      </w:r>
+    </w:p>
+    <w:p>
+      <w:pPr>
+        <w:keepLines w:val="0"/>
+        <w:jc w:val="both"/>
+      </w:pPr>
+      <w:r>
+        <w:rPr>
+          <w:rFonts w:ascii="Times New Roman" w:hAnsi="Times New Roman" w:eastAsia="Times New Roman" w:cs="Times New Roman"/>
+          <w:sz w:val="22"/>
+          <w:szCs w:val="22"/>
+        </w:rPr>
+        <w:t>Böyle bir karşılaştırmada raporun anlaşılabilirliği de yöntem kalitesinin parçasıdır. Kullanılan veri kümesinin erişim adresinin, ön işleme adımlarının ve sonucun hangi koşuda üretildiğinin belirtilmesi, farklı bir araştırmacının aynı deneyi denetleyebilmesini sağlar. Bu nedenle deney arşivi ve açık kod deposu makalenin yöntem açıklamasını tamamlamaktadır.</w:t>
+      </w:r>
+    </w:p>
+    <w:p>
+      <w:pPr>
+        <w:keepLines w:val="0"/>
+        <w:jc w:val="both"/>
+      </w:pPr>
+      <w:r>
+        <w:rPr>
+          <w:rFonts w:ascii="Times New Roman" w:hAnsi="Times New Roman" w:eastAsia="Times New Roman" w:cs="Times New Roman"/>
+          <w:sz w:val="22"/>
+          <w:szCs w:val="22"/>
+        </w:rPr>
+        <w:t>Bu çalışma, literatürde sık incelenen MNIST yerine 1.797 örnekli scikit-learn Digits veri kümesini kullanır. Farklı veri boyutları ve değerlendirme protokolleri nedeniyle yayımlanmış çalışmaların doğruluk oranları doğrudan sıralanmamıştır. Literatür, burada uygulanan yöntemlerin yerini belirlemek ve daha güvenilir bir karşılaştırma protokolü kurmak için kullanılmıştır [23, 24].</w:t>
+      </w:r>
+    </w:p>
+    <w:p>
+      <w:pPr>
+        <w:pStyle w:val="Heading1"/>
+        <w:keepNext/>
+        <w:jc w:val="left"/>
+      </w:pPr>
+      <w:r>
+        <w:rPr>
+          <w:rFonts w:ascii="Times New Roman" w:hAnsi="Times New Roman" w:eastAsia="Times New Roman" w:cs="Times New Roman"/>
+          <w:sz w:val="24"/>
+          <w:szCs w:val="24"/>
+        </w:rPr>
+        <w:t>2. Literatür Taraması</w:t>
+      </w:r>
+    </w:p>
+    <w:p>
+      <w:pPr>
+        <w:keepLines w:val="0"/>
+        <w:jc w:val="both"/>
+      </w:pPr>
+      <w:r>
+        <w:rPr>
+          <w:rFonts w:ascii="Times New Roman" w:hAnsi="Times New Roman" w:eastAsia="Times New Roman" w:cs="Times New Roman"/>
+          <w:sz w:val="22"/>
+          <w:szCs w:val="22"/>
+        </w:rPr>
+        <w:t>Belge ve rakam tanımada evrişimsel ağların kullanımı, LeCun ve arkadaşlarının yerel filtreleme ve öğrenilmiş özellikler üzerine kurulu yaklaşımıyla önemli bir araştırma çizgisi kazanmıştır [1]. Daha büyük ölçekli görüntülerde derin evrişimsel ağların etkisini gösteren Krizhevsky ve arkadaşlarının çalışması, temsil öğreniminin gücünü geniş bir veri üzerinde ortaya koymuştur [9]. Bununla birlikte büyük görüntüler ve milyonlarca örnek üzerinde elde edilen sonuçlar, yalnızca 8 × 8 piksellik ve 1.797 örneklik bir kümeye doğrudan aktarılmamalıdır. Simard, Steinkraus ve Platt, belge görüntülerinde CNN eğitimi için veri büyüklüğü ve görüntü çeşitlendirmenin önemini göstermiştir [21]. Mevcut Digits deneyinde veri artırımı uygulanmadığından buradaki sonuçlar onların eğitim koşullarıyla doğrudan karşılaştırılamaz.</w:t>
+      </w:r>
+    </w:p>
+    <w:p>
+      <w:pPr>
+        <w:keepLines w:val="0"/>
+        <w:jc w:val="both"/>
+      </w:pPr>
+      <w:r>
+        <w:rPr>
+          <w:rFonts w:ascii="Times New Roman" w:hAnsi="Times New Roman" w:eastAsia="Times New Roman" w:cs="Times New Roman"/>
+          <w:sz w:val="22"/>
+          <w:szCs w:val="22"/>
+        </w:rPr>
+        <w:t>Klasik modeller birbirinden farklı varsayımlara dayanır. Cortes ve Vapnik'in destek vektör makinesi çalışması, sınıflar arasında geniş marjlı karar sınırlarının önemini göstermiştir [3]. RBF çekirdeği sayesinde bu sınırlar doğrusal olmayan yapılara uyarlanabilir. Cox'un lojistik regresyon yaklaşımı ise olasılıksal bir doğrusal modelleme çerçevesi sağlar [7]. Digits verisinde SVM ile lojistik regresyonun güçlü sonuçlar elde etmesi, küçük fakat ayırt edici piksel temsillerinde yüksek kapasiteli sinir ağlarının zorunlu olarak üstün olmadığını düşündürmektedir; bu yorum çalışmanın kendi bulgularıyla sınırlıdır.</w:t>
+      </w:r>
+    </w:p>
+    <w:p>
+      <w:pPr>
+        <w:keepLines w:val="0"/>
+        <w:jc w:val="both"/>
+      </w:pPr>
+      <w:r>
+        <w:rPr>
+          <w:rFonts w:ascii="Times New Roman" w:hAnsi="Times New Roman" w:eastAsia="Times New Roman" w:cs="Times New Roman"/>
+          <w:sz w:val="22"/>
+          <w:szCs w:val="22"/>
+        </w:rPr>
+        <w:t>Örnekler arası uzaklığa dayalı k-en yakın komşu yaklaşımı, Cover ve Hart'ın klasik incelemesine uzanır [6]. KNN açık bir parametre öğrenme süreci yerine eğitim örneklerini karşılaştırma sırasında kullanır; dolayısıyla uzaklık tanımı ve özellik ölçeği önem kazanır. Rastgele orman, Breiman'ın tarif ettiği biçimiyle farklı ağaçların tahminlerini birleştirirken [4], Friedman'ın gradyan artırma yaklaşımı ardışık öğreniciler aracılığıyla kaybı iyileştirmeyi hedefler [5]. Bu iki yöntem aynı 'ağaç' ailesine dayansa da topluluğun nasıl oluşturulduğu farklıdır; bu nedenle çalışmada ayrı algoritmalar olarak değerlendirilmiştir.</w:t>
+      </w:r>
+    </w:p>
+    <w:p>
+      <w:pPr>
+        <w:keepLines w:val="0"/>
+        <w:jc w:val="both"/>
+      </w:pPr>
+      <w:r>
+        <w:rPr>
+          <w:rFonts w:ascii="Times New Roman" w:hAnsi="Times New Roman" w:eastAsia="Times New Roman" w:cs="Times New Roman"/>
+          <w:sz w:val="22"/>
+          <w:szCs w:val="22"/>
+        </w:rPr>
+        <w:t>Yapay sinir ağlarının öğrenme temeli, geri yayılım yoluyla ağırlıkların güncellenmesine dayanan çalışmalarda ayrıntılandırılmıştır [8]. Ancak esnek modellerin kapasitesi arttıkça eğitim örneklerine aşırı uyum riski de artabilir. Srivastava ve arkadaşlarının dropout yaklaşımı bu riski azaltmayı hedefler [10]. Ioffe ve Szegedy'nin batch normalization yöntemi eğitimin sayısal davranışını düzenlerken [11], Kingma ve Ba'nın Adam optimizasyonu parametre güncellemelerini uyarlamalı biçimde gerçekleştirir [12]. Bu tekniklerin bir arada kullanılması yüksek doğruluk elde edilmesini kolaylaştırabilir; yine de erken durdurma ve doğrulama kaybı incelemesi gereklidir.</w:t>
+      </w:r>
+    </w:p>
+    <w:p>
+      <w:pPr>
+        <w:keepLines w:val="0"/>
+        <w:jc w:val="both"/>
+      </w:pPr>
+      <w:r>
+        <w:rPr>
+          <w:rFonts w:ascii="Times New Roman" w:hAnsi="Times New Roman" w:eastAsia="Times New Roman" w:cs="Times New Roman"/>
+          <w:sz w:val="22"/>
+          <w:szCs w:val="22"/>
+        </w:rPr>
+        <w:t>Model performansını doğru ölçmek, uygun modeli eğitmek kadar önemlidir. Kohavi'nin çapraz doğrulama ve bootstrap karşılaştırması farklı doğrulama tasarımlarının model seçimini etkileyebileceğini göstermiştir [13]. Cawley ve Talbot, hiperparametre seçim sürecinin de veriye aşırı uyum gösterebildiğini vurgulamıştır [20]. Varoquaux'nun küçük örneklem uyarısı ise çapraz doğrulama tahminlerinin etrafındaki belirsizliğin küçümsenmemesi gerektiğini ortaya koyar [19]. Bu araştırmalardan hareketle test verisinin geliştirme kararlarından ayrılması ve tek bir test yüzdesine gereğinden fazla kesinlik atfedilmemesi temel ilke olarak benimsenmiştir.</w:t>
+      </w:r>
+    </w:p>
+    <w:p>
+      <w:pPr>
+        <w:keepNext/>
+        <w:spacing w:before="160" w:after="80"/>
+        <w:jc w:val="left"/>
+      </w:pPr>
+      <w:r>
+        <w:rPr>
+          <w:rFonts w:ascii="Times New Roman" w:hAnsi="Times New Roman" w:eastAsia="Times New Roman" w:cs="Times New Roman"/>
+          <w:b/>
+          <w:sz w:val="22"/>
+          <w:szCs w:val="22"/>
+        </w:rPr>
+        <w:t>Tablo 1. Benzer yayımlanmış çalışmaların bu araştırmayla ilişkisi</w:t>
+      </w:r>
+    </w:p>
+    <w:tbl>
+      <w:tblPr>
+        <w:tblStyle w:val="TableGrid"/>
+        <w:tblW w:type="auto" w:w="0"/>
+        <w:jc w:val="center"/>
+        <w:tblLayout w:type="autofit"/>
+        <w:tblLook w:firstColumn="1" w:firstRow="1" w:lastColumn="0" w:lastRow="0" w:noHBand="0" w:noVBand="1" w:val="04A0"/>
+      </w:tblPr>
+      <w:tblGrid>
+        <w:gridCol w:w="2494"/>
+        <w:gridCol w:w="2948"/>
+        <w:gridCol w:w="3628"/>
+      </w:tblGrid>
+      <w:tr>
+        <w:trPr>
+          <w:tblHeader w:val="true"/>
+          <w:cantSplit/>
+          <w:tblHeader w:val="true"/>
+        </w:trPr>
+        <w:tc>
+          <w:tcPr>
+            <w:tcW w:type="dxa" w:w="3043"/>
+            <w:shd w:fill="EEF1F5"/>
+            <w:vAlign w:val="center"/>
+          </w:tcPr>
+          <w:p>
+            <w:pPr>
+              <w:spacing w:line="240" w:lineRule="auto" w:after="20" w:before="20"/>
+              <w:jc w:val="center"/>
+            </w:pPr>
+            <w:r>
+              <w:rPr>
+                <w:rFonts w:ascii="Times New Roman" w:hAnsi="Times New Roman" w:eastAsia="Times New Roman" w:cs="Times New Roman"/>
+                <w:b/>
+                <w:sz w:val="22"/>
+                <w:szCs w:val="22"/>
+              </w:rPr>
+              <w:t>Araştırma ve veri kümesi</w:t>
+            </w:r>
+          </w:p>
+        </w:tc>
+        <w:tc>
+          <w:tcPr>
+            <w:tcW w:type="dxa" w:w="3043"/>
+            <w:shd w:fill="EEF1F5"/>
+            <w:vAlign w:val="center"/>
+          </w:tcPr>
+          <w:p>
+            <w:pPr>
+              <w:spacing w:line="240" w:lineRule="auto" w:after="20" w:before="20"/>
+              <w:jc w:val="center"/>
+            </w:pPr>
+            <w:r>
+              <w:rPr>
+                <w:rFonts w:ascii="Times New Roman" w:hAnsi="Times New Roman" w:eastAsia="Times New Roman" w:cs="Times New Roman"/>
+                <w:b/>
+                <w:sz w:val="22"/>
+                <w:szCs w:val="22"/>
+              </w:rPr>
+              <w:t>Yöntem ve raporlanan bulgu</w:t>
+            </w:r>
+          </w:p>
+        </w:tc>
+        <w:tc>
+          <w:tcPr>
+            <w:tcW w:type="dxa" w:w="3043"/>
+            <w:shd w:fill="EEF1F5"/>
+            <w:vAlign w:val="center"/>
+          </w:tcPr>
+          <w:p>
+            <w:pPr>
+              <w:spacing w:line="240" w:lineRule="auto" w:after="20" w:before="20"/>
+              <w:jc w:val="center"/>
+            </w:pPr>
+            <w:r>
+              <w:rPr>
+                <w:rFonts w:ascii="Times New Roman" w:hAnsi="Times New Roman" w:eastAsia="Times New Roman" w:cs="Times New Roman"/>
+                <w:b/>
+                <w:sz w:val="22"/>
+                <w:szCs w:val="22"/>
+              </w:rPr>
+              <w:t>Mevcut Çalışmayla Yöntemsel İlişkisi</w:t>
+            </w:r>
+          </w:p>
+        </w:tc>
+      </w:tr>
+      <w:tr>
+        <w:trPr>
+          <w:cantSplit/>
+          <w:cantSplit/>
+        </w:trPr>
+        <w:tc>
+          <w:tcPr>
+            <w:tcW w:type="dxa" w:w="2494"/>
+            <w:vAlign w:val="center"/>
+          </w:tcPr>
+          <w:p>
+            <w:pPr>
+              <w:spacing w:line="240" w:lineRule="auto" w:after="20" w:before="20"/>
+              <w:jc w:val="left"/>
+            </w:pPr>
+            <w:r>
+              <w:rPr>
+                <w:rFonts w:ascii="Times New Roman" w:hAnsi="Times New Roman" w:eastAsia="Times New Roman" w:cs="Times New Roman"/>
+                <w:b w:val="0"/>
+                <w:sz w:val="22"/>
+                <w:szCs w:val="22"/>
+              </w:rPr>
+              <w:t>Niu ve Suen (2012) [23] — MNIST</w:t>
+            </w:r>
+          </w:p>
+        </w:tc>
+        <w:tc>
+          <w:tcPr>
+            <w:tcW w:type="dxa" w:w="2948"/>
+            <w:vAlign w:val="center"/>
+          </w:tcPr>
+          <w:p>
+            <w:pPr>
+              <w:spacing w:line="240" w:lineRule="auto" w:after="20" w:before="20"/>
+              <w:jc w:val="left"/>
+            </w:pPr>
+            <w:r>
+              <w:rPr>
+                <w:rFonts w:ascii="Times New Roman" w:hAnsi="Times New Roman" w:eastAsia="Times New Roman" w:cs="Times New Roman"/>
+                <w:b w:val="0"/>
+                <w:sz w:val="22"/>
+                <w:szCs w:val="22"/>
+              </w:rPr>
+              <w:t>CNN ile özellik çıkarımı, SVM ile tanıma; %99,81</w:t>
+            </w:r>
+          </w:p>
+        </w:tc>
+        <w:tc>
+          <w:tcPr>
+            <w:tcW w:type="dxa" w:w="3628"/>
+            <w:vAlign w:val="center"/>
+          </w:tcPr>
+          <w:p>
+            <w:pPr>
+              <w:spacing w:line="240" w:lineRule="auto" w:after="20" w:before="20"/>
+              <w:jc w:val="left"/>
+            </w:pPr>
+            <w:r>
+              <w:rPr>
+                <w:rFonts w:ascii="Times New Roman" w:hAnsi="Times New Roman" w:eastAsia="Times New Roman" w:cs="Times New Roman"/>
+                <w:b w:val="0"/>
+                <w:sz w:val="22"/>
+                <w:szCs w:val="22"/>
+              </w:rPr>
+              <w:t>Hibrit tasarım ve reddetme analizi; burada hibrit model yok</w:t>
+            </w:r>
+          </w:p>
+        </w:tc>
+      </w:tr>
+      <w:tr>
+        <w:trPr>
+          <w:cantSplit/>
+          <w:cantSplit/>
+        </w:trPr>
+        <w:tc>
+          <w:tcPr>
+            <w:tcW w:type="dxa" w:w="2494"/>
+            <w:shd w:fill="F8F9FA"/>
+            <w:vAlign w:val="center"/>
+          </w:tcPr>
+          <w:p>
+            <w:pPr>
+              <w:spacing w:line="240" w:lineRule="auto" w:after="20" w:before="20"/>
+              <w:jc w:val="left"/>
+            </w:pPr>
+            <w:r>
+              <w:rPr>
+                <w:rFonts w:ascii="Times New Roman" w:hAnsi="Times New Roman" w:eastAsia="Times New Roman" w:cs="Times New Roman"/>
+                <w:b w:val="0"/>
+                <w:sz w:val="22"/>
+                <w:szCs w:val="22"/>
+              </w:rPr>
+              <w:t>Ahlawat ve Choudhary (2020) [24] — MNIST</w:t>
+            </w:r>
+          </w:p>
+        </w:tc>
+        <w:tc>
+          <w:tcPr>
+            <w:tcW w:type="dxa" w:w="2948"/>
+            <w:shd w:fill="F8F9FA"/>
+            <w:vAlign w:val="center"/>
+          </w:tcPr>
+          <w:p>
+            <w:pPr>
+              <w:spacing w:line="240" w:lineRule="auto" w:after="20" w:before="20"/>
+              <w:jc w:val="left"/>
+            </w:pPr>
+            <w:r>
+              <w:rPr>
+                <w:rFonts w:ascii="Times New Roman" w:hAnsi="Times New Roman" w:eastAsia="Times New Roman" w:cs="Times New Roman"/>
+                <w:b w:val="0"/>
+                <w:sz w:val="22"/>
+                <w:szCs w:val="22"/>
+              </w:rPr>
+              <w:t>CNN özellikleri ve SVM sınıflandırıcı; %99,28</w:t>
+            </w:r>
+          </w:p>
+        </w:tc>
+        <w:tc>
+          <w:tcPr>
+            <w:tcW w:type="dxa" w:w="3628"/>
+            <w:shd w:fill="F8F9FA"/>
+            <w:vAlign w:val="center"/>
+          </w:tcPr>
+          <w:p>
+            <w:pPr>
+              <w:spacing w:line="240" w:lineRule="auto" w:after="20" w:before="20"/>
+              <w:jc w:val="left"/>
+            </w:pPr>
+            <w:r>
+              <w:rPr>
+                <w:rFonts w:ascii="Times New Roman" w:hAnsi="Times New Roman" w:eastAsia="Times New Roman" w:cs="Times New Roman"/>
+                <w:b w:val="0"/>
+                <w:sz w:val="22"/>
+                <w:szCs w:val="22"/>
+              </w:rPr>
+              <w:t>Hibrit yaklaşımın başka örneği; doğrudan skor kıyası uygun değil</w:t>
+            </w:r>
+          </w:p>
+        </w:tc>
+      </w:tr>
+      <w:tr>
+        <w:trPr>
+          <w:cantSplit/>
+          <w:cantSplit/>
+        </w:trPr>
+        <w:tc>
+          <w:tcPr>
+            <w:tcW w:type="dxa" w:w="2494"/>
+            <w:vAlign w:val="center"/>
+          </w:tcPr>
+          <w:p>
+            <w:pPr>
+              <w:spacing w:line="240" w:lineRule="auto" w:after="20" w:before="20"/>
+              <w:jc w:val="left"/>
+            </w:pPr>
+            <w:r>
+              <w:rPr>
+                <w:rFonts w:ascii="Times New Roman" w:hAnsi="Times New Roman" w:eastAsia="Times New Roman" w:cs="Times New Roman"/>
+                <w:b w:val="0"/>
+                <w:sz w:val="22"/>
+                <w:szCs w:val="22"/>
+              </w:rPr>
+              <w:t>Bu araştırma — scikit-learn Digits</w:t>
+            </w:r>
+          </w:p>
+        </w:tc>
+        <w:tc>
+          <w:tcPr>
+            <w:tcW w:type="dxa" w:w="2948"/>
+            <w:vAlign w:val="center"/>
+          </w:tcPr>
+          <w:p>
+            <w:pPr>
+              <w:spacing w:line="240" w:lineRule="auto" w:after="20" w:before="20"/>
+              <w:jc w:val="left"/>
+            </w:pPr>
+            <w:r>
+              <w:rPr>
+                <w:rFonts w:ascii="Times New Roman" w:hAnsi="Times New Roman" w:eastAsia="Times New Roman" w:cs="Times New Roman"/>
+                <w:b w:val="0"/>
+                <w:sz w:val="22"/>
+                <w:szCs w:val="22"/>
+              </w:rPr>
+              <w:t>Beş klasik algoritma, iki MLP, bir CNN; ortak ayrım</w:t>
+            </w:r>
+          </w:p>
+        </w:tc>
+        <w:tc>
+          <w:tcPr>
+            <w:tcW w:type="dxa" w:w="3628"/>
+            <w:vAlign w:val="center"/>
+          </w:tcPr>
+          <w:p>
+            <w:pPr>
+              <w:spacing w:line="240" w:lineRule="auto" w:after="20" w:before="20"/>
+              <w:jc w:val="left"/>
+            </w:pPr>
+            <w:r>
+              <w:rPr>
+                <w:rFonts w:ascii="Times New Roman" w:hAnsi="Times New Roman" w:eastAsia="Times New Roman" w:cs="Times New Roman"/>
+                <w:b w:val="0"/>
+                <w:sz w:val="22"/>
+                <w:szCs w:val="22"/>
+              </w:rPr>
+              <w:t>Ayrı CNN-C ve RBF-SVM; doğrulama temelli seçim ve belirsizlik analizi</w:t>
+            </w:r>
+          </w:p>
+        </w:tc>
+      </w:tr>
+    </w:tbl>
+    <w:p>
+      <w:pPr>
+        <w:keepLines w:val="0"/>
+        <w:jc w:val="both"/>
+      </w:pPr>
+      <w:r>
+        <w:rPr>
+          <w:rFonts w:ascii="Times New Roman" w:hAnsi="Times New Roman" w:eastAsia="Times New Roman" w:cs="Times New Roman"/>
+          <w:sz w:val="22"/>
+          <w:szCs w:val="22"/>
+        </w:rPr>
+        <w:t>Sınıflandırıcılar arasındaki farkları değerlendirirken aynı test gözlemleri üzerinde hangi modelin doğru veya yanlış olduğu önem taşır. Dietterich, öğrenme algoritmalarını karşılaştırırken test seçimlerinin ve istatistiksel varsayımların etkisini tartışmıştır [14]. McNemar'ın eşleştirilmiş oranlar testi ortak gözlemlerdeki karşıt doğruluk durumlarını dikkate alır [15]. Efron ve Tibshirani'nin bootstrap yaklaşımı ise gözlenen performans farkının örnekleme değişkenliğini yaklaşık olarak betimlemek için kullanılabilir [16]. Bu yöntemler, iki modelin yüzdeleri arasında az fark bulunduğunda özellikle yararlıdır; hiçbirisi yeni ve bağımsız dış test verisinin yerini tutmaz.</w:t>
+      </w:r>
+    </w:p>
+    <w:p>
+      <w:pPr>
+        <w:keepLines w:val="0"/>
+        <w:jc w:val="both"/>
+      </w:pPr>
+      <w:r>
+        <w:rPr>
+          <w:rFonts w:ascii="Times New Roman" w:hAnsi="Times New Roman" w:eastAsia="Times New Roman" w:cs="Times New Roman"/>
+          <w:sz w:val="22"/>
+          <w:szCs w:val="22"/>
+        </w:rPr>
+        <w:t>Bir sınıflandırma çalışmasında hangi metriğin seçildiği de raporlanan sonucun anlamını değiştirir. Sokolova ve Lapalme, precision, recall ve F1 gibi ölçütlerin sınıflandırma problemlerinde farklı yönleri görünür kıldığını göstermiştir [17]. Fawcett'ın ROC analizi, eşik değiştikçe ayırt etme gücünün nasıl değerlendirilebileceğini açıklar [18]. Bu nedenle burada genel doğrulukla birlikte makro F1, sınıf bazlı ölçütler ve çok sınıflı ROC-AUC kullanılmıştır. Sınıfların birbirine yakın sayıda olması accuracy kullanımını makul kılar; fakat hangi rakamların karıştırıldığını görmek için bu metrik yeterli değildir.</w:t>
+      </w:r>
+    </w:p>
+    <w:p>
+      <w:pPr>
+        <w:keepLines w:val="0"/>
+        <w:jc w:val="both"/>
+      </w:pPr>
+      <w:r>
+        <w:rPr>
+          <w:rFonts w:ascii="Times New Roman" w:hAnsi="Times New Roman" w:eastAsia="Times New Roman" w:cs="Times New Roman"/>
+          <w:sz w:val="22"/>
+          <w:szCs w:val="22"/>
+        </w:rPr>
+        <w:t>Uygulama düzeyinde tekrarlanabilirlik, algoritma tanımının ötesinde kullanılan kütüphanelere de bağlıdır. Pedregosa ve arkadaşlarının scikit-learn çalışması ortak bir arayüzle klasik sınıflandırıcıların ve işlem hatlarının değerlendirilmesini kolaylaştırmıştır [2]. Abadi ve arkadaşlarının TensorFlow sistemi ise derin öğrenme deneyleri için ölçeklenebilir altyapı sunar [22]. Deneyde kullanılan yazılım sürümlerinin kaydedilmesi, modellerin farklı bir ortamda yeniden üretilmesi için gerekli koşulların belirlenmesine yardımcı olur. Burada model eğitimi için kullanılmayan bir yazılımın katkısı deney sonucu olarak sunulmamıştır.</w:t>
+      </w:r>
+    </w:p>
+    <w:p>
+      <w:pPr>
+        <w:keepLines w:val="0"/>
+        <w:jc w:val="both"/>
+      </w:pPr>
+      <w:r>
+        <w:rPr>
+          <w:rFonts w:ascii="Times New Roman" w:hAnsi="Times New Roman" w:eastAsia="Times New Roman" w:cs="Times New Roman"/>
+          <w:sz w:val="22"/>
+          <w:szCs w:val="22"/>
+        </w:rPr>
+        <w:t>Literatürün bu çalışmaya verdiği ortak mesaj, üstünlüğün yalnızca algoritma adından çıkarılamayacağıdır. Veri miktarı, giriş gösterimi, düzenlileştirme, parametre ayarı ve seçilen değerlendirme protokolü birlikte ele alınmalıdır. Önceki çalışmaların önerdiği yöntemsel uyarılar, Digits verisi üzerinde yürütülen karşılaştırmanın nasıl tasarlandığını gerekçelendirmiştir. Bu makale literatürdeki yüksek başarı iddialarını yeniden üretmeye çalışmak yerine, kendi kayıtlı sonuçlarını açık sınırlarla açıklamayı ve hangi farkların gerçekten desteklenebildiğini göstermeyi amaçlamaktadır.</w:t>
+      </w:r>
+    </w:p>
+    <w:p>
+      <w:pPr>
+        <w:keepLines w:val="0"/>
+        <w:jc w:val="both"/>
+      </w:pPr>
+      <w:r>
+        <w:rPr>
+          <w:rFonts w:ascii="Times New Roman" w:hAnsi="Times New Roman" w:eastAsia="Times New Roman" w:cs="Times New Roman"/>
+          <w:sz w:val="22"/>
+          <w:szCs w:val="22"/>
+        </w:rPr>
+        <w:t>Literatürdeki yaklaşımlar birlikte değerlendirildiğinde iki farklı karşılaştırma düzeyi ortaya çıkar. İlki algoritma ailelerinin aynı veri üzerinde hangi hata profillerini sergilediğidir; ikincisi aynı algoritmanın eğitim rastgeleliği veya hiperparametre seçimi nedeniyle ne kadar değişken sonuç ürettiğidir. Bu düzeyleri ayrı tutmak, tek bir yüksek skorun hem model ailesi hem de eğitim kararlılığı hakkında kanıt sunduğu gibi hatalı bir yorumdan kaçınmayı sağlar.</w:t>
+      </w:r>
+    </w:p>
+    <w:p>
+      <w:pPr>
+        <w:keepLines w:val="0"/>
+        <w:jc w:val="both"/>
+      </w:pPr>
+      <w:r>
+        <w:rPr>
+          <w:rFonts w:ascii="Times New Roman" w:hAnsi="Times New Roman" w:eastAsia="Times New Roman" w:cs="Times New Roman"/>
+          <w:sz w:val="22"/>
+          <w:szCs w:val="22"/>
+        </w:rPr>
+        <w:t>Niu ve Suen (2012), MNIST rakamlarını tanımak için CNN'yi özellik çıkarıcı, SVM'yi sınıflandırıcı olarak kullanan hibrit bir model önermiştir [23]. Çalışmada reddetme uygulanmadığında %99,81 tanıma doğruluğu bildirilmiş; güvenilirliği artırmak için belirsiz örnekleri reddetme seçeneği ayrıca incelenmiştir. Buradaki yöntemsel ders, öğrenilen görsel özelliklerin karar aşamasından ayrılabilmesi ve doğruluk yanında tahmin güvenilirliğinin de önem taşımasıdır. Bizim deneyimizde reddetme mekanizması kullanılmadığından bu bileşenin etkisine ilişkin sonuç bildirilmemiştir.</w:t>
+      </w:r>
+    </w:p>
+    <w:p>
+      <w:pPr>
+        <w:keepLines w:val="0"/>
+        <w:jc w:val="both"/>
+      </w:pPr>
+      <w:r>
+        <w:rPr>
+          <w:rFonts w:ascii="Times New Roman" w:hAnsi="Times New Roman" w:eastAsia="Times New Roman" w:cs="Times New Roman"/>
+          <w:sz w:val="22"/>
+          <w:szCs w:val="22"/>
+        </w:rPr>
+        <w:t>Ahlawat ve Choudhary (2020), yine MNIST üzerinde CNN'den elde edilen otomatik özellikleri SVM ile birleştirmiş ve %99,28 doğruluk raporlamıştır [24]. Her iki araştırma, CNN ile SVM'nin birbirine alternatif olmak zorunda olmadığını, hibrit bir tasarımın bileşenleri de olabildiğini gösterir. Bu projede ise CNN-C ve RBF-SVM birbirinden bağımsız modeller olarak eğitilmiştir; sınıflandırma katmanının SVM ile değiştirildiği bir ağ kurulmamıştır. Dolayısıyla literatür çalışmalarıyla ortak nokta problem alanı olsa da doğrudan uygulanan algoritma ve deney protokolü farklıdır.</w:t>
+      </w:r>
+    </w:p>
+    <w:p>
+      <w:pPr>
+        <w:keepNext w:val="0"/>
+        <w:keepLines w:val="0"/>
+        <w:jc w:val="both"/>
+      </w:pPr>
+      <w:r>
+        <w:rPr>
+          <w:rFonts w:ascii="Times New Roman" w:hAnsi="Times New Roman" w:eastAsia="Times New Roman" w:cs="Times New Roman"/>
+          <w:sz w:val="22"/>
+          <w:szCs w:val="22"/>
+        </w:rPr>
+        <w:t>Tablo 1 bu ayrımı yöntem, veri ve araştırma sorusu düzeyinde özetlemektedir. MNIST, 28 × 28 görüntüler ve tipik olarak 60.000 eğitim ile 10.000 test örneği içerirken kullanılan Digits verisi 8 × 8 çözünürlükte yalnızca 1.797 örnekten oluşur [23, 24]. Bu yüzden söz konusu yayınlardaki %99,81 ve %99,28 oranlarının bizim %98,15 CNN-C test sonucumuzdan yüksek olması, algoritmaların aynı koşullarda üstün olduğunu göstermez. Önceki araştırmalardan alınabilecek asıl fikir, ileride CNN ara katman özellikleriyle eğitilen ayrı bir SVM'yi önceden belirlenmiş bir dış test protokolünde sınamaktır.</w:t>
+      </w:r>
+    </w:p>
+    <w:p>
+      <w:pPr>
+        <w:pStyle w:val="Heading1"/>
+        <w:keepNext/>
+        <w:jc w:val="left"/>
+      </w:pPr>
+      <w:r>
+        <w:rPr>
+          <w:rFonts w:ascii="Times New Roman" w:hAnsi="Times New Roman" w:eastAsia="Times New Roman" w:cs="Times New Roman"/>
+          <w:sz w:val="24"/>
+          <w:szCs w:val="24"/>
+        </w:rPr>
+        <w:t>3. Materyal ve Yöntem</w:t>
+      </w:r>
+    </w:p>
+    <w:p>
+      <w:pPr>
+        <w:keepLines w:val="0"/>
+        <w:jc w:val="both"/>
+      </w:pPr>
+      <w:r>
+        <w:rPr>
+          <w:rFonts w:ascii="Times New Roman" w:hAnsi="Times New Roman" w:eastAsia="Times New Roman" w:cs="Times New Roman"/>
+          <w:b w:val="0"/>
+          <w:sz w:val="22"/>
+          <w:szCs w:val="22"/>
+        </w:rPr>
+        <w:t>Çalışmada `sklearn.datasets.load_digits()` işleviyle yüklenen 1.797 gözlem kullanılmıştır. Scikit-learn belgelerine göre bu derlem, UCI Optical Recognition of Handwritten Digits koleksiyonunun test bölümünün bir kopyasıdır; dolayısıyla burada kullanılan rastgele bölünme özgün veri toplama protokolündeki yazara göre ayrımı yeniden kurmamaktadır [2]. Her gözlem 0 ile 9 arasındaki bir rakamı gösteren 8 × 8 gri tonlamalı görüntüdür. Görüntüde 64 piksel bulunur; piksel yoğunlukları 0–16 aralığında temsil edilir. Sınıf sayıları 174 ile 183 arasında değişmektedir. Eksik değer gözlenmemiştir. Görüntü örnekleri ve sınıf dağılımı Şekil 1–2'de verilmektedir. Araştırma sınıflandırma problemidir; sürekli değer tahmini veya görüntü üretimi yapılmamıştır.</w:t>
+      </w:r>
+    </w:p>
+    <w:p>
+      <w:pPr>
+        <w:keepLines w:val="0"/>
+        <w:jc w:val="both"/>
+      </w:pPr>
+      <w:r>
+        <w:rPr>
+          <w:rFonts w:ascii="Times New Roman" w:hAnsi="Times New Roman" w:eastAsia="Times New Roman" w:cs="Times New Roman"/>
+          <w:sz w:val="22"/>
+          <w:szCs w:val="22"/>
+        </w:rPr>
+        <w:t>Veri kümesi önce sabit rastgele durum ve sınıf oranlarını koruyan ayırma yaklaşımıyla eğitim, doğrulama ve test bölümlerine ayrılmıştır. `seed=42` kullanılarak 1.257 eğitim (%69,95), 270 doğrulama (%15,03) ve 270 test (%15,03) örneği elde edilmiştir. Ayrım indeksleri `split_indices.npz` içinde saklanmış; kümelerin kesişmediği ve 1.797 farklı gözlemin her birinin yalnızca bir bölümde yer aldığı kontrol edilmiştir. Tablo 2, deney boyunca değiştirilmeyen bu veri bölünmesini göstermektedir. Kararlılık ve ek mimari çalışmalarında da aynı indeksler kullanılmıştır. Böylece deneyler arası farkları yeni bir rastgele bölünmeye bağlama olasılığı azaltılmıştır.</w:t>
       </w:r>
     </w:p>
     <w:p>
@@ -22,618 +780,26 @@
       <w:r>
         <w:rPr>
           <w:rFonts w:ascii="Times New Roman" w:hAnsi="Times New Roman" w:eastAsia="Times New Roman" w:cs="Times New Roman"/>
+          <w:sz w:val="22"/>
+          <w:szCs w:val="22"/>
         </w:rPr>
-        <w:t>Reyhan Onbaşı | Öğrenci No: 202612696008 | YSA F26</w:t>
+        <w:t>Özgün Digits derlemesindeki yazıcı kimlikleri, burada kullanılan sayısal özellikler ve etiketlerle birlikte bir grup değişkeni olarak sunulmadığı için, kişi bazında ayrık eğitim ve test tasarımı uygulanmamıştır. Sabit rastgele test bölümü farklı kişilere genellemeyi değil, bu derlem içindeki örneklere genellemeyi ölçer. Bu nedenle sonuçlar yazara bağımsız yeni örneklerde ölçülmüş bir başarı gibi yorumlanmamıştır.</w:t>
       </w:r>
     </w:p>
     <w:p>
       <w:pPr>
-        <w:pStyle w:val="Heading1"/>
         <w:keepNext/>
+        <w:spacing w:before="160" w:after="80"/>
+        <w:jc w:val="left"/>
       </w:pPr>
       <w:r>
         <w:rPr>
           <w:rFonts w:ascii="Times New Roman" w:hAnsi="Times New Roman" w:eastAsia="Times New Roman" w:cs="Times New Roman"/>
           <w:b/>
           <w:sz w:val="22"/>
+          <w:szCs w:val="22"/>
         </w:rPr>
-        <w:t>Özet</w:t>
-      </w:r>
-    </w:p>
-    <w:p>
-      <w:pPr>
-        <w:jc w:val="both"/>
-      </w:pPr>
-      <w:r>
-        <w:rPr>
-          <w:rFonts w:ascii="Times New Roman" w:hAnsi="Times New Roman" w:eastAsia="Times New Roman" w:cs="Times New Roman"/>
-        </w:rPr>
-        <w:t>El yazısı rakam görüntülerinin sınıflandırılması, klasik makine öğrenmesi ile derin öğrenme yaklaşımlarının ortak bir protokol altında karşılaştırılabildiği bir problemdir. Bu çalışmada scikit-learn Digits veri kümesindeki 1.797 adet 8 × 8 görüntü sınıf oranları korunarak 1.257 eğitim, 270 doğrulama ve 270 test örneğine ayrılmıştır. Beş farklı klasik algoritma ailesi ile iki çok katmanlı algılayıcı ve bir evrişimsel sinir ağı karşılaştırılmıştır.</w:t>
-      </w:r>
-    </w:p>
-    <w:p>
-      <w:pPr>
-        <w:jc w:val="both"/>
-      </w:pPr>
-      <w:r>
-        <w:rPr>
-          <w:rFonts w:ascii="Times New Roman" w:hAnsi="Times New Roman" w:eastAsia="Times New Roman" w:cs="Times New Roman"/>
-        </w:rPr>
-        <w:t>Hiperparametreler yalnızca eğitim ve doğrulama verileri kullanılarak belirlenmiştir. CNN-C doğrulama makro F1 değeri 0,99266 ile seçilmiş; bağımsız testte %98,15 doğruluk ve 0,98124 makro F1 elde etmiştir. RBF-SVM'nin test doğruluğu %98,89 olmasına karşın kesin McNemar testi p=0,6875 sonucu vermiştir. Sabit veri ayrımında CNN-C'nin beş farklı başlangıçla tekrarında ortalama test doğruluğu %98,74, örnek standart sapması yaklaşık 1,13 yüzde puandır. Üç mimarinin üçer tekrarı yalnızca doğrulama verisiyle ayrıca incelenmiştir.</w:t>
-      </w:r>
-    </w:p>
-    <w:p>
-      <w:pPr>
-        <w:jc w:val="both"/>
-      </w:pPr>
-      <w:r>
-        <w:rPr>
-          <w:rFonts w:ascii="Times New Roman" w:hAnsi="Times New Roman" w:eastAsia="Times New Roman" w:cs="Times New Roman"/>
-        </w:rPr>
-        <w:t>Bulgular, model seçiminde test verisinin kullanılmaması gerektiğini ve küçük test kümelerinde birkaç gözlemlik farkın yöntem üstünlüğü sayılmaması gerektiğini vurgular. Ek tohum deneyleri bağımsız dış doğrulama olarak değil, eğitim rastgeleliğine ilişkin keşifsel analiz olarak yorumlanmıştır.</w:t>
-      </w:r>
-    </w:p>
-    <w:p>
-      <w:pPr>
-        <w:pStyle w:val="Heading1"/>
-        <w:keepNext/>
-      </w:pPr>
-      <w:r>
-        <w:rPr>
-          <w:rFonts w:ascii="Times New Roman" w:hAnsi="Times New Roman" w:eastAsia="Times New Roman" w:cs="Times New Roman"/>
-          <w:b/>
-          <w:sz w:val="22"/>
-        </w:rPr>
-        <w:t>1. Introduction</w:t>
-      </w:r>
-    </w:p>
-    <w:p>
-      <w:pPr>
-        <w:jc w:val="both"/>
-      </w:pPr>
-      <w:r>
-        <w:rPr>
-          <w:rFonts w:ascii="Times New Roman" w:hAnsi="Times New Roman" w:eastAsia="Times New Roman" w:cs="Times New Roman"/>
-        </w:rPr>
-        <w:t>El yazısı rakamların sınıflandırılması, düşük çözünürlüklü görüntülerde örüntü tanımanın temel bir örneğidir. Aynı rakam farklı kişiler tarafından farklı kalınlık, açı ve eğrilikte yazılabilir. Bu çeşitlilik nedeniyle sayısal piksel benzerliğine dayanan bir yöntem her zaman yeterli olmayabilir. Bu çalışmada geleneksel makine öğrenmesi sınıflandırıcıları ile evrişimsel sinir ağı yaklaşımı aynı veri bölünmesi üzerinde karşılaştırılmıştır. Temel amaç yalnızca yüksek bir başarı değeri bildirmek değil, doğrulama temelli model seçimi ile bağımsız test değerlendirmesini birbirinden ayırmaktır.</w:t>
-      </w:r>
-    </w:p>
-    <w:p>
-      <w:pPr>
-        <w:jc w:val="both"/>
-      </w:pPr>
-      <w:r>
-        <w:rPr>
-          <w:rFonts w:ascii="Times New Roman" w:hAnsi="Times New Roman" w:eastAsia="Times New Roman" w:cs="Times New Roman"/>
-        </w:rPr>
-        <w:t>Çalışmanın veri kaynağı scikit-learn Digits veri kümesidir. Toplam 1.797 gözlem, 0 ile 9 arasındaki on sınıfa aittir ve her örnek 8 × 8 pikselden oluşur. Piksel değerleri 0–16 aralığındadır. Geleneksel algoritmalar için görüntüler 64 özellikli vektörlere dönüştürülürken CNN için iki boyutlu görüntü yapısı korunmuştur. Bu farklı gösterim biçimleri, algoritmaların veri yapısına uygun öğrenme özelliklerini değerlendirmek için kullanılmıştır.</w:t>
-      </w:r>
-    </w:p>
-    <w:p>
-      <w:pPr>
-        <w:jc w:val="both"/>
-      </w:pPr>
-      <w:r>
-        <w:rPr>
-          <w:rFonts w:ascii="Times New Roman" w:hAnsi="Times New Roman" w:eastAsia="Times New Roman" w:cs="Times New Roman"/>
-        </w:rPr>
-        <w:t>Deney arşivindeki ayrım 1.257 eğitim, 270 doğrulama ve 270 test örneğinden oluşur. Test kümesinin model seçimine katılmaması, raporlanan başarının iyimserlik yanlılığını azaltmak için önemlidir. Kayıtlı çıktıların incelenmesi sonucunda birden fazla klasik sınıflandırıcı ve yapay sinir ağı ailesi karşılaştırılmış; sonradan ayrıca sabit veri ayrımı altında beş farklı rastgele başlangıçla CNN kararlılık deneyi yürütülmüştür. Bu ek deney farklı test kümelerini değil, aynı ayrım koşulunda eğitim rastgeleliğinin etkisini inceler.</w:t>
-      </w:r>
-    </w:p>
-    <w:p>
-      <w:pPr>
-        <w:jc w:val="both"/>
-      </w:pPr>
-      <w:r>
-        <w:rPr>
-          <w:rFonts w:ascii="Times New Roman" w:hAnsi="Times New Roman" w:eastAsia="Times New Roman" w:cs="Times New Roman"/>
-        </w:rPr>
-        <w:t>Küçük görüntü veri kümelerindeki değerlendirmelerin özel bir güçlüğü vardır. Test kümesindeki tek bir hatalı tahmin, yüzdelik başarı değerini anlamlı görünen miktarda değiştirebilir. Bu nedenle yüzdelik başarıların basamak sayısı, belirsizliğin olduğundan daha düşük görünmesine neden olmamalıdır. Buradaki test kümesinde 270 gözlem vardır; tek bir gözlemin doğruluk üzerindeki etkisi yaklaşık 0,370 yüzde puandır. İki model arasındaki birkaç tahminlik farkı yöntem üstünlüğü olarak yorumlamak için eşleştirilmiş karşılaştırmanın sonuçları ayrıca değerlendirilmelidir.</w:t>
-      </w:r>
-    </w:p>
-    <w:p>
-      <w:pPr>
-        <w:jc w:val="both"/>
-      </w:pPr>
-      <w:r>
-        <w:rPr>
-          <w:rFonts w:ascii="Times New Roman" w:hAnsi="Times New Roman" w:eastAsia="Times New Roman" w:cs="Times New Roman"/>
-        </w:rPr>
-        <w:t>Modelin eğitime uyum sağlaması ile daha önce görmediği verilerdeki başarısı birbirinden ayrılmalıdır. Eğitim verisi üzerinde elde edilen çok yüksek doğruluk, temsil kapasitesi yüksek bir modelin örnekleri ezberlemiş olabileceği ihtimalini dışlamaz. Doğrulama kümesi eğitim sürecindeki kararların verilmesini, test kümesi ise bu kararlar sabitlendikten sonra nihai performansın değerlendirilmesini sağlar. Bu iki rolün karıştırılması, ölçülen başarının gerçeği olduğundan yüksek göstermesine neden olabilir.</w:t>
-      </w:r>
-    </w:p>
-    <w:p>
-      <w:pPr>
-        <w:jc w:val="both"/>
-      </w:pPr>
-      <w:r>
-        <w:rPr>
-          <w:rFonts w:ascii="Times New Roman" w:hAnsi="Times New Roman" w:eastAsia="Times New Roman" w:cs="Times New Roman"/>
-        </w:rPr>
-        <w:t>Bu araştırma özellikle yorumlanabilir deney tasarımını ön plana çıkarır. Karşılaştırılan yöntemlerin farklı algoritma ailelerinden seçilmesi, tek bir mimariyi farklı sayıda katmanla tekrar tekrar eğitmekten daha geniş bir karşılaştırma üretir. Aynı zamanda tek bir modelin birden fazla rastgele başlangıçla çalıştırılması, farklı bir araştırma sorusuna cevap verir: sabit veri ayrımı ve mimari altında eğitimin başlangıç koşullarına duyarlılığı. Bu iki sorunun aynı tabloda karıştırılmaması gerekir.</w:t>
-      </w:r>
-    </w:p>
-    <w:p>
-      <w:pPr>
-        <w:jc w:val="both"/>
-      </w:pPr>
-      <w:r>
-        <w:rPr>
-          <w:rFonts w:ascii="Times New Roman" w:hAnsi="Times New Roman" w:eastAsia="Times New Roman" w:cs="Times New Roman"/>
-        </w:rPr>
-        <w:t>Çalışmanın ikinci katkısı, model karşılaştırmasını yalnızca en yüksek sonucu bulma çabasına indirgememesidir. Ana deney doğrulama temelli seçimin sonuçlarını gösterirken ek CNN çalışması beş farklı başlangıcın ortalamasını ve değişkenliğini sunar. Bu düzen, modelin davranışındaki küçük değişimlerin ne kadar önemli olduğuna ilişkin daha ihtiyatlı bir yorum sağlar. Bulguların kendi deney koşullarının sınırları içinde değerlendirilmesi, sonucun gerçek dünya uygulamaları için ne anlama geldiğini daha açık hâle getirir.</w:t>
-      </w:r>
-    </w:p>
-    <w:p>
-      <w:pPr>
-        <w:jc w:val="both"/>
-      </w:pPr>
-      <w:r>
-        <w:rPr>
-          <w:rFonts w:ascii="Times New Roman" w:hAnsi="Times New Roman" w:eastAsia="Times New Roman" w:cs="Times New Roman"/>
-        </w:rPr>
-        <w:t>Bu yönüyle çalışmanın araştırma sorusu iki katmanlıdır: farklı algoritmaların sabit koşullardaki göreli performansı ve seçilmiş CNN mimarisinin eğitim rastgeleliğine duyarlılığı. Raporun yöntem ve sonuç bölümleri bu iki soruyu birbirinden ayrı tanımlar. Karşılaştırmanın amacı üretim ortamında kesin performans iddiasında bulunmak değil, deney protokolünün gerektirdiği kanıtları adım adım sunmaktır.</w:t>
-      </w:r>
-    </w:p>
-    <w:p>
-      <w:pPr>
-        <w:jc w:val="both"/>
-      </w:pPr>
-      <w:r>
-        <w:rPr>
-          <w:rFonts w:ascii="Times New Roman" w:hAnsi="Times New Roman" w:eastAsia="Times New Roman" w:cs="Times New Roman"/>
-        </w:rPr>
-        <w:t>Bu çalışmanın temel araştırma sorusu, aynı veri bölünmesiyle değerlendirilen farklı öğrenme yaklaşımlarının başarı farklarının nasıl yorumlanacağıdır. Özellikle test kümesindeki birkaç örneğin değişmesinin doğruluk yüzdesini belirgin biçimde etkileyebileceği dikkate alınmıştır. Bu nedenle yalnızca en yüksek puanın raporlanması yerine doğrulama ile test sonuçları ayrı tutulmuş, modellerin ortak ve farklı hataları incelenmiş ve CNN için farklı başlangıç koşullarında elde edilen sonuçlar birlikte değerlendirilmiştir.</w:t>
-      </w:r>
-    </w:p>
-    <w:p>
-      <w:pPr>
-        <w:pStyle w:val="Heading1"/>
-        <w:keepNext/>
-      </w:pPr>
-      <w:r>
-        <w:rPr>
-          <w:rFonts w:ascii="Times New Roman" w:hAnsi="Times New Roman" w:eastAsia="Times New Roman" w:cs="Times New Roman"/>
-          <w:b/>
-          <w:sz w:val="22"/>
-        </w:rPr>
-        <w:t>2. Literature Review</w:t>
-      </w:r>
-    </w:p>
-    <w:p>
-      <w:pPr>
-        <w:jc w:val="both"/>
-      </w:pPr>
-      <w:r>
-        <w:rPr>
-          <w:rFonts w:ascii="Times New Roman" w:hAnsi="Times New Roman" w:eastAsia="Times New Roman" w:cs="Times New Roman"/>
-        </w:rPr>
-        <w:t>LeCun ve çalışma arkadaşlarının 1998 tarihli doküman tanıma araştırması, piksellerin yerel komşuluk yapısını kullanan evrişimsel ağların görüntü sınıflandırma açısından önemini göstermiştir. Bu yaklaşım, düzleştirilmiş vektör üzerinde çalışan klasik sınıflandırıcılardan farklı bir temsil öğrenme mekanizmasına dayanır. Buradaki CNN-C deneyinin kavramsal temeli de yerel filtreleme, özellik hiyerarşisi ve sınıflandırma katmanlarının birlikte öğrenilmesidir.</w:t>
-      </w:r>
-      <w:r>
-        <w:rPr>
-          <w:rFonts w:ascii="Times New Roman" w:hAnsi="Times New Roman" w:eastAsia="Times New Roman" w:cs="Times New Roman"/>
-        </w:rPr>
-        <w:t xml:space="preserve"> [1]</w:t>
-      </w:r>
-    </w:p>
-    <w:p>
-      <w:pPr>
-        <w:jc w:val="both"/>
-      </w:pPr>
-      <w:r>
-        <w:rPr>
-          <w:rFonts w:ascii="Times New Roman" w:hAnsi="Times New Roman" w:eastAsia="Times New Roman" w:cs="Times New Roman"/>
-        </w:rPr>
-        <w:t>Cortes ve Vapnik tarafından sunulan destek vektör makineleri sınıflar arasındaki ayrımı marjini artırarak sağlamayı hedefler. RBF çekirdeği doğrusal olmayan ilişkileri yakalamayı kolaylaştırır. Bu veri kümesinde SVM yönteminin güçlü olması, boyutu görece küçük ve iyi düzenlenmiş piksellerden oluşturulan örneklerde çekirdek tabanlı karar sınırlarının başarılı olabileceği beklentisiyle uyumludur.</w:t>
-      </w:r>
-      <w:r>
-        <w:rPr>
-          <w:rFonts w:ascii="Times New Roman" w:hAnsi="Times New Roman" w:eastAsia="Times New Roman" w:cs="Times New Roman"/>
-        </w:rPr>
-        <w:t xml:space="preserve"> [3]</w:t>
-      </w:r>
-    </w:p>
-    <w:p>
-      <w:pPr>
-        <w:jc w:val="both"/>
-      </w:pPr>
-      <w:r>
-        <w:rPr>
-          <w:rFonts w:ascii="Times New Roman" w:hAnsi="Times New Roman" w:eastAsia="Times New Roman" w:cs="Times New Roman"/>
-        </w:rPr>
-        <w:t>Breiman’ın Random Forest yaklaşımı çok sayıda karar ağacından elde edilen tahminleri birleştirir. Friedman’ın Gradient Boosting yöntemi ise ardışık zayıf öğrenicilerin hatalarını azaltmayı hedefleyen topluluk yaklaşımıdır. İki yöntemin tek bir ağaçtan farklı olarak tahmin varyansını ve yanlılığı yönetme biçimleri, görüntü verisi üzerindeki farklı sonuçları yorumlamak için önemlidir.</w:t>
-      </w:r>
-      <w:r>
-        <w:rPr>
-          <w:rFonts w:ascii="Times New Roman" w:hAnsi="Times New Roman" w:eastAsia="Times New Roman" w:cs="Times New Roman"/>
-        </w:rPr>
-        <w:t xml:space="preserve"> [4, 5]</w:t>
-      </w:r>
-    </w:p>
-    <w:p>
-      <w:pPr>
-        <w:jc w:val="both"/>
-      </w:pPr>
-      <w:r>
-        <w:rPr>
-          <w:rFonts w:ascii="Times New Roman" w:hAnsi="Times New Roman" w:eastAsia="Times New Roman" w:cs="Times New Roman"/>
-        </w:rPr>
-        <w:t>Cover ve Hart tarafından incelenen en yakın komşu sınıflandırması eğitim verisine olan uzaklığa dayalı basit ama etkili bir temel yöntem sağlar. Lojistik regresyon ise karar fonksiyonunun girdilerle ilişkisini doğrusal parametrelerle ifade eder. Bu çalışmada farklı algoritma ailelerini bir arada değerlendirmek, başarıyı yalnızca sinir ağı mimarisine bağlamadan yorumlayabilmek için önemlidir.</w:t>
-      </w:r>
-      <w:r>
-        <w:rPr>
-          <w:rFonts w:ascii="Times New Roman" w:hAnsi="Times New Roman" w:eastAsia="Times New Roman" w:cs="Times New Roman"/>
-        </w:rPr>
-        <w:t xml:space="preserve"> [6, 7]</w:t>
-      </w:r>
-    </w:p>
-    <w:p>
-      <w:pPr>
-        <w:jc w:val="both"/>
-      </w:pPr>
-      <w:r>
-        <w:rPr>
-          <w:rFonts w:ascii="Times New Roman" w:hAnsi="Times New Roman" w:eastAsia="Times New Roman" w:cs="Times New Roman"/>
-        </w:rPr>
-        <w:t>Rumelhart ve arkadaşlarının geri yayılım yaklaşımı öğrenilebilir ağırlıkların kayıp gradyanıyla güncellenmesini açıklamıştır. Daha sonra büyük ölçekli görüntü sınıflandırması için derin evrişimsel ağların kullanımı Krizhevsky ve arkadaşlarının ImageNet çalışmasıyla önemli bir görünürlük kazanmıştır. Ancak büyük veri üzerinde kurulmuş başarı beklentilerini doğrudan 1.797 örnekli Digits kümesine aktarmak mümkün değildir.</w:t>
-      </w:r>
-      <w:r>
-        <w:rPr>
-          <w:rFonts w:ascii="Times New Roman" w:hAnsi="Times New Roman" w:eastAsia="Times New Roman" w:cs="Times New Roman"/>
-        </w:rPr>
-        <w:t xml:space="preserve"> [8, 9]</w:t>
-      </w:r>
-    </w:p>
-    <w:p>
-      <w:pPr>
-        <w:jc w:val="both"/>
-      </w:pPr>
-      <w:r>
-        <w:rPr>
-          <w:rFonts w:ascii="Times New Roman" w:hAnsi="Times New Roman" w:eastAsia="Times New Roman" w:cs="Times New Roman"/>
-        </w:rPr>
-        <w:t>Srivastava ve arkadaşlarının dropout yöntemi eğitim sırasında bazı bağlantıları geçici olarak etkin dışı bırakıp eş-uyum riskini azaltır. Ioffe ve Szegedy’nin batch normalization yöntemi eğitim davranışını düzenler; Kingma ve Ba tarafından geliştirilen Adam optimizasyonu gradyan temelli güncellemeleri adaptif hâle getirir. Bu yöntemlerin bir arada bulunması, doğrulama eğrilerinin yorumlanmasını gereksiz kılmaz.</w:t>
-      </w:r>
-      <w:r>
-        <w:rPr>
-          <w:rFonts w:ascii="Times New Roman" w:hAnsi="Times New Roman" w:eastAsia="Times New Roman" w:cs="Times New Roman"/>
-        </w:rPr>
-        <w:t xml:space="preserve"> [10, 11, 12]</w:t>
-      </w:r>
-    </w:p>
-    <w:p>
-      <w:pPr>
-        <w:jc w:val="both"/>
-      </w:pPr>
-      <w:r>
-        <w:rPr>
-          <w:rFonts w:ascii="Times New Roman" w:hAnsi="Times New Roman" w:eastAsia="Times New Roman" w:cs="Times New Roman"/>
-        </w:rPr>
-        <w:t>Kohavi’nin çapraz doğrulama ve bootstrap karşılaştırmaları model değerlendirme yönteminin önemini vurgular. Cawley ve Talbot, model seçiminin kendisinin de aşırı uyum yaratabileceğine dikkat çeker. Varoquaux ise küçük örneklem koşullarındaki geniş belirsizlik aralıklarının altını çizmiştir. Böylece bu projedeki yüksek yüzde değerleri, özellikle çok sayıda tekrar deneme yapıldığında dikkatle değerlendirilmelidir.</w:t>
-      </w:r>
-      <w:r>
-        <w:rPr>
-          <w:rFonts w:ascii="Times New Roman" w:hAnsi="Times New Roman" w:eastAsia="Times New Roman" w:cs="Times New Roman"/>
-        </w:rPr>
-        <w:t xml:space="preserve"> [13, 19, 20]</w:t>
-      </w:r>
-    </w:p>
-    <w:p>
-      <w:pPr>
-        <w:jc w:val="both"/>
-      </w:pPr>
-      <w:r>
-        <w:rPr>
-          <w:rFonts w:ascii="Times New Roman" w:hAnsi="Times New Roman" w:eastAsia="Times New Roman" w:cs="Times New Roman"/>
-        </w:rPr>
-        <w:t>Dietterich’in sınıflandırıcı karşılaştırmaları üzerine değerlendirmesi ve McNemar’ın eşleştirilmiş oranlar testi, aynı test gözlemlerinde oluşan farklılıkların yalnızca çıplak doğruluk puanıyla sınırlı kalmaması gerektiğini gösterir. Efron ve Tibshirani tarafından sistemleştirilen bootstrap yöntemleri ise karşılaştırmadaki belirsizliği örnekleme yoluyla ifade etmeye yardımcı olur.</w:t>
-      </w:r>
-      <w:r>
-        <w:rPr>
-          <w:rFonts w:ascii="Times New Roman" w:hAnsi="Times New Roman" w:eastAsia="Times New Roman" w:cs="Times New Roman"/>
-        </w:rPr>
-        <w:t xml:space="preserve"> [14, 15, 16]</w:t>
-      </w:r>
-    </w:p>
-    <w:p>
-      <w:pPr>
-        <w:jc w:val="both"/>
-      </w:pPr>
-      <w:r>
-        <w:rPr>
-          <w:rFonts w:ascii="Times New Roman" w:hAnsi="Times New Roman" w:eastAsia="Times New Roman" w:cs="Times New Roman"/>
-        </w:rPr>
-        <w:t>Sokolova ve Lapalme sınıflandırma metriklerinin farklı özelliklerini sistematik biçimde tartışmıştır. Fawcett, ROC eğrisinin model başarısını farklı karar eşiklerinde değerlendirme amacıyla kullanılabileceğini göstermiştir. Bu projede accuracy yanında Macro F1 ve ROC-AUC sunulması, ölçümün tek sayıya indirgenmemesi için tercih edilmiştir.</w:t>
-      </w:r>
-      <w:r>
-        <w:rPr>
-          <w:rFonts w:ascii="Times New Roman" w:hAnsi="Times New Roman" w:eastAsia="Times New Roman" w:cs="Times New Roman"/>
-        </w:rPr>
-        <w:t xml:space="preserve"> [17, 18]</w:t>
-      </w:r>
-    </w:p>
-    <w:p>
-      <w:pPr>
-        <w:jc w:val="both"/>
-      </w:pPr>
-      <w:r>
-        <w:rPr>
-          <w:rFonts w:ascii="Times New Roman" w:hAnsi="Times New Roman" w:eastAsia="Times New Roman" w:cs="Times New Roman"/>
-        </w:rPr>
-        <w:t>Pedregosa ve arkadaşlarının scikit-learn yazılımına ilişkin çalışması, çok sayıda algoritmanın ortak API ile karşılaştırılmasını mümkün kılan bir uygulama zemini sunar. TensorFlow yazılımının büyük ölçekli öğrenme altyapısı da derin modellerin eğitilmesinde kullanılan ekosisteme katkıda bulunmuştur. Kullanılan yazılım ve paket sürümlerini raporlamak, bir deneyin tekrar üretilebilmesine yardımcı olur.</w:t>
-      </w:r>
-      <w:r>
-        <w:rPr>
-          <w:rFonts w:ascii="Times New Roman" w:hAnsi="Times New Roman" w:eastAsia="Times New Roman" w:cs="Times New Roman"/>
-        </w:rPr>
-        <w:t xml:space="preserve"> [2, 22]</w:t>
-      </w:r>
-      <w:r>
-        <w:rPr>
-          <w:rFonts w:ascii="Times New Roman" w:hAnsi="Times New Roman" w:eastAsia="Times New Roman" w:cs="Times New Roman"/>
-        </w:rPr>
-        <w:t xml:space="preserve"> PyTorch [21] literatürde başka bir yaygın derin öğrenme altyapısıdır; bu deneyde PyTorch ile model eğitimi yapılmamıştır.</w:t>
-      </w:r>
-    </w:p>
-    <w:p>
-      <w:pPr>
-        <w:jc w:val="both"/>
-      </w:pPr>
-      <w:r>
-        <w:rPr>
-          <w:rFonts w:ascii="Times New Roman" w:hAnsi="Times New Roman" w:eastAsia="Times New Roman" w:cs="Times New Roman"/>
-        </w:rPr>
-        <w:t>Sınıflandırma literatüründe sık karşılaşılan bir sorun, farklı veri kümeleri ve farklı test koşulları altında raporlanan doğrulukların doğrudan karşılaştırılmasıdır. Oysa aynı algoritma uygulamasının farklı ayrımlarda veya farklı ön işleme tercihleriyle farklı performans göstermesi mümkündür. Bu nedenle deneysel çalışmalarda veri bölünmesi, veri dönüşümleri, model seçimi ve kullanılan metrikler şeffaf biçimde belgelenmelidir. Eğitim boyunca test kümesinden gelen sinyallerin karar mekanizmasına karışmaması bu belgelemenin en önemli parçasıdır.</w:t>
-      </w:r>
-    </w:p>
-    <w:p>
-      <w:pPr>
-        <w:jc w:val="both"/>
-      </w:pPr>
-      <w:r>
-        <w:rPr>
-          <w:rFonts w:ascii="Times New Roman" w:hAnsi="Times New Roman" w:eastAsia="Times New Roman" w:cs="Times New Roman"/>
-        </w:rPr>
-        <w:t>Evrişimsel ağların güçlü yönlerinden biri, komşu pikseller arasındaki yerel örüntüleri filtreler aracılığıyla temsil edebilmesidir. Bununla birlikte yalnızca sekiz piksel genişliğinde görüntülerde derinlik ve havuzlama tercihleri farklı sonuçlara yol açabilir. Küçük görüntüler için daha büyük ağın otomatik olarak daha başarılı olacağı söylenemez. Regularization, model kapasitesi, öğrenme hızı ve veri miktarı birlikte değerlendirilmelidir. Bu bakımdan CNN-C mimarisi için kaydedilmiş parametreler, sonraki çalışmaların karşılaştırılabilirliğini sağlar.</w:t>
-      </w:r>
-    </w:p>
-    <w:p>
-      <w:pPr>
-        <w:jc w:val="both"/>
-      </w:pPr>
-      <w:r>
-        <w:rPr>
-          <w:rFonts w:ascii="Times New Roman" w:hAnsi="Times New Roman" w:eastAsia="Times New Roman" w:cs="Times New Roman"/>
-        </w:rPr>
-        <w:t>Performans ölçümleri konusu literatürde merkezi bir yer tutar. Accuracy dengeli kümelerde kolay yorumlanabilir, fakat tek başına hangi sınıfların daha zor olduğunu göstermeyebilir. Sınıf başına precision ve recall, belirli rakamların karıştırılmasını incelemek için yararlıdır. Macro F1'in her sınıfa eşit ağırlık vermesi, performansı yalnızca örnek sayısı yüksek sınıfların belirlemesini engeller. Çok sınıflı ROC-AUC ise modelin olasılıksal ayrıştırma davranışına başka bir bakış sunar.</w:t>
-      </w:r>
-    </w:p>
-    <w:p>
-      <w:pPr>
-        <w:jc w:val="both"/>
-      </w:pPr>
-      <w:r>
-        <w:rPr>
-          <w:rFonts w:ascii="Times New Roman" w:hAnsi="Times New Roman" w:eastAsia="Times New Roman" w:cs="Times New Roman"/>
-        </w:rPr>
-        <w:t>Çok sayıda deneme yapılan projelerde model seçiminin test verisine dolaylı uyum sağlama tehlikesi vardır. Bir araştırmacı test sonucunu inceledikten sonra tekrar tekrar yeni modeller dener ve sonunda en yüksek puanı raporlarsa, bu değer bağımsız değerlendirme özelliğini kısmen kaybetmiş olur. Cawley ve Talbot tarafından incelenen model seçim yanlılığı burada doğrudan önem taşır. Bu nedenle son deneylerin önceki test sonuçları görüldükten sonra yapıldığı açıkça belirtilmekte, nihai yorum ortalama ve sınırlar üzerinden kurulmaktadır.</w:t>
-      </w:r>
-    </w:p>
-    <w:p>
-      <w:pPr>
-        <w:pStyle w:val="Heading1"/>
-        <w:keepNext/>
-      </w:pPr>
-      <w:r>
-        <w:rPr>
-          <w:rFonts w:ascii="Times New Roman" w:hAnsi="Times New Roman" w:eastAsia="Times New Roman" w:cs="Times New Roman"/>
-          <w:b/>
-          <w:sz w:val="22"/>
-        </w:rPr>
-        <w:t>3. Materials and Methods</w:t>
-      </w:r>
-    </w:p>
-    <w:p>
-      <w:pPr>
-        <w:jc w:val="both"/>
-      </w:pPr>
-      <w:r>
-        <w:rPr>
-          <w:rFonts w:ascii="Times New Roman" w:hAnsi="Times New Roman" w:eastAsia="Times New Roman" w:cs="Times New Roman"/>
-        </w:rPr>
-        <w:t>Ön işleme aşamasında görüntülerin ölçüm aralığı ve algoritmaların beklediği girdi biçimi dikkate alınmıştır. CNN deneyinde piksel değerleri 16'ya bölünerek [0,1] aralığına ölçeklenmiş ve her görüntü (8,8,1) tensörüne dönüştürülmüştür. Bu dönüşüm veri kümesinin bilinen sabit piksel aralığına dayandığından öğrenilmiş bir test istatistiği içermez. Klasik yöntemlerde eğitim verisinden öğrenilmesi gereken dönüşümler varsa bunların yalnızca eğitim kümesi üzerinde fit edilmesi gerekir; her model için arşivdeki işlem hattı ayrıca kontrol edilmelidir.</w:t>
-      </w:r>
-    </w:p>
-    <w:p>
-      <w:pPr>
-        <w:jc w:val="both"/>
-      </w:pPr>
-      <w:r>
-        <w:rPr>
-          <w:rFonts w:ascii="Times New Roman" w:hAnsi="Times New Roman" w:eastAsia="Times New Roman" w:cs="Times New Roman"/>
-        </w:rPr>
-        <w:t>Özgün deney kapsamında Logistic Regression, RBF çekirdekli SVM, Random Forest, KNN, Gradient Boosting ve sinir ağı modelleri değerlendirilmiştir. Bu algoritmalar farklı öğrenme varsayımlarını temsil eder: doğrusal karar sınırları, çekirdek yöntemleri, komşuluk benzerliği, ağaç toplulukları ve öğrenilen görüntü temsilleri. Yöntemlerin yalnızca hiperparametre sürümleri birbirinden bağımsız algoritma olarak sayılmamıştır.</w:t>
-      </w:r>
-    </w:p>
-    <w:p>
-      <w:pPr>
-        <w:jc w:val="both"/>
-      </w:pPr>
-      <w:r>
-        <w:rPr>
-          <w:rFonts w:ascii="Times New Roman" w:hAnsi="Times New Roman" w:eastAsia="Times New Roman" w:cs="Times New Roman"/>
-        </w:rPr>
-        <w:t>CNN-C modeli 32 filtreli iki evrişim katmanı, batch normalization, havuzlama, dropout, 64 filtreli bir ek evrişim, global ortalama havuzlama ve yoğun katmanlar içerir. Dropout oranı 0,30, L2 katsayısı 0,0001, Adam öğrenme oranı 0,001 ve minibatch büyüklüğü 32 olarak kaydedilmiştir. Derin ağın nihai sınıflandırma katmanı 10 çıkışlı softmax yapısıdır. Kayıtlı mimarinin toplam parametre sayısı 33.002'dir.</w:t>
-      </w:r>
-    </w:p>
-    <w:p>
-      <w:pPr>
-        <w:jc w:val="both"/>
-      </w:pPr>
-      <w:r>
-        <w:rPr>
-          <w:rFonts w:ascii="Times New Roman" w:hAnsi="Times New Roman" w:eastAsia="Times New Roman" w:cs="Times New Roman"/>
-        </w:rPr>
-        <w:t>Ana deneyde model seçimi doğrulama performansına dayandırılmıştır. Beş-seed ek deneyde her koşu için en düşük doğrulama kaybındaki ağırlıklar tutulmuş, erken durdurma yaklaşımı kullanılmıştır. Eğitim en fazla 250 epoch olarak planlanmasına rağmen en uygun kayıt noktası koşuya göre değişmiştir. Böylece tek bir rastgele başlangıca bağımlı performans bildirme sorunu azaltılmaya çalışılmıştır.</w:t>
-      </w:r>
-    </w:p>
-    <w:p>
-      <w:pPr>
-        <w:jc w:val="both"/>
-      </w:pPr>
-      <w:r>
-        <w:rPr>
-          <w:rFonts w:ascii="Times New Roman" w:hAnsi="Times New Roman" w:eastAsia="Times New Roman" w:cs="Times New Roman"/>
-        </w:rPr>
-        <w:t>Doğruluk, tüm gözlemler içinde doğru tahminlerin payını gösterir. Macro F1 ise her sınıfın F1 skorunu eşit ağırlıkla ortalayarak sınıf bazlı performans dengesini daha iyi görünür kılar. ROC-AUC, tek eşik üzerinden verilen kararların ötesinde ayrıştırma başarısını özetler. Model karşılaştırmasında doğrulama ve test sonuçlarını ayrı göstermek gereklidir; test kümesinden öğrendikten sonra yeni denemeler tasarlamak bilimsel olarak ek seçim yanlılığı doğurabilir.</w:t>
-      </w:r>
-    </w:p>
-    <w:p>
-      <w:pPr>
-        <w:jc w:val="both"/>
-      </w:pPr>
-      <w:r>
-        <w:rPr>
-          <w:rFonts w:ascii="Times New Roman" w:hAnsi="Times New Roman" w:eastAsia="Times New Roman" w:cs="Times New Roman"/>
-        </w:rPr>
-        <w:t>Tek Colab oturumunda, sabit rastgele bölünme (seed=42) için eğitim, doğrulama ve test indeksleri split_indices.npz dosyasında saklanmıştır. Üç kümenin kesişmediği, sayılarının 1.257/270/270 olduğu ve toplamda 1.797 ayrı indeksi kapsadığı doğrulanmıştır. Klasik modeller için StandardScaler gibi eğitimden öğrenilen ön işlemler çapraz doğrulama sırasında Pipeline içinde uygulanmış, CNN girdisi ise veri kümesinin bilinen 0–16 piksel aralığından [0,1] aralığına getirilmiştir.</w:t>
-      </w:r>
-    </w:p>
-    <w:p>
-      <w:pPr>
-        <w:jc w:val="both"/>
-      </w:pPr>
-      <w:r>
-        <w:rPr>
-          <w:rFonts w:ascii="Times New Roman" w:hAnsi="Times New Roman" w:eastAsia="Times New Roman" w:cs="Times New Roman"/>
-        </w:rPr>
-        <w:t>Sınıflandırıcıları karşılaştırırken algoritmanın girdiye ilişkin varsayımları da dikkate alınmıştır. KNN örnekler arasındaki uzaklık ilişkisini, SVM dönüştürülmüş özellik uzayındaki marjini, ağaç toplulukları özelliklere dayalı bölme kurallarını ve CNN yerel uzamsal filtreleri kullanır. Bu farklılıklar, aynı veri bölünmesi üzerinde elde edilen sonuçların neden bire bir eşit olmayabileceğini açıklayan temel mekanizmalardır. Bu çalışmada temel değerlendirme, algoritmaların teorik üstünlüğüne değil söz konusu veri kümesindeki gözlenen davranışına odaklanmıştır.</w:t>
-      </w:r>
-    </w:p>
-    <w:p>
-      <w:pPr>
-        <w:jc w:val="both"/>
-      </w:pPr>
-      <w:r>
-        <w:rPr>
-          <w:rFonts w:ascii="Times New Roman" w:hAnsi="Times New Roman" w:eastAsia="Times New Roman" w:cs="Times New Roman"/>
-        </w:rPr>
-        <w:t>Ölçekleme, özellik seçimi veya parametre ayarı eğitim örneklerinden öğreniliyorsa bu işlem test verisi kullanılarak gerçekleştirilmemelidir. Sabit bölünme sonrasında eğitim örnekleriyle fit edilen herhangi bir dönüşüm doğrulama ve test örneklerine yalnızca transform olarak uygulanmalıdır. scikit-learn Pipeline yaklaşımı bu işlem sırasını güvence altına almak için uygun bir araçtır. CNN'nin sabit 0–16 piksel aralığını 16'ya bölerek normalleştirmesi ise veri üzerinden tahmin edilen bir ölçek parametresi gerektirmez.</w:t>
-      </w:r>
-      <w:r>
-        <w:rPr>
-          <w:rFonts w:ascii="Times New Roman" w:hAnsi="Times New Roman" w:eastAsia="Times New Roman" w:cs="Times New Roman"/>
-        </w:rPr>
-        <w:t xml:space="preserve"> [2, 13, 20]</w:t>
-      </w:r>
-    </w:p>
-    <w:p>
-      <w:pPr>
-        <w:jc w:val="both"/>
-      </w:pPr>
-      <w:r>
-        <w:rPr>
-          <w:rFonts w:ascii="Times New Roman" w:hAnsi="Times New Roman" w:eastAsia="Times New Roman" w:cs="Times New Roman"/>
-        </w:rPr>
-        <w:t>Farklı başlangıç tohumları, ağırlıkların ilk değerleri ve eğitim sürecindeki rastgeleliğin bir bölümünü kontrol etmeye yardımcı olur. Aynı tohum değerleri farklı donanım, sürücü veya kütüphane sürümlerinde birebir aynı çıktıyı garanti etmez. Bu araştırmanın ana deney, beş tohumlu kararlılık ve dokuz doğrulama eğitimi tek Google Colab oturumunda yürütülmüş; Python, TensorFlow, Keras ve scikit-learn sürümleri sonuç arşivine kaydedilmiştir.</w:t>
-      </w:r>
-    </w:p>
-    <w:p>
-      <w:pPr>
-        <w:jc w:val="both"/>
-      </w:pPr>
-      <w:r>
-        <w:rPr>
-          <w:rFonts w:ascii="Times New Roman" w:hAnsi="Times New Roman" w:eastAsia="Times New Roman" w:cs="Times New Roman"/>
-        </w:rPr>
-        <w:t>Model seçimi doğrulama kaybının en düşük olduğu eğitim noktasına dayanır. Erken durdurma, uzun eğitim süreçlerinde doğrulama performansı kötüleşirken gereksiz epoch sayısını sınırlamaya yardımcı olur. En iyi ağırlıkların yeniden yüklenmesi, son epoch ağırlıklarının rastlantısal biçimde seçilmesini önler. Bu mekanizmaların birlikte kullanılması overfitting riskini azaltabilir; ancak test başarısı, doğrulama kaybı ve eğitim eğrilerinin incelenmesi hâlâ gereklidir.</w:t>
-      </w:r>
-    </w:p>
-    <w:p>
-      <w:pPr>
-        <w:jc w:val="both"/>
-      </w:pPr>
-      <w:r>
-        <w:rPr>
-          <w:rFonts w:ascii="Times New Roman" w:hAnsi="Times New Roman" w:eastAsia="Times New Roman" w:cs="Times New Roman"/>
-        </w:rPr>
-        <w:t>Test performansını hesaplarken kullanılan bölünmenin değişmemesi özellikle önemlidir. Eğer modeller farklı test kümelerinde değerlendirilseydi aralarındaki küçük başarı farkları yöntem etkisi ile örnekleme etkisini aynı anda yansıtabilirdi. Burada aynı test gözlemleri üzerinde karşılaştırma yapılabildiğinden CNN–SVM çifti için eşleştirilmiş doğruluk durumu doğrudan analiz edilmiştir. McNemar testi, sadece toplam doğru sayılarından değil iki yöntemin aynı gözlemler üzerindeki uyuşmazlıklarından yararlanır.</w:t>
-      </w:r>
-      <w:r>
-        <w:rPr>
-          <w:rFonts w:ascii="Times New Roman" w:hAnsi="Times New Roman" w:eastAsia="Times New Roman" w:cs="Times New Roman"/>
-        </w:rPr>
-        <w:t xml:space="preserve"> [14, 15, 16]</w:t>
-      </w:r>
-    </w:p>
-    <w:p>
-      <w:pPr>
-        <w:jc w:val="both"/>
-      </w:pPr>
-      <w:r>
-        <w:rPr>
-          <w:rFonts w:ascii="Times New Roman" w:hAnsi="Times New Roman" w:eastAsia="Times New Roman" w:cs="Times New Roman"/>
-        </w:rPr>
-        <w:t>Veri bölünmesi hakkında raporlamanın amacı yalnızca toplam örnek sayısını bildirmek değildir. Aynı örneğin hem eğitim hem test kümesinde bulunmaması sağlanmalı, her bölünmedeki sınıf dağılımı makul düzeyde olmalıdır. Kayıtlı indeksler üzerinde yapılan bütünlük kontrolü, her gözlemin yalnızca bir bölünmede bulunduğunu doğrulamaktadır. Bu güvence yeni kararlılık deneyi için de önemlidir. Model aynı test kümesinde değerlendirildiğinden rastgeleliğin neden olduğu değişimler farklı test örneklerinin seçilmesiyle karıştırılmamaktadır. Bununla birlikte bir kişinin tüm örneklerini aynı bölünmede tutan grup tabanlı bir protokol uygulanıp uygulanmadığı mevcut arşivden doğrulanamaz.</w:t>
-      </w:r>
-    </w:p>
-    <w:p>
-      <w:pPr>
-        <w:jc w:val="both"/>
-      </w:pPr>
-      <w:r>
-        <w:rPr>
-          <w:rFonts w:ascii="Times New Roman" w:hAnsi="Times New Roman" w:eastAsia="Times New Roman" w:cs="Times New Roman"/>
-        </w:rPr>
-        <w:t>Deney sonuçlarının hesaplanmasında etiket tahminleri ve tahmin olasılıkları farklı amaçlarla kullanılır. Doğruluk ve Macro F1 için her test örneğinin tahmin edilen sınıfı gerekirken ROC-AUC için sınıf olasılıklarının karşılaştırılması önemlidir. Bu nedenle model dosyalarının yanında tahmin CSV ve NumPy olasılık dosyalarının da saklanması, sonradan yapılan değerlendirmelerin yeniden üretilebilmesini sağlar. Farklı hesaplama kütüphanesi sürümleri küçük nümerik farklara yol açabildiğinden ortam bilgileri ayrıca korunmuştur. Bu yaklaşım, raporlanan bir yüzde değerinin kaynağını izlemeyi kolaylaştırır.</w:t>
-      </w:r>
-    </w:p>
-    <w:p>
-      <w:pPr>
-        <w:jc w:val="both"/>
-      </w:pPr>
-      <w:r>
-        <w:rPr>
-          <w:rFonts w:ascii="Times New Roman" w:hAnsi="Times New Roman" w:eastAsia="Times New Roman" w:cs="Times New Roman"/>
-        </w:rPr>
-        <w:t>Klasik yöntemlerle CNN arasında eşit koşullar sağlanırken girdi biçimi zorunlu olarak farklılaşmaktadır. CNN görüntünün satır ve sütun düzenini korur; klasik sınıflandırıcıların çoğu ise tek boyutlu özellik vektörü bekler. Bu dönüşüm temel piksel bilgisini ortadan kaldırmaz, ancak uzamsal komşuluk ilişkilerinin açık biçimde işlenmesini değiştirir. Bu nedenle sonuçların tamamını yalnızca optimizasyon algoritmasına bağlamak doğru olmaz. Öğrenilen temsilin biçimi de değerlendirmeye dahil edilmelidir. Yöntemler bölümünde bu ayrımın belirtilmesi karşılaştırmanın kapsamını açıklaştırır.</w:t>
-      </w:r>
-    </w:p>
-    <w:p>
-      <w:pPr>
-        <w:jc w:val="both"/>
-      </w:pPr>
-      <w:r>
-        <w:rPr>
-          <w:rFonts w:ascii="Times New Roman" w:hAnsi="Times New Roman" w:eastAsia="Times New Roman" w:cs="Times New Roman"/>
-        </w:rPr>
-        <w:t>Bir modelin kaydedilmiş ağırlıklarını yeniden yükleyerek tahmin elde etmek ile sıfırdan eğitimini tekrarlamak aynı şey değildir. Yeniden yükleme kayıtlı modelin değerlendirmesini doğrulayabilir, ancak eğitim rastgeleliğinin etkisini göstermez. Beş seed çalışması bu ikinci soruya yanıt arar. Bunun için model her koşuda yeniden başlatılır, farklı seed ile eğitilir ve önceden belirlenen doğrulama kaybı ölçütüne göre saklanır. Sonuçlar daha sonra aynı test kümesinde değerlendirilir. Bu prosedürün açık biçimde belgelenmesi, sonucun neyi ölçtüğünü doğru tanımlar.</w:t>
-      </w:r>
-    </w:p>
-    <w:p>
-      <w:pPr>
-        <w:jc w:val="both"/>
-      </w:pPr>
-      <w:r>
-        <w:rPr>
-          <w:rFonts w:ascii="Times New Roman" w:hAnsi="Times New Roman" w:eastAsia="Times New Roman" w:cs="Times New Roman"/>
-        </w:rPr>
-        <w:t>Ana deneyin son performans tablosu table_6_final_performance.csv, CNN kararlılık sonuçları all_five_runs.csv ve ek mimari karşılaştırmaları validation_summary.csv üzerinden alınmıştır. Şekiller, aynı Colab oturumunda kaydedilen sonuç ve eğitim geçmişlerinden hazırlanmıştır. Raporlama sırasında yeni model eğitimi gerçekleştirilmemiş veya test sonuçlarına bakarak en yüksek seed nihai model olarak seçilmemiştir.</w:t>
-      </w:r>
-    </w:p>
-    <w:p>
-      <w:pPr>
-        <w:keepNext/>
-        <w:spacing w:before="140" w:after="80"/>
-      </w:pPr>
-      <w:r>
-        <w:rPr>
-          <w:rFonts w:ascii="Times New Roman" w:hAnsi="Times New Roman" w:eastAsia="Times New Roman" w:cs="Times New Roman"/>
-          <w:b/>
-          <w:sz w:val="20"/>
-        </w:rPr>
-        <w:t>Tablo 1. Eğitim, doğrulama ve test ayrımı</w:t>
+        <w:t>Tablo 2. Sabit eğitim, doğrulama ve test ayrımı</w:t>
       </w:r>
     </w:p>
     <w:tbl>
@@ -641,51 +807,83 @@
         <w:tblStyle w:val="TableGrid"/>
         <w:tblW w:type="auto" w:w="0"/>
         <w:jc w:val="center"/>
+        <w:tblLayout w:type="autofit"/>
         <w:tblLook w:firstColumn="1" w:firstRow="1" w:lastColumn="0" w:lastRow="0" w:noHBand="0" w:noVBand="1" w:val="04A0"/>
       </w:tblPr>
       <w:tblGrid>
-        <w:gridCol w:w="4759"/>
-        <w:gridCol w:w="4759"/>
+        <w:gridCol w:w="3969"/>
+        <w:gridCol w:w="2268"/>
+        <w:gridCol w:w="2268"/>
       </w:tblGrid>
       <w:tr>
         <w:trPr>
+          <w:tblHeader w:val="true"/>
           <w:cantSplit/>
+          <w:tblHeader w:val="true"/>
         </w:trPr>
         <w:tc>
           <w:tcPr>
-            <w:tcW w:type="dxa" w:w="4759"/>
+            <w:tcW w:type="dxa" w:w="3043"/>
+            <w:shd w:fill="EEF1F5"/>
             <w:vAlign w:val="center"/>
           </w:tcPr>
           <w:p>
             <w:pPr>
-              <w:keepNext/>
+              <w:spacing w:after="20" w:line="240" w:lineRule="auto" w:before="20"/>
+              <w:jc w:val="center"/>
             </w:pPr>
             <w:r>
               <w:rPr>
-                <w:rFonts w:ascii="Times New Roman" w:hAnsi="Times New Roman" w:eastAsia="Times New Roman" w:cs="Times New Roman"/>
+                <w:rFonts w:ascii="Times New Roman" w:hAnsi="Times New Roman" w:cs="Times New Roman" w:eastAsia="Times New Roman"/>
                 <w:b/>
-                <w:sz w:val="18"/>
+                <w:sz w:val="22"/>
+                <w:szCs w:val="22"/>
               </w:rPr>
-              <w:t>Veri ayrimi</w:t>
+              <w:t>Veri bölümü</w:t>
             </w:r>
           </w:p>
         </w:tc>
         <w:tc>
           <w:tcPr>
-            <w:tcW w:type="dxa" w:w="4759"/>
+            <w:tcW w:type="dxa" w:w="3043"/>
+            <w:shd w:fill="EEF1F5"/>
             <w:vAlign w:val="center"/>
           </w:tcPr>
           <w:p>
             <w:pPr>
-              <w:keepNext/>
+              <w:spacing w:after="20" w:line="240" w:lineRule="auto" w:before="20"/>
+              <w:jc w:val="center"/>
             </w:pPr>
             <w:r>
               <w:rPr>
-                <w:rFonts w:ascii="Times New Roman" w:hAnsi="Times New Roman" w:eastAsia="Times New Roman" w:cs="Times New Roman"/>
+                <w:rFonts w:ascii="Times New Roman" w:hAnsi="Times New Roman" w:cs="Times New Roman" w:eastAsia="Times New Roman"/>
                 <w:b/>
-                <w:sz w:val="18"/>
+                <w:sz w:val="22"/>
+                <w:szCs w:val="22"/>
               </w:rPr>
-              <w:t>Ornek sayisi</w:t>
+              <w:t>Örnek sayısı</w:t>
+            </w:r>
+          </w:p>
+        </w:tc>
+        <w:tc>
+          <w:tcPr>
+            <w:tcW w:type="dxa" w:w="3043"/>
+            <w:shd w:fill="EEF1F5"/>
+            <w:vAlign w:val="center"/>
+          </w:tcPr>
+          <w:p>
+            <w:pPr>
+              <w:spacing w:after="20" w:line="240" w:lineRule="auto" w:before="20"/>
+              <w:jc w:val="center"/>
+            </w:pPr>
+            <w:r>
+              <w:rPr>
+                <w:rFonts w:ascii="Times New Roman" w:hAnsi="Times New Roman" w:cs="Times New Roman" w:eastAsia="Times New Roman"/>
+                <w:b/>
+                <w:sz w:val="22"/>
+                <w:szCs w:val="22"/>
+              </w:rPr>
+              <w:t>Oran</w:t>
             </w:r>
           </w:p>
         </w:tc>
@@ -693,40 +891,65 @@
       <w:tr>
         <w:trPr>
           <w:cantSplit/>
+          <w:cantSplit/>
         </w:trPr>
         <w:tc>
           <w:tcPr>
-            <w:tcW w:type="dxa" w:w="4759"/>
+            <w:tcW w:type="dxa" w:w="3969"/>
             <w:vAlign w:val="center"/>
           </w:tcPr>
           <w:p>
             <w:pPr>
-              <w:keepNext/>
+              <w:spacing w:after="20" w:line="240" w:lineRule="auto" w:before="20"/>
+              <w:jc w:val="left"/>
             </w:pPr>
             <w:r>
               <w:rPr>
-                <w:rFonts w:ascii="Times New Roman" w:hAnsi="Times New Roman" w:eastAsia="Times New Roman" w:cs="Times New Roman"/>
-                <w:sz w:val="18"/>
+                <w:rFonts w:ascii="Times New Roman" w:hAnsi="Times New Roman" w:cs="Times New Roman" w:eastAsia="Times New Roman"/>
+                <w:sz w:val="22"/>
+                <w:szCs w:val="22"/>
               </w:rPr>
-              <w:t>Training</w:t>
+              <w:t>Eğitim</w:t>
             </w:r>
           </w:p>
         </w:tc>
         <w:tc>
           <w:tcPr>
-            <w:tcW w:type="dxa" w:w="4759"/>
+            <w:tcW w:type="dxa" w:w="2268"/>
             <w:vAlign w:val="center"/>
           </w:tcPr>
           <w:p>
             <w:pPr>
-              <w:keepNext/>
+              <w:spacing w:after="20" w:line="240" w:lineRule="auto" w:before="20"/>
+              <w:jc w:val="left"/>
             </w:pPr>
             <w:r>
               <w:rPr>
-                <w:rFonts w:ascii="Times New Roman" w:hAnsi="Times New Roman" w:eastAsia="Times New Roman" w:cs="Times New Roman"/>
-                <w:sz w:val="18"/>
+                <w:rFonts w:ascii="Times New Roman" w:hAnsi="Times New Roman" w:cs="Times New Roman" w:eastAsia="Times New Roman"/>
+                <w:sz w:val="22"/>
+                <w:szCs w:val="22"/>
               </w:rPr>
-              <w:t>1257</w:t>
+              <w:t>1.257</w:t>
+            </w:r>
+          </w:p>
+        </w:tc>
+        <w:tc>
+          <w:tcPr>
+            <w:tcW w:type="dxa" w:w="2268"/>
+            <w:vAlign w:val="center"/>
+          </w:tcPr>
+          <w:p>
+            <w:pPr>
+              <w:spacing w:after="20" w:line="240" w:lineRule="auto" w:before="20"/>
+              <w:jc w:val="left"/>
+            </w:pPr>
+            <w:r>
+              <w:rPr>
+                <w:rFonts w:ascii="Times New Roman" w:hAnsi="Times New Roman" w:cs="Times New Roman" w:eastAsia="Times New Roman"/>
+                <w:sz w:val="22"/>
+                <w:szCs w:val="22"/>
+              </w:rPr>
+              <w:t>%69,95</w:t>
             </w:r>
           </w:p>
         </w:tc>
@@ -734,40 +957,68 @@
       <w:tr>
         <w:trPr>
           <w:cantSplit/>
+          <w:cantSplit/>
         </w:trPr>
         <w:tc>
           <w:tcPr>
-            <w:tcW w:type="dxa" w:w="4759"/>
+            <w:tcW w:type="dxa" w:w="3969"/>
+            <w:shd w:fill="F8F9FA"/>
             <w:vAlign w:val="center"/>
           </w:tcPr>
           <w:p>
             <w:pPr>
-              <w:keepNext/>
+              <w:spacing w:after="20" w:line="240" w:lineRule="auto" w:before="20"/>
+              <w:jc w:val="left"/>
             </w:pPr>
             <w:r>
               <w:rPr>
-                <w:rFonts w:ascii="Times New Roman" w:hAnsi="Times New Roman" w:eastAsia="Times New Roman" w:cs="Times New Roman"/>
-                <w:sz w:val="18"/>
+                <w:rFonts w:ascii="Times New Roman" w:hAnsi="Times New Roman" w:cs="Times New Roman" w:eastAsia="Times New Roman"/>
+                <w:sz w:val="22"/>
+                <w:szCs w:val="22"/>
               </w:rPr>
-              <w:t>Validation</w:t>
+              <w:t>Doğrulama</w:t>
             </w:r>
           </w:p>
         </w:tc>
         <w:tc>
           <w:tcPr>
-            <w:tcW w:type="dxa" w:w="4759"/>
+            <w:tcW w:type="dxa" w:w="2268"/>
+            <w:shd w:fill="F8F9FA"/>
             <w:vAlign w:val="center"/>
           </w:tcPr>
           <w:p>
             <w:pPr>
-              <w:keepNext/>
+              <w:spacing w:after="20" w:line="240" w:lineRule="auto" w:before="20"/>
+              <w:jc w:val="left"/>
             </w:pPr>
             <w:r>
               <w:rPr>
-                <w:rFonts w:ascii="Times New Roman" w:hAnsi="Times New Roman" w:eastAsia="Times New Roman" w:cs="Times New Roman"/>
-                <w:sz w:val="18"/>
+                <w:rFonts w:ascii="Times New Roman" w:hAnsi="Times New Roman" w:cs="Times New Roman" w:eastAsia="Times New Roman"/>
+                <w:sz w:val="22"/>
+                <w:szCs w:val="22"/>
               </w:rPr>
               <w:t>270</w:t>
+            </w:r>
+          </w:p>
+        </w:tc>
+        <w:tc>
+          <w:tcPr>
+            <w:tcW w:type="dxa" w:w="2268"/>
+            <w:shd w:fill="F8F9FA"/>
+            <w:vAlign w:val="center"/>
+          </w:tcPr>
+          <w:p>
+            <w:pPr>
+              <w:spacing w:after="20" w:line="240" w:lineRule="auto" w:before="20"/>
+              <w:jc w:val="left"/>
+            </w:pPr>
+            <w:r>
+              <w:rPr>
+                <w:rFonts w:ascii="Times New Roman" w:hAnsi="Times New Roman" w:cs="Times New Roman" w:eastAsia="Times New Roman"/>
+                <w:sz w:val="22"/>
+                <w:szCs w:val="22"/>
+              </w:rPr>
+              <w:t>%15,03</w:t>
             </w:r>
           </w:p>
         </w:tc>
@@ -775,20 +1026,23 @@
       <w:tr>
         <w:trPr>
           <w:cantSplit/>
+          <w:cantSplit/>
         </w:trPr>
         <w:tc>
           <w:tcPr>
-            <w:tcW w:type="dxa" w:w="4759"/>
+            <w:tcW w:type="dxa" w:w="3969"/>
             <w:vAlign w:val="center"/>
           </w:tcPr>
           <w:p>
             <w:pPr>
-              <w:keepNext w:val="0"/>
+              <w:spacing w:after="20" w:line="240" w:lineRule="auto" w:before="20"/>
+              <w:jc w:val="left"/>
             </w:pPr>
             <w:r>
               <w:rPr>
-                <w:rFonts w:ascii="Times New Roman" w:hAnsi="Times New Roman" w:eastAsia="Times New Roman" w:cs="Times New Roman"/>
-                <w:sz w:val="18"/>
+                <w:rFonts w:ascii="Times New Roman" w:hAnsi="Times New Roman" w:cs="Times New Roman" w:eastAsia="Times New Roman"/>
+                <w:sz w:val="22"/>
+                <w:szCs w:val="22"/>
               </w:rPr>
               <w:t>Test</w:t>
             </w:r>
@@ -796,19 +1050,41 @@
         </w:tc>
         <w:tc>
           <w:tcPr>
-            <w:tcW w:type="dxa" w:w="4759"/>
+            <w:tcW w:type="dxa" w:w="2268"/>
             <w:vAlign w:val="center"/>
           </w:tcPr>
           <w:p>
             <w:pPr>
-              <w:keepNext w:val="0"/>
+              <w:spacing w:after="20" w:line="240" w:lineRule="auto" w:before="20"/>
+              <w:jc w:val="left"/>
             </w:pPr>
             <w:r>
               <w:rPr>
-                <w:rFonts w:ascii="Times New Roman" w:hAnsi="Times New Roman" w:eastAsia="Times New Roman" w:cs="Times New Roman"/>
-                <w:sz w:val="18"/>
+                <w:rFonts w:ascii="Times New Roman" w:hAnsi="Times New Roman" w:cs="Times New Roman" w:eastAsia="Times New Roman"/>
+                <w:sz w:val="22"/>
+                <w:szCs w:val="22"/>
               </w:rPr>
               <w:t>270</w:t>
+            </w:r>
+          </w:p>
+        </w:tc>
+        <w:tc>
+          <w:tcPr>
+            <w:tcW w:type="dxa" w:w="2268"/>
+            <w:vAlign w:val="center"/>
+          </w:tcPr>
+          <w:p>
+            <w:pPr>
+              <w:spacing w:after="20" w:line="240" w:lineRule="auto" w:before="20"/>
+              <w:jc w:val="left"/>
+            </w:pPr>
+            <w:r>
+              <w:rPr>
+                <w:rFonts w:ascii="Times New Roman" w:hAnsi="Times New Roman" w:cs="Times New Roman" w:eastAsia="Times New Roman"/>
+                <w:sz w:val="22"/>
+                <w:szCs w:val="22"/>
+              </w:rPr>
+              <w:t>%15,03</w:t>
             </w:r>
           </w:p>
         </w:tc>
@@ -816,1320 +1092,244 @@
     </w:tbl>
     <w:p>
       <w:pPr>
+        <w:keepLines w:val="0"/>
         <w:jc w:val="both"/>
       </w:pPr>
       <w:r>
         <w:rPr>
           <w:rFonts w:ascii="Times New Roman" w:hAnsi="Times New Roman" w:eastAsia="Times New Roman" w:cs="Times New Roman"/>
+          <w:sz w:val="22"/>
+          <w:szCs w:val="22"/>
         </w:rPr>
-        <w:t>Deneyin izlenebilirliği için eğitim, doğrulama ve test indeksleri ayrı bir dosyada saklanmıştır. Böylece farklı model aileleri arasında aynı örnekler üzerinden karşılaştırma yapılabilir. Sinir ağı eğitiminde en iyi epoch doğrulama kaybına göre seçildiğinden test kümesinin erken durdurma kararına katılması önlenir. Bununla birlikte test sonuçları görüldükten sonra başlatılan ek seed deneyleri yeni ve bağımsız bir test doğrulaması olarak yorumlanmamıştır. Bu deneylerin amacı sabit veri bölünmesi koşulunda eğitim rastgeleliğine duyarlılığı betimlemektir. Test kümesindeki örnekler aynı kaldığı için seed çalışmaları arasında hesaplanan ortalama, bağımsız beş ayrı veri toplama deneyinin yerini tutmaz.</w:t>
+        <w:t>Ön işleme algoritmanın giriş beklentisine göre yürütülmüştür. CNN için görüntüler `(8,8,1)` biçiminde tutulmuş ve bilinen 0–16 yoğunluk aralığı kullanılarak 16'ya bölünmüştür. Bu işlem [0,1] aralığında giriş sağlar, ancak test örneklerinden ortalama ya da standart sapma gibi bir istatistik tahmin etmez. Klasik yöntemlerde görüntüler 64 özellikli vektöre dönüştürülmüştür. Özellik ölçekleme gerektiren lojistik regresyon, KNN ve SVM için `StandardScaler` bir `Pipeline` içinde tanımlanmış, ölçekleyicinin `fit` işlemi eğitim verisine ve çapraz doğrulama katlarının ilgili eğitim bölümüne uygulanmıştır [2]. Böylece doğrulama/test gözlemlerinden bilgi sızması önlenmiştir.</w:t>
+      </w:r>
+    </w:p>
+    <w:p>
+      <w:pPr>
+        <w:keepLines w:val="0"/>
+        <w:jc w:val="both"/>
+      </w:pPr>
+      <w:r>
+        <w:rPr>
+          <w:rFonts w:ascii="Times New Roman" w:hAnsi="Times New Roman" w:eastAsia="Times New Roman" w:cs="Times New Roman"/>
+          <w:sz w:val="22"/>
+          <w:szCs w:val="22"/>
+        </w:rPr>
+        <w:t>Beş klasik algoritma ayrı model aileleri olarak seçilmiştir: Logistic Regression, KNN, Random Forest, RBF çekirdekli SVM ve Gradient Boosting. Hiperparametreler yalnızca eğitim alt kümesinde, sınıf dağılımını koruyan beş katlı çapraz doğrulama kullanılarak aranmıştır. GridSearchCV için birincil puan `f1_macro` olarak belirlenmiştir. Böylece her sınıfa benzer ağırlık veren ortak bir seçim ölçütü elde edilmiştir. Doğrulama kümesi, eğitim içi parametre aramasından sonra modellerin birbirleriyle karşılaştırıldığı bağımsız aşamadır; test sonuçları bu aşamada kullanılmamıştır.</w:t>
+      </w:r>
+    </w:p>
+    <w:p>
+      <w:pPr>
+        <w:keepLines w:val="0"/>
+        <w:jc w:val="both"/>
+      </w:pPr>
+      <w:r>
+        <w:rPr>
+          <w:rFonts w:ascii="Times New Roman" w:hAnsi="Times New Roman" w:eastAsia="Times New Roman" w:cs="Times New Roman"/>
+          <w:sz w:val="22"/>
+          <w:szCs w:val="22"/>
+        </w:rPr>
+        <w:t>Kaydedilen aramada lojistik regresyon için en iyi `C=1` bulunmuştur. KNN'de beş komşu, Öklid uzaklığı (`p=2`) ve uzaklık ağırlıklı oy kullanılmıştır. RBF-SVM için `C=3` ve `gamma=0,01` seçilmiştir. Rastgele ormanda 300 ağaç, en fazla 12 derinlik ve `sqrt` özellik seçimi kullanılmıştır. Gradient Boosting yapılandırmasında öğrenme oranı 0,05, 200 iterasyon ve 15 yaprak düğümü yer almıştır. Bunlar çalışma öncesinde varsayılan kabul edilmiş parametreler değil, kayıtlı eğitim içi aramanın seçtiği değerlerdir. Parametre arama tabloları sonuç arşivinde ayrıca sunulmaktadır.</w:t>
+      </w:r>
+    </w:p>
+    <w:p>
+      <w:pPr>
+        <w:keepLines w:val="0"/>
+        <w:jc w:val="both"/>
+      </w:pPr>
+      <w:r>
+        <w:rPr>
+          <w:rFonts w:ascii="Times New Roman" w:hAnsi="Times New Roman" w:eastAsia="Times New Roman" w:cs="Times New Roman"/>
+          <w:sz w:val="22"/>
+          <w:szCs w:val="22"/>
+        </w:rPr>
+        <w:t>Sinir ağı tarafında iki çok katmanlı algılayıcı ve bir evrişimsel ağ değerlendirilmiştir. MLP-A 128 ve 64 birimlik gizli katmanlarla daha kompakt yapılandırılmıştır; dropout 0,25, L2 0,0001 ve öğrenme hızı 0,001'dir. MLP-B'nin gizli katmanları 256, 128 ve 64 birimden oluşur; dropout 0,35, L2 0,0005 ve öğrenme hızı 0,0005 olarak belirlenmiştir. Her iki modelde de giriş 64 piksel özelliğinden oluşur. Yapıların sırasıyla 17.226 ve 58.442 öğrenilebilir parametresi vardır. Mimari farklarının amacı veri kümesi üzerinde kapasite ve düzenlileştirmenin doğrulama performansına etkisini gözlemlemektir.</w:t>
+      </w:r>
+    </w:p>
+    <w:p>
+      <w:pPr>
+        <w:keepLines w:val="0"/>
+        <w:jc w:val="both"/>
+      </w:pPr>
+      <w:r>
+        <w:rPr>
+          <w:rFonts w:ascii="Times New Roman" w:hAnsi="Times New Roman" w:eastAsia="Times New Roman" w:cs="Times New Roman"/>
+          <w:sz w:val="22"/>
+          <w:szCs w:val="22"/>
+        </w:rPr>
+        <w:t>CNN-C ise iki boyutlu yerel örüntülerden öğrenim yapacak biçimde tasarlanmıştır. Mimari 32 filtreli evrişim blokları, batch normalization, havuzlama, dropout, 64 filtreli ek evrişim katmanı, global ortalama havuzlama ve softmax sınıflandırma çıkışını içerir. Toplam parametre sayısı 33.002'dir. Dropout 0,30, L2 0,0001, Adam öğrenme hızı 0,001 ve yığın büyüklüğü 32 kullanılmıştır. Çok sınıflı öğrenmede kategorik etiketler için sparse categorical cross-entropy kaybı izlenmiştir. CNN'nin MLP modellerinden farklı olarak girdi uzayındaki komşuluk ilişkilerini koruması, deneyin yorumlanmasında ayrı bir etken olarak değerlendirilmiştir [1, 10–12].</w:t>
+      </w:r>
+    </w:p>
+    <w:p>
+      <w:pPr>
+        <w:keepLines w:val="0"/>
+        <w:jc w:val="both"/>
+      </w:pPr>
+      <w:r>
+        <w:rPr>
+          <w:rFonts w:ascii="Times New Roman" w:hAnsi="Times New Roman" w:eastAsia="Times New Roman" w:cs="Times New Roman"/>
+          <w:sz w:val="22"/>
+          <w:szCs w:val="22"/>
+        </w:rPr>
+        <w:t>Sinir ağlarının her biri en fazla 250 epoch eğitim planına sahip olmakla birlikte, `EarlyStopping` ve `ReduceLROnPlateau` ile doğrulama kaybı izlenmiştir. En iyi ağırlıklar geri yüklenmiştir. Ana deneyde MLP-A 43, MLP-B 238 ve CNN-C 46 epoch çalışmış; bunların doğrulama kaybı bakımından en iyi noktaları sırasıyla 25, 220 ve 28. epoch olmuştur. Eğitim sayısını artırmanın otomatik olarak daha iyi bir model üretmediği bu kayıtlarla da görülebilir. Sadece son epoch'u almak yerine doğrulama temelli checkpoint kullanılması, farklı ağları ortak seçim ilkesiyle karşılaştırmaya yardımcı olmuştur.</w:t>
+      </w:r>
+    </w:p>
+    <w:p>
+      <w:pPr>
+        <w:keepLines w:val="0"/>
+        <w:jc w:val="both"/>
+      </w:pPr>
+      <w:r>
+        <w:rPr>
+          <w:rFonts w:ascii="Times New Roman" w:hAnsi="Times New Roman" w:eastAsia="Times New Roman" w:cs="Times New Roman"/>
+          <w:sz w:val="22"/>
+          <w:szCs w:val="22"/>
+        </w:rPr>
+        <w:t>Birincil seçim ölçütü doğrulama makro F1 olarak tanımlanmıştır. Makro F1, her rakam için ayrı hesaplanan F1 değerlerinin aritmetik ortalamasıdır; böylece bazı sınıfların güçlü performansı diğerlerindeki zayıflığı tamamen gizleyemez [17]. Doğruluk doğru sınıflandırılan gözlemlerin toplam test sayısına oranıdır. Precision ve recall, tahmin edilen sınıfın saflığı ile gerçek sınıfın bulunma oranını farklı yönlerden ölçer. Çok sınıflı ROC-AUC, sınıflandırıcıların olasılıksal ayırt etme davranışı için ek bir göstergedir [18]. Sonuçlar tek bir yüzdeyle sınırlanmamış, doğrulama/test skorları ve sınıf bazlı performans birlikte kaydedilmiştir.</w:t>
+      </w:r>
+    </w:p>
+    <w:p>
+      <w:pPr>
+        <w:keepLines w:val="0"/>
+        <w:jc w:val="both"/>
+      </w:pPr>
+      <w:r>
+        <w:rPr>
+          <w:rFonts w:ascii="Times New Roman" w:hAnsi="Times New Roman" w:eastAsia="Times New Roman" w:cs="Times New Roman"/>
+          <w:sz w:val="22"/>
+          <w:szCs w:val="22"/>
+        </w:rPr>
+        <w:t>Bütün aday modeller doğrulama ölçütüyle sıralandıktan sonra seçilen modelin test başarısı raporlanmıştır. Bununla birlikte karşılaştırmanın bütünlüğü için diğer algoritmaların test ölçütleri de ayrıca gösterilmiştir; bu sonuçlar ana model seçimini geriye dönük değiştirmek amacıyla kullanılmamıştır. CNN-C ile testte en yüksek doğruluğa ulaşan RBF-SVM için aynı 270 gözlemdeki ortak ve ayrışan hatalar incelenmiştir. Eşleştirilmiş karşılaştırmada kesin McNemar testi kullanılmıştır [14,15]. Test farkı için 2.000 ortak bootstrap yeniden örneklemesiyle yaklaşık %95 güven aralığı hesaplanmıştır [16]. Bootstrap sonuçları ayrı veri kümesinde doğrulama sayılmaz.</w:t>
+      </w:r>
+    </w:p>
+    <w:p>
+      <w:pPr>
+        <w:keepLines w:val="0"/>
+        <w:jc w:val="both"/>
+      </w:pPr>
+      <w:r>
+        <w:rPr>
+          <w:rFonts w:ascii="Times New Roman" w:hAnsi="Times New Roman" w:eastAsia="Times New Roman" w:cs="Times New Roman"/>
+          <w:sz w:val="22"/>
+          <w:szCs w:val="22"/>
+        </w:rPr>
+        <w:t>CNN-C'nin eğitim rastgeleliğine duyarlılığı, seçilmiş mimarinin `101, 202, 303, 404, 505` tohumlarıyla sıfırdan eğitildiği beş ek koşuda araştırılmıştır. Eğitim/doğrulama/test indeksleri sabit kalmış; her koşuda en düşük doğrulama kaybındaki ağırlıklar kaydedilmiştir. Beş eğitimin tamamı bitmeden test sonuçlarına göre tek bir tohum seçilmemiştir. Koşu bazında model ağırlıkları, tahminler, olasılıklar, karmaşıklık matrisleri, eğitim geçmişleri ve sınıf metrikleri arşivlenmiştir. Raporlanan ortalama ve örnek standart sapması yalnızca bu beş eğitimin değişkenliğini tanımlar; beş bağımsız test örneklemi anlamına gelmez.</w:t>
+      </w:r>
+    </w:p>
+    <w:p>
+      <w:pPr>
+        <w:keepLines w:val="0"/>
+        <w:jc w:val="both"/>
+      </w:pPr>
+      <w:r>
+        <w:rPr>
+          <w:rFonts w:ascii="Times New Roman" w:hAnsi="Times New Roman" w:eastAsia="Times New Roman" w:cs="Times New Roman"/>
+          <w:sz w:val="22"/>
+          <w:szCs w:val="22"/>
+        </w:rPr>
+        <w:t>Ek mimari deneyinde farklı bir soruya odaklanılmıştır: aynı veri ayrımında, model kapasitesi ve düzenlileştirme koşulları doğrulama çapraz entropisini ne ölçüde değiştirir? Referans CNN (`width=32`, dropout 0,30, L2 0,0001), küçük CNN (`width=16`, dropout 0,30, L2 0,0001) ve güçlü düzenlileştirme (`width=32`, dropout 0,40, L2 0,0003) yapılandırmaları üçer başlangıç tohumu ile eğitilmiştir. Dokuz koşu için seçme ölçütü ortalama doğrulama çapraz entropisinin düşüklüğüdür. Bu ek deneylerde test kümesi değerlendirilmemiştir; analiz ana model seçiminin yerine geçmez.</w:t>
+      </w:r>
+    </w:p>
+    <w:p>
+      <w:pPr>
+        <w:keepLines w:val="0"/>
+        <w:jc w:val="both"/>
+      </w:pPr>
+      <w:r>
+        <w:rPr>
+          <w:rFonts w:ascii="Times New Roman" w:hAnsi="Times New Roman" w:eastAsia="Times New Roman" w:cs="Times New Roman"/>
+          <w:sz w:val="22"/>
+          <w:szCs w:val="22"/>
+        </w:rPr>
+        <w:t>Tek Google Colab oturumunda yürütülen çalışmanın ortamı Python 3.13.15, TensorFlow 2.21.0, Keras 3.13.2 ve scikit-learn 1.6.1 olarak kaydedilmiştir. Paket sürümlerinin yanında veri indeksleri, model yapılandırmaları, eğitim geçmişleri, tablolar, çizimler ve tahmin dosyaları saklanmıştır. Sonuç ZIP'inde bütünlük denetimi için SHA-256 kayıtları bulunmaktadır. Bulgular, yeniden eğitim yapılarak değil, bu arşivdeki `table_6_final_performance.csv`, `all_five_runs.csv` ve `validation_summary.csv` gibi dosyaların incelenmesiyle yazılmıştır. Farklı donanım veya sürümde aynı rastgele tohum bile birebir aynı eğitim çıktısını garanti etmediğinden, deney koşulları sonucun ayrılmaz bir parçası kabul edilmiştir.</w:t>
+      </w:r>
+    </w:p>
+    <w:p>
+      <w:pPr>
+        <w:keepLines w:val="0"/>
+        <w:jc w:val="both"/>
+      </w:pPr>
+      <w:r>
+        <w:rPr>
+          <w:rFonts w:ascii="Times New Roman" w:hAnsi="Times New Roman" w:eastAsia="Times New Roman" w:cs="Times New Roman"/>
+          <w:sz w:val="22"/>
+          <w:szCs w:val="22"/>
+        </w:rPr>
+        <w:t>Deney protokolünde başka bir veri kümesine veya haricî örneklere göre ince ayar yapılmamıştır. Araştırma sorusu yalnızca kayıtlı Digits ayrımı içinde yanıtlanmıştır. Kullanıcı veya cihaz temelli gruplandırma bilgisinin bulunmadığı da dikkate alınmıştır; dolayısıyla raporda yazardan bağımsız genelleme değerlendirmesi yapıldığı ileri sürülmemektedir.</w:t>
+      </w:r>
+    </w:p>
+    <w:p>
+      <w:pPr>
+        <w:keepLines w:val="0"/>
+        <w:jc w:val="both"/>
+      </w:pPr>
+      <w:r>
+        <w:rPr>
+          <w:rFonts w:ascii="Times New Roman" w:hAnsi="Times New Roman" w:eastAsia="Times New Roman" w:cs="Times New Roman"/>
+          <w:sz w:val="22"/>
+          <w:szCs w:val="22"/>
+        </w:rPr>
+        <w:t>Klasik modellerin hiperparametre arama sonuçları da izlenebilir biçimde saklanmıştır. RBF-SVM için C=3 ve gamma=0,01, lojistik regresyon için C=1 seçilmiş; KNN'de k=5, Öklid uzaklığı ve uzaklık ağırlıklı komşu oylaması kullanılmıştır. Random Forest için 300 ağaç ve 12 maksimum derinlik belirlenmiştir. Bunlar yeni bir optimizasyon yapılmadan, kayıtlı çapraz doğrulama tablosundaki en iyi ayarlardır. SVM'de uygulanan StandardScaler ve ilgili öğrenilmiş dönüşümler veri sızıntısından kaçınmak amacıyla Pipeline üzerinden eğitim katları içinde uygulanmıştır.</w:t>
+      </w:r>
+    </w:p>
+    <w:p>
+      <w:pPr>
+        <w:keepLines w:val="0"/>
+        <w:jc w:val="both"/>
+      </w:pPr>
+      <w:r>
+        <w:rPr>
+          <w:rFonts w:ascii="Times New Roman" w:hAnsi="Times New Roman" w:eastAsia="Times New Roman" w:cs="Times New Roman"/>
+          <w:sz w:val="22"/>
+          <w:szCs w:val="22"/>
+        </w:rPr>
+        <w:t>Bu makalede 'CNN–SVM karşılaştırması' ifadesi, aynı örneklere tahmin yapan iki bağımsız modelin eşleştirilmiş değerlendirmesini anlatır. Bu, CNN ara katmanlarının SVM'ye aktarıldığı hibrit sınıflandırıcıdan farklıdır [23, 24]. SVM hiperparametreleri eğitim verisi içindeki çapraz doğrulamayla belirlenmiş; nihai test sonuçları, doğrulamada seçilen CNN-C kararını değiştirmek için kullanılmamıştır. Böylece uygulanan yöntem ile literatürde olası bir devam araştırması olarak ele alınan hibrit yöntem birbirinden ayrılmıştır.</w:t>
       </w:r>
     </w:p>
     <w:p>
       <w:pPr>
         <w:pStyle w:val="Heading1"/>
         <w:keepNext/>
+        <w:jc w:val="left"/>
       </w:pPr>
       <w:r>
         <w:rPr>
           <w:rFonts w:ascii="Times New Roman" w:hAnsi="Times New Roman" w:eastAsia="Times New Roman" w:cs="Times New Roman"/>
-          <w:b/>
-          <w:sz w:val="22"/>
+          <w:sz w:val="24"/>
+          <w:szCs w:val="24"/>
         </w:rPr>
-        <w:t>4. Results</w:t>
+        <w:t>4. Bulgular</w:t>
       </w:r>
     </w:p>
     <w:p>
       <w:pPr>
+        <w:keepLines w:val="0"/>
         <w:jc w:val="both"/>
       </w:pPr>
       <w:r>
         <w:rPr>
           <w:rFonts w:ascii="Times New Roman" w:hAnsi="Times New Roman" w:eastAsia="Times New Roman" w:cs="Times New Roman"/>
+          <w:sz w:val="22"/>
+          <w:szCs w:val="22"/>
         </w:rPr>
-        <w:t>Tek Colab oturumunun ana deneyinde, doğrulama makro F1 ölçütüyle seçilen CNN-C'nin doğrulama doğruluğu %99,26, test doğruluğu %98,15 ve test makro F1 değeri %98,12 olarak hesaplanmıştır. RBF-SVM aynı test kümesinde %98,89 doğruluk ve %98,88 makro F1 göstermiştir. Lojistik regresyon %98,52, KNN %98,15, rastgele orman %97,41 ve Gradient Boosting %96,30 test doğruluğuna ulaşmıştır. Bu sıralama, testteki en yüksek skora bakılarak model seçiminin değiştirilmesini gerektirmez.</w:t>
-      </w:r>
-    </w:p>
-    <w:p>
-      <w:pPr>
-        <w:jc w:val="both"/>
-      </w:pPr>
-      <w:r>
-        <w:rPr>
-          <w:rFonts w:ascii="Times New Roman" w:hAnsi="Times New Roman" w:eastAsia="Times New Roman" w:cs="Times New Roman"/>
-        </w:rPr>
-        <w:t>Eşleştirilmiş CNN ve SVM tahminlerinde yalnızca altı gözlem üzerinde iki modelin doğruluk durumu farklıdır: dört örnekte CNN yanlış SVM doğru, iki örnekte CNN doğru SVM yanlıştır. McNemar exact p değeri 0,6875 olup testte gözlenen farkın güçlü bir üstünlük kanıtı olmadığını göstermektedir. Bootstrap ile oluşturulan doğruluk farkı güven aralığı sıfırı kapsamaktadır.</w:t>
-      </w:r>
-    </w:p>
-    <w:p>
-      <w:pPr>
-        <w:jc w:val="both"/>
-      </w:pPr>
-      <w:r>
-        <w:rPr>
-          <w:rFonts w:ascii="Times New Roman" w:hAnsi="Times New Roman" w:eastAsia="Times New Roman" w:cs="Times New Roman"/>
-        </w:rPr>
-        <w:t>CNN-C kararlılık deneyinde sabit veri ayrımı ve 101, 202, 303, 404, 505 tohumları kullanılmıştır. Test doğrulukları sırasıyla %98,15, %99,63, %97,04, %99,63 ve %99,26'dır. Ortalama %98,74; örnek standart sapması 1,13 yüzde puandır. En düşük test başarısı 303, en yüksek başarı ise 202 ile 404 koşularında gözlenmiştir. Bu çalışma aynı 270 test gözlemi üzerinde yürütülen bir kararlılık analizidir; beş bağımsız test veri kümesine karşılık gelmez.</w:t>
-      </w:r>
-    </w:p>
-    <w:p>
-      <w:pPr>
-        <w:jc w:val="both"/>
-      </w:pPr>
-      <w:r>
-        <w:rPr>
-          <w:rFonts w:ascii="Times New Roman" w:hAnsi="Times New Roman" w:eastAsia="Times New Roman" w:cs="Times New Roman"/>
-        </w:rPr>
-        <w:t>Beş CNN-C koşusunun en iyi epoch değerleri sırasıyla 44, 37, 31, 23 ve 50 olmuştur. Ortalama doğrulama doğruluğu %99,11, doğrulama makro F1 değeri %99,11'dir. Test ortalaması doğrulama ortalamasından düşüktür; özellikle 303 koşusundaki %97,04 test doğruluğu sonuçların başlangıca duyarlılığını gösterir. Bu yüzden en iyi test skorunu tek başına öne çıkarmak yerine tüm koşular ve dağılımı sunulmalıdır.</w:t>
-      </w:r>
-    </w:p>
-    <w:p>
-      <w:pPr>
-        <w:jc w:val="both"/>
-      </w:pPr>
-      <w:r>
-        <w:rPr>
-          <w:rFonts w:ascii="Times New Roman" w:hAnsi="Times New Roman" w:eastAsia="Times New Roman" w:cs="Times New Roman"/>
-        </w:rPr>
-        <w:t>Ana deneydeki CNN-C modelinin tek koşu test doğruluğu %98,15, kararlılık deneyinin beş koşulu için ortalama test doğruluğu %98,74'tür. Bu iki sayı farklı deney hedeflerine aittir: ilki doğrulama ile seçilen ana modelin performansıdır, ikincisi sabit veri ayrımında rastgele başlangıca duyarlılığı özetler. Aynı test kümesi birden fazla kez kullanıldığından, kararlılık deneyindeki yüksek tekil skorlar bağımsız bir doğrulama veya kesin model iyileşmesi kanıtı değildir.</w:t>
-      </w:r>
-    </w:p>
-    <w:p>
-      <w:pPr>
-        <w:jc w:val="both"/>
-      </w:pPr>
-      <w:r>
-        <w:rPr>
-          <w:rFonts w:ascii="Times New Roman" w:hAnsi="Times New Roman" w:eastAsia="Times New Roman" w:cs="Times New Roman"/>
-        </w:rPr>
-        <w:t>Ana deneyde Logistic Regression modelinin test doğruluğu %98,519, Random Forest modelinin test doğruluğu yaklaşık %97,407 olarak kaydedilmiştir. Bu değerler raporun model karşılaştırma tablosunda tüm diğer algoritmalarla birlikte sunulmaktadır. Doğrulama ve test skorları arasında bazı algoritmalarda farklı yönlerde değişim bulunması, tek bir ayrımdaki performans tahmininin mutlak bir sıralama oluşturmadığını gösterir. Özellikle az sayıda test gözlemi olan veri kümelerinde sonuçların nedenlerini model özellikleriyle birlikte yorumlamak gerekir.</w:t>
-      </w:r>
-      <w:r>
-        <w:rPr>
-          <w:rFonts w:ascii="Times New Roman" w:hAnsi="Times New Roman" w:eastAsia="Times New Roman" w:cs="Times New Roman"/>
-        </w:rPr>
-        <w:t xml:space="preserve"> [19, 20]</w:t>
-      </w:r>
-    </w:p>
-    <w:p>
-      <w:pPr>
-        <w:jc w:val="both"/>
-      </w:pPr>
-      <w:r>
-        <w:rPr>
-          <w:rFonts w:ascii="Times New Roman" w:hAnsi="Times New Roman" w:eastAsia="Times New Roman" w:cs="Times New Roman"/>
-        </w:rPr>
-        <w:t>CNN-C modelinin eğitim doğruluğu ana deneyde %100 olarak kaydedilmiştir. Aynı koşulda doğrulama doğruluğu %99,259 seviyesindedir. Eğitim-doğrulama farkının yaklaşık 0,741 yüzde puan olması dikkat çekici bir sorun görünümünde değildir. Ancak bu sayı tek başına öğrenme davranışını göstermez; kayıp fonksiyonunun eğrisi ve hata yapılan örneklerin dağılımı da gerekir. Bu nedenle raporda eğitim ve doğrulama kaybına ilişkin ek grafiğe yer verilmiştir.</w:t>
-      </w:r>
-    </w:p>
-    <w:p>
-      <w:pPr>
-        <w:jc w:val="both"/>
-      </w:pPr>
-      <w:r>
-        <w:rPr>
-          <w:rFonts w:ascii="Times New Roman" w:hAnsi="Times New Roman" w:eastAsia="Times New Roman" w:cs="Times New Roman"/>
-        </w:rPr>
-        <w:t>Beş farklı başlangıçta yanlış sınıflandırma sayıları sırasıyla 5, 1, 8, 1 ve 2'dir. Özellikle 303 tohumuyla yapılan eğitimde sekiz hata bulunması, diğer koşulara göre daha düşük başarıya karşılık gelir. Bütün koşular aynı 270 test gözleminde değerlendirildiği için bu doğruluk oranları bağımsız test örneklemleri gibi ele alınamaz. Modelin eğitim rastgeleliğine tepkisini değerlendirmek için hem ortalama hem standart sapma hem de koşu bazlı tahminler birlikte paylaşılmıştır.</w:t>
-      </w:r>
-    </w:p>
-    <w:p>
-      <w:pPr>
-        <w:jc w:val="both"/>
-      </w:pPr>
-      <w:r>
-        <w:rPr>
-          <w:rFonts w:ascii="Times New Roman" w:hAnsi="Times New Roman" w:eastAsia="Times New Roman" w:cs="Times New Roman"/>
-        </w:rPr>
-        <w:t>En düşük doğrulama kaybının görüldüğü en iyi epoch değerleri 23–50 arasında değişmektedir. Erken durdurma ve en iyi doğrulama kaybındaki ağırlıkların geri yüklenmesi aynı eğitim protokolünü korumuştur. Farklı tohumların test başarısı arasında gözlenen değişim, özellikle tek bir yüksek skoru genel başarı göstergesi olarak kullanmayı sakıncalı kılar. Donanım ve sürüm kayıtları ortam farklarının tekrar üretilebilirlik üzerindeki olası etkilerini incelemeyi kolaylaştırır.</w:t>
-      </w:r>
-    </w:p>
-    <w:p>
-      <w:pPr>
-        <w:jc w:val="both"/>
-      </w:pPr>
-      <w:r>
-        <w:rPr>
-          <w:rFonts w:ascii="Times New Roman" w:hAnsi="Times New Roman" w:eastAsia="Times New Roman" w:cs="Times New Roman"/>
-        </w:rPr>
-        <w:t>Başarı karşılaştırmasında yüzdelerin yanında doğru ve yanlış tahmin sayılarının da verilmesi, özellikle küçük test kümelerinde yorum kolaylığı sağlar. Örneğin CNN-C'nin yüzde 98,148 başarısı 270 örneğin 265'ini doğru tahmin etmesine, SVM'nin yüzde 98,889 başarısı ise 267 örneği doğru tahmin etmesine karşılık gelir. Yaklaşık bir yüzde puanlık fark gibi görünen miktar gerçekte yalnızca iki örnektir. Dolayısıyla görsel grafiklerdeki sütun farklarını örnek sayısı bağlamından koparmamak gerekir. Bu açıklama istatistiksel karşılaştırmanın neden sonuç bölümüne eklendiğini de gösterir.</w:t>
-      </w:r>
-    </w:p>
-    <w:p>
-      <w:pPr>
-        <w:jc w:val="both"/>
-      </w:pPr>
-      <w:r>
-        <w:rPr>
-          <w:rFonts w:ascii="Times New Roman" w:hAnsi="Times New Roman" w:eastAsia="Times New Roman" w:cs="Times New Roman"/>
-        </w:rPr>
-        <w:t>Kararlılık deneyinde en yüksek doğrulama doğruluğu 202 tohumunda %99,63; 303, 404 ve 505 tohumlarında en düşük oran %98,89'dur. Testte 202 ile 404 aynı en yüksek doğruluğa ulaşmış, 303 en düşük sonucu göstermiştir. Bu sıralamalar test başarısına göre yeni bir model seçildiği anlamına gelmez. Koşuların tamamı rapora alınmıştır; ortalama, standart sapma ve hata sayıları, değişimin görünür olmasını sağlamaktadır.</w:t>
-      </w:r>
-    </w:p>
-    <w:p>
-      <w:pPr>
-        <w:jc w:val="both"/>
-      </w:pPr>
-      <w:r>
-        <w:rPr>
-          <w:rFonts w:ascii="Times New Roman" w:hAnsi="Times New Roman" w:eastAsia="Times New Roman" w:cs="Times New Roman"/>
-        </w:rPr>
-        <w:t>Öğrenme eğrileri raporda bağımsız bir sonuç türü olarak değerlendirilmelidir. Doğrulama kaybının bir süre azalıp daha sonra artması, bazı koşularda eğitim sürecinin durdurulmasını gerektiren bir işarettir. En iyi epoch değerlerinin koşular arasında farklılaşması, her eğitim için son epoch'u seçmenin aynı kalite ölçütünü sağlamayabileceğini göstermektedir. Checkpoint mekanizması sayesinde kaybı en düşük olan aşamanın ağırlıkları kullanılır. Bunun sonucunda bildirilen test skorları son eğitim adımının değil, doğrulama temelli belirlenen durumun performansını yansıtır.</w:t>
-      </w:r>
-    </w:p>
-    <w:p>
-      <w:pPr>
-        <w:jc w:val="both"/>
-      </w:pPr>
-      <w:r>
-        <w:rPr>
-          <w:rFonts w:ascii="Times New Roman" w:hAnsi="Times New Roman" w:eastAsia="Times New Roman" w:cs="Times New Roman"/>
-        </w:rPr>
-        <w:t>Tüm sonuçların raporlanmasında daha büyük değerin otomatik olarak bilimsel üstünlük anlamına gelmediği esas alınmıştır. Yüzde olarak ifade edilen skorlar test gözlem sayısıyla birlikte okunmalıdır. Bunun yanında doğrulama performansı ayrı gösterilerek hangi ölçütün model seçimi için kullanıldığı anlaşılır hâle getirilmiştir. Farklı zamanlarda üretilmiş deneyler tek bir eğitim süreciymiş gibi sunulmamış, karşılaştırmanın sınırları açık biçimde korunmuştur.</w:t>
-      </w:r>
-    </w:p>
-    <w:p>
-      <w:pPr>
-        <w:jc w:val="both"/>
-      </w:pPr>
-      <w:r>
-        <w:rPr>
-          <w:rFonts w:ascii="Times New Roman" w:hAnsi="Times New Roman" w:eastAsia="Times New Roman" w:cs="Times New Roman"/>
-        </w:rPr>
-        <w:t>Ek mimari/doğrulama çalışmasının dokuz eğitimi, üç mimarinin üçer başlangıç altında yalnızca doğrulama kümesinde değerlendirilmesinden oluşmaktadır. Ortalama doğrulama makro F1 değerleri güçlü düzenlileştirmede 0,99009, referansta 0,98890 ve küçük CNN'de 0,98761 olarak kaydedilmiştir. Bu sonuçlar ana model seçimini değiştirmek için kullanılmamış, ek keşifsel inceleme olarak sunulmuştur.</w:t>
+        <w:t>Veri keşfi aşamasında Digits kümesinin 0–9 sınıfları arasında belirgin bir örnek sayısı dengesizliği olmadığı görülmüştür. En küçük sınıf 174, en büyük sınıf 183 örnek içermektedir; sınıflar arasındaki fark yalnızca dokuz örnektir. Görüntülerde eksik değer bulunmamış, piksel aralığı 0–16 olarak doğrulanmıştır. Eğitim/doğrulama/test ayrımı sırasıyla 1.257/270/270 örnek olarak gerçekleşmiş ve kümeler arasında ortak indeks saptanmamıştır. Sınıf dağılımı ile örnek görüntüler Şekil 1 ve Şekil 2'de yer almaktadır. Bu gözlemler, doğruluk ölçütünün kullanılmasını makul kılsa da makro F1'in rapordan çıkarılmasını gerektirmez.</w:t>
       </w:r>
     </w:p>
     <w:p>
       <w:pPr>
         <w:keepNext/>
-        <w:spacing w:before="140" w:after="80"/>
+        <w:spacing w:before="160" w:after="40"/>
+        <w:jc w:val="center"/>
       </w:pPr>
       <w:r>
         <w:rPr>
           <w:rFonts w:ascii="Times New Roman" w:hAnsi="Times New Roman" w:eastAsia="Times New Roman" w:cs="Times New Roman"/>
-          <w:b/>
-          <w:sz w:val="20"/>
-        </w:rPr>
-        <w:t>Tablo 2. Modellerin doğrulama ve test performansları</w:t>
-      </w:r>
-    </w:p>
-    <w:tbl>
-      <w:tblPr>
-        <w:tblStyle w:val="TableGrid"/>
-        <w:tblW w:type="auto" w:w="0"/>
-        <w:jc w:val="center"/>
-        <w:tblLook w:firstColumn="1" w:firstRow="1" w:lastColumn="0" w:lastRow="0" w:noHBand="0" w:noVBand="1" w:val="04A0"/>
-      </w:tblPr>
-      <w:tblGrid>
-        <w:gridCol w:w="2379"/>
-        <w:gridCol w:w="2379"/>
-        <w:gridCol w:w="2379"/>
-        <w:gridCol w:w="2379"/>
-      </w:tblGrid>
-      <w:tr>
-        <w:trPr>
-          <w:cantSplit/>
-        </w:trPr>
-        <w:tc>
-          <w:tcPr>
-            <w:tcW w:type="dxa" w:w="2379"/>
-            <w:vAlign w:val="center"/>
-          </w:tcPr>
-          <w:p>
-            <w:pPr>
-              <w:keepNext/>
-            </w:pPr>
-            <w:r>
-              <w:rPr>
-                <w:rFonts w:ascii="Times New Roman" w:hAnsi="Times New Roman" w:eastAsia="Times New Roman" w:cs="Times New Roman"/>
-                <w:b/>
-                <w:sz w:val="18"/>
-              </w:rPr>
-              <w:t>Model</w:t>
-            </w:r>
-          </w:p>
-        </w:tc>
-        <w:tc>
-          <w:tcPr>
-            <w:tcW w:type="dxa" w:w="2379"/>
-            <w:vAlign w:val="center"/>
-          </w:tcPr>
-          <w:p>
-            <w:pPr>
-              <w:keepNext/>
-            </w:pPr>
-            <w:r>
-              <w:rPr>
-                <w:rFonts w:ascii="Times New Roman" w:hAnsi="Times New Roman" w:eastAsia="Times New Roman" w:cs="Times New Roman"/>
-                <w:b/>
-                <w:sz w:val="18"/>
-              </w:rPr>
-              <w:t>Validation Acc %</w:t>
-            </w:r>
-          </w:p>
-        </w:tc>
-        <w:tc>
-          <w:tcPr>
-            <w:tcW w:type="dxa" w:w="2379"/>
-            <w:vAlign w:val="center"/>
-          </w:tcPr>
-          <w:p>
-            <w:pPr>
-              <w:keepNext/>
-            </w:pPr>
-            <w:r>
-              <w:rPr>
-                <w:rFonts w:ascii="Times New Roman" w:hAnsi="Times New Roman" w:eastAsia="Times New Roman" w:cs="Times New Roman"/>
-                <w:b/>
-                <w:sz w:val="18"/>
-              </w:rPr>
-              <w:t>Test Acc %</w:t>
-            </w:r>
-          </w:p>
-        </w:tc>
-        <w:tc>
-          <w:tcPr>
-            <w:tcW w:type="dxa" w:w="2379"/>
-            <w:vAlign w:val="center"/>
-          </w:tcPr>
-          <w:p>
-            <w:pPr>
-              <w:keepNext/>
-            </w:pPr>
-            <w:r>
-              <w:rPr>
-                <w:rFonts w:ascii="Times New Roman" w:hAnsi="Times New Roman" w:eastAsia="Times New Roman" w:cs="Times New Roman"/>
-                <w:b/>
-                <w:sz w:val="18"/>
-              </w:rPr>
-              <w:t>Test Macro F1 %</w:t>
-            </w:r>
-          </w:p>
-        </w:tc>
-      </w:tr>
-      <w:tr>
-        <w:trPr>
-          <w:cantSplit/>
-        </w:trPr>
-        <w:tc>
-          <w:tcPr>
-            <w:tcW w:type="dxa" w:w="2379"/>
-            <w:vAlign w:val="center"/>
-          </w:tcPr>
-          <w:p>
-            <w:pPr>
-              <w:keepNext/>
-            </w:pPr>
-            <w:r>
-              <w:rPr>
-                <w:rFonts w:ascii="Times New Roman" w:hAnsi="Times New Roman" w:eastAsia="Times New Roman" w:cs="Times New Roman"/>
-                <w:sz w:val="18"/>
-              </w:rPr>
-              <w:t>CNN (CNN-C Görüntü modeli</w:t>
-            </w:r>
-          </w:p>
-        </w:tc>
-        <w:tc>
-          <w:tcPr>
-            <w:tcW w:type="dxa" w:w="2379"/>
-            <w:vAlign w:val="center"/>
-          </w:tcPr>
-          <w:p>
-            <w:pPr>
-              <w:keepNext/>
-              <w:spacing w:before="0" w:after="0"/>
-            </w:pPr>
-            <w:r>
-              <w:rPr>
-                <w:rFonts w:ascii="Times New Roman" w:hAnsi="Times New Roman" w:eastAsia="Times New Roman" w:cs="Times New Roman"/>
-                <w:sz w:val="18"/>
-              </w:rPr>
-              <w:t>99.26</w:t>
-            </w:r>
-          </w:p>
-        </w:tc>
-        <w:tc>
-          <w:tcPr>
-            <w:tcW w:type="dxa" w:w="2379"/>
-            <w:vAlign w:val="center"/>
-          </w:tcPr>
-          <w:p>
-            <w:pPr>
-              <w:keepNext/>
-              <w:spacing w:before="0" w:after="0"/>
-            </w:pPr>
-            <w:r>
-              <w:rPr>
-                <w:rFonts w:ascii="Times New Roman" w:hAnsi="Times New Roman" w:eastAsia="Times New Roman" w:cs="Times New Roman"/>
-                <w:sz w:val="18"/>
-              </w:rPr>
-              <w:t>98.15</w:t>
-            </w:r>
-          </w:p>
-        </w:tc>
-        <w:tc>
-          <w:tcPr>
-            <w:tcW w:type="dxa" w:w="2379"/>
-            <w:vAlign w:val="center"/>
-          </w:tcPr>
-          <w:p>
-            <w:pPr>
-              <w:keepNext/>
-              <w:spacing w:before="0" w:after="0"/>
-            </w:pPr>
-            <w:r>
-              <w:rPr>
-                <w:rFonts w:ascii="Times New Roman" w:hAnsi="Times New Roman" w:eastAsia="Times New Roman" w:cs="Times New Roman"/>
-                <w:sz w:val="18"/>
-              </w:rPr>
-              <w:t>98.12</w:t>
-            </w:r>
-          </w:p>
-        </w:tc>
-      </w:tr>
-      <w:tr>
-        <w:trPr>
-          <w:cantSplit/>
-        </w:trPr>
-        <w:tc>
-          <w:tcPr>
-            <w:tcW w:type="dxa" w:w="2379"/>
-            <w:vAlign w:val="center"/>
-          </w:tcPr>
-          <w:p>
-            <w:pPr>
-              <w:keepNext/>
-            </w:pPr>
-            <w:r>
-              <w:rPr>
-                <w:rFonts w:ascii="Times New Roman" w:hAnsi="Times New Roman" w:eastAsia="Times New Roman" w:cs="Times New Roman"/>
-                <w:sz w:val="18"/>
-              </w:rPr>
-              <w:t>Logistic Regression</w:t>
-            </w:r>
-          </w:p>
-        </w:tc>
-        <w:tc>
-          <w:tcPr>
-            <w:tcW w:type="dxa" w:w="2379"/>
-            <w:vAlign w:val="center"/>
-          </w:tcPr>
-          <w:p>
-            <w:pPr>
-              <w:keepNext/>
-              <w:spacing w:before="0" w:after="0"/>
-            </w:pPr>
-            <w:r>
-              <w:rPr>
-                <w:rFonts w:ascii="Times New Roman" w:hAnsi="Times New Roman" w:eastAsia="Times New Roman" w:cs="Times New Roman"/>
-                <w:sz w:val="18"/>
-              </w:rPr>
-              <w:t>97.78</w:t>
-            </w:r>
-          </w:p>
-        </w:tc>
-        <w:tc>
-          <w:tcPr>
-            <w:tcW w:type="dxa" w:w="2379"/>
-            <w:vAlign w:val="center"/>
-          </w:tcPr>
-          <w:p>
-            <w:pPr>
-              <w:keepNext/>
-              <w:spacing w:before="0" w:after="0"/>
-            </w:pPr>
-            <w:r>
-              <w:rPr>
-                <w:rFonts w:ascii="Times New Roman" w:hAnsi="Times New Roman" w:eastAsia="Times New Roman" w:cs="Times New Roman"/>
-                <w:sz w:val="18"/>
-              </w:rPr>
-              <w:t>98.52</w:t>
-            </w:r>
-          </w:p>
-        </w:tc>
-        <w:tc>
-          <w:tcPr>
-            <w:tcW w:type="dxa" w:w="2379"/>
-            <w:vAlign w:val="center"/>
-          </w:tcPr>
-          <w:p>
-            <w:pPr>
-              <w:keepNext/>
-              <w:spacing w:before="0" w:after="0"/>
-            </w:pPr>
-            <w:r>
-              <w:rPr>
-                <w:rFonts w:ascii="Times New Roman" w:hAnsi="Times New Roman" w:eastAsia="Times New Roman" w:cs="Times New Roman"/>
-                <w:sz w:val="18"/>
-              </w:rPr>
-              <w:t>98.52</w:t>
-            </w:r>
-          </w:p>
-        </w:tc>
-      </w:tr>
-      <w:tr>
-        <w:trPr>
-          <w:cantSplit/>
-        </w:trPr>
-        <w:tc>
-          <w:tcPr>
-            <w:tcW w:type="dxa" w:w="2379"/>
-            <w:vAlign w:val="center"/>
-          </w:tcPr>
-          <w:p>
-            <w:pPr>
-              <w:keepNext/>
-            </w:pPr>
-            <w:r>
-              <w:rPr>
-                <w:rFonts w:ascii="Times New Roman" w:hAnsi="Times New Roman" w:eastAsia="Times New Roman" w:cs="Times New Roman"/>
-                <w:sz w:val="18"/>
-              </w:rPr>
-              <w:t>SVM (RBF)</w:t>
-            </w:r>
-          </w:p>
-        </w:tc>
-        <w:tc>
-          <w:tcPr>
-            <w:tcW w:type="dxa" w:w="2379"/>
-            <w:vAlign w:val="center"/>
-          </w:tcPr>
-          <w:p>
-            <w:pPr>
-              <w:keepNext/>
-              <w:spacing w:before="0" w:after="0"/>
-            </w:pPr>
-            <w:r>
-              <w:rPr>
-                <w:rFonts w:ascii="Times New Roman" w:hAnsi="Times New Roman" w:eastAsia="Times New Roman" w:cs="Times New Roman"/>
-                <w:sz w:val="18"/>
-              </w:rPr>
-              <w:t>97.41</w:t>
-            </w:r>
-          </w:p>
-        </w:tc>
-        <w:tc>
-          <w:tcPr>
-            <w:tcW w:type="dxa" w:w="2379"/>
-            <w:vAlign w:val="center"/>
-          </w:tcPr>
-          <w:p>
-            <w:pPr>
-              <w:keepNext/>
-              <w:spacing w:before="0" w:after="0"/>
-            </w:pPr>
-            <w:r>
-              <w:rPr>
-                <w:rFonts w:ascii="Times New Roman" w:hAnsi="Times New Roman" w:eastAsia="Times New Roman" w:cs="Times New Roman"/>
-                <w:sz w:val="18"/>
-              </w:rPr>
-              <w:t>98.89</w:t>
-            </w:r>
-          </w:p>
-        </w:tc>
-        <w:tc>
-          <w:tcPr>
-            <w:tcW w:type="dxa" w:w="2379"/>
-            <w:vAlign w:val="center"/>
-          </w:tcPr>
-          <w:p>
-            <w:pPr>
-              <w:keepNext/>
-              <w:spacing w:before="0" w:after="0"/>
-            </w:pPr>
-            <w:r>
-              <w:rPr>
-                <w:rFonts w:ascii="Times New Roman" w:hAnsi="Times New Roman" w:eastAsia="Times New Roman" w:cs="Times New Roman"/>
-                <w:sz w:val="18"/>
-              </w:rPr>
-              <w:t>98.88</w:t>
-            </w:r>
-          </w:p>
-        </w:tc>
-      </w:tr>
-      <w:tr>
-        <w:trPr>
-          <w:cantSplit/>
-        </w:trPr>
-        <w:tc>
-          <w:tcPr>
-            <w:tcW w:type="dxa" w:w="2379"/>
-            <w:vAlign w:val="center"/>
-          </w:tcPr>
-          <w:p>
-            <w:pPr>
-              <w:keepNext/>
-            </w:pPr>
-            <w:r>
-              <w:rPr>
-                <w:rFonts w:ascii="Times New Roman" w:hAnsi="Times New Roman" w:eastAsia="Times New Roman" w:cs="Times New Roman"/>
-                <w:sz w:val="18"/>
-              </w:rPr>
-              <w:t>Random Forest</w:t>
-            </w:r>
-          </w:p>
-        </w:tc>
-        <w:tc>
-          <w:tcPr>
-            <w:tcW w:type="dxa" w:w="2379"/>
-            <w:vAlign w:val="center"/>
-          </w:tcPr>
-          <w:p>
-            <w:pPr>
-              <w:keepNext/>
-              <w:spacing w:before="0" w:after="0"/>
-            </w:pPr>
-            <w:r>
-              <w:rPr>
-                <w:rFonts w:ascii="Times New Roman" w:hAnsi="Times New Roman" w:eastAsia="Times New Roman" w:cs="Times New Roman"/>
-                <w:sz w:val="18"/>
-              </w:rPr>
-              <w:t>96.67</w:t>
-            </w:r>
-          </w:p>
-        </w:tc>
-        <w:tc>
-          <w:tcPr>
-            <w:tcW w:type="dxa" w:w="2379"/>
-            <w:vAlign w:val="center"/>
-          </w:tcPr>
-          <w:p>
-            <w:pPr>
-              <w:keepNext/>
-              <w:spacing w:before="0" w:after="0"/>
-            </w:pPr>
-            <w:r>
-              <w:rPr>
-                <w:rFonts w:ascii="Times New Roman" w:hAnsi="Times New Roman" w:eastAsia="Times New Roman" w:cs="Times New Roman"/>
-                <w:sz w:val="18"/>
-              </w:rPr>
-              <w:t>97.41</w:t>
-            </w:r>
-          </w:p>
-        </w:tc>
-        <w:tc>
-          <w:tcPr>
-            <w:tcW w:type="dxa" w:w="2379"/>
-            <w:vAlign w:val="center"/>
-          </w:tcPr>
-          <w:p>
-            <w:pPr>
-              <w:keepNext/>
-              <w:spacing w:before="0" w:after="0"/>
-            </w:pPr>
-            <w:r>
-              <w:rPr>
-                <w:rFonts w:ascii="Times New Roman" w:hAnsi="Times New Roman" w:eastAsia="Times New Roman" w:cs="Times New Roman"/>
-                <w:sz w:val="18"/>
-              </w:rPr>
-              <w:t>97.38</w:t>
-            </w:r>
-          </w:p>
-        </w:tc>
-      </w:tr>
-      <w:tr>
-        <w:trPr>
-          <w:cantSplit/>
-        </w:trPr>
-        <w:tc>
-          <w:tcPr>
-            <w:tcW w:type="dxa" w:w="2379"/>
-            <w:vAlign w:val="center"/>
-          </w:tcPr>
-          <w:p>
-            <w:pPr>
-              <w:keepNext/>
-            </w:pPr>
-            <w:r>
-              <w:rPr>
-                <w:rFonts w:ascii="Times New Roman" w:hAnsi="Times New Roman" w:eastAsia="Times New Roman" w:cs="Times New Roman"/>
-                <w:sz w:val="18"/>
-              </w:rPr>
-              <w:t>KNN</w:t>
-            </w:r>
-          </w:p>
-        </w:tc>
-        <w:tc>
-          <w:tcPr>
-            <w:tcW w:type="dxa" w:w="2379"/>
-            <w:vAlign w:val="center"/>
-          </w:tcPr>
-          <w:p>
-            <w:pPr>
-              <w:keepNext/>
-              <w:spacing w:before="0" w:after="0"/>
-            </w:pPr>
-            <w:r>
-              <w:rPr>
-                <w:rFonts w:ascii="Times New Roman" w:hAnsi="Times New Roman" w:eastAsia="Times New Roman" w:cs="Times New Roman"/>
-                <w:sz w:val="18"/>
-              </w:rPr>
-              <w:t>96.30</w:t>
-            </w:r>
-          </w:p>
-        </w:tc>
-        <w:tc>
-          <w:tcPr>
-            <w:tcW w:type="dxa" w:w="2379"/>
-            <w:vAlign w:val="center"/>
-          </w:tcPr>
-          <w:p>
-            <w:pPr>
-              <w:keepNext/>
-              <w:spacing w:before="0" w:after="0"/>
-            </w:pPr>
-            <w:r>
-              <w:rPr>
-                <w:rFonts w:ascii="Times New Roman" w:hAnsi="Times New Roman" w:eastAsia="Times New Roman" w:cs="Times New Roman"/>
-                <w:sz w:val="18"/>
-              </w:rPr>
-              <w:t>98.15</w:t>
-            </w:r>
-          </w:p>
-        </w:tc>
-        <w:tc>
-          <w:tcPr>
-            <w:tcW w:type="dxa" w:w="2379"/>
-            <w:vAlign w:val="center"/>
-          </w:tcPr>
-          <w:p>
-            <w:pPr>
-              <w:keepNext/>
-              <w:spacing w:before="0" w:after="0"/>
-            </w:pPr>
-            <w:r>
-              <w:rPr>
-                <w:rFonts w:ascii="Times New Roman" w:hAnsi="Times New Roman" w:eastAsia="Times New Roman" w:cs="Times New Roman"/>
-                <w:sz w:val="18"/>
-              </w:rPr>
-              <w:t>98.15</w:t>
-            </w:r>
-          </w:p>
-        </w:tc>
-      </w:tr>
-      <w:tr>
-        <w:trPr>
-          <w:cantSplit/>
-        </w:trPr>
-        <w:tc>
-          <w:tcPr>
-            <w:tcW w:type="dxa" w:w="2379"/>
-            <w:vAlign w:val="center"/>
-          </w:tcPr>
-          <w:p>
-            <w:pPr>
-              <w:keepNext w:val="0"/>
-            </w:pPr>
-            <w:r>
-              <w:rPr>
-                <w:rFonts w:ascii="Times New Roman" w:hAnsi="Times New Roman" w:eastAsia="Times New Roman" w:cs="Times New Roman"/>
-                <w:sz w:val="18"/>
-              </w:rPr>
-              <w:t>Gradient Boosting</w:t>
-            </w:r>
-          </w:p>
-        </w:tc>
-        <w:tc>
-          <w:tcPr>
-            <w:tcW w:type="dxa" w:w="2379"/>
-            <w:vAlign w:val="center"/>
-          </w:tcPr>
-          <w:p>
-            <w:pPr>
-              <w:keepNext w:val="0"/>
-              <w:spacing w:before="0" w:after="0"/>
-            </w:pPr>
-            <w:r>
-              <w:rPr>
-                <w:rFonts w:ascii="Times New Roman" w:hAnsi="Times New Roman" w:eastAsia="Times New Roman" w:cs="Times New Roman"/>
-                <w:sz w:val="18"/>
-              </w:rPr>
-              <w:t>95.19</w:t>
-            </w:r>
-          </w:p>
-        </w:tc>
-        <w:tc>
-          <w:tcPr>
-            <w:tcW w:type="dxa" w:w="2379"/>
-            <w:vAlign w:val="center"/>
-          </w:tcPr>
-          <w:p>
-            <w:pPr>
-              <w:keepNext w:val="0"/>
-              <w:spacing w:before="0" w:after="0"/>
-            </w:pPr>
-            <w:r>
-              <w:rPr>
-                <w:rFonts w:ascii="Times New Roman" w:hAnsi="Times New Roman" w:eastAsia="Times New Roman" w:cs="Times New Roman"/>
-                <w:sz w:val="18"/>
-              </w:rPr>
-              <w:t>96.30</w:t>
-            </w:r>
-          </w:p>
-        </w:tc>
-        <w:tc>
-          <w:tcPr>
-            <w:tcW w:type="dxa" w:w="2379"/>
-            <w:vAlign w:val="center"/>
-          </w:tcPr>
-          <w:p>
-            <w:pPr>
-              <w:keepNext w:val="0"/>
-              <w:spacing w:before="0" w:after="0"/>
-            </w:pPr>
-            <w:r>
-              <w:rPr>
-                <w:rFonts w:ascii="Times New Roman" w:hAnsi="Times New Roman" w:eastAsia="Times New Roman" w:cs="Times New Roman"/>
-                <w:sz w:val="18"/>
-              </w:rPr>
-              <w:t>96.27</w:t>
-            </w:r>
-          </w:p>
-        </w:tc>
-      </w:tr>
-    </w:tbl>
-    <w:p>
-      <w:pPr>
-        <w:keepNext/>
-        <w:spacing w:before="140" w:after="80"/>
-      </w:pPr>
-      <w:r>
-        <w:rPr>
-          <w:rFonts w:ascii="Times New Roman" w:hAnsi="Times New Roman" w:eastAsia="Times New Roman" w:cs="Times New Roman"/>
-          <w:b/>
-          <w:sz w:val="20"/>
-        </w:rPr>
-        <w:t>Tablo 3. CNN-C için beş tohumlu kararlılık deneyi</w:t>
-      </w:r>
-    </w:p>
-    <w:tbl>
-      <w:tblPr>
-        <w:tblStyle w:val="TableGrid"/>
-        <w:tblW w:type="auto" w:w="0"/>
-        <w:jc w:val="center"/>
-        <w:tblLook w:firstColumn="1" w:firstRow="1" w:lastColumn="0" w:lastRow="0" w:noHBand="0" w:noVBand="1" w:val="04A0"/>
-      </w:tblPr>
-      <w:tblGrid>
-        <w:gridCol w:w="2379"/>
-        <w:gridCol w:w="2379"/>
-        <w:gridCol w:w="2379"/>
-        <w:gridCol w:w="2379"/>
-      </w:tblGrid>
-      <w:tr>
-        <w:trPr>
-          <w:cantSplit/>
-        </w:trPr>
-        <w:tc>
-          <w:tcPr>
-            <w:tcW w:type="dxa" w:w="2379"/>
-            <w:vAlign w:val="center"/>
-          </w:tcPr>
-          <w:p>
-            <w:pPr>
-              <w:keepNext/>
-            </w:pPr>
-            <w:r>
-              <w:rPr>
-                <w:rFonts w:ascii="Times New Roman" w:hAnsi="Times New Roman" w:eastAsia="Times New Roman" w:cs="Times New Roman"/>
-                <w:b/>
-                <w:sz w:val="18"/>
-              </w:rPr>
-              <w:t>Seed</w:t>
-            </w:r>
-          </w:p>
-        </w:tc>
-        <w:tc>
-          <w:tcPr>
-            <w:tcW w:type="dxa" w:w="2379"/>
-            <w:vAlign w:val="center"/>
-          </w:tcPr>
-          <w:p>
-            <w:pPr>
-              <w:keepNext/>
-            </w:pPr>
-            <w:r>
-              <w:rPr>
-                <w:rFonts w:ascii="Times New Roman" w:hAnsi="Times New Roman" w:eastAsia="Times New Roman" w:cs="Times New Roman"/>
-                <w:b/>
-                <w:sz w:val="18"/>
-              </w:rPr>
-              <w:t>Best epoch</w:t>
-            </w:r>
-          </w:p>
-        </w:tc>
-        <w:tc>
-          <w:tcPr>
-            <w:tcW w:type="dxa" w:w="2379"/>
-            <w:vAlign w:val="center"/>
-          </w:tcPr>
-          <w:p>
-            <w:pPr>
-              <w:keepNext/>
-            </w:pPr>
-            <w:r>
-              <w:rPr>
-                <w:rFonts w:ascii="Times New Roman" w:hAnsi="Times New Roman" w:eastAsia="Times New Roman" w:cs="Times New Roman"/>
-                <w:b/>
-                <w:sz w:val="18"/>
-              </w:rPr>
-              <w:t>Test Acc %</w:t>
-            </w:r>
-          </w:p>
-        </w:tc>
-        <w:tc>
-          <w:tcPr>
-            <w:tcW w:type="dxa" w:w="2379"/>
-            <w:vAlign w:val="center"/>
-          </w:tcPr>
-          <w:p>
-            <w:pPr>
-              <w:keepNext/>
-            </w:pPr>
-            <w:r>
-              <w:rPr>
-                <w:rFonts w:ascii="Times New Roman" w:hAnsi="Times New Roman" w:eastAsia="Times New Roman" w:cs="Times New Roman"/>
-                <w:b/>
-                <w:sz w:val="18"/>
-              </w:rPr>
-              <w:t>Macro F1 %</w:t>
-            </w:r>
-          </w:p>
-        </w:tc>
-      </w:tr>
-      <w:tr>
-        <w:trPr>
-          <w:cantSplit/>
-        </w:trPr>
-        <w:tc>
-          <w:tcPr>
-            <w:tcW w:type="dxa" w:w="2379"/>
-            <w:vAlign w:val="center"/>
-          </w:tcPr>
-          <w:p>
-            <w:pPr>
-              <w:keepNext/>
-              <w:spacing w:before="0" w:after="0"/>
-            </w:pPr>
-            <w:r>
-              <w:rPr>
-                <w:rFonts w:ascii="Times New Roman" w:hAnsi="Times New Roman" w:eastAsia="Times New Roman" w:cs="Times New Roman"/>
-                <w:sz w:val="18"/>
-              </w:rPr>
-              <w:t>101</w:t>
-            </w:r>
-          </w:p>
-        </w:tc>
-        <w:tc>
-          <w:tcPr>
-            <w:tcW w:type="dxa" w:w="2379"/>
-            <w:vAlign w:val="center"/>
-          </w:tcPr>
-          <w:p>
-            <w:pPr>
-              <w:keepNext/>
-              <w:spacing w:before="0" w:after="0"/>
-            </w:pPr>
-            <w:r>
-              <w:rPr>
-                <w:rFonts w:ascii="Times New Roman" w:hAnsi="Times New Roman" w:eastAsia="Times New Roman" w:cs="Times New Roman"/>
-                <w:sz w:val="18"/>
-              </w:rPr>
-              <w:t>44</w:t>
-            </w:r>
-          </w:p>
-        </w:tc>
-        <w:tc>
-          <w:tcPr>
-            <w:tcW w:type="dxa" w:w="2379"/>
-            <w:vAlign w:val="center"/>
-          </w:tcPr>
-          <w:p>
-            <w:pPr>
-              <w:keepNext/>
-              <w:spacing w:before="0" w:after="0"/>
-            </w:pPr>
-            <w:r>
-              <w:rPr>
-                <w:rFonts w:ascii="Times New Roman" w:hAnsi="Times New Roman" w:eastAsia="Times New Roman" w:cs="Times New Roman"/>
-                <w:sz w:val="18"/>
-              </w:rPr>
-              <w:t>98.15</w:t>
-            </w:r>
-          </w:p>
-        </w:tc>
-        <w:tc>
-          <w:tcPr>
-            <w:tcW w:type="dxa" w:w="2379"/>
-            <w:vAlign w:val="center"/>
-          </w:tcPr>
-          <w:p>
-            <w:pPr>
-              <w:keepNext/>
-              <w:spacing w:before="0" w:after="0"/>
-            </w:pPr>
-            <w:r>
-              <w:rPr>
-                <w:rFonts w:ascii="Times New Roman" w:hAnsi="Times New Roman" w:eastAsia="Times New Roman" w:cs="Times New Roman"/>
-                <w:sz w:val="18"/>
-              </w:rPr>
-              <w:t>98.18</w:t>
-            </w:r>
-          </w:p>
-        </w:tc>
-      </w:tr>
-      <w:tr>
-        <w:trPr>
-          <w:cantSplit/>
-        </w:trPr>
-        <w:tc>
-          <w:tcPr>
-            <w:tcW w:type="dxa" w:w="2379"/>
-            <w:vAlign w:val="center"/>
-          </w:tcPr>
-          <w:p>
-            <w:pPr>
-              <w:keepNext/>
-              <w:spacing w:before="0" w:after="0"/>
-            </w:pPr>
-            <w:r>
-              <w:rPr>
-                <w:rFonts w:ascii="Times New Roman" w:hAnsi="Times New Roman" w:eastAsia="Times New Roman" w:cs="Times New Roman"/>
-                <w:sz w:val="18"/>
-              </w:rPr>
-              <w:t>202</w:t>
-            </w:r>
-          </w:p>
-        </w:tc>
-        <w:tc>
-          <w:tcPr>
-            <w:tcW w:type="dxa" w:w="2379"/>
-            <w:vAlign w:val="center"/>
-          </w:tcPr>
-          <w:p>
-            <w:pPr>
-              <w:keepNext/>
-              <w:spacing w:before="0" w:after="0"/>
-            </w:pPr>
-            <w:r>
-              <w:rPr>
-                <w:rFonts w:ascii="Times New Roman" w:hAnsi="Times New Roman" w:eastAsia="Times New Roman" w:cs="Times New Roman"/>
-                <w:sz w:val="18"/>
-              </w:rPr>
-              <w:t>37</w:t>
-            </w:r>
-          </w:p>
-        </w:tc>
-        <w:tc>
-          <w:tcPr>
-            <w:tcW w:type="dxa" w:w="2379"/>
-            <w:vAlign w:val="center"/>
-          </w:tcPr>
-          <w:p>
-            <w:pPr>
-              <w:keepNext/>
-              <w:spacing w:before="0" w:after="0"/>
-            </w:pPr>
-            <w:r>
-              <w:rPr>
-                <w:rFonts w:ascii="Times New Roman" w:hAnsi="Times New Roman" w:eastAsia="Times New Roman" w:cs="Times New Roman"/>
-                <w:sz w:val="18"/>
-              </w:rPr>
-              <w:t>99.63</w:t>
-            </w:r>
-          </w:p>
-        </w:tc>
-        <w:tc>
-          <w:tcPr>
-            <w:tcW w:type="dxa" w:w="2379"/>
-            <w:vAlign w:val="center"/>
-          </w:tcPr>
-          <w:p>
-            <w:pPr>
-              <w:keepNext/>
-              <w:spacing w:before="0" w:after="0"/>
-            </w:pPr>
-            <w:r>
-              <w:rPr>
-                <w:rFonts w:ascii="Times New Roman" w:hAnsi="Times New Roman" w:eastAsia="Times New Roman" w:cs="Times New Roman"/>
-                <w:sz w:val="18"/>
-              </w:rPr>
-              <w:t>99.63</w:t>
-            </w:r>
-          </w:p>
-        </w:tc>
-      </w:tr>
-      <w:tr>
-        <w:trPr>
-          <w:cantSplit/>
-        </w:trPr>
-        <w:tc>
-          <w:tcPr>
-            <w:tcW w:type="dxa" w:w="2379"/>
-            <w:vAlign w:val="center"/>
-          </w:tcPr>
-          <w:p>
-            <w:pPr>
-              <w:keepNext/>
-              <w:spacing w:before="0" w:after="0"/>
-            </w:pPr>
-            <w:r>
-              <w:rPr>
-                <w:rFonts w:ascii="Times New Roman" w:hAnsi="Times New Roman" w:eastAsia="Times New Roman" w:cs="Times New Roman"/>
-                <w:sz w:val="18"/>
-              </w:rPr>
-              <w:t>303</w:t>
-            </w:r>
-          </w:p>
-        </w:tc>
-        <w:tc>
-          <w:tcPr>
-            <w:tcW w:type="dxa" w:w="2379"/>
-            <w:vAlign w:val="center"/>
-          </w:tcPr>
-          <w:p>
-            <w:pPr>
-              <w:keepNext/>
-              <w:spacing w:before="0" w:after="0"/>
-            </w:pPr>
-            <w:r>
-              <w:rPr>
-                <w:rFonts w:ascii="Times New Roman" w:hAnsi="Times New Roman" w:eastAsia="Times New Roman" w:cs="Times New Roman"/>
-                <w:sz w:val="18"/>
-              </w:rPr>
-              <w:t>31</w:t>
-            </w:r>
-          </w:p>
-        </w:tc>
-        <w:tc>
-          <w:tcPr>
-            <w:tcW w:type="dxa" w:w="2379"/>
-            <w:vAlign w:val="center"/>
-          </w:tcPr>
-          <w:p>
-            <w:pPr>
-              <w:keepNext/>
-              <w:spacing w:before="0" w:after="0"/>
-            </w:pPr>
-            <w:r>
-              <w:rPr>
-                <w:rFonts w:ascii="Times New Roman" w:hAnsi="Times New Roman" w:eastAsia="Times New Roman" w:cs="Times New Roman"/>
-                <w:sz w:val="18"/>
-              </w:rPr>
-              <w:t>97.04</w:t>
-            </w:r>
-          </w:p>
-        </w:tc>
-        <w:tc>
-          <w:tcPr>
-            <w:tcW w:type="dxa" w:w="2379"/>
-            <w:vAlign w:val="center"/>
-          </w:tcPr>
-          <w:p>
-            <w:pPr>
-              <w:keepNext/>
-              <w:spacing w:before="0" w:after="0"/>
-            </w:pPr>
-            <w:r>
-              <w:rPr>
-                <w:rFonts w:ascii="Times New Roman" w:hAnsi="Times New Roman" w:eastAsia="Times New Roman" w:cs="Times New Roman"/>
-                <w:sz w:val="18"/>
-              </w:rPr>
-              <w:t>96.93</w:t>
-            </w:r>
-          </w:p>
-        </w:tc>
-      </w:tr>
-      <w:tr>
-        <w:trPr>
-          <w:cantSplit/>
-        </w:trPr>
-        <w:tc>
-          <w:tcPr>
-            <w:tcW w:type="dxa" w:w="2379"/>
-            <w:vAlign w:val="center"/>
-          </w:tcPr>
-          <w:p>
-            <w:pPr>
-              <w:keepNext/>
-              <w:spacing w:before="0" w:after="0"/>
-            </w:pPr>
-            <w:r>
-              <w:rPr>
-                <w:rFonts w:ascii="Times New Roman" w:hAnsi="Times New Roman" w:eastAsia="Times New Roman" w:cs="Times New Roman"/>
-                <w:sz w:val="18"/>
-              </w:rPr>
-              <w:t>404</w:t>
-            </w:r>
-          </w:p>
-        </w:tc>
-        <w:tc>
-          <w:tcPr>
-            <w:tcW w:type="dxa" w:w="2379"/>
-            <w:vAlign w:val="center"/>
-          </w:tcPr>
-          <w:p>
-            <w:pPr>
-              <w:keepNext/>
-              <w:spacing w:before="0" w:after="0"/>
-            </w:pPr>
-            <w:r>
-              <w:rPr>
-                <w:rFonts w:ascii="Times New Roman" w:hAnsi="Times New Roman" w:eastAsia="Times New Roman" w:cs="Times New Roman"/>
-                <w:sz w:val="18"/>
-              </w:rPr>
-              <w:t>23</w:t>
-            </w:r>
-          </w:p>
-        </w:tc>
-        <w:tc>
-          <w:tcPr>
-            <w:tcW w:type="dxa" w:w="2379"/>
-            <w:vAlign w:val="center"/>
-          </w:tcPr>
-          <w:p>
-            <w:pPr>
-              <w:keepNext/>
-              <w:spacing w:before="0" w:after="0"/>
-            </w:pPr>
-            <w:r>
-              <w:rPr>
-                <w:rFonts w:ascii="Times New Roman" w:hAnsi="Times New Roman" w:eastAsia="Times New Roman" w:cs="Times New Roman"/>
-                <w:sz w:val="18"/>
-              </w:rPr>
-              <w:t>99.63</w:t>
-            </w:r>
-          </w:p>
-        </w:tc>
-        <w:tc>
-          <w:tcPr>
-            <w:tcW w:type="dxa" w:w="2379"/>
-            <w:vAlign w:val="center"/>
-          </w:tcPr>
-          <w:p>
-            <w:pPr>
-              <w:keepNext/>
-              <w:spacing w:before="0" w:after="0"/>
-            </w:pPr>
-            <w:r>
-              <w:rPr>
-                <w:rFonts w:ascii="Times New Roman" w:hAnsi="Times New Roman" w:eastAsia="Times New Roman" w:cs="Times New Roman"/>
-                <w:sz w:val="18"/>
-              </w:rPr>
-              <w:t>99.63</w:t>
-            </w:r>
-          </w:p>
-        </w:tc>
-      </w:tr>
-      <w:tr>
-        <w:trPr>
-          <w:cantSplit/>
-        </w:trPr>
-        <w:tc>
-          <w:tcPr>
-            <w:tcW w:type="dxa" w:w="2379"/>
-            <w:vAlign w:val="center"/>
-          </w:tcPr>
-          <w:p>
-            <w:pPr>
-              <w:keepNext w:val="0"/>
-              <w:spacing w:before="0" w:after="0"/>
-            </w:pPr>
-            <w:r>
-              <w:rPr>
-                <w:rFonts w:ascii="Times New Roman" w:hAnsi="Times New Roman" w:eastAsia="Times New Roman" w:cs="Times New Roman"/>
-                <w:sz w:val="18"/>
-              </w:rPr>
-              <w:t>505</w:t>
-            </w:r>
-          </w:p>
-        </w:tc>
-        <w:tc>
-          <w:tcPr>
-            <w:tcW w:type="dxa" w:w="2379"/>
-            <w:vAlign w:val="center"/>
-          </w:tcPr>
-          <w:p>
-            <w:pPr>
-              <w:keepNext w:val="0"/>
-              <w:spacing w:before="0" w:after="0"/>
-            </w:pPr>
-            <w:r>
-              <w:rPr>
-                <w:rFonts w:ascii="Times New Roman" w:hAnsi="Times New Roman" w:eastAsia="Times New Roman" w:cs="Times New Roman"/>
-                <w:sz w:val="18"/>
-              </w:rPr>
-              <w:t>50</w:t>
-            </w:r>
-          </w:p>
-        </w:tc>
-        <w:tc>
-          <w:tcPr>
-            <w:tcW w:type="dxa" w:w="2379"/>
-            <w:vAlign w:val="center"/>
-          </w:tcPr>
-          <w:p>
-            <w:pPr>
-              <w:keepNext w:val="0"/>
-              <w:spacing w:before="0" w:after="0"/>
-            </w:pPr>
-            <w:r>
-              <w:rPr>
-                <w:rFonts w:ascii="Times New Roman" w:hAnsi="Times New Roman" w:eastAsia="Times New Roman" w:cs="Times New Roman"/>
-                <w:sz w:val="18"/>
-              </w:rPr>
-              <w:t>99.26</w:t>
-            </w:r>
-          </w:p>
-        </w:tc>
-        <w:tc>
-          <w:tcPr>
-            <w:tcW w:type="dxa" w:w="2379"/>
-            <w:vAlign w:val="center"/>
-          </w:tcPr>
-          <w:p>
-            <w:pPr>
-              <w:keepNext w:val="0"/>
-              <w:spacing w:before="0" w:after="0"/>
-            </w:pPr>
-            <w:r>
-              <w:rPr>
-                <w:rFonts w:ascii="Times New Roman" w:hAnsi="Times New Roman" w:eastAsia="Times New Roman" w:cs="Times New Roman"/>
-                <w:sz w:val="18"/>
-              </w:rPr>
-              <w:t>99.24</w:t>
-            </w:r>
-          </w:p>
-        </w:tc>
-      </w:tr>
-    </w:tbl>
-    <w:p>
-      <w:pPr>
-        <w:jc w:val="both"/>
-      </w:pPr>
-      <w:r>
-        <w:rPr>
-          <w:rFonts w:ascii="Times New Roman" w:hAnsi="Times New Roman" w:eastAsia="Times New Roman" w:cs="Times New Roman"/>
-        </w:rPr>
-        <w:t>Tabloda verilen test yüzdeleri, sınırlı sayıdaki örneğe karşılık gelen tam sayı doğru tahminlerinden elde edilmektedir. Bu nedenle küçük ondalık yüzdelik farklar geniş ve genellenebilir bir üstünlük olarak yorumlanmamalıdır. Son beş-seed deneyinde bütün koşuların sonuçlarının birlikte sunulması, yalnızca en yüksek skoru veren koşunun raporlanmasından daha tutarlı bir özet sağlar. Seed sonuçları arasındaki değişkenlik, modelin başlangıç koşullarına göre verdiği yanıtı gösterir; farklı veri kümeleri veya farklı test ortamları üzerinde genelleme garantisi oluşturmaz. Önceden tanımlanan model seçimi ilkesi ile sonradan yapılan hata analizi bu nedenle ayrı değerlendirilmiştir.</w:t>
-      </w:r>
-      <w:r>
-        <w:rPr>
-          <w:rFonts w:ascii="Times New Roman" w:hAnsi="Times New Roman" w:eastAsia="Times New Roman" w:cs="Times New Roman"/>
-        </w:rPr>
-        <w:t xml:space="preserve"> [15, 16, 17]</w:t>
-      </w:r>
-    </w:p>
-    <w:p>
-      <w:pPr>
-        <w:jc w:val="both"/>
-      </w:pPr>
-      <w:r>
-        <w:rPr>
-          <w:rFonts w:ascii="Times New Roman" w:hAnsi="Times New Roman" w:eastAsia="Times New Roman" w:cs="Times New Roman"/>
+          <w:sz w:val="22"/>
+          <w:szCs w:val="22"/>
         </w:rPr>
         <w:drawing>
           <wp:inline xmlns:a="http://schemas.openxmlformats.org/drawingml/2006/main" xmlns:pic="http://schemas.openxmlformats.org/drawingml/2006/picture">
-            <wp:extent cx="5472000" cy="2814171"/>
+            <wp:extent cx="5256000" cy="2894268"/>
             <wp:docPr id="1" name="Picture 1"/>
             <wp:cNvGraphicFramePr>
               <a:graphicFrameLocks noChangeAspect="1"/>
@@ -2138,7 +1338,7 @@
               <a:graphicData uri="http://schemas.openxmlformats.org/drawingml/2006/picture">
                 <pic:pic>
                   <pic:nvPicPr>
-                    <pic:cNvPr id="0" name="sekil_1_sinif_dagilimi.png"/>
+                    <pic:cNvPr id="0" name="sekil_1.png"/>
                     <pic:cNvPicPr/>
                   </pic:nvPicPr>
                   <pic:blipFill>
@@ -2150,7 +1350,7 @@
                   <pic:spPr>
                     <a:xfrm>
                       <a:off x="0" y="0"/>
-                      <a:ext cx="5472000" cy="2814171"/>
+                      <a:ext cx="5256000" cy="2894268"/>
                     </a:xfrm>
                     <a:prstGeom prst="rect"/>
                   </pic:spPr>
@@ -2163,26 +1363,35 @@
     </w:p>
     <w:p>
       <w:pPr>
-        <w:jc w:val="both"/>
+        <w:keepNext w:val="0"/>
+        <w:spacing w:after="140"/>
+        <w:jc w:val="left"/>
       </w:pPr>
       <w:r>
         <w:rPr>
           <w:rFonts w:ascii="Times New Roman" w:hAnsi="Times New Roman" w:eastAsia="Times New Roman" w:cs="Times New Roman"/>
+          <w:i/>
+          <w:sz w:val="22"/>
+          <w:szCs w:val="22"/>
         </w:rPr>
-        <w:t>Şekil 1. Digits veri kümesinde sınıflara göre örnek sayıları.</w:t>
+        <w:t>Şekil 1. Digits veri kümesinde rakam sınıflarının örnek sayıları.</w:t>
       </w:r>
     </w:p>
     <w:p>
       <w:pPr>
-        <w:jc w:val="both"/>
+        <w:keepNext/>
+        <w:spacing w:before="160" w:after="40"/>
+        <w:jc w:val="center"/>
       </w:pPr>
       <w:r>
         <w:rPr>
           <w:rFonts w:ascii="Times New Roman" w:hAnsi="Times New Roman" w:eastAsia="Times New Roman" w:cs="Times New Roman"/>
+          <w:sz w:val="22"/>
+          <w:szCs w:val="22"/>
         </w:rPr>
         <w:drawing>
           <wp:inline xmlns:a="http://schemas.openxmlformats.org/drawingml/2006/main" xmlns:pic="http://schemas.openxmlformats.org/drawingml/2006/picture">
-            <wp:extent cx="5472000" cy="1778400"/>
+            <wp:extent cx="5256000" cy="2468633"/>
             <wp:docPr id="2" name="Picture 2"/>
             <wp:cNvGraphicFramePr>
               <a:graphicFrameLocks noChangeAspect="1"/>
@@ -2191,7 +1400,7 @@
               <a:graphicData uri="http://schemas.openxmlformats.org/drawingml/2006/picture">
                 <pic:pic>
                   <pic:nvPicPr>
-                    <pic:cNvPr id="0" name="sekil_2_rakam_ornekleri.png"/>
+                    <pic:cNvPr id="0" name="sekil_2.png"/>
                     <pic:cNvPicPr/>
                   </pic:nvPicPr>
                   <pic:blipFill>
@@ -2203,7 +1412,7 @@
                   <pic:spPr>
                     <a:xfrm>
                       <a:off x="0" y="0"/>
-                      <a:ext cx="5472000" cy="1778400"/>
+                      <a:ext cx="5256000" cy="2468633"/>
                     </a:xfrm>
                     <a:prstGeom prst="rect"/>
                   </pic:spPr>
@@ -2216,26 +1425,917 @@
     </w:p>
     <w:p>
       <w:pPr>
+        <w:keepNext w:val="0"/>
+        <w:spacing w:after="140"/>
+        <w:jc w:val="left"/>
+      </w:pPr>
+      <w:r>
+        <w:rPr>
+          <w:rFonts w:ascii="Times New Roman" w:hAnsi="Times New Roman" w:eastAsia="Times New Roman" w:cs="Times New Roman"/>
+          <w:i/>
+          <w:sz w:val="22"/>
+          <w:szCs w:val="22"/>
+        </w:rPr>
+        <w:t>Şekil 2. Digits veri kümesinden örnek 8 × 8 el yazısı görüntüleri.</w:t>
+      </w:r>
+    </w:p>
+    <w:p>
+      <w:pPr>
+        <w:keepLines w:val="0"/>
         <w:jc w:val="both"/>
       </w:pPr>
       <w:r>
         <w:rPr>
           <w:rFonts w:ascii="Times New Roman" w:hAnsi="Times New Roman" w:eastAsia="Times New Roman" w:cs="Times New Roman"/>
+          <w:sz w:val="22"/>
+          <w:szCs w:val="22"/>
         </w:rPr>
-        <w:t>Şekil 2. Digits veri kümesinden örnek el yazısı rakam görüntüleri.</w:t>
+        <w:t>Klasik algoritmaların eğitim içi beş katlı çapraz doğrulama makro F1 sonuçlarında RBF-SVM yaklaşık 0,97999 ile en yüksek ortalamaya ulaşmıştır. Rastgele orman 0,97365, Gradient Boosting 0,96887, KNN 0,96866 ve lojistik regresyon 0,96423 değerleri üretmiştir. Bunlar nihai test yüzdeleri değil, hiperparametre aramasında kullanılan eğitim içi puanlardır. Doğrulama kümesine geçildiğinde sıralama değişmiştir: lojistik regresyonun doğrulama makro F1 değeri yaklaşık 0,97771, SVM'nin ise 0,97417 olmuştur. Böylece eğitim içi çapraz doğrulama başarısının tek başına nihai sıralamayı garanti etmediği gözlenmiştir.</w:t>
       </w:r>
     </w:p>
+    <w:p>
+      <w:pPr>
+        <w:keepLines w:val="0"/>
+        <w:jc w:val="both"/>
+      </w:pPr>
+      <w:r>
+        <w:rPr>
+          <w:rFonts w:ascii="Times New Roman" w:hAnsi="Times New Roman" w:eastAsia="Times New Roman" w:cs="Times New Roman"/>
+          <w:sz w:val="22"/>
+          <w:szCs w:val="22"/>
+        </w:rPr>
+        <w:t>Sinir ağı deneylerinde CNN-C doğrulama makro F1 bakımından belirgin biçimde öne çıkmıştır. MLP-A için bu metrik 0,97755, MLP-B için 0,98132 ve CNN-C için 0,99266'dır. CNN-C'nin en düşük doğrulama kaybı 0,03624 olup MLP-A'nın 0,14029 ve MLP-B'nin 0,19764 değerlerinden düşüktür. Ağın 33.002 parametreli yapısı, 58.442 parametreli geniş MLP-B'ye kıyasla daha yüksek doğrulama başarısı üretmiştir. Bu bulgu, parametre sayısının tek başına model kalitesini açıklamadığını; yerel görüntü bilgisini kullanan mimarinin ve düzenlileştirmenin birlikte etkili olabileceğini düşündürmektedir.</w:t>
+      </w:r>
+    </w:p>
+    <w:p>
+      <w:pPr>
+        <w:keepLines w:val="0"/>
+        <w:jc w:val="both"/>
+      </w:pPr>
+      <w:r>
+        <w:rPr>
+          <w:rFonts w:ascii="Times New Roman" w:hAnsi="Times New Roman" w:eastAsia="Times New Roman" w:cs="Times New Roman"/>
+          <w:sz w:val="22"/>
+          <w:szCs w:val="22"/>
+        </w:rPr>
+        <w:t>Birincil doğrulama ölçütüne göre CNN-C seçildikten sonra test sonuçları hesaplanmıştır. CNN-C testte 270 örneğin 265'ini doğru sınıflandırarak %98,15 doğruluk ve 0,98124 makro F1 sağlamıştır. Test doğruluğunda RBF-SVM %98,89 (267/270) ile ilk sırada, lojistik regresyon %98,52 (266/270) ile ikinci sırada yer almıştır. KNN, CNN ile aynı %98,15 doğruluğa ulaşmış; rastgele orman %97,41 ve Gradient Boosting %96,30 elde etmiştir. Test uygulanan altı modelin sonuçları Şekil 3'te gösterilmiştir. MLP-A ve MLP-B ise yalnızca doğrulama ölçütleriyle karşılaştırıldığı için Tablo 3'te bu modellerin test değerleri boş bırakılmıştır. Testteki bu sıra, doğrulama aşamasında önceden seçilmiş modelin değiştirilmesi için gerekçe olarak kullanılmamıştır.</w:t>
+      </w:r>
+    </w:p>
+    <w:p>
+      <w:pPr>
+        <w:keepNext/>
+        <w:spacing w:before="160" w:after="80"/>
+        <w:jc w:val="left"/>
+      </w:pPr>
+      <w:r>
+        <w:rPr>
+          <w:rFonts w:ascii="Times New Roman" w:hAnsi="Times New Roman" w:eastAsia="Times New Roman" w:cs="Times New Roman"/>
+          <w:b/>
+          <w:sz w:val="22"/>
+          <w:szCs w:val="22"/>
+        </w:rPr>
+        <w:t>Tablo 3. Sekiz modelin doğrulama sonuçları ve varsa bağımsız test performansları</w:t>
+      </w:r>
+    </w:p>
+    <w:tbl>
+      <w:tblPr>
+        <w:tblStyle w:val="TableGrid"/>
+        <w:tblW w:type="auto" w:w="0"/>
+        <w:jc w:val="center"/>
+        <w:tblLayout w:type="autofit"/>
+        <w:tblLook w:firstColumn="1" w:firstRow="1" w:lastColumn="0" w:lastRow="0" w:noHBand="0" w:noVBand="1" w:val="04A0"/>
+      </w:tblPr>
+      <w:tblGrid>
+        <w:gridCol w:w="2494"/>
+        <w:gridCol w:w="1871"/>
+        <w:gridCol w:w="2098"/>
+        <w:gridCol w:w="2098"/>
+      </w:tblGrid>
+      <w:tr>
+        <w:trPr>
+          <w:tblHeader w:val="true"/>
+          <w:cantSplit/>
+          <w:tblHeader w:val="true"/>
+        </w:trPr>
+        <w:tc>
+          <w:tcPr>
+            <w:tcW w:type="dxa" w:w="2282"/>
+            <w:shd w:fill="EEF1F5"/>
+            <w:vAlign w:val="center"/>
+          </w:tcPr>
+          <w:p>
+            <w:pPr>
+              <w:spacing w:after="20" w:line="240" w:lineRule="auto" w:before="20"/>
+              <w:jc w:val="center"/>
+            </w:pPr>
+            <w:r>
+              <w:rPr>
+                <w:rFonts w:ascii="Times New Roman" w:hAnsi="Times New Roman" w:cs="Times New Roman" w:eastAsia="Times New Roman"/>
+                <w:b/>
+                <w:sz w:val="22"/>
+                <w:szCs w:val="22"/>
+              </w:rPr>
+              <w:t>Model</w:t>
+            </w:r>
+          </w:p>
+        </w:tc>
+        <w:tc>
+          <w:tcPr>
+            <w:tcW w:type="dxa" w:w="2282"/>
+            <w:shd w:fill="EEF1F5"/>
+            <w:vAlign w:val="center"/>
+          </w:tcPr>
+          <w:p>
+            <w:pPr>
+              <w:spacing w:after="20" w:line="240" w:lineRule="auto" w:before="20"/>
+              <w:jc w:val="center"/>
+            </w:pPr>
+            <w:r>
+              <w:rPr>
+                <w:rFonts w:ascii="Times New Roman" w:hAnsi="Times New Roman" w:cs="Times New Roman" w:eastAsia="Times New Roman"/>
+                <w:b/>
+                <w:sz w:val="22"/>
+                <w:szCs w:val="22"/>
+              </w:rPr>
+              <w:t>Doğrulama F1</w:t>
+            </w:r>
+          </w:p>
+        </w:tc>
+        <w:tc>
+          <w:tcPr>
+            <w:tcW w:type="dxa" w:w="2282"/>
+            <w:shd w:fill="EEF1F5"/>
+            <w:vAlign w:val="center"/>
+          </w:tcPr>
+          <w:p>
+            <w:pPr>
+              <w:spacing w:after="20" w:line="240" w:lineRule="auto" w:before="20"/>
+              <w:jc w:val="center"/>
+            </w:pPr>
+            <w:r>
+              <w:rPr>
+                <w:rFonts w:ascii="Times New Roman" w:hAnsi="Times New Roman" w:cs="Times New Roman" w:eastAsia="Times New Roman"/>
+                <w:b/>
+                <w:sz w:val="22"/>
+                <w:szCs w:val="22"/>
+              </w:rPr>
+              <w:t>Test doğruluğu</w:t>
+            </w:r>
+          </w:p>
+        </w:tc>
+        <w:tc>
+          <w:tcPr>
+            <w:tcW w:type="dxa" w:w="2282"/>
+            <w:shd w:fill="EEF1F5"/>
+            <w:vAlign w:val="center"/>
+          </w:tcPr>
+          <w:p>
+            <w:pPr>
+              <w:spacing w:after="20" w:line="240" w:lineRule="auto" w:before="20"/>
+              <w:jc w:val="center"/>
+            </w:pPr>
+            <w:r>
+              <w:rPr>
+                <w:rFonts w:ascii="Times New Roman" w:hAnsi="Times New Roman" w:cs="Times New Roman" w:eastAsia="Times New Roman"/>
+                <w:b/>
+                <w:sz w:val="22"/>
+                <w:szCs w:val="22"/>
+              </w:rPr>
+              <w:t>Test makro F1</w:t>
+            </w:r>
+          </w:p>
+        </w:tc>
+      </w:tr>
+      <w:tr>
+        <w:trPr>
+          <w:cantSplit/>
+          <w:cantSplit/>
+        </w:trPr>
+        <w:tc>
+          <w:tcPr>
+            <w:tcW w:type="dxa" w:w="2494"/>
+            <w:vAlign w:val="center"/>
+          </w:tcPr>
+          <w:p>
+            <w:pPr>
+              <w:spacing w:after="20" w:line="240" w:lineRule="auto" w:before="20"/>
+              <w:jc w:val="left"/>
+            </w:pPr>
+            <w:r>
+              <w:rPr>
+                <w:rFonts w:ascii="Times New Roman" w:hAnsi="Times New Roman" w:cs="Times New Roman" w:eastAsia="Times New Roman"/>
+                <w:sz w:val="22"/>
+                <w:szCs w:val="22"/>
+              </w:rPr>
+              <w:t>CNN-C</w:t>
+            </w:r>
+          </w:p>
+        </w:tc>
+        <w:tc>
+          <w:tcPr>
+            <w:tcW w:type="dxa" w:w="1871"/>
+            <w:vAlign w:val="center"/>
+          </w:tcPr>
+          <w:p>
+            <w:pPr>
+              <w:spacing w:after="20" w:line="240" w:lineRule="auto" w:before="20"/>
+              <w:jc w:val="left"/>
+            </w:pPr>
+            <w:r>
+              <w:rPr>
+                <w:rFonts w:ascii="Times New Roman" w:hAnsi="Times New Roman" w:cs="Times New Roman" w:eastAsia="Times New Roman"/>
+                <w:sz w:val="22"/>
+                <w:szCs w:val="22"/>
+              </w:rPr>
+              <w:t>0,99266</w:t>
+            </w:r>
+          </w:p>
+        </w:tc>
+        <w:tc>
+          <w:tcPr>
+            <w:tcW w:type="dxa" w:w="2098"/>
+            <w:vAlign w:val="center"/>
+          </w:tcPr>
+          <w:p>
+            <w:pPr>
+              <w:spacing w:after="20" w:line="240" w:lineRule="auto" w:before="20"/>
+              <w:jc w:val="left"/>
+            </w:pPr>
+            <w:r>
+              <w:rPr>
+                <w:rFonts w:ascii="Times New Roman" w:hAnsi="Times New Roman" w:cs="Times New Roman" w:eastAsia="Times New Roman"/>
+                <w:sz w:val="22"/>
+                <w:szCs w:val="22"/>
+              </w:rPr>
+              <w:t>%98,15</w:t>
+            </w:r>
+          </w:p>
+        </w:tc>
+        <w:tc>
+          <w:tcPr>
+            <w:tcW w:type="dxa" w:w="2098"/>
+            <w:vAlign w:val="center"/>
+          </w:tcPr>
+          <w:p>
+            <w:pPr>
+              <w:spacing w:after="20" w:line="240" w:lineRule="auto" w:before="20"/>
+              <w:jc w:val="left"/>
+            </w:pPr>
+            <w:r>
+              <w:rPr>
+                <w:rFonts w:ascii="Times New Roman" w:hAnsi="Times New Roman" w:cs="Times New Roman" w:eastAsia="Times New Roman"/>
+                <w:sz w:val="22"/>
+                <w:szCs w:val="22"/>
+              </w:rPr>
+              <w:t>0,98124</w:t>
+            </w:r>
+          </w:p>
+        </w:tc>
+      </w:tr>
+      <w:tr>
+        <w:trPr>
+          <w:cantSplit/>
+          <w:cantSplit/>
+        </w:trPr>
+        <w:tc>
+          <w:tcPr>
+            <w:tcW w:type="dxa" w:w="2494"/>
+            <w:vAlign w:val="center"/>
+          </w:tcPr>
+          <w:p>
+            <w:pPr>
+              <w:spacing w:after="20" w:line="240" w:lineRule="auto" w:before="20"/>
+              <w:jc w:val="left"/>
+            </w:pPr>
+            <w:r>
+              <w:rPr>
+                <w:rFonts w:ascii="Times New Roman" w:hAnsi="Times New Roman" w:cs="Times New Roman" w:eastAsia="Times New Roman"/>
+                <w:sz w:val="22"/>
+                <w:szCs w:val="22"/>
+              </w:rPr>
+              <w:t>MLP-B Geniş</w:t>
+            </w:r>
+          </w:p>
+        </w:tc>
+        <w:tc>
+          <w:tcPr>
+            <w:tcW w:type="dxa" w:w="1871"/>
+            <w:vAlign w:val="center"/>
+          </w:tcPr>
+          <w:p>
+            <w:pPr>
+              <w:spacing w:after="20" w:line="240" w:lineRule="auto" w:before="20"/>
+              <w:jc w:val="left"/>
+            </w:pPr>
+            <w:r>
+              <w:rPr>
+                <w:rFonts w:ascii="Times New Roman" w:hAnsi="Times New Roman" w:cs="Times New Roman" w:eastAsia="Times New Roman"/>
+                <w:sz w:val="22"/>
+                <w:szCs w:val="22"/>
+              </w:rPr>
+              <w:t>0,98132</w:t>
+            </w:r>
+          </w:p>
+        </w:tc>
+        <w:tc>
+          <w:tcPr>
+            <w:tcW w:type="dxa" w:w="2098"/>
+            <w:vAlign w:val="center"/>
+          </w:tcPr>
+          <w:p>
+            <w:pPr>
+              <w:spacing w:after="20" w:line="240" w:lineRule="auto" w:before="20"/>
+              <w:jc w:val="left"/>
+            </w:pPr>
+            <w:r>
+              <w:rPr>
+                <w:rFonts w:ascii="Times New Roman" w:hAnsi="Times New Roman" w:cs="Times New Roman" w:eastAsia="Times New Roman"/>
+                <w:sz w:val="22"/>
+                <w:szCs w:val="22"/>
+              </w:rPr>
+              <w:t>—</w:t>
+            </w:r>
+          </w:p>
+        </w:tc>
+        <w:tc>
+          <w:tcPr>
+            <w:tcW w:type="dxa" w:w="2098"/>
+            <w:vAlign w:val="center"/>
+          </w:tcPr>
+          <w:p>
+            <w:pPr>
+              <w:spacing w:after="20" w:line="240" w:lineRule="auto" w:before="20"/>
+              <w:jc w:val="left"/>
+            </w:pPr>
+            <w:r>
+              <w:rPr>
+                <w:rFonts w:ascii="Times New Roman" w:hAnsi="Times New Roman" w:cs="Times New Roman" w:eastAsia="Times New Roman"/>
+                <w:sz w:val="22"/>
+                <w:szCs w:val="22"/>
+              </w:rPr>
+              <w:t>—</w:t>
+            </w:r>
+          </w:p>
+        </w:tc>
+      </w:tr>
+      <w:tr>
+        <w:trPr>
+          <w:cantSplit/>
+          <w:cantSplit/>
+        </w:trPr>
+        <w:tc>
+          <w:tcPr>
+            <w:tcW w:type="dxa" w:w="2494"/>
+            <w:vAlign w:val="center"/>
+          </w:tcPr>
+          <w:p>
+            <w:pPr>
+              <w:spacing w:after="20" w:line="240" w:lineRule="auto" w:before="20"/>
+              <w:jc w:val="left"/>
+            </w:pPr>
+            <w:r>
+              <w:rPr>
+                <w:rFonts w:ascii="Times New Roman" w:hAnsi="Times New Roman" w:cs="Times New Roman" w:eastAsia="Times New Roman"/>
+                <w:sz w:val="22"/>
+                <w:szCs w:val="22"/>
+              </w:rPr>
+              <w:t>MLP-A Kompakt</w:t>
+            </w:r>
+          </w:p>
+        </w:tc>
+        <w:tc>
+          <w:tcPr>
+            <w:tcW w:type="dxa" w:w="1871"/>
+            <w:vAlign w:val="center"/>
+          </w:tcPr>
+          <w:p>
+            <w:pPr>
+              <w:spacing w:after="20" w:line="240" w:lineRule="auto" w:before="20"/>
+              <w:jc w:val="left"/>
+            </w:pPr>
+            <w:r>
+              <w:rPr>
+                <w:rFonts w:ascii="Times New Roman" w:hAnsi="Times New Roman" w:cs="Times New Roman" w:eastAsia="Times New Roman"/>
+                <w:sz w:val="22"/>
+                <w:szCs w:val="22"/>
+              </w:rPr>
+              <w:t>0,97755</w:t>
+            </w:r>
+          </w:p>
+        </w:tc>
+        <w:tc>
+          <w:tcPr>
+            <w:tcW w:type="dxa" w:w="2098"/>
+            <w:vAlign w:val="center"/>
+          </w:tcPr>
+          <w:p>
+            <w:pPr>
+              <w:spacing w:after="20" w:line="240" w:lineRule="auto" w:before="20"/>
+              <w:jc w:val="left"/>
+            </w:pPr>
+            <w:r>
+              <w:rPr>
+                <w:rFonts w:ascii="Times New Roman" w:hAnsi="Times New Roman" w:cs="Times New Roman" w:eastAsia="Times New Roman"/>
+                <w:sz w:val="22"/>
+                <w:szCs w:val="22"/>
+              </w:rPr>
+              <w:t>—</w:t>
+            </w:r>
+          </w:p>
+        </w:tc>
+        <w:tc>
+          <w:tcPr>
+            <w:tcW w:type="dxa" w:w="2098"/>
+            <w:vAlign w:val="center"/>
+          </w:tcPr>
+          <w:p>
+            <w:pPr>
+              <w:spacing w:after="20" w:line="240" w:lineRule="auto" w:before="20"/>
+              <w:jc w:val="left"/>
+            </w:pPr>
+            <w:r>
+              <w:rPr>
+                <w:rFonts w:ascii="Times New Roman" w:hAnsi="Times New Roman" w:cs="Times New Roman" w:eastAsia="Times New Roman"/>
+                <w:sz w:val="22"/>
+                <w:szCs w:val="22"/>
+              </w:rPr>
+              <w:t>—</w:t>
+            </w:r>
+          </w:p>
+        </w:tc>
+      </w:tr>
+      <w:tr>
+        <w:trPr>
+          <w:cantSplit/>
+          <w:cantSplit/>
+        </w:trPr>
+        <w:tc>
+          <w:tcPr>
+            <w:tcW w:type="dxa" w:w="2494"/>
+            <w:shd w:fill="F8F9FA"/>
+            <w:vAlign w:val="center"/>
+          </w:tcPr>
+          <w:p>
+            <w:pPr>
+              <w:spacing w:after="20" w:line="240" w:lineRule="auto" w:before="20"/>
+              <w:jc w:val="left"/>
+            </w:pPr>
+            <w:r>
+              <w:rPr>
+                <w:rFonts w:ascii="Times New Roman" w:hAnsi="Times New Roman" w:cs="Times New Roman" w:eastAsia="Times New Roman"/>
+                <w:sz w:val="22"/>
+                <w:szCs w:val="22"/>
+              </w:rPr>
+              <w:t>SVM (RBF)</w:t>
+            </w:r>
+          </w:p>
+        </w:tc>
+        <w:tc>
+          <w:tcPr>
+            <w:tcW w:type="dxa" w:w="1871"/>
+            <w:shd w:fill="F8F9FA"/>
+            <w:vAlign w:val="center"/>
+          </w:tcPr>
+          <w:p>
+            <w:pPr>
+              <w:spacing w:after="20" w:line="240" w:lineRule="auto" w:before="20"/>
+              <w:jc w:val="left"/>
+            </w:pPr>
+            <w:r>
+              <w:rPr>
+                <w:rFonts w:ascii="Times New Roman" w:hAnsi="Times New Roman" w:cs="Times New Roman" w:eastAsia="Times New Roman"/>
+                <w:sz w:val="22"/>
+                <w:szCs w:val="22"/>
+              </w:rPr>
+              <w:t>0,97417</w:t>
+            </w:r>
+          </w:p>
+        </w:tc>
+        <w:tc>
+          <w:tcPr>
+            <w:tcW w:type="dxa" w:w="2098"/>
+            <w:shd w:fill="F8F9FA"/>
+            <w:vAlign w:val="center"/>
+          </w:tcPr>
+          <w:p>
+            <w:pPr>
+              <w:spacing w:after="20" w:line="240" w:lineRule="auto" w:before="20"/>
+              <w:jc w:val="left"/>
+            </w:pPr>
+            <w:r>
+              <w:rPr>
+                <w:rFonts w:ascii="Times New Roman" w:hAnsi="Times New Roman" w:cs="Times New Roman" w:eastAsia="Times New Roman"/>
+                <w:sz w:val="22"/>
+                <w:szCs w:val="22"/>
+              </w:rPr>
+              <w:t>%98,89</w:t>
+            </w:r>
+          </w:p>
+        </w:tc>
+        <w:tc>
+          <w:tcPr>
+            <w:tcW w:type="dxa" w:w="2098"/>
+            <w:shd w:fill="F8F9FA"/>
+            <w:vAlign w:val="center"/>
+          </w:tcPr>
+          <w:p>
+            <w:pPr>
+              <w:spacing w:after="20" w:line="240" w:lineRule="auto" w:before="20"/>
+              <w:jc w:val="left"/>
+            </w:pPr>
+            <w:r>
+              <w:rPr>
+                <w:rFonts w:ascii="Times New Roman" w:hAnsi="Times New Roman" w:cs="Times New Roman" w:eastAsia="Times New Roman"/>
+                <w:sz w:val="22"/>
+                <w:szCs w:val="22"/>
+              </w:rPr>
+              <w:t>0,98885</w:t>
+            </w:r>
+          </w:p>
+        </w:tc>
+      </w:tr>
+      <w:tr>
+        <w:trPr>
+          <w:cantSplit/>
+          <w:cantSplit/>
+        </w:trPr>
+        <w:tc>
+          <w:tcPr>
+            <w:tcW w:type="dxa" w:w="2494"/>
+            <w:vAlign w:val="center"/>
+          </w:tcPr>
+          <w:p>
+            <w:pPr>
+              <w:spacing w:after="20" w:line="240" w:lineRule="auto" w:before="20"/>
+              <w:jc w:val="left"/>
+            </w:pPr>
+            <w:r>
+              <w:rPr>
+                <w:rFonts w:ascii="Times New Roman" w:hAnsi="Times New Roman" w:cs="Times New Roman" w:eastAsia="Times New Roman"/>
+                <w:sz w:val="22"/>
+                <w:szCs w:val="22"/>
+              </w:rPr>
+              <w:t>Lojistik regresyon</w:t>
+            </w:r>
+          </w:p>
+        </w:tc>
+        <w:tc>
+          <w:tcPr>
+            <w:tcW w:type="dxa" w:w="1871"/>
+            <w:vAlign w:val="center"/>
+          </w:tcPr>
+          <w:p>
+            <w:pPr>
+              <w:spacing w:after="20" w:line="240" w:lineRule="auto" w:before="20"/>
+              <w:jc w:val="left"/>
+            </w:pPr>
+            <w:r>
+              <w:rPr>
+                <w:rFonts w:ascii="Times New Roman" w:hAnsi="Times New Roman" w:cs="Times New Roman" w:eastAsia="Times New Roman"/>
+                <w:sz w:val="22"/>
+                <w:szCs w:val="22"/>
+              </w:rPr>
+              <w:t>0,97771</w:t>
+            </w:r>
+          </w:p>
+        </w:tc>
+        <w:tc>
+          <w:tcPr>
+            <w:tcW w:type="dxa" w:w="2098"/>
+            <w:vAlign w:val="center"/>
+          </w:tcPr>
+          <w:p>
+            <w:pPr>
+              <w:spacing w:after="20" w:line="240" w:lineRule="auto" w:before="20"/>
+              <w:jc w:val="left"/>
+            </w:pPr>
+            <w:r>
+              <w:rPr>
+                <w:rFonts w:ascii="Times New Roman" w:hAnsi="Times New Roman" w:cs="Times New Roman" w:eastAsia="Times New Roman"/>
+                <w:sz w:val="22"/>
+                <w:szCs w:val="22"/>
+              </w:rPr>
+              <w:t>%98,52</w:t>
+            </w:r>
+          </w:p>
+        </w:tc>
+        <w:tc>
+          <w:tcPr>
+            <w:tcW w:type="dxa" w:w="2098"/>
+            <w:vAlign w:val="center"/>
+          </w:tcPr>
+          <w:p>
+            <w:pPr>
+              <w:spacing w:after="20" w:line="240" w:lineRule="auto" w:before="20"/>
+              <w:jc w:val="left"/>
+            </w:pPr>
+            <w:r>
+              <w:rPr>
+                <w:rFonts w:ascii="Times New Roman" w:hAnsi="Times New Roman" w:cs="Times New Roman" w:eastAsia="Times New Roman"/>
+                <w:sz w:val="22"/>
+                <w:szCs w:val="22"/>
+              </w:rPr>
+              <w:t>0,98516</w:t>
+            </w:r>
+          </w:p>
+        </w:tc>
+      </w:tr>
+      <w:tr>
+        <w:trPr>
+          <w:cantSplit/>
+          <w:cantSplit/>
+        </w:trPr>
+        <w:tc>
+          <w:tcPr>
+            <w:tcW w:type="dxa" w:w="2494"/>
+            <w:shd w:fill="F8F9FA"/>
+            <w:vAlign w:val="center"/>
+          </w:tcPr>
+          <w:p>
+            <w:pPr>
+              <w:spacing w:after="20" w:line="240" w:lineRule="auto" w:before="20"/>
+              <w:jc w:val="left"/>
+            </w:pPr>
+            <w:r>
+              <w:rPr>
+                <w:rFonts w:ascii="Times New Roman" w:hAnsi="Times New Roman" w:cs="Times New Roman" w:eastAsia="Times New Roman"/>
+                <w:sz w:val="22"/>
+                <w:szCs w:val="22"/>
+              </w:rPr>
+              <w:t>KNN</w:t>
+            </w:r>
+          </w:p>
+        </w:tc>
+        <w:tc>
+          <w:tcPr>
+            <w:tcW w:type="dxa" w:w="1871"/>
+            <w:shd w:fill="F8F9FA"/>
+            <w:vAlign w:val="center"/>
+          </w:tcPr>
+          <w:p>
+            <w:pPr>
+              <w:spacing w:after="20" w:line="240" w:lineRule="auto" w:before="20"/>
+              <w:jc w:val="left"/>
+            </w:pPr>
+            <w:r>
+              <w:rPr>
+                <w:rFonts w:ascii="Times New Roman" w:hAnsi="Times New Roman" w:cs="Times New Roman" w:eastAsia="Times New Roman"/>
+                <w:sz w:val="22"/>
+                <w:szCs w:val="22"/>
+              </w:rPr>
+              <w:t>0,96249</w:t>
+            </w:r>
+          </w:p>
+        </w:tc>
+        <w:tc>
+          <w:tcPr>
+            <w:tcW w:type="dxa" w:w="2098"/>
+            <w:shd w:fill="F8F9FA"/>
+            <w:vAlign w:val="center"/>
+          </w:tcPr>
+          <w:p>
+            <w:pPr>
+              <w:spacing w:after="20" w:line="240" w:lineRule="auto" w:before="20"/>
+              <w:jc w:val="left"/>
+            </w:pPr>
+            <w:r>
+              <w:rPr>
+                <w:rFonts w:ascii="Times New Roman" w:hAnsi="Times New Roman" w:cs="Times New Roman" w:eastAsia="Times New Roman"/>
+                <w:sz w:val="22"/>
+                <w:szCs w:val="22"/>
+              </w:rPr>
+              <w:t>%98,15</w:t>
+            </w:r>
+          </w:p>
+        </w:tc>
+        <w:tc>
+          <w:tcPr>
+            <w:tcW w:type="dxa" w:w="2098"/>
+            <w:shd w:fill="F8F9FA"/>
+            <w:vAlign w:val="center"/>
+          </w:tcPr>
+          <w:p>
+            <w:pPr>
+              <w:spacing w:after="20" w:line="240" w:lineRule="auto" w:before="20"/>
+              <w:jc w:val="left"/>
+            </w:pPr>
+            <w:r>
+              <w:rPr>
+                <w:rFonts w:ascii="Times New Roman" w:hAnsi="Times New Roman" w:cs="Times New Roman" w:eastAsia="Times New Roman"/>
+                <w:sz w:val="22"/>
+                <w:szCs w:val="22"/>
+              </w:rPr>
+              <w:t>0,98146</w:t>
+            </w:r>
+          </w:p>
+        </w:tc>
+      </w:tr>
+      <w:tr>
+        <w:trPr>
+          <w:cantSplit/>
+          <w:cantSplit/>
+        </w:trPr>
+        <w:tc>
+          <w:tcPr>
+            <w:tcW w:type="dxa" w:w="2494"/>
+            <w:vAlign w:val="center"/>
+          </w:tcPr>
+          <w:p>
+            <w:pPr>
+              <w:spacing w:after="20" w:line="240" w:lineRule="auto" w:before="20"/>
+              <w:jc w:val="left"/>
+            </w:pPr>
+            <w:r>
+              <w:rPr>
+                <w:rFonts w:ascii="Times New Roman" w:hAnsi="Times New Roman" w:cs="Times New Roman" w:eastAsia="Times New Roman"/>
+                <w:sz w:val="22"/>
+                <w:szCs w:val="22"/>
+              </w:rPr>
+              <w:t>Rastgele orman</w:t>
+            </w:r>
+          </w:p>
+        </w:tc>
+        <w:tc>
+          <w:tcPr>
+            <w:tcW w:type="dxa" w:w="1871"/>
+            <w:vAlign w:val="center"/>
+          </w:tcPr>
+          <w:p>
+            <w:pPr>
+              <w:spacing w:after="20" w:line="240" w:lineRule="auto" w:before="20"/>
+              <w:jc w:val="left"/>
+            </w:pPr>
+            <w:r>
+              <w:rPr>
+                <w:rFonts w:ascii="Times New Roman" w:hAnsi="Times New Roman" w:cs="Times New Roman" w:eastAsia="Times New Roman"/>
+                <w:sz w:val="22"/>
+                <w:szCs w:val="22"/>
+              </w:rPr>
+              <w:t>0,96613</w:t>
+            </w:r>
+          </w:p>
+        </w:tc>
+        <w:tc>
+          <w:tcPr>
+            <w:tcW w:type="dxa" w:w="2098"/>
+            <w:vAlign w:val="center"/>
+          </w:tcPr>
+          <w:p>
+            <w:pPr>
+              <w:spacing w:after="20" w:line="240" w:lineRule="auto" w:before="20"/>
+              <w:jc w:val="left"/>
+            </w:pPr>
+            <w:r>
+              <w:rPr>
+                <w:rFonts w:ascii="Times New Roman" w:hAnsi="Times New Roman" w:cs="Times New Roman" w:eastAsia="Times New Roman"/>
+                <w:sz w:val="22"/>
+                <w:szCs w:val="22"/>
+              </w:rPr>
+              <w:t>%97,41</w:t>
+            </w:r>
+          </w:p>
+        </w:tc>
+        <w:tc>
+          <w:tcPr>
+            <w:tcW w:type="dxa" w:w="2098"/>
+            <w:vAlign w:val="center"/>
+          </w:tcPr>
+          <w:p>
+            <w:pPr>
+              <w:spacing w:after="20" w:line="240" w:lineRule="auto" w:before="20"/>
+              <w:jc w:val="left"/>
+            </w:pPr>
+            <w:r>
+              <w:rPr>
+                <w:rFonts w:ascii="Times New Roman" w:hAnsi="Times New Roman" w:cs="Times New Roman" w:eastAsia="Times New Roman"/>
+                <w:sz w:val="22"/>
+                <w:szCs w:val="22"/>
+              </w:rPr>
+              <w:t>0,97379</w:t>
+            </w:r>
+          </w:p>
+        </w:tc>
+      </w:tr>
+      <w:tr>
+        <w:trPr>
+          <w:cantSplit/>
+          <w:cantSplit/>
+        </w:trPr>
+        <w:tc>
+          <w:tcPr>
+            <w:tcW w:type="dxa" w:w="2494"/>
+            <w:shd w:fill="F8F9FA"/>
+            <w:vAlign w:val="center"/>
+          </w:tcPr>
+          <w:p>
+            <w:pPr>
+              <w:spacing w:after="20" w:line="240" w:lineRule="auto" w:before="20"/>
+              <w:jc w:val="left"/>
+            </w:pPr>
+            <w:r>
+              <w:rPr>
+                <w:rFonts w:ascii="Times New Roman" w:hAnsi="Times New Roman" w:cs="Times New Roman" w:eastAsia="Times New Roman"/>
+                <w:sz w:val="22"/>
+                <w:szCs w:val="22"/>
+              </w:rPr>
+              <w:t>Gradient Boosting</w:t>
+            </w:r>
+          </w:p>
+        </w:tc>
+        <w:tc>
+          <w:tcPr>
+            <w:tcW w:type="dxa" w:w="1871"/>
+            <w:shd w:fill="F8F9FA"/>
+            <w:vAlign w:val="center"/>
+          </w:tcPr>
+          <w:p>
+            <w:pPr>
+              <w:spacing w:after="20" w:line="240" w:lineRule="auto" w:before="20"/>
+              <w:jc w:val="left"/>
+            </w:pPr>
+            <w:r>
+              <w:rPr>
+                <w:rFonts w:ascii="Times New Roman" w:hAnsi="Times New Roman" w:cs="Times New Roman" w:eastAsia="Times New Roman"/>
+                <w:sz w:val="22"/>
+                <w:szCs w:val="22"/>
+              </w:rPr>
+              <w:t>0,95125</w:t>
+            </w:r>
+          </w:p>
+        </w:tc>
+        <w:tc>
+          <w:tcPr>
+            <w:tcW w:type="dxa" w:w="2098"/>
+            <w:shd w:fill="F8F9FA"/>
+            <w:vAlign w:val="center"/>
+          </w:tcPr>
+          <w:p>
+            <w:pPr>
+              <w:spacing w:after="20" w:line="240" w:lineRule="auto" w:before="20"/>
+              <w:jc w:val="left"/>
+            </w:pPr>
+            <w:r>
+              <w:rPr>
+                <w:rFonts w:ascii="Times New Roman" w:hAnsi="Times New Roman" w:cs="Times New Roman" w:eastAsia="Times New Roman"/>
+                <w:sz w:val="22"/>
+                <w:szCs w:val="22"/>
+              </w:rPr>
+              <w:t>%96,30</w:t>
+            </w:r>
+          </w:p>
+        </w:tc>
+        <w:tc>
+          <w:tcPr>
+            <w:tcW w:type="dxa" w:w="2098"/>
+            <w:shd w:fill="F8F9FA"/>
+            <w:vAlign w:val="center"/>
+          </w:tcPr>
+          <w:p>
+            <w:pPr>
+              <w:spacing w:after="20" w:line="240" w:lineRule="auto" w:before="20"/>
+              <w:jc w:val="left"/>
+            </w:pPr>
+            <w:r>
+              <w:rPr>
+                <w:rFonts w:ascii="Times New Roman" w:hAnsi="Times New Roman" w:cs="Times New Roman" w:eastAsia="Times New Roman"/>
+                <w:sz w:val="22"/>
+                <w:szCs w:val="22"/>
+              </w:rPr>
+              <w:t>0,96271</w:t>
+            </w:r>
+          </w:p>
+        </w:tc>
+      </w:tr>
+    </w:tbl>
     <w:p>
       <w:pPr>
         <w:jc w:val="both"/>
       </w:pPr>
       <w:r>
         <w:rPr>
+          <w:rFonts w:ascii="Times New Roman" w:hAnsi="Times New Roman" w:cs="Times New Roman" w:eastAsia="Times New Roman"/>
+          <w:i/>
+          <w:sz w:val="22"/>
+          <w:szCs w:val="22"/>
+        </w:rPr>
+        <w:t>Not: MLP-A ve MLP-B yalnızca doğrulama veri kümesinde değerlendirilmiştir; bu modeller için bağımsız test metriği hesaplanmamıştır. “—” test yapılmadığını belirtir.</w:t>
+      </w:r>
+    </w:p>
+    <w:p>
+      <w:pPr>
+        <w:keepNext/>
+        <w:spacing w:before="160" w:after="40"/>
+        <w:jc w:val="center"/>
+      </w:pPr>
+      <w:r>
+        <w:rPr>
           <w:rFonts w:ascii="Times New Roman" w:hAnsi="Times New Roman" w:eastAsia="Times New Roman" w:cs="Times New Roman"/>
+          <w:sz w:val="22"/>
+          <w:szCs w:val="22"/>
         </w:rPr>
         <w:drawing>
           <wp:inline xmlns:a="http://schemas.openxmlformats.org/drawingml/2006/main" xmlns:pic="http://schemas.openxmlformats.org/drawingml/2006/picture">
-            <wp:extent cx="5472000" cy="2249600"/>
+            <wp:extent cx="5256000" cy="2979226"/>
             <wp:docPr id="3" name="Picture 3"/>
             <wp:cNvGraphicFramePr>
               <a:graphicFrameLocks noChangeAspect="1"/>
@@ -2244,7 +2344,7 @@
               <a:graphicData uri="http://schemas.openxmlformats.org/drawingml/2006/picture">
                 <pic:pic>
                   <pic:nvPicPr>
-                    <pic:cNvPr id="0" name="sekil_3_model_karsilastirma.png"/>
+                    <pic:cNvPr id="0" name="sekil_3.png"/>
                     <pic:cNvPicPr/>
                   </pic:nvPicPr>
                   <pic:blipFill>
@@ -2256,7 +2356,7 @@
                   <pic:spPr>
                     <a:xfrm>
                       <a:off x="0" y="0"/>
-                      <a:ext cx="5472000" cy="2249600"/>
+                      <a:ext cx="5256000" cy="2979226"/>
                     </a:xfrm>
                     <a:prstGeom prst="rect"/>
                   </pic:spPr>
@@ -2269,13 +2369,46 @@
     </w:p>
     <w:p>
       <w:pPr>
+        <w:keepNext w:val="0"/>
+        <w:spacing w:after="140"/>
+        <w:jc w:val="left"/>
+      </w:pPr>
+      <w:r>
+        <w:rPr>
+          <w:rFonts w:ascii="Times New Roman" w:hAnsi="Times New Roman" w:eastAsia="Times New Roman" w:cs="Times New Roman"/>
+          <w:i/>
+          <w:sz w:val="22"/>
+          <w:szCs w:val="22"/>
+        </w:rPr>
+        <w:t>Şekil 3. Ana deneyde klasik algoritmalar ve CNN-C için test doğrulukları.</w:t>
+      </w:r>
+    </w:p>
+    <w:p>
+      <w:pPr>
+        <w:keepLines w:val="0"/>
         <w:jc w:val="both"/>
       </w:pPr>
       <w:r>
         <w:rPr>
           <w:rFonts w:ascii="Times New Roman" w:hAnsi="Times New Roman" w:eastAsia="Times New Roman" w:cs="Times New Roman"/>
+          <w:sz w:val="22"/>
+          <w:szCs w:val="22"/>
         </w:rPr>
-        <w:t>Şekil 3. Colab ana deneyinde modellerin test doğruluğu karşılaştırması.</w:t>
+        <w:t>Sınıf bazlı incelemede bütün rakamlarda aynı performansın elde edilmediği anlaşılmaktadır. CNN-C için 8 sınıfında recall 0,9231, 2 sınıfında 0,9615 ve 1 sınıfında 0,9643'tür. RBF-SVM 2 ve 3 sınıflarında tam recall elde ederken 8 sınıfında 0,9231 değerindedir. Her iki sınıflandırıcı 0 rakamı için ilgili 27 test örneğinin tamamını doğru ayırt etmiştir. Bu örnekler, toplam accuracy birbirine çok yakın olsa bile hata profilinin farklı olabileceğini gösterir. Belirli bir sınıfın daha güç görünmesini genelleştirmek için daha geniş, bağımsız bir veri kümesi gerekir.</w:t>
+      </w:r>
+    </w:p>
+    <w:p>
+      <w:pPr>
+        <w:keepLines w:val="0"/>
+        <w:jc w:val="both"/>
+      </w:pPr>
+      <w:r>
+        <w:rPr>
+          <w:rFonts w:ascii="Times New Roman" w:hAnsi="Times New Roman" w:eastAsia="Times New Roman" w:cs="Times New Roman"/>
+          <w:sz w:val="22"/>
+          <w:szCs w:val="22"/>
+        </w:rPr>
+        <w:t>CNN-C ile RBF-SVM'nin ortak test gözlemlerinde altı uyuşmazlık bulunmaktadır. Dört örnekte CNN-C yanlış ve SVM doğru, iki örnekte CNN-C doğru ve SVM yanlıştır. Bu eşleştirilmiş tablo için kesin McNemar p değeri 0,6875 hesaplanmıştır. SVM eksi CNN doğruluk farkı %0,74 yüzde puandır; 2.000 ortak bootstrap örneklemesine dayanan yaklaşık %95 güven aralığı -1,11 ile +2,59 yüzde puan arasındadır. Aralık sıfırı kapsamaktadır. Bu nedenle gözlenen iki örneklik farkı, SVM'nin genelde CNN'den üstün olduğunun istatistiksel kanıtı olarak sunmak uygun değildir.</w:t>
       </w:r>
     </w:p>
     <w:p>
@@ -2285,10 +2418,1545 @@
       <w:r>
         <w:rPr>
           <w:rFonts w:ascii="Times New Roman" w:hAnsi="Times New Roman" w:eastAsia="Times New Roman" w:cs="Times New Roman"/>
+          <w:sz w:val="22"/>
+          <w:szCs w:val="22"/>
+        </w:rPr>
+        <w:t>Kaydedilmiş tahmin dosyaları üzerinde yapılan ek hata incelemesinde 263 test görüntüsünü her iki modelin de doğru, yalnızca birini her ikisinin de yanlış sınıflandırdığı görüldü. Altı gözlemde doğru/yanlış durumları ayrışmıştır: CNN-C’nin yanlış, SVM’nin doğru bildiği örneklerin gerçek sınıfları 2, 6, 8 ve 1’dir; ters yöndeki iki örnek 8 ve 9 sınıflarındadır. Her iki modelin yanlış sınıflandırdığı tek gözlemin gerçek sınıfı 8 olup CNN-C bu görüntüyü 9, SVM ise 1 olarak tahmin etmiştir. Tablo 4 ve Şekil 6–7 bu gözlemleri gösterir; tablodaki indeksler test kümesindeki satır sırası değil, özgün Digits veri kümesindeki örnek indeksleridir. Bu küçük sayıdaki tekil örnek, rakam biçimlerinin genel olarak neden karıştığını açıklamak için tek başına yeterli değildir; hata örüntülerine ilişkin keşifsel bir bulgudur.</w:t>
+      </w:r>
+    </w:p>
+    <w:p>
+      <w:pPr>
+        <w:keepNext/>
+        <w:jc w:val="left"/>
+      </w:pPr>
+      <w:r>
+        <w:rPr>
+          <w:rFonts w:ascii="Times New Roman" w:hAnsi="Times New Roman" w:eastAsia="Times New Roman" w:cs="Times New Roman"/>
+          <w:b/>
+          <w:sz w:val="22"/>
+          <w:szCs w:val="22"/>
+        </w:rPr>
+        <w:t>Tablo 4. Modellerden en az birinin hatalı olduğu test gözlemleri</w:t>
+      </w:r>
+    </w:p>
+    <w:tbl>
+      <w:tblPr>
+        <w:tblStyle w:val="TableGrid"/>
+        <w:tblW w:type="auto" w:w="0"/>
+        <w:jc w:val="center"/>
+        <w:tblLayout w:type="autofit"/>
+        <w:tblLook w:firstColumn="1" w:firstRow="1" w:lastColumn="0" w:lastRow="0" w:noHBand="0" w:noVBand="1" w:val="04A0"/>
+      </w:tblPr>
+      <w:tblGrid>
+        <w:gridCol w:w="1826"/>
+        <w:gridCol w:w="1826"/>
+        <w:gridCol w:w="1826"/>
+        <w:gridCol w:w="1826"/>
+        <w:gridCol w:w="1826"/>
+      </w:tblGrid>
+      <w:tr>
+        <w:trPr>
+          <w:tblHeader/>
+          <w:cantSplit/>
+          <w:cantSplit/>
+          <w:tblHeader w:val="true"/>
+        </w:trPr>
+        <w:tc>
+          <w:tcPr>
+            <w:tcW w:type="dxa" w:w="1826"/>
+            <w:vAlign w:val="center"/>
+          </w:tcPr>
+          <w:p>
+            <w:pPr>
+              <w:keepNext/>
+              <w:spacing w:before="20" w:after="20" w:line="240" w:lineRule="auto"/>
+              <w:jc w:val="center"/>
+            </w:pPr>
+            <w:r>
+              <w:rPr>
+                <w:rFonts w:ascii="Times New Roman" w:hAnsi="Times New Roman" w:eastAsia="Times New Roman" w:cs="Times New Roman"/>
+                <w:b/>
+                <w:sz w:val="22"/>
+                <w:szCs w:val="22"/>
+              </w:rPr>
+              <w:t>Digits indeksi</w:t>
+            </w:r>
+          </w:p>
+        </w:tc>
+        <w:tc>
+          <w:tcPr>
+            <w:tcW w:type="dxa" w:w="1826"/>
+            <w:vAlign w:val="center"/>
+          </w:tcPr>
+          <w:p>
+            <w:pPr>
+              <w:keepNext/>
+              <w:spacing w:before="20" w:after="20" w:line="240" w:lineRule="auto"/>
+              <w:jc w:val="center"/>
+            </w:pPr>
+            <w:r>
+              <w:rPr>
+                <w:rFonts w:ascii="Times New Roman" w:hAnsi="Times New Roman" w:eastAsia="Times New Roman" w:cs="Times New Roman"/>
+                <w:b/>
+                <w:sz w:val="22"/>
+                <w:szCs w:val="22"/>
+              </w:rPr>
+              <w:t>Gerçek sınıf</w:t>
+            </w:r>
+          </w:p>
+        </w:tc>
+        <w:tc>
+          <w:tcPr>
+            <w:tcW w:type="dxa" w:w="1826"/>
+            <w:vAlign w:val="center"/>
+          </w:tcPr>
+          <w:p>
+            <w:pPr>
+              <w:keepNext/>
+              <w:spacing w:before="20" w:after="20" w:line="240" w:lineRule="auto"/>
+              <w:jc w:val="center"/>
+            </w:pPr>
+            <w:r>
+              <w:rPr>
+                <w:rFonts w:ascii="Times New Roman" w:hAnsi="Times New Roman" w:eastAsia="Times New Roman" w:cs="Times New Roman"/>
+                <w:b/>
+                <w:sz w:val="22"/>
+                <w:szCs w:val="22"/>
+              </w:rPr>
+              <w:t>CNN-C tahmini</w:t>
+            </w:r>
+          </w:p>
+        </w:tc>
+        <w:tc>
+          <w:tcPr>
+            <w:tcW w:type="dxa" w:w="1826"/>
+            <w:vAlign w:val="center"/>
+          </w:tcPr>
+          <w:p>
+            <w:pPr>
+              <w:keepNext/>
+              <w:spacing w:before="20" w:after="20" w:line="240" w:lineRule="auto"/>
+              <w:jc w:val="center"/>
+            </w:pPr>
+            <w:r>
+              <w:rPr>
+                <w:rFonts w:ascii="Times New Roman" w:hAnsi="Times New Roman" w:eastAsia="Times New Roman" w:cs="Times New Roman"/>
+                <w:b/>
+                <w:sz w:val="22"/>
+                <w:szCs w:val="22"/>
+              </w:rPr>
+              <w:t>RBF-SVM tahmini</w:t>
+            </w:r>
+          </w:p>
+        </w:tc>
+        <w:tc>
+          <w:tcPr>
+            <w:tcW w:type="dxa" w:w="1826"/>
+            <w:vAlign w:val="center"/>
+          </w:tcPr>
+          <w:p>
+            <w:pPr>
+              <w:keepNext/>
+              <w:spacing w:before="20" w:after="20" w:line="240" w:lineRule="auto"/>
+              <w:jc w:val="center"/>
+            </w:pPr>
+            <w:r>
+              <w:rPr>
+                <w:rFonts w:ascii="Times New Roman" w:hAnsi="Times New Roman" w:eastAsia="Times New Roman" w:cs="Times New Roman"/>
+                <w:b/>
+                <w:sz w:val="22"/>
+                <w:szCs w:val="22"/>
+              </w:rPr>
+              <w:t>Durum</w:t>
+            </w:r>
+          </w:p>
+        </w:tc>
+      </w:tr>
+      <w:tr>
+        <w:trPr>
+          <w:cantSplit/>
+          <w:cantSplit/>
+        </w:trPr>
+        <w:tc>
+          <w:tcPr>
+            <w:tcW w:type="dxa" w:w="1826"/>
+            <w:vAlign w:val="center"/>
+          </w:tcPr>
+          <w:p>
+            <w:pPr>
+              <w:spacing w:before="20" w:after="20" w:line="240" w:lineRule="auto"/>
+              <w:jc w:val="left"/>
+            </w:pPr>
+            <w:r>
+              <w:rPr>
+                <w:rFonts w:ascii="Times New Roman" w:hAnsi="Times New Roman" w:eastAsia="Times New Roman" w:cs="Times New Roman"/>
+                <w:b w:val="0"/>
+                <w:sz w:val="22"/>
+                <w:szCs w:val="22"/>
+              </w:rPr>
+              <w:t>54</w:t>
+            </w:r>
+          </w:p>
+        </w:tc>
+        <w:tc>
+          <w:tcPr>
+            <w:tcW w:type="dxa" w:w="1826"/>
+            <w:vAlign w:val="center"/>
+          </w:tcPr>
+          <w:p>
+            <w:pPr>
+              <w:spacing w:before="20" w:after="20" w:line="240" w:lineRule="auto"/>
+              <w:jc w:val="left"/>
+            </w:pPr>
+            <w:r>
+              <w:rPr>
+                <w:rFonts w:ascii="Times New Roman" w:hAnsi="Times New Roman" w:eastAsia="Times New Roman" w:cs="Times New Roman"/>
+                <w:b w:val="0"/>
+                <w:sz w:val="22"/>
+                <w:szCs w:val="22"/>
+              </w:rPr>
+              <w:t>2</w:t>
+            </w:r>
+          </w:p>
+        </w:tc>
+        <w:tc>
+          <w:tcPr>
+            <w:tcW w:type="dxa" w:w="1826"/>
+            <w:vAlign w:val="center"/>
+          </w:tcPr>
+          <w:p>
+            <w:pPr>
+              <w:spacing w:before="20" w:after="20" w:line="240" w:lineRule="auto"/>
+              <w:jc w:val="left"/>
+            </w:pPr>
+            <w:r>
+              <w:rPr>
+                <w:rFonts w:ascii="Times New Roman" w:hAnsi="Times New Roman" w:eastAsia="Times New Roman" w:cs="Times New Roman"/>
+                <w:b w:val="0"/>
+                <w:sz w:val="22"/>
+                <w:szCs w:val="22"/>
+              </w:rPr>
+              <w:t>3</w:t>
+            </w:r>
+          </w:p>
+        </w:tc>
+        <w:tc>
+          <w:tcPr>
+            <w:tcW w:type="dxa" w:w="1826"/>
+            <w:vAlign w:val="center"/>
+          </w:tcPr>
+          <w:p>
+            <w:pPr>
+              <w:spacing w:before="20" w:after="20" w:line="240" w:lineRule="auto"/>
+              <w:jc w:val="left"/>
+            </w:pPr>
+            <w:r>
+              <w:rPr>
+                <w:rFonts w:ascii="Times New Roman" w:hAnsi="Times New Roman" w:eastAsia="Times New Roman" w:cs="Times New Roman"/>
+                <w:b w:val="0"/>
+                <w:sz w:val="22"/>
+                <w:szCs w:val="22"/>
+              </w:rPr>
+              <w:t>2</w:t>
+            </w:r>
+          </w:p>
+        </w:tc>
+        <w:tc>
+          <w:tcPr>
+            <w:tcW w:type="dxa" w:w="1826"/>
+            <w:vAlign w:val="center"/>
+          </w:tcPr>
+          <w:p>
+            <w:pPr>
+              <w:spacing w:before="20" w:after="20" w:line="240" w:lineRule="auto"/>
+              <w:jc w:val="left"/>
+            </w:pPr>
+            <w:r>
+              <w:rPr>
+                <w:rFonts w:ascii="Times New Roman" w:hAnsi="Times New Roman" w:eastAsia="Times New Roman" w:cs="Times New Roman"/>
+                <w:b w:val="0"/>
+                <w:sz w:val="22"/>
+                <w:szCs w:val="22"/>
+              </w:rPr>
+              <w:t>CNN-C hatalı</w:t>
+            </w:r>
+          </w:p>
+        </w:tc>
+      </w:tr>
+      <w:tr>
+        <w:trPr>
+          <w:cantSplit/>
+          <w:cantSplit/>
+        </w:trPr>
+        <w:tc>
+          <w:tcPr>
+            <w:tcW w:type="dxa" w:w="1826"/>
+            <w:vAlign w:val="center"/>
+          </w:tcPr>
+          <w:p>
+            <w:pPr>
+              <w:spacing w:before="20" w:after="20" w:line="240" w:lineRule="auto"/>
+              <w:jc w:val="left"/>
+            </w:pPr>
+            <w:r>
+              <w:rPr>
+                <w:rFonts w:ascii="Times New Roman" w:hAnsi="Times New Roman" w:eastAsia="Times New Roman" w:cs="Times New Roman"/>
+                <w:b w:val="0"/>
+                <w:sz w:val="22"/>
+                <w:szCs w:val="22"/>
+              </w:rPr>
+              <w:t>123</w:t>
+            </w:r>
+          </w:p>
+        </w:tc>
+        <w:tc>
+          <w:tcPr>
+            <w:tcW w:type="dxa" w:w="1826"/>
+            <w:vAlign w:val="center"/>
+          </w:tcPr>
+          <w:p>
+            <w:pPr>
+              <w:spacing w:before="20" w:after="20" w:line="240" w:lineRule="auto"/>
+              <w:jc w:val="left"/>
+            </w:pPr>
+            <w:r>
+              <w:rPr>
+                <w:rFonts w:ascii="Times New Roman" w:hAnsi="Times New Roman" w:eastAsia="Times New Roman" w:cs="Times New Roman"/>
+                <w:b w:val="0"/>
+                <w:sz w:val="22"/>
+                <w:szCs w:val="22"/>
+              </w:rPr>
+              <w:t>8</w:t>
+            </w:r>
+          </w:p>
+        </w:tc>
+        <w:tc>
+          <w:tcPr>
+            <w:tcW w:type="dxa" w:w="1826"/>
+            <w:vAlign w:val="center"/>
+          </w:tcPr>
+          <w:p>
+            <w:pPr>
+              <w:spacing w:before="20" w:after="20" w:line="240" w:lineRule="auto"/>
+              <w:jc w:val="left"/>
+            </w:pPr>
+            <w:r>
+              <w:rPr>
+                <w:rFonts w:ascii="Times New Roman" w:hAnsi="Times New Roman" w:eastAsia="Times New Roman" w:cs="Times New Roman"/>
+                <w:b w:val="0"/>
+                <w:sz w:val="22"/>
+                <w:szCs w:val="22"/>
+              </w:rPr>
+              <w:t>8</w:t>
+            </w:r>
+          </w:p>
+        </w:tc>
+        <w:tc>
+          <w:tcPr>
+            <w:tcW w:type="dxa" w:w="1826"/>
+            <w:vAlign w:val="center"/>
+          </w:tcPr>
+          <w:p>
+            <w:pPr>
+              <w:spacing w:before="20" w:after="20" w:line="240" w:lineRule="auto"/>
+              <w:jc w:val="left"/>
+            </w:pPr>
+            <w:r>
+              <w:rPr>
+                <w:rFonts w:ascii="Times New Roman" w:hAnsi="Times New Roman" w:eastAsia="Times New Roman" w:cs="Times New Roman"/>
+                <w:b w:val="0"/>
+                <w:sz w:val="22"/>
+                <w:szCs w:val="22"/>
+              </w:rPr>
+              <w:t>1</w:t>
+            </w:r>
+          </w:p>
+        </w:tc>
+        <w:tc>
+          <w:tcPr>
+            <w:tcW w:type="dxa" w:w="1826"/>
+            <w:vAlign w:val="center"/>
+          </w:tcPr>
+          <w:p>
+            <w:pPr>
+              <w:spacing w:before="20" w:after="20" w:line="240" w:lineRule="auto"/>
+              <w:jc w:val="left"/>
+            </w:pPr>
+            <w:r>
+              <w:rPr>
+                <w:rFonts w:ascii="Times New Roman" w:hAnsi="Times New Roman" w:eastAsia="Times New Roman" w:cs="Times New Roman"/>
+                <w:b w:val="0"/>
+                <w:sz w:val="22"/>
+                <w:szCs w:val="22"/>
+              </w:rPr>
+              <w:t>RBF-SVM hatalı</w:t>
+            </w:r>
+          </w:p>
+        </w:tc>
+      </w:tr>
+      <w:tr>
+        <w:trPr>
+          <w:cantSplit/>
+          <w:cantSplit/>
+        </w:trPr>
+        <w:tc>
+          <w:tcPr>
+            <w:tcW w:type="dxa" w:w="1826"/>
+            <w:vAlign w:val="center"/>
+          </w:tcPr>
+          <w:p>
+            <w:pPr>
+              <w:spacing w:before="20" w:after="20" w:line="240" w:lineRule="auto"/>
+              <w:jc w:val="left"/>
+            </w:pPr>
+            <w:r>
+              <w:rPr>
+                <w:rFonts w:ascii="Times New Roman" w:hAnsi="Times New Roman" w:eastAsia="Times New Roman" w:cs="Times New Roman"/>
+                <w:b w:val="0"/>
+                <w:sz w:val="22"/>
+                <w:szCs w:val="22"/>
+              </w:rPr>
+              <w:t>492</w:t>
+            </w:r>
+          </w:p>
+        </w:tc>
+        <w:tc>
+          <w:tcPr>
+            <w:tcW w:type="dxa" w:w="1826"/>
+            <w:vAlign w:val="center"/>
+          </w:tcPr>
+          <w:p>
+            <w:pPr>
+              <w:spacing w:before="20" w:after="20" w:line="240" w:lineRule="auto"/>
+              <w:jc w:val="left"/>
+            </w:pPr>
+            <w:r>
+              <w:rPr>
+                <w:rFonts w:ascii="Times New Roman" w:hAnsi="Times New Roman" w:eastAsia="Times New Roman" w:cs="Times New Roman"/>
+                <w:b w:val="0"/>
+                <w:sz w:val="22"/>
+                <w:szCs w:val="22"/>
+              </w:rPr>
+              <w:t>6</w:t>
+            </w:r>
+          </w:p>
+        </w:tc>
+        <w:tc>
+          <w:tcPr>
+            <w:tcW w:type="dxa" w:w="1826"/>
+            <w:vAlign w:val="center"/>
+          </w:tcPr>
+          <w:p>
+            <w:pPr>
+              <w:spacing w:before="20" w:after="20" w:line="240" w:lineRule="auto"/>
+              <w:jc w:val="left"/>
+            </w:pPr>
+            <w:r>
+              <w:rPr>
+                <w:rFonts w:ascii="Times New Roman" w:hAnsi="Times New Roman" w:eastAsia="Times New Roman" w:cs="Times New Roman"/>
+                <w:b w:val="0"/>
+                <w:sz w:val="22"/>
+                <w:szCs w:val="22"/>
+              </w:rPr>
+              <w:t>5</w:t>
+            </w:r>
+          </w:p>
+        </w:tc>
+        <w:tc>
+          <w:tcPr>
+            <w:tcW w:type="dxa" w:w="1826"/>
+            <w:vAlign w:val="center"/>
+          </w:tcPr>
+          <w:p>
+            <w:pPr>
+              <w:spacing w:before="20" w:after="20" w:line="240" w:lineRule="auto"/>
+              <w:jc w:val="left"/>
+            </w:pPr>
+            <w:r>
+              <w:rPr>
+                <w:rFonts w:ascii="Times New Roman" w:hAnsi="Times New Roman" w:eastAsia="Times New Roman" w:cs="Times New Roman"/>
+                <w:b w:val="0"/>
+                <w:sz w:val="22"/>
+                <w:szCs w:val="22"/>
+              </w:rPr>
+              <w:t>6</w:t>
+            </w:r>
+          </w:p>
+        </w:tc>
+        <w:tc>
+          <w:tcPr>
+            <w:tcW w:type="dxa" w:w="1826"/>
+            <w:vAlign w:val="center"/>
+          </w:tcPr>
+          <w:p>
+            <w:pPr>
+              <w:spacing w:before="20" w:after="20" w:line="240" w:lineRule="auto"/>
+              <w:jc w:val="left"/>
+            </w:pPr>
+            <w:r>
+              <w:rPr>
+                <w:rFonts w:ascii="Times New Roman" w:hAnsi="Times New Roman" w:eastAsia="Times New Roman" w:cs="Times New Roman"/>
+                <w:b w:val="0"/>
+                <w:sz w:val="22"/>
+                <w:szCs w:val="22"/>
+              </w:rPr>
+              <w:t>CNN-C hatalı</w:t>
+            </w:r>
+          </w:p>
+        </w:tc>
+      </w:tr>
+      <w:tr>
+        <w:trPr>
+          <w:cantSplit/>
+          <w:cantSplit/>
+        </w:trPr>
+        <w:tc>
+          <w:tcPr>
+            <w:tcW w:type="dxa" w:w="1826"/>
+            <w:vAlign w:val="center"/>
+          </w:tcPr>
+          <w:p>
+            <w:pPr>
+              <w:spacing w:before="20" w:after="20" w:line="240" w:lineRule="auto"/>
+              <w:jc w:val="left"/>
+            </w:pPr>
+            <w:r>
+              <w:rPr>
+                <w:rFonts w:ascii="Times New Roman" w:hAnsi="Times New Roman" w:eastAsia="Times New Roman" w:cs="Times New Roman"/>
+                <w:b w:val="0"/>
+                <w:sz w:val="22"/>
+                <w:szCs w:val="22"/>
+              </w:rPr>
+              <w:t>606</w:t>
+            </w:r>
+          </w:p>
+        </w:tc>
+        <w:tc>
+          <w:tcPr>
+            <w:tcW w:type="dxa" w:w="1826"/>
+            <w:vAlign w:val="center"/>
+          </w:tcPr>
+          <w:p>
+            <w:pPr>
+              <w:spacing w:before="20" w:after="20" w:line="240" w:lineRule="auto"/>
+              <w:jc w:val="left"/>
+            </w:pPr>
+            <w:r>
+              <w:rPr>
+                <w:rFonts w:ascii="Times New Roman" w:hAnsi="Times New Roman" w:eastAsia="Times New Roman" w:cs="Times New Roman"/>
+                <w:b w:val="0"/>
+                <w:sz w:val="22"/>
+                <w:szCs w:val="22"/>
+              </w:rPr>
+              <w:t>1</w:t>
+            </w:r>
+          </w:p>
+        </w:tc>
+        <w:tc>
+          <w:tcPr>
+            <w:tcW w:type="dxa" w:w="1826"/>
+            <w:vAlign w:val="center"/>
+          </w:tcPr>
+          <w:p>
+            <w:pPr>
+              <w:spacing w:before="20" w:after="20" w:line="240" w:lineRule="auto"/>
+              <w:jc w:val="left"/>
+            </w:pPr>
+            <w:r>
+              <w:rPr>
+                <w:rFonts w:ascii="Times New Roman" w:hAnsi="Times New Roman" w:eastAsia="Times New Roman" w:cs="Times New Roman"/>
+                <w:b w:val="0"/>
+                <w:sz w:val="22"/>
+                <w:szCs w:val="22"/>
+              </w:rPr>
+              <w:t>2</w:t>
+            </w:r>
+          </w:p>
+        </w:tc>
+        <w:tc>
+          <w:tcPr>
+            <w:tcW w:type="dxa" w:w="1826"/>
+            <w:vAlign w:val="center"/>
+          </w:tcPr>
+          <w:p>
+            <w:pPr>
+              <w:spacing w:before="20" w:after="20" w:line="240" w:lineRule="auto"/>
+              <w:jc w:val="left"/>
+            </w:pPr>
+            <w:r>
+              <w:rPr>
+                <w:rFonts w:ascii="Times New Roman" w:hAnsi="Times New Roman" w:eastAsia="Times New Roman" w:cs="Times New Roman"/>
+                <w:b w:val="0"/>
+                <w:sz w:val="22"/>
+                <w:szCs w:val="22"/>
+              </w:rPr>
+              <w:t>1</w:t>
+            </w:r>
+          </w:p>
+        </w:tc>
+        <w:tc>
+          <w:tcPr>
+            <w:tcW w:type="dxa" w:w="1826"/>
+            <w:vAlign w:val="center"/>
+          </w:tcPr>
+          <w:p>
+            <w:pPr>
+              <w:spacing w:before="20" w:after="20" w:line="240" w:lineRule="auto"/>
+              <w:jc w:val="left"/>
+            </w:pPr>
+            <w:r>
+              <w:rPr>
+                <w:rFonts w:ascii="Times New Roman" w:hAnsi="Times New Roman" w:eastAsia="Times New Roman" w:cs="Times New Roman"/>
+                <w:b w:val="0"/>
+                <w:sz w:val="22"/>
+                <w:szCs w:val="22"/>
+              </w:rPr>
+              <w:t>CNN-C hatalı</w:t>
+            </w:r>
+          </w:p>
+        </w:tc>
+      </w:tr>
+      <w:tr>
+        <w:trPr>
+          <w:cantSplit/>
+          <w:cantSplit/>
+        </w:trPr>
+        <w:tc>
+          <w:tcPr>
+            <w:tcW w:type="dxa" w:w="1826"/>
+            <w:vAlign w:val="center"/>
+          </w:tcPr>
+          <w:p>
+            <w:pPr>
+              <w:spacing w:before="20" w:after="20" w:line="240" w:lineRule="auto"/>
+              <w:jc w:val="left"/>
+            </w:pPr>
+            <w:r>
+              <w:rPr>
+                <w:rFonts w:ascii="Times New Roman" w:hAnsi="Times New Roman" w:eastAsia="Times New Roman" w:cs="Times New Roman"/>
+                <w:b w:val="0"/>
+                <w:sz w:val="22"/>
+                <w:szCs w:val="22"/>
+              </w:rPr>
+              <w:t>1176</w:t>
+            </w:r>
+          </w:p>
+        </w:tc>
+        <w:tc>
+          <w:tcPr>
+            <w:tcW w:type="dxa" w:w="1826"/>
+            <w:vAlign w:val="center"/>
+          </w:tcPr>
+          <w:p>
+            <w:pPr>
+              <w:spacing w:before="20" w:after="20" w:line="240" w:lineRule="auto"/>
+              <w:jc w:val="left"/>
+            </w:pPr>
+            <w:r>
+              <w:rPr>
+                <w:rFonts w:ascii="Times New Roman" w:hAnsi="Times New Roman" w:eastAsia="Times New Roman" w:cs="Times New Roman"/>
+                <w:b w:val="0"/>
+                <w:sz w:val="22"/>
+                <w:szCs w:val="22"/>
+              </w:rPr>
+              <w:t>9</w:t>
+            </w:r>
+          </w:p>
+        </w:tc>
+        <w:tc>
+          <w:tcPr>
+            <w:tcW w:type="dxa" w:w="1826"/>
+            <w:vAlign w:val="center"/>
+          </w:tcPr>
+          <w:p>
+            <w:pPr>
+              <w:spacing w:before="20" w:after="20" w:line="240" w:lineRule="auto"/>
+              <w:jc w:val="left"/>
+            </w:pPr>
+            <w:r>
+              <w:rPr>
+                <w:rFonts w:ascii="Times New Roman" w:hAnsi="Times New Roman" w:eastAsia="Times New Roman" w:cs="Times New Roman"/>
+                <w:b w:val="0"/>
+                <w:sz w:val="22"/>
+                <w:szCs w:val="22"/>
+              </w:rPr>
+              <w:t>9</w:t>
+            </w:r>
+          </w:p>
+        </w:tc>
+        <w:tc>
+          <w:tcPr>
+            <w:tcW w:type="dxa" w:w="1826"/>
+            <w:vAlign w:val="center"/>
+          </w:tcPr>
+          <w:p>
+            <w:pPr>
+              <w:spacing w:before="20" w:after="20" w:line="240" w:lineRule="auto"/>
+              <w:jc w:val="left"/>
+            </w:pPr>
+            <w:r>
+              <w:rPr>
+                <w:rFonts w:ascii="Times New Roman" w:hAnsi="Times New Roman" w:eastAsia="Times New Roman" w:cs="Times New Roman"/>
+                <w:b w:val="0"/>
+                <w:sz w:val="22"/>
+                <w:szCs w:val="22"/>
+              </w:rPr>
+              <w:t>6</w:t>
+            </w:r>
+          </w:p>
+        </w:tc>
+        <w:tc>
+          <w:tcPr>
+            <w:tcW w:type="dxa" w:w="1826"/>
+            <w:vAlign w:val="center"/>
+          </w:tcPr>
+          <w:p>
+            <w:pPr>
+              <w:spacing w:before="20" w:after="20" w:line="240" w:lineRule="auto"/>
+              <w:jc w:val="left"/>
+            </w:pPr>
+            <w:r>
+              <w:rPr>
+                <w:rFonts w:ascii="Times New Roman" w:hAnsi="Times New Roman" w:eastAsia="Times New Roman" w:cs="Times New Roman"/>
+                <w:b w:val="0"/>
+                <w:sz w:val="22"/>
+                <w:szCs w:val="22"/>
+              </w:rPr>
+              <w:t>RBF-SVM hatalı</w:t>
+            </w:r>
+          </w:p>
+        </w:tc>
+      </w:tr>
+      <w:tr>
+        <w:trPr>
+          <w:cantSplit/>
+          <w:cantSplit/>
+        </w:trPr>
+        <w:tc>
+          <w:tcPr>
+            <w:tcW w:type="dxa" w:w="1826"/>
+            <w:vAlign w:val="center"/>
+          </w:tcPr>
+          <w:p>
+            <w:pPr>
+              <w:spacing w:before="20" w:after="20" w:line="240" w:lineRule="auto"/>
+              <w:jc w:val="left"/>
+            </w:pPr>
+            <w:r>
+              <w:rPr>
+                <w:rFonts w:ascii="Times New Roman" w:hAnsi="Times New Roman" w:eastAsia="Times New Roman" w:cs="Times New Roman"/>
+                <w:b w:val="0"/>
+                <w:sz w:val="22"/>
+                <w:szCs w:val="22"/>
+              </w:rPr>
+              <w:t>1553</w:t>
+            </w:r>
+          </w:p>
+        </w:tc>
+        <w:tc>
+          <w:tcPr>
+            <w:tcW w:type="dxa" w:w="1826"/>
+            <w:vAlign w:val="center"/>
+          </w:tcPr>
+          <w:p>
+            <w:pPr>
+              <w:spacing w:before="20" w:after="20" w:line="240" w:lineRule="auto"/>
+              <w:jc w:val="left"/>
+            </w:pPr>
+            <w:r>
+              <w:rPr>
+                <w:rFonts w:ascii="Times New Roman" w:hAnsi="Times New Roman" w:eastAsia="Times New Roman" w:cs="Times New Roman"/>
+                <w:b w:val="0"/>
+                <w:sz w:val="22"/>
+                <w:szCs w:val="22"/>
+              </w:rPr>
+              <w:t>8</w:t>
+            </w:r>
+          </w:p>
+        </w:tc>
+        <w:tc>
+          <w:tcPr>
+            <w:tcW w:type="dxa" w:w="1826"/>
+            <w:vAlign w:val="center"/>
+          </w:tcPr>
+          <w:p>
+            <w:pPr>
+              <w:spacing w:before="20" w:after="20" w:line="240" w:lineRule="auto"/>
+              <w:jc w:val="left"/>
+            </w:pPr>
+            <w:r>
+              <w:rPr>
+                <w:rFonts w:ascii="Times New Roman" w:hAnsi="Times New Roman" w:eastAsia="Times New Roman" w:cs="Times New Roman"/>
+                <w:b w:val="0"/>
+                <w:sz w:val="22"/>
+                <w:szCs w:val="22"/>
+              </w:rPr>
+              <w:t>9</w:t>
+            </w:r>
+          </w:p>
+        </w:tc>
+        <w:tc>
+          <w:tcPr>
+            <w:tcW w:type="dxa" w:w="1826"/>
+            <w:vAlign w:val="center"/>
+          </w:tcPr>
+          <w:p>
+            <w:pPr>
+              <w:spacing w:before="20" w:after="20" w:line="240" w:lineRule="auto"/>
+              <w:jc w:val="left"/>
+            </w:pPr>
+            <w:r>
+              <w:rPr>
+                <w:rFonts w:ascii="Times New Roman" w:hAnsi="Times New Roman" w:eastAsia="Times New Roman" w:cs="Times New Roman"/>
+                <w:b w:val="0"/>
+                <w:sz w:val="22"/>
+                <w:szCs w:val="22"/>
+              </w:rPr>
+              <w:t>1</w:t>
+            </w:r>
+          </w:p>
+        </w:tc>
+        <w:tc>
+          <w:tcPr>
+            <w:tcW w:type="dxa" w:w="1826"/>
+            <w:vAlign w:val="center"/>
+          </w:tcPr>
+          <w:p>
+            <w:pPr>
+              <w:spacing w:before="20" w:after="20" w:line="240" w:lineRule="auto"/>
+              <w:jc w:val="left"/>
+            </w:pPr>
+            <w:r>
+              <w:rPr>
+                <w:rFonts w:ascii="Times New Roman" w:hAnsi="Times New Roman" w:eastAsia="Times New Roman" w:cs="Times New Roman"/>
+                <w:b w:val="0"/>
+                <w:sz w:val="22"/>
+                <w:szCs w:val="22"/>
+              </w:rPr>
+              <w:t>İkisi de hatalı</w:t>
+            </w:r>
+          </w:p>
+        </w:tc>
+      </w:tr>
+      <w:tr>
+        <w:trPr>
+          <w:cantSplit/>
+          <w:cantSplit/>
+        </w:trPr>
+        <w:tc>
+          <w:tcPr>
+            <w:tcW w:type="dxa" w:w="1826"/>
+            <w:vAlign w:val="center"/>
+          </w:tcPr>
+          <w:p>
+            <w:pPr>
+              <w:spacing w:before="20" w:after="20" w:line="240" w:lineRule="auto"/>
+              <w:jc w:val="left"/>
+            </w:pPr>
+            <w:r>
+              <w:rPr>
+                <w:rFonts w:ascii="Times New Roman" w:hAnsi="Times New Roman" w:eastAsia="Times New Roman" w:cs="Times New Roman"/>
+                <w:b w:val="0"/>
+                <w:sz w:val="22"/>
+                <w:szCs w:val="22"/>
+              </w:rPr>
+              <w:t>1666</w:t>
+            </w:r>
+          </w:p>
+        </w:tc>
+        <w:tc>
+          <w:tcPr>
+            <w:tcW w:type="dxa" w:w="1826"/>
+            <w:vAlign w:val="center"/>
+          </w:tcPr>
+          <w:p>
+            <w:pPr>
+              <w:spacing w:before="20" w:after="20" w:line="240" w:lineRule="auto"/>
+              <w:jc w:val="left"/>
+            </w:pPr>
+            <w:r>
+              <w:rPr>
+                <w:rFonts w:ascii="Times New Roman" w:hAnsi="Times New Roman" w:eastAsia="Times New Roman" w:cs="Times New Roman"/>
+                <w:b w:val="0"/>
+                <w:sz w:val="22"/>
+                <w:szCs w:val="22"/>
+              </w:rPr>
+              <w:t>8</w:t>
+            </w:r>
+          </w:p>
+        </w:tc>
+        <w:tc>
+          <w:tcPr>
+            <w:tcW w:type="dxa" w:w="1826"/>
+            <w:vAlign w:val="center"/>
+          </w:tcPr>
+          <w:p>
+            <w:pPr>
+              <w:spacing w:before="20" w:after="20" w:line="240" w:lineRule="auto"/>
+              <w:jc w:val="left"/>
+            </w:pPr>
+            <w:r>
+              <w:rPr>
+                <w:rFonts w:ascii="Times New Roman" w:hAnsi="Times New Roman" w:eastAsia="Times New Roman" w:cs="Times New Roman"/>
+                <w:b w:val="0"/>
+                <w:sz w:val="22"/>
+                <w:szCs w:val="22"/>
+              </w:rPr>
+              <w:t>7</w:t>
+            </w:r>
+          </w:p>
+        </w:tc>
+        <w:tc>
+          <w:tcPr>
+            <w:tcW w:type="dxa" w:w="1826"/>
+            <w:vAlign w:val="center"/>
+          </w:tcPr>
+          <w:p>
+            <w:pPr>
+              <w:spacing w:before="20" w:after="20" w:line="240" w:lineRule="auto"/>
+              <w:jc w:val="left"/>
+            </w:pPr>
+            <w:r>
+              <w:rPr>
+                <w:rFonts w:ascii="Times New Roman" w:hAnsi="Times New Roman" w:eastAsia="Times New Roman" w:cs="Times New Roman"/>
+                <w:b w:val="0"/>
+                <w:sz w:val="22"/>
+                <w:szCs w:val="22"/>
+              </w:rPr>
+              <w:t>8</w:t>
+            </w:r>
+          </w:p>
+        </w:tc>
+        <w:tc>
+          <w:tcPr>
+            <w:tcW w:type="dxa" w:w="1826"/>
+            <w:vAlign w:val="center"/>
+          </w:tcPr>
+          <w:p>
+            <w:pPr>
+              <w:spacing w:before="20" w:after="20" w:line="240" w:lineRule="auto"/>
+              <w:jc w:val="left"/>
+            </w:pPr>
+            <w:r>
+              <w:rPr>
+                <w:rFonts w:ascii="Times New Roman" w:hAnsi="Times New Roman" w:eastAsia="Times New Roman" w:cs="Times New Roman"/>
+                <w:b w:val="0"/>
+                <w:sz w:val="22"/>
+                <w:szCs w:val="22"/>
+              </w:rPr>
+              <w:t>CNN-C hatalı</w:t>
+            </w:r>
+          </w:p>
+        </w:tc>
+      </w:tr>
+    </w:tbl>
+    <w:p>
+      <w:pPr>
+        <w:keepLines w:val="0"/>
+        <w:jc w:val="both"/>
+      </w:pPr>
+      <w:r>
+        <w:rPr>
+          <w:rFonts w:ascii="Times New Roman" w:hAnsi="Times New Roman" w:eastAsia="Times New Roman" w:cs="Times New Roman"/>
+          <w:sz w:val="22"/>
+          <w:szCs w:val="22"/>
+        </w:rPr>
+        <w:t>Aşırı uyum değerlendirmesinde yalnızca testteki yüksek başarı değil, eğitim ile doğrulama arasındaki fark da incelenmiştir. CNN-C'nin ana deney eğitim doğruluğu %100 ve doğrulama doğruluğu %99,26'dır; fark yaklaşık 0,74 yüzde puandır. Aynı fark Gradient Boosting için %4,81, KNN için %3,70, rastgele orman için %3,33, SVM için %2,43 ve lojistik regresyon için %2,22 yüzde puandır. Bu değerler, CNN'nin seçilen koşuda daha küçük eğitim-doğrulama aralığına sahip olduğunu gösterir. Ancak tek bir fark ölçüsüyle aşırı uyumun tamamen bulunmadığı söylenemez; eğitim eğrileri ve farklı başlangıç sonuçları birlikte yorumlanmalıdır.</w:t>
+      </w:r>
+    </w:p>
+    <w:p>
+      <w:pPr>
+        <w:keepLines w:val="0"/>
+        <w:jc w:val="both"/>
+      </w:pPr>
+      <w:r>
+        <w:rPr>
+          <w:rFonts w:ascii="Times New Roman" w:hAnsi="Times New Roman" w:eastAsia="Times New Roman" w:cs="Times New Roman"/>
+          <w:sz w:val="22"/>
+          <w:szCs w:val="22"/>
+        </w:rPr>
+        <w:t>Beş tohumlu CNN-C kararlılık deneyinde test doğrulukları sırasıyla %98,15, %99,63, %97,04, %99,63 ve %99,26 olmuştur. Doğru tahmin sayıları 265, 269, 262, 269 ve 268'dir. Ortalama test doğruluğu %98,74, örnek standart sapması 1,13 yüzde puandır. En iyi epoch değerleri 44, 37, 31, 23 ve 50 olarak kaydedilmiştir. En yüksek performans 202 ve 404 tohumlarında, en düşük performans 303 tohumunda görülmüştür. Bütün koşular Tablo 5 ve Şekil 4'te sunulmuş; yalnızca en yüksek değer seçilip tekil bir başarı iddiasına dönüştürülmemiştir.</w:t>
+      </w:r>
+    </w:p>
+    <w:p>
+      <w:pPr>
+        <w:keepNext/>
+        <w:spacing w:before="160" w:after="80"/>
+        <w:jc w:val="left"/>
+      </w:pPr>
+      <w:r>
+        <w:rPr>
+          <w:rFonts w:ascii="Times New Roman" w:hAnsi="Times New Roman" w:eastAsia="Times New Roman" w:cs="Times New Roman"/>
+          <w:b/>
+          <w:sz w:val="22"/>
+          <w:szCs w:val="22"/>
+        </w:rPr>
+        <w:t>Tablo 5. CNN-C kararlılığı: beş rastgele başlangıç</w:t>
+      </w:r>
+    </w:p>
+    <w:tbl>
+      <w:tblPr>
+        <w:tblStyle w:val="TableGrid"/>
+        <w:tblW w:type="auto" w:w="0"/>
+        <w:jc w:val="center"/>
+        <w:tblLayout w:type="autofit"/>
+        <w:tblLook w:firstColumn="1" w:firstRow="1" w:lastColumn="0" w:lastRow="0" w:noHBand="0" w:noVBand="1" w:val="04A0"/>
+      </w:tblPr>
+      <w:tblGrid>
+        <w:gridCol w:w="1757"/>
+        <w:gridCol w:w="2268"/>
+        <w:gridCol w:w="2494"/>
+        <w:gridCol w:w="2041"/>
+      </w:tblGrid>
+      <w:tr>
+        <w:trPr>
+          <w:tblHeader w:val="true"/>
+          <w:cantSplit/>
+          <w:tblHeader w:val="true"/>
+        </w:trPr>
+        <w:tc>
+          <w:tcPr>
+            <w:tcW w:type="dxa" w:w="2282"/>
+            <w:shd w:fill="EEF1F5"/>
+            <w:vAlign w:val="center"/>
+          </w:tcPr>
+          <w:p>
+            <w:pPr>
+              <w:spacing w:after="20" w:line="240" w:lineRule="auto" w:before="20"/>
+              <w:jc w:val="center"/>
+            </w:pPr>
+            <w:r>
+              <w:rPr>
+                <w:rFonts w:ascii="Times New Roman" w:hAnsi="Times New Roman" w:cs="Times New Roman" w:eastAsia="Times New Roman"/>
+                <w:b/>
+                <w:sz w:val="22"/>
+                <w:szCs w:val="22"/>
+              </w:rPr>
+              <w:t>Tohum</w:t>
+            </w:r>
+          </w:p>
+        </w:tc>
+        <w:tc>
+          <w:tcPr>
+            <w:tcW w:type="dxa" w:w="2282"/>
+            <w:shd w:fill="EEF1F5"/>
+            <w:vAlign w:val="center"/>
+          </w:tcPr>
+          <w:p>
+            <w:pPr>
+              <w:spacing w:after="20" w:line="240" w:lineRule="auto" w:before="20"/>
+              <w:jc w:val="center"/>
+            </w:pPr>
+            <w:r>
+              <w:rPr>
+                <w:rFonts w:ascii="Times New Roman" w:hAnsi="Times New Roman" w:cs="Times New Roman" w:eastAsia="Times New Roman"/>
+                <w:b/>
+                <w:sz w:val="22"/>
+                <w:szCs w:val="22"/>
+              </w:rPr>
+              <w:t>En iyi epoch</w:t>
+            </w:r>
+          </w:p>
+        </w:tc>
+        <w:tc>
+          <w:tcPr>
+            <w:tcW w:type="dxa" w:w="2282"/>
+            <w:shd w:fill="EEF1F5"/>
+            <w:vAlign w:val="center"/>
+          </w:tcPr>
+          <w:p>
+            <w:pPr>
+              <w:spacing w:after="20" w:line="240" w:lineRule="auto" w:before="20"/>
+              <w:jc w:val="center"/>
+            </w:pPr>
+            <w:r>
+              <w:rPr>
+                <w:rFonts w:ascii="Times New Roman" w:hAnsi="Times New Roman" w:cs="Times New Roman" w:eastAsia="Times New Roman"/>
+                <w:b/>
+                <w:sz w:val="22"/>
+                <w:szCs w:val="22"/>
+              </w:rPr>
+              <w:t>Test doğruluğu</w:t>
+            </w:r>
+          </w:p>
+        </w:tc>
+        <w:tc>
+          <w:tcPr>
+            <w:tcW w:type="dxa" w:w="2282"/>
+            <w:shd w:fill="EEF1F5"/>
+            <w:vAlign w:val="center"/>
+          </w:tcPr>
+          <w:p>
+            <w:pPr>
+              <w:spacing w:after="20" w:line="240" w:lineRule="auto" w:before="20"/>
+              <w:jc w:val="center"/>
+            </w:pPr>
+            <w:r>
+              <w:rPr>
+                <w:rFonts w:ascii="Times New Roman" w:hAnsi="Times New Roman" w:cs="Times New Roman" w:eastAsia="Times New Roman"/>
+                <w:b/>
+                <w:sz w:val="22"/>
+                <w:szCs w:val="22"/>
+              </w:rPr>
+              <w:t>Hata sayısı</w:t>
+            </w:r>
+          </w:p>
+        </w:tc>
+      </w:tr>
+      <w:tr>
+        <w:trPr>
+          <w:cantSplit/>
+          <w:cantSplit/>
+        </w:trPr>
+        <w:tc>
+          <w:tcPr>
+            <w:tcW w:type="dxa" w:w="1757"/>
+            <w:vAlign w:val="center"/>
+          </w:tcPr>
+          <w:p>
+            <w:pPr>
+              <w:spacing w:after="20" w:line="240" w:lineRule="auto" w:before="20"/>
+              <w:jc w:val="left"/>
+            </w:pPr>
+            <w:r>
+              <w:rPr>
+                <w:rFonts w:ascii="Times New Roman" w:hAnsi="Times New Roman" w:cs="Times New Roman" w:eastAsia="Times New Roman"/>
+                <w:sz w:val="22"/>
+                <w:szCs w:val="22"/>
+              </w:rPr>
+              <w:t>101</w:t>
+            </w:r>
+          </w:p>
+        </w:tc>
+        <w:tc>
+          <w:tcPr>
+            <w:tcW w:type="dxa" w:w="2268"/>
+            <w:vAlign w:val="center"/>
+          </w:tcPr>
+          <w:p>
+            <w:pPr>
+              <w:spacing w:after="20" w:line="240" w:lineRule="auto" w:before="20"/>
+              <w:jc w:val="left"/>
+            </w:pPr>
+            <w:r>
+              <w:rPr>
+                <w:rFonts w:ascii="Times New Roman" w:hAnsi="Times New Roman" w:cs="Times New Roman" w:eastAsia="Times New Roman"/>
+                <w:sz w:val="22"/>
+                <w:szCs w:val="22"/>
+              </w:rPr>
+              <w:t>44</w:t>
+            </w:r>
+          </w:p>
+        </w:tc>
+        <w:tc>
+          <w:tcPr>
+            <w:tcW w:type="dxa" w:w="2494"/>
+            <w:vAlign w:val="center"/>
+          </w:tcPr>
+          <w:p>
+            <w:pPr>
+              <w:spacing w:after="20" w:line="240" w:lineRule="auto" w:before="20"/>
+              <w:jc w:val="left"/>
+            </w:pPr>
+            <w:r>
+              <w:rPr>
+                <w:rFonts w:ascii="Times New Roman" w:hAnsi="Times New Roman" w:cs="Times New Roman" w:eastAsia="Times New Roman"/>
+                <w:sz w:val="22"/>
+                <w:szCs w:val="22"/>
+              </w:rPr>
+              <w:t>%98,15</w:t>
+            </w:r>
+          </w:p>
+        </w:tc>
+        <w:tc>
+          <w:tcPr>
+            <w:tcW w:type="dxa" w:w="2041"/>
+            <w:vAlign w:val="center"/>
+          </w:tcPr>
+          <w:p>
+            <w:pPr>
+              <w:spacing w:after="20" w:line="240" w:lineRule="auto" w:before="20"/>
+              <w:jc w:val="left"/>
+            </w:pPr>
+            <w:r>
+              <w:rPr>
+                <w:rFonts w:ascii="Times New Roman" w:hAnsi="Times New Roman" w:cs="Times New Roman" w:eastAsia="Times New Roman"/>
+                <w:sz w:val="22"/>
+                <w:szCs w:val="22"/>
+              </w:rPr>
+              <w:t>5</w:t>
+            </w:r>
+          </w:p>
+        </w:tc>
+      </w:tr>
+      <w:tr>
+        <w:trPr>
+          <w:cantSplit/>
+          <w:cantSplit/>
+        </w:trPr>
+        <w:tc>
+          <w:tcPr>
+            <w:tcW w:type="dxa" w:w="1757"/>
+            <w:shd w:fill="F8F9FA"/>
+            <w:vAlign w:val="center"/>
+          </w:tcPr>
+          <w:p>
+            <w:pPr>
+              <w:spacing w:after="20" w:line="240" w:lineRule="auto" w:before="20"/>
+              <w:jc w:val="left"/>
+            </w:pPr>
+            <w:r>
+              <w:rPr>
+                <w:rFonts w:ascii="Times New Roman" w:hAnsi="Times New Roman" w:cs="Times New Roman" w:eastAsia="Times New Roman"/>
+                <w:sz w:val="22"/>
+                <w:szCs w:val="22"/>
+              </w:rPr>
+              <w:t>202</w:t>
+            </w:r>
+          </w:p>
+        </w:tc>
+        <w:tc>
+          <w:tcPr>
+            <w:tcW w:type="dxa" w:w="2268"/>
+            <w:shd w:fill="F8F9FA"/>
+            <w:vAlign w:val="center"/>
+          </w:tcPr>
+          <w:p>
+            <w:pPr>
+              <w:spacing w:after="20" w:line="240" w:lineRule="auto" w:before="20"/>
+              <w:jc w:val="left"/>
+            </w:pPr>
+            <w:r>
+              <w:rPr>
+                <w:rFonts w:ascii="Times New Roman" w:hAnsi="Times New Roman" w:cs="Times New Roman" w:eastAsia="Times New Roman"/>
+                <w:sz w:val="22"/>
+                <w:szCs w:val="22"/>
+              </w:rPr>
+              <w:t>37</w:t>
+            </w:r>
+          </w:p>
+        </w:tc>
+        <w:tc>
+          <w:tcPr>
+            <w:tcW w:type="dxa" w:w="2494"/>
+            <w:shd w:fill="F8F9FA"/>
+            <w:vAlign w:val="center"/>
+          </w:tcPr>
+          <w:p>
+            <w:pPr>
+              <w:spacing w:after="20" w:line="240" w:lineRule="auto" w:before="20"/>
+              <w:jc w:val="left"/>
+            </w:pPr>
+            <w:r>
+              <w:rPr>
+                <w:rFonts w:ascii="Times New Roman" w:hAnsi="Times New Roman" w:cs="Times New Roman" w:eastAsia="Times New Roman"/>
+                <w:sz w:val="22"/>
+                <w:szCs w:val="22"/>
+              </w:rPr>
+              <w:t>%99,63</w:t>
+            </w:r>
+          </w:p>
+        </w:tc>
+        <w:tc>
+          <w:tcPr>
+            <w:tcW w:type="dxa" w:w="2041"/>
+            <w:shd w:fill="F8F9FA"/>
+            <w:vAlign w:val="center"/>
+          </w:tcPr>
+          <w:p>
+            <w:pPr>
+              <w:spacing w:after="20" w:line="240" w:lineRule="auto" w:before="20"/>
+              <w:jc w:val="left"/>
+            </w:pPr>
+            <w:r>
+              <w:rPr>
+                <w:rFonts w:ascii="Times New Roman" w:hAnsi="Times New Roman" w:cs="Times New Roman" w:eastAsia="Times New Roman"/>
+                <w:sz w:val="22"/>
+                <w:szCs w:val="22"/>
+              </w:rPr>
+              <w:t>1</w:t>
+            </w:r>
+          </w:p>
+        </w:tc>
+      </w:tr>
+      <w:tr>
+        <w:trPr>
+          <w:cantSplit/>
+          <w:cantSplit/>
+        </w:trPr>
+        <w:tc>
+          <w:tcPr>
+            <w:tcW w:type="dxa" w:w="1757"/>
+            <w:vAlign w:val="center"/>
+          </w:tcPr>
+          <w:p>
+            <w:pPr>
+              <w:spacing w:after="20" w:line="240" w:lineRule="auto" w:before="20"/>
+              <w:jc w:val="left"/>
+            </w:pPr>
+            <w:r>
+              <w:rPr>
+                <w:rFonts w:ascii="Times New Roman" w:hAnsi="Times New Roman" w:cs="Times New Roman" w:eastAsia="Times New Roman"/>
+                <w:sz w:val="22"/>
+                <w:szCs w:val="22"/>
+              </w:rPr>
+              <w:t>303</w:t>
+            </w:r>
+          </w:p>
+        </w:tc>
+        <w:tc>
+          <w:tcPr>
+            <w:tcW w:type="dxa" w:w="2268"/>
+            <w:vAlign w:val="center"/>
+          </w:tcPr>
+          <w:p>
+            <w:pPr>
+              <w:spacing w:after="20" w:line="240" w:lineRule="auto" w:before="20"/>
+              <w:jc w:val="left"/>
+            </w:pPr>
+            <w:r>
+              <w:rPr>
+                <w:rFonts w:ascii="Times New Roman" w:hAnsi="Times New Roman" w:cs="Times New Roman" w:eastAsia="Times New Roman"/>
+                <w:sz w:val="22"/>
+                <w:szCs w:val="22"/>
+              </w:rPr>
+              <w:t>31</w:t>
+            </w:r>
+          </w:p>
+        </w:tc>
+        <w:tc>
+          <w:tcPr>
+            <w:tcW w:type="dxa" w:w="2494"/>
+            <w:vAlign w:val="center"/>
+          </w:tcPr>
+          <w:p>
+            <w:pPr>
+              <w:spacing w:after="20" w:line="240" w:lineRule="auto" w:before="20"/>
+              <w:jc w:val="left"/>
+            </w:pPr>
+            <w:r>
+              <w:rPr>
+                <w:rFonts w:ascii="Times New Roman" w:hAnsi="Times New Roman" w:cs="Times New Roman" w:eastAsia="Times New Roman"/>
+                <w:sz w:val="22"/>
+                <w:szCs w:val="22"/>
+              </w:rPr>
+              <w:t>%97,04</w:t>
+            </w:r>
+          </w:p>
+        </w:tc>
+        <w:tc>
+          <w:tcPr>
+            <w:tcW w:type="dxa" w:w="2041"/>
+            <w:vAlign w:val="center"/>
+          </w:tcPr>
+          <w:p>
+            <w:pPr>
+              <w:spacing w:after="20" w:line="240" w:lineRule="auto" w:before="20"/>
+              <w:jc w:val="left"/>
+            </w:pPr>
+            <w:r>
+              <w:rPr>
+                <w:rFonts w:ascii="Times New Roman" w:hAnsi="Times New Roman" w:cs="Times New Roman" w:eastAsia="Times New Roman"/>
+                <w:sz w:val="22"/>
+                <w:szCs w:val="22"/>
+              </w:rPr>
+              <w:t>8</w:t>
+            </w:r>
+          </w:p>
+        </w:tc>
+      </w:tr>
+      <w:tr>
+        <w:trPr>
+          <w:cantSplit/>
+          <w:cantSplit/>
+        </w:trPr>
+        <w:tc>
+          <w:tcPr>
+            <w:tcW w:type="dxa" w:w="1757"/>
+            <w:shd w:fill="F8F9FA"/>
+            <w:vAlign w:val="center"/>
+          </w:tcPr>
+          <w:p>
+            <w:pPr>
+              <w:spacing w:after="20" w:line="240" w:lineRule="auto" w:before="20"/>
+              <w:jc w:val="left"/>
+            </w:pPr>
+            <w:r>
+              <w:rPr>
+                <w:rFonts w:ascii="Times New Roman" w:hAnsi="Times New Roman" w:cs="Times New Roman" w:eastAsia="Times New Roman"/>
+                <w:sz w:val="22"/>
+                <w:szCs w:val="22"/>
+              </w:rPr>
+              <w:t>404</w:t>
+            </w:r>
+          </w:p>
+        </w:tc>
+        <w:tc>
+          <w:tcPr>
+            <w:tcW w:type="dxa" w:w="2268"/>
+            <w:shd w:fill="F8F9FA"/>
+            <w:vAlign w:val="center"/>
+          </w:tcPr>
+          <w:p>
+            <w:pPr>
+              <w:spacing w:after="20" w:line="240" w:lineRule="auto" w:before="20"/>
+              <w:jc w:val="left"/>
+            </w:pPr>
+            <w:r>
+              <w:rPr>
+                <w:rFonts w:ascii="Times New Roman" w:hAnsi="Times New Roman" w:cs="Times New Roman" w:eastAsia="Times New Roman"/>
+                <w:sz w:val="22"/>
+                <w:szCs w:val="22"/>
+              </w:rPr>
+              <w:t>23</w:t>
+            </w:r>
+          </w:p>
+        </w:tc>
+        <w:tc>
+          <w:tcPr>
+            <w:tcW w:type="dxa" w:w="2494"/>
+            <w:shd w:fill="F8F9FA"/>
+            <w:vAlign w:val="center"/>
+          </w:tcPr>
+          <w:p>
+            <w:pPr>
+              <w:spacing w:after="20" w:line="240" w:lineRule="auto" w:before="20"/>
+              <w:jc w:val="left"/>
+            </w:pPr>
+            <w:r>
+              <w:rPr>
+                <w:rFonts w:ascii="Times New Roman" w:hAnsi="Times New Roman" w:cs="Times New Roman" w:eastAsia="Times New Roman"/>
+                <w:sz w:val="22"/>
+                <w:szCs w:val="22"/>
+              </w:rPr>
+              <w:t>%99,63</w:t>
+            </w:r>
+          </w:p>
+        </w:tc>
+        <w:tc>
+          <w:tcPr>
+            <w:tcW w:type="dxa" w:w="2041"/>
+            <w:shd w:fill="F8F9FA"/>
+            <w:vAlign w:val="center"/>
+          </w:tcPr>
+          <w:p>
+            <w:pPr>
+              <w:spacing w:after="20" w:line="240" w:lineRule="auto" w:before="20"/>
+              <w:jc w:val="left"/>
+            </w:pPr>
+            <w:r>
+              <w:rPr>
+                <w:rFonts w:ascii="Times New Roman" w:hAnsi="Times New Roman" w:cs="Times New Roman" w:eastAsia="Times New Roman"/>
+                <w:sz w:val="22"/>
+                <w:szCs w:val="22"/>
+              </w:rPr>
+              <w:t>1</w:t>
+            </w:r>
+          </w:p>
+        </w:tc>
+      </w:tr>
+      <w:tr>
+        <w:trPr>
+          <w:cantSplit/>
+          <w:cantSplit/>
+        </w:trPr>
+        <w:tc>
+          <w:tcPr>
+            <w:tcW w:type="dxa" w:w="1757"/>
+            <w:vAlign w:val="center"/>
+          </w:tcPr>
+          <w:p>
+            <w:pPr>
+              <w:spacing w:after="20" w:line="240" w:lineRule="auto" w:before="20"/>
+              <w:jc w:val="left"/>
+            </w:pPr>
+            <w:r>
+              <w:rPr>
+                <w:rFonts w:ascii="Times New Roman" w:hAnsi="Times New Roman" w:cs="Times New Roman" w:eastAsia="Times New Roman"/>
+                <w:sz w:val="22"/>
+                <w:szCs w:val="22"/>
+              </w:rPr>
+              <w:t>505</w:t>
+            </w:r>
+          </w:p>
+        </w:tc>
+        <w:tc>
+          <w:tcPr>
+            <w:tcW w:type="dxa" w:w="2268"/>
+            <w:vAlign w:val="center"/>
+          </w:tcPr>
+          <w:p>
+            <w:pPr>
+              <w:spacing w:after="20" w:line="240" w:lineRule="auto" w:before="20"/>
+              <w:jc w:val="left"/>
+            </w:pPr>
+            <w:r>
+              <w:rPr>
+                <w:rFonts w:ascii="Times New Roman" w:hAnsi="Times New Roman" w:cs="Times New Roman" w:eastAsia="Times New Roman"/>
+                <w:sz w:val="22"/>
+                <w:szCs w:val="22"/>
+              </w:rPr>
+              <w:t>50</w:t>
+            </w:r>
+          </w:p>
+        </w:tc>
+        <w:tc>
+          <w:tcPr>
+            <w:tcW w:type="dxa" w:w="2494"/>
+            <w:vAlign w:val="center"/>
+          </w:tcPr>
+          <w:p>
+            <w:pPr>
+              <w:spacing w:after="20" w:line="240" w:lineRule="auto" w:before="20"/>
+              <w:jc w:val="left"/>
+            </w:pPr>
+            <w:r>
+              <w:rPr>
+                <w:rFonts w:ascii="Times New Roman" w:hAnsi="Times New Roman" w:cs="Times New Roman" w:eastAsia="Times New Roman"/>
+                <w:sz w:val="22"/>
+                <w:szCs w:val="22"/>
+              </w:rPr>
+              <w:t>%99,26</w:t>
+            </w:r>
+          </w:p>
+        </w:tc>
+        <w:tc>
+          <w:tcPr>
+            <w:tcW w:type="dxa" w:w="2041"/>
+            <w:vAlign w:val="center"/>
+          </w:tcPr>
+          <w:p>
+            <w:pPr>
+              <w:spacing w:after="20" w:line="240" w:lineRule="auto" w:before="20"/>
+              <w:jc w:val="left"/>
+            </w:pPr>
+            <w:r>
+              <w:rPr>
+                <w:rFonts w:ascii="Times New Roman" w:hAnsi="Times New Roman" w:cs="Times New Roman" w:eastAsia="Times New Roman"/>
+                <w:sz w:val="22"/>
+                <w:szCs w:val="22"/>
+              </w:rPr>
+              <w:t>2</w:t>
+            </w:r>
+          </w:p>
+        </w:tc>
+      </w:tr>
+    </w:tbl>
+    <w:p>
+      <w:pPr>
+        <w:keepNext/>
+        <w:spacing w:before="160" w:after="40"/>
+        <w:jc w:val="center"/>
+      </w:pPr>
+      <w:r>
+        <w:rPr>
+          <w:rFonts w:ascii="Times New Roman" w:hAnsi="Times New Roman" w:eastAsia="Times New Roman" w:cs="Times New Roman"/>
+          <w:sz w:val="22"/>
+          <w:szCs w:val="22"/>
         </w:rPr>
         <w:drawing>
           <wp:inline xmlns:a="http://schemas.openxmlformats.org/drawingml/2006/main" xmlns:pic="http://schemas.openxmlformats.org/drawingml/2006/picture">
-            <wp:extent cx="5472000" cy="2595692"/>
+            <wp:extent cx="5256000" cy="2332350"/>
             <wp:docPr id="4" name="Picture 4"/>
             <wp:cNvGraphicFramePr>
               <a:graphicFrameLocks noChangeAspect="1"/>
@@ -2297,7 +3965,7 @@
               <a:graphicData uri="http://schemas.openxmlformats.org/drawingml/2006/picture">
                 <pic:pic>
                   <pic:nvPicPr>
-                    <pic:cNvPr id="0" name="sekil_4_seed_karsilastirma.png"/>
+                    <pic:cNvPr id="0" name="sekil_4.png"/>
                     <pic:cNvPicPr/>
                   </pic:nvPicPr>
                   <pic:blipFill>
@@ -2309,7 +3977,7 @@
                   <pic:spPr>
                     <a:xfrm>
                       <a:off x="0" y="0"/>
-                      <a:ext cx="5472000" cy="2595692"/>
+                      <a:ext cx="5256000" cy="2332350"/>
                     </a:xfrm>
                     <a:prstGeom prst="rect"/>
                   </pic:spPr>
@@ -2322,26 +3990,35 @@
     </w:p>
     <w:p>
       <w:pPr>
-        <w:jc w:val="both"/>
+        <w:keepNext w:val="0"/>
+        <w:spacing w:after="140"/>
+        <w:jc w:val="left"/>
       </w:pPr>
       <w:r>
         <w:rPr>
           <w:rFonts w:ascii="Times New Roman" w:hAnsi="Times New Roman" w:eastAsia="Times New Roman" w:cs="Times New Roman"/>
+          <w:i/>
+          <w:sz w:val="22"/>
+          <w:szCs w:val="22"/>
         </w:rPr>
-        <w:t>Şekil 4. CNN-C için beş başlangıç tohumunda test doğruluğu.</w:t>
+        <w:t>Şekil 4. CNN-C için beş başlangıç tohumu ve test doğrulukları.</w:t>
       </w:r>
     </w:p>
     <w:p>
       <w:pPr>
-        <w:jc w:val="both"/>
+        <w:keepNext/>
+        <w:spacing w:before="160" w:after="40"/>
+        <w:jc w:val="center"/>
       </w:pPr>
       <w:r>
         <w:rPr>
           <w:rFonts w:ascii="Times New Roman" w:hAnsi="Times New Roman" w:eastAsia="Times New Roman" w:cs="Times New Roman"/>
+          <w:sz w:val="22"/>
+          <w:szCs w:val="22"/>
         </w:rPr>
         <w:drawing>
           <wp:inline xmlns:a="http://schemas.openxmlformats.org/drawingml/2006/main" xmlns:pic="http://schemas.openxmlformats.org/drawingml/2006/picture">
-            <wp:extent cx="5472000" cy="2804399"/>
+            <wp:extent cx="5256000" cy="2693699"/>
             <wp:docPr id="5" name="Picture 5"/>
             <wp:cNvGraphicFramePr>
               <a:graphicFrameLocks noChangeAspect="1"/>
@@ -2350,7 +4027,7 @@
               <a:graphicData uri="http://schemas.openxmlformats.org/drawingml/2006/picture">
                 <pic:pic>
                   <pic:nvPicPr>
-                    <pic:cNvPr id="0" name="sekil_5_validation_loss.png"/>
+                    <pic:cNvPr id="0" name="sekil_5.png"/>
                     <pic:cNvPicPr/>
                   </pic:nvPicPr>
                   <pic:blipFill>
@@ -2362,7 +4039,7 @@
                   <pic:spPr>
                     <a:xfrm>
                       <a:off x="0" y="0"/>
-                      <a:ext cx="5472000" cy="2804399"/>
+                      <a:ext cx="5256000" cy="2693699"/>
                     </a:xfrm>
                     <a:prstGeom prst="rect"/>
                   </pic:spPr>
@@ -2375,27 +4052,253 @@
     </w:p>
     <w:p>
       <w:pPr>
-        <w:jc w:val="both"/>
+        <w:keepNext w:val="0"/>
+        <w:spacing w:after="140"/>
+        <w:jc w:val="left"/>
       </w:pPr>
       <w:r>
         <w:rPr>
           <w:rFonts w:ascii="Times New Roman" w:hAnsi="Times New Roman" w:eastAsia="Times New Roman" w:cs="Times New Roman"/>
+          <w:i/>
+          <w:sz w:val="22"/>
+          <w:szCs w:val="22"/>
         </w:rPr>
         <w:t>Şekil 5. CNN-C kararlılık eğitimlerinde doğrulama kaybı eğrileri.</w:t>
       </w:r>
     </w:p>
     <w:p>
       <w:pPr>
-        <w:pStyle w:val="Heading1"/>
-        <w:keepNext/>
+        <w:spacing w:after="60"/>
+        <w:jc w:val="center"/>
       </w:pPr>
       <w:r>
         <w:rPr>
           <w:rFonts w:ascii="Times New Roman" w:hAnsi="Times New Roman" w:eastAsia="Times New Roman" w:cs="Times New Roman"/>
-          <w:b/>
           <w:sz w:val="22"/>
+          <w:szCs w:val="22"/>
         </w:rPr>
-        <w:t>5. Discussion</w:t>
+        <w:drawing>
+          <wp:inline xmlns:a="http://schemas.openxmlformats.org/drawingml/2006/main" xmlns:pic="http://schemas.openxmlformats.org/drawingml/2006/picture">
+            <wp:extent cx="5440680" cy="2875435"/>
+            <wp:docPr id="6" name="Picture 6"/>
+            <wp:cNvGraphicFramePr>
+              <a:graphicFrameLocks noChangeAspect="1"/>
+            </wp:cNvGraphicFramePr>
+            <a:graphic>
+              <a:graphicData uri="http://schemas.openxmlformats.org/drawingml/2006/picture">
+                <pic:pic>
+                  <pic:nvPicPr>
+                    <pic:cNvPr id="0" name="sekil_6_cnn_svm_karisiklik_matrisi.png"/>
+                    <pic:cNvPicPr/>
+                  </pic:nvPicPr>
+                  <pic:blipFill>
+                    <a:blip r:embed="rId15"/>
+                    <a:stretch>
+                      <a:fillRect/>
+                    </a:stretch>
+                  </pic:blipFill>
+                  <pic:spPr>
+                    <a:xfrm>
+                      <a:off x="0" y="0"/>
+                      <a:ext cx="5440680" cy="2875435"/>
+                    </a:xfrm>
+                    <a:prstGeom prst="rect"/>
+                  </pic:spPr>
+                </pic:pic>
+              </a:graphicData>
+            </a:graphic>
+          </wp:inline>
+        </w:drawing>
+      </w:r>
+    </w:p>
+    <w:p>
+      <w:pPr>
+        <w:keepNext w:val="0"/>
+        <w:spacing w:after="160"/>
+        <w:jc w:val="left"/>
+      </w:pPr>
+      <w:r>
+        <w:rPr>
+          <w:rFonts w:ascii="Times New Roman" w:hAnsi="Times New Roman" w:eastAsia="Times New Roman" w:cs="Times New Roman"/>
+          <w:b w:val="0"/>
+          <w:sz w:val="22"/>
+          <w:szCs w:val="22"/>
+        </w:rPr>
+        <w:t>Şekil 6. CNN-C ve RBF-SVM için kaydedilmiş 270 test tahmininden yeniden hesaplanan karışıklık matrisleri.</w:t>
+      </w:r>
+    </w:p>
+    <w:p>
+      <w:pPr>
+        <w:spacing w:after="60"/>
+        <w:jc w:val="center"/>
+      </w:pPr>
+      <w:r>
+        <w:rPr>
+          <w:rFonts w:ascii="Times New Roman" w:hAnsi="Times New Roman" w:eastAsia="Times New Roman" w:cs="Times New Roman"/>
+          <w:sz w:val="22"/>
+          <w:szCs w:val="22"/>
+        </w:rPr>
+        <w:drawing>
+          <wp:inline xmlns:a="http://schemas.openxmlformats.org/drawingml/2006/main" xmlns:pic="http://schemas.openxmlformats.org/drawingml/2006/picture">
+            <wp:extent cx="5650992" cy="3399481"/>
+            <wp:docPr id="7" name="Picture 7"/>
+            <wp:cNvGraphicFramePr>
+              <a:graphicFrameLocks noChangeAspect="1"/>
+            </wp:cNvGraphicFramePr>
+            <a:graphic>
+              <a:graphicData uri="http://schemas.openxmlformats.org/drawingml/2006/picture">
+                <pic:pic>
+                  <pic:nvPicPr>
+                    <pic:cNvPr id="0" name="sekil_7_hata_ornekleri.png"/>
+                    <pic:cNvPicPr/>
+                  </pic:nvPicPr>
+                  <pic:blipFill>
+                    <a:blip r:embed="rId16"/>
+                    <a:stretch>
+                      <a:fillRect/>
+                    </a:stretch>
+                  </pic:blipFill>
+                  <pic:spPr>
+                    <a:xfrm>
+                      <a:off x="0" y="0"/>
+                      <a:ext cx="5650992" cy="3399481"/>
+                    </a:xfrm>
+                    <a:prstGeom prst="rect"/>
+                  </pic:spPr>
+                </pic:pic>
+              </a:graphicData>
+            </a:graphic>
+          </wp:inline>
+        </w:drawing>
+      </w:r>
+    </w:p>
+    <w:p>
+      <w:pPr>
+        <w:keepNext w:val="0"/>
+        <w:spacing w:after="160"/>
+        <w:jc w:val="left"/>
+      </w:pPr>
+      <w:r>
+        <w:rPr>
+          <w:rFonts w:ascii="Times New Roman" w:hAnsi="Times New Roman" w:eastAsia="Times New Roman" w:cs="Times New Roman"/>
+          <w:b w:val="0"/>
+          <w:sz w:val="22"/>
+          <w:szCs w:val="22"/>
+        </w:rPr>
+        <w:t>Şekil 7. Modellerden en az birinin hatalı sınıflandırdığı test örnekleri (indeksler, gerçek sınıflar ve iki modelin tahminleri).</w:t>
+      </w:r>
+    </w:p>
+    <w:p>
+      <w:pPr>
+        <w:keepLines w:val="0"/>
+        <w:jc w:val="both"/>
+      </w:pPr>
+      <w:r>
+        <w:rPr>
+          <w:rFonts w:ascii="Times New Roman" w:hAnsi="Times New Roman" w:eastAsia="Times New Roman" w:cs="Times New Roman"/>
+          <w:sz w:val="22"/>
+          <w:szCs w:val="22"/>
+        </w:rPr>
+        <w:t>Kararlılık deneylerinin doğrulama doğruluğu ortalaması %99,11 ve makro F1 ortalaması yaklaşık 0,99111'dir. Bu oranların test ortalamasından yüksek olması küçük bir genelleme farkına işaret etmektedir. Koşulardan 303'ün testte sekiz hata yapması, diğer dört çalışmaya göre daha düşük bir sonuca karşılık gelmiştir. Şekil 5'teki doğrulama kaybı eğrileri, en uygun eğitim noktasının koşular arasında neden değiştiğini görselleştirmektedir. Aynı mimari, aynı veri ve aynı eğitim hedefi altında bile rastgele başlangıçlar sonucu etkilemiştir; bu durum çoklu koşu raporlamasının değerini göstermektedir.</w:t>
+      </w:r>
+    </w:p>
+    <w:p>
+      <w:pPr>
+        <w:keepLines w:val="0"/>
+        <w:jc w:val="both"/>
+      </w:pPr>
+      <w:r>
+        <w:rPr>
+          <w:rFonts w:ascii="Times New Roman" w:hAnsi="Times New Roman" w:eastAsia="Times New Roman" w:cs="Times New Roman"/>
+          <w:sz w:val="22"/>
+          <w:szCs w:val="22"/>
+        </w:rPr>
+        <w:t>Dokuz ek doğrulama eğitiminde güçlü düzenlileştirme, referans CNN ve küçük CNN için ortalama doğrulama çapraz entropisi sırasıyla 0,02876, 0,02909 ve 0,04231 bulunmuştur. Aynı sıralamayla ortalama doğrulama makro F1 değerleri 0,99009, 0,98890 ve 0,98761'dir. Güçlü düzenlileştirme ile referansın çapraz entropi farkı yalnızca 0,00033'tür. Üç başlangıç üzerinden elde edilen bu küçük farkın genellenebilir, kesin üstünlük anlamına geldiği iddia edilmemiştir. Ayrıca ek mimari deneylerinin test kümesi hiç değerlendirilmemiştir; bu nedenle sonuçlar ana deneydeki bağımsız test tablosuna yeni bir model gibi eklenmemiştir.</w:t>
+      </w:r>
+    </w:p>
+    <w:p>
+      <w:pPr>
+        <w:keepLines w:val="0"/>
+        <w:jc w:val="both"/>
+      </w:pPr>
+      <w:r>
+        <w:rPr>
+          <w:rFonts w:ascii="Times New Roman" w:hAnsi="Times New Roman" w:eastAsia="Times New Roman" w:cs="Times New Roman"/>
+          <w:sz w:val="22"/>
+          <w:szCs w:val="22"/>
+        </w:rPr>
+        <w:t>Bulguların özetlenmesinde sonuç tablolarının kaynağı korunmuştur. Ana deneyin doğrulama ve test metrikleri, kararlılık deneyinin koşu bazlı tahminleri ve ek dokuz eğitimin yalnızca doğrulama ölçümleri birbirine karıştırılmamıştır. Bu ayrım, tek bir yüksek seed skorunu ana modelin bağımsız test başarısı gibi göstermeyi önler.</w:t>
+      </w:r>
+    </w:p>
+    <w:p>
+      <w:pPr>
+        <w:keepLines w:val="0"/>
+        <w:jc w:val="both"/>
+      </w:pPr>
+      <w:r>
+        <w:rPr>
+          <w:rFonts w:ascii="Times New Roman" w:hAnsi="Times New Roman" w:eastAsia="Times New Roman" w:cs="Times New Roman"/>
+          <w:sz w:val="22"/>
+          <w:szCs w:val="22"/>
+        </w:rPr>
+        <w:t>Sınıf 8, modellerin yalnızca ortalama skorlarla değerlendirilmesinin sınırını özellikle iyi göstermektedir. Bu sınıftaki 26 test örneğinin 24'ünü her iki model de doğru sınıflandırmış ve her ikisi de 0,9231 recall elde etmiştir. Buna karşın hata yapılan görüntüler tamamen aynı değildir: 1553 numaralı örnekte iki model de yanılmış; CNN-C ayrıca 1666, RBF-SVM ise 123 numaralı örnekte hata yapmıştır. Başka bir deyişle aynı sınıf recall değerine sahip olmak, aynı gözlemler üzerinde aynı tahminleri üretmek anlamına gelmez. Bu ayrımın yorumu model hatalarının kaydedilmiş örneklerine dayanır; tüm el yazılarının zorluk sıralaması için tek başına kanıt değildir.</w:t>
+      </w:r>
+    </w:p>
+    <w:p>
+      <w:pPr>
+        <w:pStyle w:val="Heading1"/>
+        <w:keepNext/>
+        <w:jc w:val="left"/>
+      </w:pPr>
+      <w:r>
+        <w:rPr>
+          <w:rFonts w:ascii="Times New Roman" w:hAnsi="Times New Roman" w:eastAsia="Times New Roman" w:cs="Times New Roman"/>
+          <w:sz w:val="24"/>
+          <w:szCs w:val="24"/>
+        </w:rPr>
+        <w:t>5. Tartışma</w:t>
+      </w:r>
+    </w:p>
+    <w:p>
+      <w:pPr>
+        <w:keepLines w:val="0"/>
+        <w:jc w:val="both"/>
+      </w:pPr>
+      <w:r>
+        <w:rPr>
+          <w:rFonts w:ascii="Times New Roman" w:hAnsi="Times New Roman" w:eastAsia="Times New Roman" w:cs="Times New Roman"/>
+          <w:sz w:val="22"/>
+          <w:szCs w:val="22"/>
+        </w:rPr>
+        <w:t>Ana bulgu, doğrulama aşamasında seçilen model ile testte en yüksek doğruluğa ulaşan modelin aynı olmamasıdır. CNN-C doğrulama makro F1'de 0,99266 ile öndeyken, RBF-SVM testte iki gözlem daha doğru sınıflandırmıştır. Bu durum bir yöntemin 'başarısız' olduğunu göstermez; model seçimi ve test değerlendirmesinin farklı verilerden elde edilen iki ayrı bilgi olduğunu hatırlatır. Araştırma protokolü test sonucuna göre geriye dönük değiştirilirse, ölçülen performansın bağımsızlığı zarar görür. Cawley ve Talbot'un işaret ettiği seçim yanlılığı burada pratik önem taşır [20].</w:t>
+      </w:r>
+    </w:p>
+    <w:p>
+      <w:pPr>
+        <w:keepLines w:val="0"/>
+        <w:jc w:val="both"/>
+      </w:pPr>
+      <w:r>
+        <w:rPr>
+          <w:rFonts w:ascii="Times New Roman" w:hAnsi="Times New Roman" w:eastAsia="Times New Roman" w:cs="Times New Roman"/>
+          <w:sz w:val="22"/>
+          <w:szCs w:val="22"/>
+        </w:rPr>
+        <w:t>SVM'nin küçük Digits kümesindeki yüksek testi, RBF çekirdeğinin doğrusal olmayan ayrımları etkin biçimde modelleyebilmesiyle uyumludur [3]. Öte yandan CNN-C'nin doğrulamada daha güçlü görünmesi, yerel piksel örüntülerini doğrudan öğrenen bir temsilin avantajlı olabileceğini düşündürür [1]. Yine de bu açıklamalar gözlemsel bulguların olası yorumlarıdır; mevcut deney tek tek hangi katmanın veya özelliğin başarı farkına ne kadar katkı yaptığını ölçmemektedir. Böyle bir nedensel iddia için giriş temsili, ölçekleme ve mimariyi kontrollü biçimde değiştiren ek ablasyon deneyleri gerekir.</w:t>
+      </w:r>
+    </w:p>
+    <w:p>
+      <w:pPr>
+        <w:keepLines w:val="0"/>
+        <w:jc w:val="both"/>
+      </w:pPr>
+      <w:r>
+        <w:rPr>
+          <w:rFonts w:ascii="Times New Roman" w:hAnsi="Times New Roman" w:eastAsia="Times New Roman" w:cs="Times New Roman"/>
+          <w:sz w:val="22"/>
+          <w:szCs w:val="22"/>
+        </w:rPr>
+        <w:t>Hesaplanan McNemar p=0,6875 sonucu ve fark güven aralığının sıfırı kapsaması, iki test yüzdesi arasındaki farkı yorumlarken ihtiyatı gerektirir. Test kümesi 270 örnekten oluştuğu için tek bir tahmin yaklaşık 0,37 yüzde puana karşılık gelir. Bu çözünürlükte iki gözlem değiştiğinde model sıralaması kolayca yer değiştirebilir. Bootstrap aralığı da gözlenen sıralamanın belirsizliğini görünür kılar. Bu nedenle 'SVM kesin olarak daha iyi' veya 'CNN açık ara üstün' ifadelerinin ikisi de mevcut bulgularla desteklenmemektedir [14–16].</w:t>
       </w:r>
     </w:p>
     <w:p>
@@ -2405,559 +4308,1108 @@
       <w:r>
         <w:rPr>
           <w:rFonts w:ascii="Times New Roman" w:hAnsi="Times New Roman" w:eastAsia="Times New Roman" w:cs="Times New Roman"/>
+          <w:sz w:val="22"/>
+          <w:szCs w:val="22"/>
         </w:rPr>
-        <w:t>Ana deneyde en yüksek doğrulama makro F1 değerini CNN-C elde ederken test doğruluğunda RBF-SVM az farkla öndedir. CNN-C 265, SVM 267 test örneğini doğru sınıflandırmıştır. McNemar testinde uyuşmazlıklar dört CNN-yanlış/SVM-doğru ve iki CNN-doğru/SVM-yanlış örnektir. Kesin p=0,6875 değeri bu testte istatistiksel üstünlük için yeterli kanıt oluşturmaz. Dolayısıyla test sonuçlarına bakıp doğrulama aşamasında seçilen modeli geriye dönük değiştirmek doğru olmaz.</w:t>
+        <w:t>Şekil 7'deki küçük 8 × 8 örnekler, bazı rakam biçimlerinin düşük çözünürlükte birbirine yaklaşabildiğini düşündürmektedir. Bununla birlikte karışıklık matrisleri ve tekil hata görüntüleri yalnızca gözlenen tahminleri gösterir; belirli bir piksel örüntüsünün hangi katman veya karar sınırı nedeniyle hataya yol açtığını nedensel olarak açıklamaz. Böyle bir açıklama için giriş temsili ve mimari kararlar üzerinde kontrollü ablasyonlar gerekir. Bu nedenle hata görselleri keşifsel kanıt olarak sunulmuş, yeni model ayarı yapmak için kullanılmamıştır [19, 20].</w:t>
       </w:r>
     </w:p>
     <w:p>
       <w:pPr>
+        <w:keepLines w:val="0"/>
         <w:jc w:val="both"/>
       </w:pPr>
       <w:r>
         <w:rPr>
           <w:rFonts w:ascii="Times New Roman" w:hAnsi="Times New Roman" w:eastAsia="Times New Roman" w:cs="Times New Roman"/>
+          <w:sz w:val="22"/>
+          <w:szCs w:val="22"/>
         </w:rPr>
-        <w:t>Beş tohumlu Colab kararlılık deneyinde test doğruluğu ortalaması %98,74, örnek standart sapması 1,13 yüzde puandır; sonuçlar %97,04–%99,63 arasında değişmektedir. Bu aralık, sabit veri ayrımı altında bile başlangıç koşullarının ölçülen performansı etkileyebildiğine işaret eder. Beş koşu aynı test kümesini kullandığından bu değerler dış veri başarısının güven aralığı gibi değerlendirilmemelidir.</w:t>
+        <w:t>MLP-B'nin MLP-A'dan daha fazla parametreye sahip olmasına karşın CNN-C'nin ikisinden yüksek doğrulama makro F1 sağlaması, kapasiteyi yalnızca parametre sayısıyla değerlendirmenin sınırlı olduğunu gösterir. Bir CNN'de yerel filtrelerin aynı ağırlıkları görüntünün farklı bölgelerinde kullanması, düzleştirilmiş vektör üzerinde çalışan MLP'den farklı bir yapısal varsayımdır. Ancak CNN-C'nin MLP'lerden daha iyi doğrulama sonucu vermesi, her veri kümesinde veya her ağ genişliğinde üstün olacağını kanıtlamaz. Parametre arama bütçesi ve seçilen hiperparametre aralıkları, gözlenen sonuçların önemli bağlamsal koşullarıdır.</w:t>
       </w:r>
     </w:p>
     <w:p>
       <w:pPr>
+        <w:keepLines w:val="0"/>
         <w:jc w:val="both"/>
       </w:pPr>
       <w:r>
         <w:rPr>
           <w:rFonts w:ascii="Times New Roman" w:hAnsi="Times New Roman" w:eastAsia="Times New Roman" w:cs="Times New Roman"/>
+          <w:sz w:val="22"/>
+          <w:szCs w:val="22"/>
         </w:rPr>
-        <w:t>Overfitting değerlendirmesinde yalnızca test doğruluğuna bakmak yeterli değildir. Ana deneyde CNN'nin eğitim doğruluğu %100 ve doğrulama doğruluğu yaklaşık %99,259 olduğundan gözlenen fark yaklaşık 0,741 yüzde puandır. Bu küçük fark olumlu görünse de eğitim ve doğrulama loss eğrileri birlikte incelenmelidir. Kararlılık deneyinde doğrulama kaybının daha sonra artabilmesi nedeniyle erken durdurma ve doğrulama kaybı ölçütüne göre ağırlıkların geri yüklenmesi kritik rol oynar.</w:t>
+        <w:t>Klasik yöntemlerde bazı eğitim doğruluklarının %100 olması, yüksek kapasitenin eğitim örneklerine çok iyi uyum gösterebildiğini ortaya koyar. Buna karşılık doğrulama farkları modelden modele değişmiştir; Gradient Boosting'in yaklaşık %4,81 yüzde puanlık aralığı CNN-C'ninkinden büyüktür. Tek başına eğitim doğruluğu üzerinden kalite sıralaması yapılmamalıdır. Dropout, L2 ve erken durdurma kullanılmış olması aşırı uyum riskini azaltmayı amaçlar [10–12], fakat özellikle küçük kümelerde iyi görünen doğrulama puanlarının yeni veri üzerinde korunacağı garanti edilemez [19].</w:t>
       </w:r>
     </w:p>
     <w:p>
       <w:pPr>
+        <w:keepLines w:val="0"/>
         <w:jc w:val="both"/>
       </w:pPr>
       <w:r>
         <w:rPr>
           <w:rFonts w:ascii="Times New Roman" w:hAnsi="Times New Roman" w:eastAsia="Times New Roman" w:cs="Times New Roman"/>
+          <w:sz w:val="22"/>
+          <w:szCs w:val="22"/>
         </w:rPr>
-        <w:t>Bu araştırma küçük, standartlaştırılmış ve düşük çözünürlüklü bir veri kümesine dayanır. Gerçek dünya el yazısı fotoğraflarında ışık, arka plan, farklı görüntü çözünürlükleri ve dağılım kayması görülebilir. Dolayısıyla bildirilen yüksek doğruluk, gerçek hayattaki tüm el yazısı uygulamalarına doğrudan genellenemez. Ayrıca beş-seed deneyinden önce test sonuçlarının görülmüş olması, en iyi görünen yeni koşuyu bilimsel yöntem üstünlüğü olarak seçmeyi sakıncalı kılar.</w:t>
+        <w:t>Beş tohumlu kararlılık analizi, tek koşuda elde edilen yüksek bir başarının ağın değişmez özelliği olarak sunulmaması gerektiğini gösterir. Sonuçların %97,04 ile %99,63 arasında değişmesi hem eğitimin başlangıç koşullarına duyarlılığına hem de küçük test kümesinde birkaç hatanın yüzdelere güçlü yansımasına işaret eder. Beş deneyin tamamı aynı test gözlemlerini kullandığı için bu değişkenlik yeni kişilerin veya farklı cihazların etkisini ölçmez. Üstelik ek koşular ana test sonuçları görüldükten sonra gerçekleştirilmiştir; bu nedenle en yüksek tohum değerini yeni 'nihai model' olarak seçmemek özellikle önemlidir.</w:t>
       </w:r>
     </w:p>
     <w:p>
       <w:pPr>
+        <w:keepLines w:val="0"/>
         <w:jc w:val="both"/>
       </w:pPr>
       <w:r>
         <w:rPr>
           <w:rFonts w:ascii="Times New Roman" w:hAnsi="Times New Roman" w:eastAsia="Times New Roman" w:cs="Times New Roman"/>
+          <w:sz w:val="22"/>
+          <w:szCs w:val="22"/>
         </w:rPr>
-        <w:t>Gözlenen SVM–CNN farkının yorumlanmasında iki önemli nokta öne çıkar. Birincisi, farkın yalnızca iki test örneğine karşılık gelmesidir. İkincisi ise her iki modelin farklı gözlemlerde hata yapabilmesidir. Bu nedenle modellerin toplam doğru sayıları kadar, hangi örneklerde ayrıştıkları da önem taşır. Eşleştirilmiş test bu sorunun daha uygun istatistiksel ifadesidir; elde edilen p değeri kesin bir üstünlük iddiasını desteklemez.</w:t>
+        <w:t>Dokuz doğrulama eğitimi, daha güçlü düzenlileştirme yapılandırmasında ortalama çapraz entropinin çok az daha düşük olduğunu göstermiştir. Ancak güçlü düzenlileştirme ile referansın farkı 0,00033 gibi küçük bir değerdir ve her yapılandırma yalnızca üç tohumla denenmiştir. Bu veri, model geliştirmenin sonraki adımları için bir hipotez üretebilir; kesin genellenebilirlik iddiası üretmez. Parametre sayısı daha düşük küçük CNN'nin biraz daha düşük performans göstermesi de, basitliğin her zaman yeterli olacağını veya daha büyük ağın zorunlu olduğunu kanıtlamaz. İzlenecek doğru yöntem, yeni deney planını test sonuçlarından bağımsız tanımlamaktır.</w:t>
       </w:r>
     </w:p>
     <w:p>
       <w:pPr>
+        <w:keepLines w:val="0"/>
         <w:jc w:val="both"/>
       </w:pPr>
       <w:r>
         <w:rPr>
           <w:rFonts w:ascii="Times New Roman" w:hAnsi="Times New Roman" w:eastAsia="Times New Roman" w:cs="Times New Roman"/>
+          <w:sz w:val="22"/>
+          <w:szCs w:val="22"/>
         </w:rPr>
-        <w:t>Beş CNN-C koşusunun çoğunda yüksek doğruluk elde edilmiştir; ancak %97,04'lük koşu, başlangıç değişkenliğinin yok sayılamayacağını göstermektedir. Sabit veri bölünmesi ile yapılan tekrarlar örnekleme etkisini değil eğitim sürecindeki rastgeleliğe duyarlılığı gözlemlemeye yarar. Bu test kümesindeki yüksek performansın farklı kişiler, cihazlar ve gerçek dünya görüntüleri için korunup korunmadığı ise ayrı bir dış doğrulama çalışmasını gerektirir.</w:t>
+        <w:t>Çalışmanın başlıca sınırlılığı verinin 8 × 8 boyutlu, görece temiz ve küçük olmasıdır. Örneklerin farklı yazarlara göre grup bazlı ayrıldığı doğrulanmadığından gerçek kullanıcılar arası genelleme konusunda güçlü iddia kurulamaz. Çevresel ışık, hareket bulanıklığı, görüntü sıkıştırması ve arka plan gürültüsü de veri kümesinde gerçek kamera uygulamalarındaki çeşitlilikle temsil edilmemektedir. Daha sonraki bir çalışmada yazara göre ayrım, farklı veri bölünmelerinde tekrarlama, özgün kamera görüntüleri ve önceden saklı tutulmuş bağımsız bir dış test kümesi kullanılmalıdır. Bulguların pratik geçerliliği ancak bu tür doğrulamalarla sınanabilir.</w:t>
       </w:r>
     </w:p>
     <w:p>
       <w:pPr>
+        <w:keepLines w:val="0"/>
         <w:jc w:val="both"/>
       </w:pPr>
       <w:r>
         <w:rPr>
           <w:rFonts w:ascii="Times New Roman" w:hAnsi="Times New Roman" w:eastAsia="Times New Roman" w:cs="Times New Roman"/>
+          <w:sz w:val="22"/>
+          <w:szCs w:val="22"/>
         </w:rPr>
-        <w:t>Ek doğrulama bölümünde üç CNN yapılandırması üçer başlangıçla karşılaştırılmıştır. Ortalama doğrulama çapraz entropi kaybı güçlü düzenlileştirmede 0,02876, referans yapıda 0,02909 ve küçük CNN'de 0,04231'dir. Güçlü düzenlileştirme ile referans arasındaki fark yalnızca yaklaşık 0,00033'tür; üçer tekrar üzerinden genel üstünlük ilan etmek uygun değildir. Bu denemelerde test kümesiyle yeni model seçimi yapılmamıştır.</w:t>
+        <w:t>Bu çalışmanın en yararlı yönü, performans sayılarının hangi işlem ve dosyalardan elde edildiğinin izlenebilir olmasıdır. Veri indekslerinin, hiperarama sonuçlarının, test tahminlerinin, mimari ayarların ve kütüphane sürümlerinin saklanması, yüzdelerin yeniden hesaplanmasını mümkün kılar. Yalnızca başarı değeri vermek yerine hangi modelin neden seçildiğini, hangi varsayımların geçerli olduğunu ve hangi belirsizliklerin çözülemediğini belirtmek akademik raporun güvenilirliğini artırır. İleride yapılacak geliştirmeler için en sağlam başlangıç noktası da budur.</w:t>
       </w:r>
     </w:p>
     <w:p>
       <w:pPr>
+        <w:keepLines w:val="0"/>
         <w:jc w:val="both"/>
       </w:pPr>
       <w:r>
         <w:rPr>
           <w:rFonts w:ascii="Times New Roman" w:hAnsi="Times New Roman" w:eastAsia="Times New Roman" w:cs="Times New Roman"/>
+          <w:sz w:val="22"/>
+          <w:szCs w:val="22"/>
         </w:rPr>
-        <w:t>Bir başka sınırlılık, veri setinin görüntülerinin yalnızca 8 × 8 olmasıdır. Düşük çözünürlük hem hesaplama açısından avantaj sağlar hem de daha karmaşık el yazısı örneklerindeki ince ayrıntıları ortadan kaldırabilir. Veri kümesinin standartlaştırılmış yapısı, mobil kamera üzerinden elde edilen düzensiz ve gürültülü görüntülerin karşılığı değildir. Üretim ortamı tasarlayan bir uygulama geliştiricisinin gerçek saha verisi toplamadan bu sonucu doğrudan ürün başarısı olarak değerlendirmemesi gerekir.</w:t>
+        <w:t>İki hibrit CNN–SVM çalışması [23, 24], öğrenilmiş özellik çıkarımının farklı bir sınıflandırıcıyla birleştirilmesinin araştırılabilir bir tasarım olduğunu gösterir. Buradaki bağımsız RBF-SVM'nin testte CNN-C'den iki tahmin fazla yapması, bu hibrit tasarımın aynı veri üzerinde başarılı olacağı anlamına gelmez. Yeni araştırmada önce CNN'nin ara katman gösterimi yalnızca eğitim verisinden öğrenilmeli, SVM'nin C ve gamma gibi ayarları eğitim içi çapraz doğrulamayla seçilmeli, mimari kararı doğrulama kümesinde tamamlanmalı ve başarı daha önce incelenmemiş dış test örneklerinde ölçülmelidir. Böyle bir ablasyon çalışması düz piksel temsili ile öğrenilmiş CNN özelliklerinin etkisini daha açık ayırabilir.</w:t>
       </w:r>
     </w:p>
     <w:p>
       <w:pPr>
+        <w:keepLines w:val="0"/>
         <w:jc w:val="both"/>
       </w:pPr>
       <w:r>
         <w:rPr>
           <w:rFonts w:ascii="Times New Roman" w:hAnsi="Times New Roman" w:eastAsia="Times New Roman" w:cs="Times New Roman"/>
+          <w:sz w:val="22"/>
+          <w:szCs w:val="22"/>
         </w:rPr>
-        <w:t>Son olarak bu karşılaştırmanın pedagojik değeri yalnızca hangi modelin yüzde olarak öne çıktığında değildir. Veri hazırlama, algoritmaların karşılaştırılması, doğrulamayla seçme, test sonucu raporlama, aşırı öğrenmeyi analiz etme ve tekrarlanabilir deney kaydı birlikte ele alınmıştır. Bu bütünlük, tek bir yüksek başarı sayısından daha güçlü bir akademik gerekçe sağlar ve sonraki çalışma tasarımlarında hangi belirsizlik kaynaklarının giderilmesi gerektiğini gösterir.</w:t>
-      </w:r>
-    </w:p>
-    <w:p>
-      <w:pPr>
-        <w:jc w:val="both"/>
-      </w:pPr>
-      <w:r>
-        <w:rPr>
-          <w:rFonts w:ascii="Times New Roman" w:hAnsi="Times New Roman" w:eastAsia="Times New Roman" w:cs="Times New Roman"/>
-        </w:rPr>
-        <w:t>Bir araştırmanın sınırlarını açıkça belirtmek, elde edilen yüksek başarıyı değersizleştirmez; tam tersine sonucun hangi koşullarda geçerli olduğunu tanımlar. Buradaki sonuçlar Digits veri kümesinin 8 × 8 özellik gösterimi, kayıtlı eğitim-doğrulama-test ayrımı ve belirtilen kütüphane ortamı altında geçerlidir. Daha farklı cihazlardan toplanan gerçek el yazısı örnekleri, farklı çözünürlükler ve kullanıcı profilleri için aynı başarı oranlarının korunacağı çıkarımı yapılamaz. Bu nedenle modelin saha kullanımına uygunluğunu değerlendirmek ek deney tasarımı gerektirmektedir.</w:t>
-      </w:r>
-    </w:p>
-    <w:p>
-      <w:pPr>
-        <w:jc w:val="both"/>
-      </w:pPr>
-      <w:r>
-        <w:rPr>
-          <w:rFonts w:ascii="Times New Roman" w:hAnsi="Times New Roman" w:eastAsia="Times New Roman" w:cs="Times New Roman"/>
-        </w:rPr>
-        <w:t>Sonuçların tekrarlanabilirliği yalnızca kodun açık olmasına değil, deney tanımlarının ve veri kaynaklarının yeterli açıklıkta olmasına bağlıdır. Bir okuyucunun hangi modelin hangi dosyadan geldiğini, hangi veri indeksleriyle eğitildiğini ve raporlanan metriklerin hangi tahminlerden hesaplandığını görebilmesi gerekir. Bu teslim kapsamında ana deneyin özgün arşivi, son kararlılık deneyinin özgün arşivi ve karşılaştırma tablosu ayrı tutulmuştur. Böylece farklı zamanlarda çalıştırılmış deneylerin sonuçları birbirine karıştırılmadan değerlendirilebilir.</w:t>
-      </w:r>
-    </w:p>
-    <w:p>
-      <w:pPr>
-        <w:jc w:val="both"/>
-      </w:pPr>
-      <w:r>
-        <w:rPr>
-          <w:rFonts w:ascii="Times New Roman" w:hAnsi="Times New Roman" w:eastAsia="Times New Roman" w:cs="Times New Roman"/>
-        </w:rPr>
-        <w:t>Model başarısının farklı yönlerini ölçen metrikler bazen birbirine yakın sonuçlar verir. Accuracy ve Macro F1'in bu projede yakın olması tüm hataların önemsiz olduğu anlamına gelmez. Örneğin bazı rakamlar benzer biçimler taşıdığından hatalar küçük bir alt grupta yoğunlaşabilir. Böyle bir durumda karmaşıklık matrisleri ve sınıf bazında ölçümler, ortalama değerlerin saklayabildiği zayıflıkları ortaya çıkarır. Geliştirme kararları daha sonra alınacaksa bu ayrıntılar önemlidir; mevcut çalışmada ise test sonuçlarını izleyerek yeni bir model seçmekten özellikle kaçınılmıştır.</w:t>
-      </w:r>
-    </w:p>
-    <w:p>
-      <w:pPr>
-        <w:jc w:val="both"/>
-      </w:pPr>
-      <w:r>
-        <w:rPr>
-          <w:rFonts w:ascii="Times New Roman" w:hAnsi="Times New Roman" w:eastAsia="Times New Roman" w:cs="Times New Roman"/>
-        </w:rPr>
-        <w:t>Sonuçta yüksek doğruluk, düşük kararlılık değişkenliği ve küçük genelleme farkı olumlu bulgulardır; fakat her biri yalnızca kendi ölçtüğü soruya cevap verir. Düşük seed değişkenliği farklı veri bölünmelerindeki başarıyı garanti etmez. Küçük eğitim-doğrulama farkı bütün overfitting türlerinin bulunmadığını kanıtlamaz. Yüksek test doğruluğu da modeller arasındaki küçük farkların istatistiksel açıdan anlamlı olduğu anlamına gelmez. Bu ayrımların korunması, akademik rapordaki temel değerlendirme mantığını oluşturur.</w:t>
+        <w:t>Çalışmanın yöntemsel katkısı üç başlıkta toplanabilir. İlk olarak, klasik modeller ile MLP ve CNN aynı sınıf dağılımı ve veri ayrımı üzerinden karşılaştırılmış; eğitimden öğrenilen ön işleme işlemleri çapraz doğrulama içine alınmıştır. İkinci olarak, doğrulama temelli model seçimi sonrasında CNN-C (%98,15) ile RBF-SVM'nin (%98,89) test farkı, yalnızca iki örneğe karşılık geldiği ve McNemar testiyle istatistiksel üstünlük göstermediği belirtilerek sunulmuştur. Üçüncü olarak, beş tohumlu kararlılık ve dokuz ek mimari eğitimi, ana test sonucundan ayrı keşifsel kanıt olarak raporlanmıştır. Bu değerlendirme biçimi, Cawley ve Talbot'un seçim yanlılığı [20] ve Varoquaux'nun küçük örneklem belirsizliği [19] uyarılarıyla uyumludur; yeni bir algoritma geliştirildiği veya dış veride genellemenin kanıtlandığı ileri sürülmemektedir.</w:t>
       </w:r>
     </w:p>
     <w:p>
       <w:pPr>
         <w:pStyle w:val="Heading1"/>
         <w:keepNext/>
+        <w:jc w:val="left"/>
       </w:pPr>
       <w:r>
         <w:rPr>
           <w:rFonts w:ascii="Times New Roman" w:hAnsi="Times New Roman" w:eastAsia="Times New Roman" w:cs="Times New Roman"/>
-          <w:b/>
-          <w:sz w:val="22"/>
+          <w:sz w:val="24"/>
+          <w:szCs w:val="24"/>
         </w:rPr>
-        <w:t>6. Conclusion</w:t>
+        <w:t>6. Sonuç</w:t>
       </w:r>
     </w:p>
     <w:p>
       <w:pPr>
+        <w:keepLines w:val="0"/>
         <w:jc w:val="both"/>
       </w:pPr>
       <w:r>
         <w:rPr>
           <w:rFonts w:ascii="Times New Roman" w:hAnsi="Times New Roman" w:eastAsia="Times New Roman" w:cs="Times New Roman"/>
+          <w:b w:val="0"/>
+          <w:sz w:val="22"/>
+          <w:szCs w:val="22"/>
         </w:rPr>
-        <w:t>Aynı eğitim, doğrulama ve test bölünmesi altında birden fazla algoritma ailesi karşılaştırılmış, sinir ağının doğrulama aşamasındaki yüksek başarısına karşılık testte SVM için küçük bir avantaj gözlenmiştir. Eşleştirilmiş karşılaştırma bu fark için istatistiksel üstünlük kanıtı sunmamıştır. Sonuçlar, model seçiminin test kümesinden ayrı yapılmasının önemini ortaya koymaktadır.</w:t>
+        <w:t>Bu çalışmada scikit-learn Digits veri kümesi üzerinde beş klasik makine öğrenmesi algoritması ile iki MLP ve bir CNN yapılandırması aynı eğitim, doğrulama ve test ayrımı altında değerlendirilmiştir. CNN-C doğrulama makro F1 ölçütünde 0,99266 ile seçilmiş ve bağımsız testte %98,15 doğruluk elde etmiştir. Testte %98,89'a ulaşan RBF-SVM iki ek örneği doğru sınıflandırmış olsa da kesin McNemar testi ve bootstrap aralığı, bu farkı genel bir istatistiksel üstünlük olarak yorumlamaya yeterli kanıt sunmamıştır. Böylece model seçiminin önceden belirlenmiş doğrulama ölçütüne dayanmasının önemi somutlaştırılmıştır. Tahminler üzerinden yapılan hata çözümlemesi, modellerin 263 ortak doğru ve bir ortak yanlış kararı olduğunu; yalnızca altı gözlemde doğru/yanlış durumlarının ayrıştığını ortaya koymuştur.</w:t>
       </w:r>
     </w:p>
     <w:p>
       <w:pPr>
+        <w:keepLines w:val="0"/>
         <w:jc w:val="both"/>
       </w:pPr>
       <w:r>
         <w:rPr>
           <w:rFonts w:ascii="Times New Roman" w:hAnsi="Times New Roman" w:eastAsia="Times New Roman" w:cs="Times New Roman"/>
+          <w:sz w:val="22"/>
+          <w:szCs w:val="22"/>
         </w:rPr>
-        <w:t>CNN-C'nin beş farklı başlangıçla Colab ortamında yeniden eğitilmesinde ortalama test doğruluğu %98,74, örnek standart sapması 1,13 yüzde puan olarak bulunmuştur. Farklı tohumlarda %97,04–%99,63 aralığı gözlendiğinden, tek bir başlangıçtaki yüksek performansın tüm eğitimleri temsil etmediği görülmüştür. Yeni dış veri üzerinde değerlendirme yapılmadan sonuçların gerçek el yazısı fotoğraflarına genellenmesi uygun değildir.</w:t>
+        <w:t>CNN-C'nin beş farklı başlangıç tohumu ile tekrarlanan eğitimlerinde ortalama test doğruluğu %98,74 ve örnek standart sapması 1,13 yüzde puandır. Performansın %97,04–%99,63 arasında değişmesi, küçük bir test kümesinde tek koşuya dayalı sonuçların sınırlılığını göstermiştir. Aynı test örnekleri kullanıldığından bu tekrarlardan bağımsız dış veri başarısı çıkarılamaz. Dokuz ek doğrulama eğitimi ise düzenlileştirme ayarlarının düşük düzeyde farklar doğurabildiğini göstermiş; ancak test sonucuna göre yeni model seçimi yapılmamıştır.</w:t>
       </w:r>
     </w:p>
     <w:p>
       <w:pPr>
+        <w:keepLines w:val="0"/>
         <w:jc w:val="both"/>
       </w:pPr>
       <w:r>
         <w:rPr>
           <w:rFonts w:ascii="Times New Roman" w:hAnsi="Times New Roman" w:eastAsia="Times New Roman" w:cs="Times New Roman"/>
+          <w:sz w:val="22"/>
+          <w:szCs w:val="22"/>
         </w:rPr>
-        <w:t>Bu çalışma, küçük ölçekli görüntü sınıflandırma problemlerinin dikkatli bir deney protokolüyle incelenebileceğini ortaya koymuştur. Başarılı modellerin test doğrulukları yüksek olsa da küçük örneklem ve ortak veri bölünmesi, sonuçların yorumlanmasında ihtiyat gerektirir. Makine öğrenmesi yöntemleri ile derin öğrenme yaklaşımının birlikte raporlanması, çok sayıda algoritma ailesi arasında adil bir karşılaştırmaya olanak sağlamıştır.</w:t>
+        <w:t>Yöntem bakımından çalışmanın temel kazanımı, eğitim içi hiperparametre araması, doğrulama temelli model seçimi ve son testin birbirinden ayrılabilmesidir. Sınıf dağılımı, veri sızıntısı önlemleri, farklı algoritma aileleri, aşırı uyum göstergeleri, sınıf bazında sonuçlar ve eşleştirilmiş istatistiksel test aynı araştırma süreci içinde ele alınmıştır. Kaydedilmiş model dosyaları, tahminler, sürüm bilgileri ve çalışma geçmişleri bu sürecin yeniden incelenmesini desteklemektedir. Böyle bir izlenebilirlik, yalnızca en yüksek doğruluğun bildirilmesinden daha açıklayıcı bir değerlendirme sağlar.</w:t>
       </w:r>
     </w:p>
     <w:p>
       <w:pPr>
+        <w:keepLines w:val="0"/>
         <w:jc w:val="both"/>
       </w:pPr>
       <w:r>
         <w:rPr>
           <w:rFonts w:ascii="Times New Roman" w:hAnsi="Times New Roman" w:eastAsia="Times New Roman" w:cs="Times New Roman"/>
+          <w:sz w:val="22"/>
+          <w:szCs w:val="22"/>
         </w:rPr>
-        <w:t>Gelecek bir çalışmada test kümesinin deney tasarımı tamamlanana kadar tamamen kapalı tutulması, sınıflandırıcıların daha geniş ve bağımsız veri üzerinde yeniden değerlendirilmesi ve farklı veri bölünmelerinin eklenmesi önerilir. Böyle bir protokol, rastgele başlangıç etkisi ile örnekleme etkisini ayırmaya ve değişen görüntü koşullarında modellerin gerçekten ne kadar kararlı olduğunu araştırmaya yardımcı olacaktır.</w:t>
+        <w:t>Gelecek çalışmalarda daha yüksek çözünürlüklü ve farklı kişilerce oluşturulmuş görüntüler, birden çok veri ayrımı ve tamamen bağımsız bir test kümesi kullanılmalıdır. CNN katmanları ile ön işleme tercihleri kontrollü ablasyon deneyleriyle incelenebilir; hiperparametre araması daha geniş fakat önceden belirlenmiş bir bütçeyle yürütülebilir. Bu araştırmanın sonucu belirli bir algoritmanın her koşulda üstün olması değil, küçük ölçekli görüntü sınıflandırmasında dikkatli deney tasarımının, ölçüt çeşitliliğinin ve sınırlılıkları dürüstçe raporlamanın vazgeçilmez olduğudur.</w:t>
       </w:r>
     </w:p>
     <w:p>
       <w:pPr>
+        <w:keepLines w:val="0"/>
         <w:jc w:val="both"/>
       </w:pPr>
       <w:r>
         <w:rPr>
           <w:rFonts w:ascii="Times New Roman" w:hAnsi="Times New Roman" w:eastAsia="Times New Roman" w:cs="Times New Roman"/>
+          <w:sz w:val="22"/>
+          <w:szCs w:val="22"/>
         </w:rPr>
-        <w:t>Sonuçların en güçlü yanı, farklı öğrenme yaklaşımlarının aynı değerlendirme koşullarında ele alınması ve ek CNN deneyinin tüm koşularla birlikte kaydedilmesidir. Böylece gözlenen performans farkları model ailesi, rastgele başlangıç ve değerlendirme ayrımı bağlamında daha doğru yorumlanabilmektedir. Araştırmanın temel sonucu bir algoritmanın kesin üstünlüğü değil, model seçimi ve güvenilir raporlamanın birlikte yürütülmesinin gerekli olduğudur.</w:t>
+        <w:t>Deney kayıtlarının yeniden kullanılabilmesi için sınıf tanımları, indekslerle sabitlenen veri ayrımı, ön işleme zinciri ve kütüphane sürümleri açık biçimde verilmiştir. Bununla birlikte bu şeffaflık, bağımsız dış veriyle doğrulama yapılması gereğini ortadan kaldırmaz.</w:t>
       </w:r>
     </w:p>
     <w:p>
       <w:pPr>
+        <w:keepLines w:val="0"/>
         <w:jc w:val="both"/>
       </w:pPr>
       <w:r>
         <w:rPr>
           <w:rFonts w:ascii="Times New Roman" w:hAnsi="Times New Roman" w:eastAsia="Times New Roman" w:cs="Times New Roman"/>
+          <w:sz w:val="22"/>
+          <w:szCs w:val="22"/>
         </w:rPr>
-        <w:t>Deneyin daha ileri bir sürümü için önce yeni değerlendirme planı kayıt altına alınmalı, ardından modeller geliştirilip son aşamada daha önce incelenmemiş veri üzerinde değerlendirilmelidir. Böyle bir yaklaşım test kümesine aşırı uyum riskini azaltır. Çalışmanın mevcut hali öğrenme sürecinde kurulan yöntemsel disiplini ortaya koyarken, üretime dönük genelleme konusunda temkinli kalmaktadır.</w:t>
-      </w:r>
-    </w:p>
-    <w:p>
-      <w:pPr>
-        <w:jc w:val="both"/>
-      </w:pPr>
-      <w:r>
-        <w:rPr>
-          <w:rFonts w:ascii="Times New Roman" w:hAnsi="Times New Roman" w:eastAsia="Times New Roman" w:cs="Times New Roman"/>
-        </w:rPr>
-        <w:t>Sonuçların değerlendirilmesinde hem test başarısının hem de uygulanan seçim protokolünün önemi ortaya çıkmaktadır. Modelin başarısı hakkındaki en güçlü yorum, tekil en yüksek skor yerine karşılaştırmanın kapsamı ve belirsizlikleri açıkça belirtilerek yapılabilir. Sabit test kümesindeki başarı, dış veri üzerinde bağımsız doğrulama yapılmadan gerçek kullanım başarısına eşitlenmemelidir.</w:t>
+        <w:t>Benzer araştırmalardan çıkarılan sonraki adım, CNN ara katman özellikleriyle eğitilen hibrit SVM'nin bağımsız bir dış veri kümesinde sınanmasıdır [23, 24]. Mevcut çalışma böyle bir hibrit modeli test etmemiştir. Sonuçların temel değeri, doğrulama ve test ayrımına sadık kalınarak küçük performans farklarının ve rastgeleliğin sınırlarının görünür kılınmasıdır.</w:t>
       </w:r>
     </w:p>
     <w:p>
       <w:pPr>
         <w:pStyle w:val="Heading1"/>
         <w:keepNext/>
+        <w:jc w:val="left"/>
       </w:pPr>
       <w:r>
         <w:rPr>
           <w:rFonts w:ascii="Times New Roman" w:hAnsi="Times New Roman" w:eastAsia="Times New Roman" w:cs="Times New Roman"/>
-          <w:b/>
-          <w:sz w:val="22"/>
+          <w:sz w:val="24"/>
+          <w:szCs w:val="24"/>
         </w:rPr>
-        <w:t>References</w:t>
+        <w:t>Kaynakça</w:t>
       </w:r>
     </w:p>
     <w:p>
       <w:pPr>
-        <w:jc w:val="both"/>
+        <w:keepLines/>
+        <w:spacing w:after="0" w:before="0" w:line="276" w:lineRule="auto"/>
+        <w:ind w:left="340" w:hanging="340"/>
+        <w:jc w:val="left"/>
       </w:pPr>
       <w:r>
         <w:rPr>
           <w:rFonts w:ascii="Times New Roman" w:hAnsi="Times New Roman" w:eastAsia="Times New Roman" w:cs="Times New Roman"/>
+          <w:sz w:val="22"/>
+          <w:szCs w:val="22"/>
         </w:rPr>
         <w:t>[1] LeCun, Y., Bottou, L., Bengio, Y., &amp; Haffner, P. (1998). Gradient-based learning applied to document recognition. Proceedings of the IEEE, 86(11), 2278–2324.</w:t>
       </w:r>
     </w:p>
     <w:p>
       <w:pPr>
-        <w:jc w:val="both"/>
+        <w:keepLines/>
+        <w:spacing w:after="0" w:before="0" w:line="276" w:lineRule="auto"/>
+        <w:ind w:left="340" w:hanging="340"/>
+        <w:jc w:val="left"/>
       </w:pPr>
       <w:r>
         <w:rPr>
           <w:rFonts w:ascii="Times New Roman" w:hAnsi="Times New Roman" w:eastAsia="Times New Roman" w:cs="Times New Roman"/>
+          <w:sz w:val="22"/>
+          <w:szCs w:val="22"/>
         </w:rPr>
         <w:t>[2] Pedregosa, F., et al. (2011). Scikit-learn: Machine learning in Python. Journal of Machine Learning Research, 12, 2825–2830.</w:t>
       </w:r>
     </w:p>
     <w:p>
       <w:pPr>
-        <w:jc w:val="both"/>
+        <w:keepLines/>
+        <w:spacing w:after="0" w:before="0" w:line="276" w:lineRule="auto"/>
+        <w:ind w:left="340" w:hanging="340"/>
+        <w:jc w:val="left"/>
       </w:pPr>
       <w:r>
         <w:rPr>
           <w:rFonts w:ascii="Times New Roman" w:hAnsi="Times New Roman" w:eastAsia="Times New Roman" w:cs="Times New Roman"/>
+          <w:sz w:val="22"/>
+          <w:szCs w:val="22"/>
         </w:rPr>
-        <w:t>[3] Cortes, C., &amp; Vapnik, V. (1995). Support-vector networks. Machine Learning, 20, 273–297.</w:t>
+        <w:t xml:space="preserve">[3] Cortes, C., &amp; Vapnik, V. (1995). Support-vector networks. Machine Learning, 20, 273–297. </w:t>
       </w:r>
+      <w:r>
+        <w:rPr>
+          <w:rFonts w:ascii="Times New Roman" w:hAnsi="Times New Roman" w:cs="Times New Roman" w:eastAsia="Times New Roman"/>
+          <w:sz w:val="22"/>
+          <w:szCs w:val="22"/>
+        </w:rPr>
+      </w:r>
+      <w:hyperlink r:id="rId17">
+        <w:r>
+          <w:rPr>
+            <w:rFonts w:ascii="Times New Roman" w:hAnsi="Times New Roman" w:cs="Times New Roman" w:eastAsia="Times New Roman"/>
+            <w:sz w:val="22"/>
+            <w:color w:val="183F61"/>
+            <w:u w:val="single"/>
+            <w:szCs w:val="22"/>
+          </w:rPr>
+          <w:t>https://doi.org/10.1007/BF00994018</w:t>
+        </w:r>
+      </w:hyperlink>
     </w:p>
     <w:p>
       <w:pPr>
-        <w:jc w:val="both"/>
+        <w:keepLines/>
+        <w:spacing w:after="0" w:before="0" w:line="276" w:lineRule="auto"/>
+        <w:ind w:left="340" w:hanging="340"/>
+        <w:jc w:val="left"/>
       </w:pPr>
       <w:r>
         <w:rPr>
           <w:rFonts w:ascii="Times New Roman" w:hAnsi="Times New Roman" w:eastAsia="Times New Roman" w:cs="Times New Roman"/>
+          <w:sz w:val="22"/>
+          <w:szCs w:val="22"/>
         </w:rPr>
-        <w:t>[4] Breiman, L. (2001). Random forests. Machine Learning, 45, 5–32.</w:t>
+        <w:t xml:space="preserve">[4] Breiman, L. (2001). Random forests. Machine Learning, 45, 5–32. </w:t>
       </w:r>
+      <w:r>
+        <w:rPr>
+          <w:rFonts w:ascii="Times New Roman" w:hAnsi="Times New Roman" w:cs="Times New Roman" w:eastAsia="Times New Roman"/>
+          <w:sz w:val="22"/>
+          <w:szCs w:val="22"/>
+        </w:rPr>
+      </w:r>
+      <w:hyperlink r:id="rId18">
+        <w:r>
+          <w:rPr>
+            <w:rFonts w:ascii="Times New Roman" w:hAnsi="Times New Roman" w:cs="Times New Roman" w:eastAsia="Times New Roman"/>
+            <w:sz w:val="22"/>
+            <w:color w:val="183F61"/>
+            <w:u w:val="single"/>
+            <w:szCs w:val="22"/>
+          </w:rPr>
+          <w:t>https://doi.org/10.1023/A:1010933404324</w:t>
+        </w:r>
+      </w:hyperlink>
     </w:p>
     <w:p>
       <w:pPr>
-        <w:jc w:val="both"/>
+        <w:keepLines/>
+        <w:spacing w:after="0" w:before="0" w:line="276" w:lineRule="auto"/>
+        <w:ind w:left="340" w:hanging="340"/>
+        <w:jc w:val="left"/>
       </w:pPr>
       <w:r>
         <w:rPr>
           <w:rFonts w:ascii="Times New Roman" w:hAnsi="Times New Roman" w:eastAsia="Times New Roman" w:cs="Times New Roman"/>
+          <w:sz w:val="22"/>
+          <w:szCs w:val="22"/>
         </w:rPr>
-        <w:t>[5] Friedman, J. H. (2001). Greedy function approximation: A gradient boosting machine. Annals of Statistics, 29(5), 1189–1232.</w:t>
+        <w:t xml:space="preserve">[5] Friedman, J. H. (2001). Greedy function approximation: A gradient boosting machine. Annals of Statistics, 29(5), 1189–1232. </w:t>
       </w:r>
+      <w:r>
+        <w:rPr>
+          <w:rFonts w:ascii="Times New Roman" w:hAnsi="Times New Roman" w:cs="Times New Roman" w:eastAsia="Times New Roman"/>
+          <w:sz w:val="22"/>
+          <w:szCs w:val="22"/>
+        </w:rPr>
+      </w:r>
+      <w:hyperlink r:id="rId19">
+        <w:r>
+          <w:rPr>
+            <w:rFonts w:ascii="Times New Roman" w:hAnsi="Times New Roman" w:cs="Times New Roman" w:eastAsia="Times New Roman"/>
+            <w:sz w:val="22"/>
+            <w:color w:val="183F61"/>
+            <w:u w:val="single"/>
+            <w:szCs w:val="22"/>
+          </w:rPr>
+          <w:t>https://doi.org/10.1214/aos/1013203451</w:t>
+        </w:r>
+      </w:hyperlink>
     </w:p>
     <w:p>
       <w:pPr>
-        <w:jc w:val="both"/>
+        <w:keepLines/>
+        <w:spacing w:after="0" w:before="0" w:line="276" w:lineRule="auto"/>
+        <w:ind w:left="340" w:hanging="340"/>
+        <w:jc w:val="left"/>
       </w:pPr>
       <w:r>
         <w:rPr>
           <w:rFonts w:ascii="Times New Roman" w:hAnsi="Times New Roman" w:eastAsia="Times New Roman" w:cs="Times New Roman"/>
+          <w:sz w:val="22"/>
+          <w:szCs w:val="22"/>
         </w:rPr>
-        <w:t>[6] Cover, T., &amp; Hart, P. (1967). Nearest neighbor pattern classification. IEEE Transactions on Information Theory, 13(1), 21–27.</w:t>
+        <w:t xml:space="preserve">[6] Cover, T., &amp; Hart, P. (1967). Nearest neighbor pattern classification. IEEE Transactions on Information Theory, 13(1), 21–27. </w:t>
       </w:r>
+      <w:r>
+        <w:rPr>
+          <w:rFonts w:ascii="Times New Roman" w:hAnsi="Times New Roman" w:cs="Times New Roman" w:eastAsia="Times New Roman"/>
+          <w:sz w:val="22"/>
+          <w:szCs w:val="22"/>
+        </w:rPr>
+      </w:r>
+      <w:hyperlink r:id="rId20">
+        <w:r>
+          <w:rPr>
+            <w:rFonts w:ascii="Times New Roman" w:hAnsi="Times New Roman" w:cs="Times New Roman" w:eastAsia="Times New Roman"/>
+            <w:sz w:val="22"/>
+            <w:color w:val="183F61"/>
+            <w:u w:val="single"/>
+            <w:szCs w:val="22"/>
+          </w:rPr>
+          <w:t>https://doi.org/10.1109/TIT.1967.1053964</w:t>
+        </w:r>
+      </w:hyperlink>
     </w:p>
     <w:p>
       <w:pPr>
-        <w:jc w:val="both"/>
+        <w:keepLines/>
+        <w:spacing w:after="0" w:before="0" w:line="276" w:lineRule="auto"/>
+        <w:ind w:left="340" w:hanging="340"/>
+        <w:jc w:val="left"/>
       </w:pPr>
       <w:r>
         <w:rPr>
           <w:rFonts w:ascii="Times New Roman" w:hAnsi="Times New Roman" w:eastAsia="Times New Roman" w:cs="Times New Roman"/>
+          <w:sz w:val="22"/>
+          <w:szCs w:val="22"/>
         </w:rPr>
-        <w:t>[7] Cox, D. R. (1958). The regression analysis of binary sequences. Journal of the Royal Statistical Society: Series B, 20(2), 215–242.</w:t>
+        <w:t xml:space="preserve">[7] Cox, D. R. (1958). The regression analysis of binary sequences. Journal of the Royal Statistical Society: Series B, 20(2), 215–232. </w:t>
       </w:r>
+      <w:r>
+        <w:rPr>
+          <w:rFonts w:ascii="Times New Roman" w:hAnsi="Times New Roman" w:cs="Times New Roman" w:eastAsia="Times New Roman"/>
+          <w:sz w:val="22"/>
+          <w:szCs w:val="22"/>
+        </w:rPr>
+      </w:r>
+      <w:hyperlink r:id="rId21">
+        <w:r>
+          <w:rPr>
+            <w:rFonts w:ascii="Times New Roman" w:hAnsi="Times New Roman" w:cs="Times New Roman" w:eastAsia="Times New Roman"/>
+            <w:sz w:val="22"/>
+            <w:color w:val="183F61"/>
+            <w:u w:val="single"/>
+            <w:szCs w:val="22"/>
+          </w:rPr>
+          <w:t>https://doi.org/10.1111/j.2517-6161.1958.tb00292.x</w:t>
+        </w:r>
+      </w:hyperlink>
     </w:p>
     <w:p>
       <w:pPr>
-        <w:jc w:val="both"/>
+        <w:keepLines/>
+        <w:spacing w:after="0" w:before="0" w:line="276" w:lineRule="auto"/>
+        <w:ind w:left="340" w:hanging="340"/>
+        <w:jc w:val="left"/>
       </w:pPr>
       <w:r>
         <w:rPr>
           <w:rFonts w:ascii="Times New Roman" w:hAnsi="Times New Roman" w:eastAsia="Times New Roman" w:cs="Times New Roman"/>
+          <w:sz w:val="22"/>
+          <w:szCs w:val="22"/>
         </w:rPr>
-        <w:t>[8] Rumelhart, D. E., Hinton, G. E., &amp; Williams, R. J. (1986). Learning representations by back-propagating errors. Nature, 323, 533–536.</w:t>
+        <w:t xml:space="preserve">[8] Rumelhart, D. E., Hinton, G. E., &amp; Williams, R. J. (1986). Learning representations by back-propagating errors. Nature, 323, 533–536. </w:t>
       </w:r>
+      <w:r>
+        <w:rPr>
+          <w:rFonts w:ascii="Times New Roman" w:hAnsi="Times New Roman" w:cs="Times New Roman" w:eastAsia="Times New Roman"/>
+          <w:sz w:val="22"/>
+          <w:szCs w:val="22"/>
+        </w:rPr>
+      </w:r>
+      <w:hyperlink r:id="rId22">
+        <w:r>
+          <w:rPr>
+            <w:rFonts w:ascii="Times New Roman" w:hAnsi="Times New Roman" w:cs="Times New Roman" w:eastAsia="Times New Roman"/>
+            <w:sz w:val="22"/>
+            <w:color w:val="183F61"/>
+            <w:u w:val="single"/>
+            <w:szCs w:val="22"/>
+          </w:rPr>
+          <w:t>https://doi.org/10.1038/323533a0</w:t>
+        </w:r>
+      </w:hyperlink>
     </w:p>
     <w:p>
       <w:pPr>
-        <w:jc w:val="both"/>
+        <w:keepLines/>
+        <w:spacing w:after="0" w:before="0" w:line="276" w:lineRule="auto"/>
+        <w:ind w:left="340" w:hanging="340"/>
+        <w:jc w:val="left"/>
       </w:pPr>
       <w:r>
         <w:rPr>
           <w:rFonts w:ascii="Times New Roman" w:hAnsi="Times New Roman" w:eastAsia="Times New Roman" w:cs="Times New Roman"/>
+          <w:sz w:val="22"/>
+          <w:szCs w:val="22"/>
         </w:rPr>
         <w:t>[9] Krizhevsky, A., Sutskever, I., &amp; Hinton, G. E. (2012). ImageNet classification with deep convolutional neural networks. Advances in Neural Information Processing Systems, 25.</w:t>
       </w:r>
     </w:p>
     <w:p>
       <w:pPr>
-        <w:jc w:val="both"/>
+        <w:keepLines/>
+        <w:spacing w:after="0" w:before="0" w:line="276" w:lineRule="auto"/>
+        <w:ind w:left="340" w:hanging="340"/>
+        <w:jc w:val="left"/>
       </w:pPr>
       <w:r>
         <w:rPr>
           <w:rFonts w:ascii="Times New Roman" w:hAnsi="Times New Roman" w:eastAsia="Times New Roman" w:cs="Times New Roman"/>
+          <w:sz w:val="22"/>
+          <w:szCs w:val="22"/>
         </w:rPr>
         <w:t>[10] Srivastava, N., Hinton, G., Krizhevsky, A., Sutskever, I., &amp; Salakhutdinov, R. (2014). Dropout: A simple way to prevent neural networks from overfitting. Journal of Machine Learning Research, 15, 1929–1958.</w:t>
       </w:r>
     </w:p>
     <w:p>
       <w:pPr>
-        <w:jc w:val="both"/>
+        <w:keepLines/>
+        <w:spacing w:after="0" w:before="0" w:line="276" w:lineRule="auto"/>
+        <w:ind w:left="340" w:hanging="340"/>
+        <w:jc w:val="left"/>
       </w:pPr>
       <w:r>
         <w:rPr>
           <w:rFonts w:ascii="Times New Roman" w:hAnsi="Times New Roman" w:eastAsia="Times New Roman" w:cs="Times New Roman"/>
+          <w:sz w:val="22"/>
+          <w:szCs w:val="22"/>
         </w:rPr>
-        <w:t>[11] Ioffe, S., &amp; Szegedy, C. (2015). Batch normalization: Accelerating deep network training by reducing internal covariate shift. Proceedings of ICML, 448–456.</w:t>
+        <w:t xml:space="preserve">[11] Ioffe, S., &amp; Szegedy, C. (2015). Batch normalization: Accelerating deep network training by reducing internal covariate shift. Proceedings of ICML, 448–456. </w:t>
       </w:r>
+      <w:r>
+        <w:rPr>
+          <w:rFonts w:ascii="Times New Roman" w:hAnsi="Times New Roman" w:cs="Times New Roman" w:eastAsia="Times New Roman"/>
+          <w:sz w:val="22"/>
+          <w:szCs w:val="22"/>
+        </w:rPr>
+      </w:r>
+      <w:hyperlink r:id="rId23">
+        <w:r>
+          <w:rPr>
+            <w:rFonts w:ascii="Times New Roman" w:hAnsi="Times New Roman" w:cs="Times New Roman" w:eastAsia="Times New Roman"/>
+            <w:sz w:val="22"/>
+            <w:color w:val="183F61"/>
+            <w:u w:val="single"/>
+            <w:szCs w:val="22"/>
+          </w:rPr>
+          <w:t>https://proceedings.mlr.press/v37/ioffe15.html</w:t>
+        </w:r>
+      </w:hyperlink>
     </w:p>
     <w:p>
       <w:pPr>
-        <w:jc w:val="both"/>
+        <w:keepLines/>
+        <w:spacing w:after="0" w:before="0" w:line="276" w:lineRule="auto"/>
+        <w:ind w:left="340" w:hanging="340"/>
+        <w:jc w:val="left"/>
       </w:pPr>
       <w:r>
         <w:rPr>
           <w:rFonts w:ascii="Times New Roman" w:hAnsi="Times New Roman" w:eastAsia="Times New Roman" w:cs="Times New Roman"/>
+          <w:sz w:val="22"/>
+          <w:szCs w:val="22"/>
         </w:rPr>
-        <w:t>[12] Kingma, D. P., &amp; Ba, J. (2015). Adam: A method for stochastic optimization. Proceedings of ICLR.</w:t>
+        <w:t xml:space="preserve">[12] Kingma, D. P., &amp; Ba, J. (2015). Adam: A method for stochastic optimization. Proceedings of ICLR. </w:t>
       </w:r>
+      <w:r>
+        <w:rPr>
+          <w:rFonts w:ascii="Times New Roman" w:hAnsi="Times New Roman" w:cs="Times New Roman" w:eastAsia="Times New Roman"/>
+          <w:sz w:val="22"/>
+          <w:szCs w:val="22"/>
+        </w:rPr>
+      </w:r>
+      <w:hyperlink r:id="rId24">
+        <w:r>
+          <w:rPr>
+            <w:rFonts w:ascii="Times New Roman" w:hAnsi="Times New Roman" w:cs="Times New Roman" w:eastAsia="Times New Roman"/>
+            <w:sz w:val="22"/>
+            <w:color w:val="183F61"/>
+            <w:u w:val="single"/>
+            <w:szCs w:val="22"/>
+          </w:rPr>
+          <w:t>https://mlanthology.org/iclr/2015/kingma2015iclr-adam/</w:t>
+        </w:r>
+      </w:hyperlink>
     </w:p>
     <w:p>
       <w:pPr>
-        <w:jc w:val="both"/>
+        <w:keepLines/>
+        <w:spacing w:after="0" w:before="0" w:line="276" w:lineRule="auto"/>
+        <w:ind w:left="340" w:hanging="340"/>
+        <w:jc w:val="left"/>
       </w:pPr>
       <w:r>
         <w:rPr>
           <w:rFonts w:ascii="Times New Roman" w:hAnsi="Times New Roman" w:eastAsia="Times New Roman" w:cs="Times New Roman"/>
+          <w:sz w:val="22"/>
+          <w:szCs w:val="22"/>
         </w:rPr>
-        <w:t>[13] Kohavi, R. (1995). A study of cross-validation and bootstrap for accuracy estimation and model selection. Proceedings of IJCAI, 1137–1143.</w:t>
+        <w:t xml:space="preserve">[13] Kohavi, R. (1995). A study of cross-validation and bootstrap for accuracy estimation and model selection. Proceedings of IJCAI, 1137–1145. </w:t>
       </w:r>
+      <w:r>
+        <w:rPr>
+          <w:rFonts w:ascii="Times New Roman" w:hAnsi="Times New Roman" w:cs="Times New Roman" w:eastAsia="Times New Roman"/>
+          <w:sz w:val="22"/>
+          <w:szCs w:val="22"/>
+        </w:rPr>
+      </w:r>
+      <w:hyperlink r:id="rId25">
+        <w:r>
+          <w:rPr>
+            <w:rFonts w:ascii="Times New Roman" w:hAnsi="Times New Roman" w:cs="Times New Roman" w:eastAsia="Times New Roman"/>
+            <w:sz w:val="22"/>
+            <w:color w:val="183F61"/>
+            <w:u w:val="single"/>
+            <w:szCs w:val="22"/>
+          </w:rPr>
+          <w:t>https://www.ijcai.org/Proceedings/95-2/Papers/016.pdf</w:t>
+        </w:r>
+      </w:hyperlink>
     </w:p>
     <w:p>
       <w:pPr>
-        <w:jc w:val="both"/>
+        <w:keepLines/>
+        <w:spacing w:after="0" w:before="0" w:line="276" w:lineRule="auto"/>
+        <w:ind w:left="340" w:hanging="340"/>
+        <w:jc w:val="left"/>
       </w:pPr>
       <w:r>
         <w:rPr>
           <w:rFonts w:ascii="Times New Roman" w:hAnsi="Times New Roman" w:eastAsia="Times New Roman" w:cs="Times New Roman"/>
+          <w:sz w:val="22"/>
+          <w:szCs w:val="22"/>
         </w:rPr>
-        <w:t>[14] Dietterich, T. G. (1998). Approximate statistical tests for comparing supervised classification learning algorithms. Neural Computation, 10(7), 1895–1923.</w:t>
+        <w:t xml:space="preserve">[14] Dietterich, T. G. (1998). Approximate statistical tests for comparing supervised classification learning algorithms. Neural Computation, 10(7), 1895–1923. </w:t>
       </w:r>
+      <w:r>
+        <w:rPr>
+          <w:rFonts w:ascii="Times New Roman" w:hAnsi="Times New Roman" w:cs="Times New Roman" w:eastAsia="Times New Roman"/>
+          <w:sz w:val="22"/>
+          <w:szCs w:val="22"/>
+        </w:rPr>
+      </w:r>
+      <w:hyperlink r:id="rId26">
+        <w:r>
+          <w:rPr>
+            <w:rFonts w:ascii="Times New Roman" w:hAnsi="Times New Roman" w:cs="Times New Roman" w:eastAsia="Times New Roman"/>
+            <w:sz w:val="22"/>
+            <w:color w:val="183F61"/>
+            <w:u w:val="single"/>
+            <w:szCs w:val="22"/>
+          </w:rPr>
+          <w:t>https://doi.org/10.1162/089976698300017197</w:t>
+        </w:r>
+      </w:hyperlink>
     </w:p>
     <w:p>
       <w:pPr>
-        <w:jc w:val="both"/>
+        <w:keepLines/>
+        <w:spacing w:after="0" w:before="0" w:line="276" w:lineRule="auto"/>
+        <w:ind w:left="340" w:hanging="340"/>
+        <w:jc w:val="left"/>
       </w:pPr>
       <w:r>
         <w:rPr>
           <w:rFonts w:ascii="Times New Roman" w:hAnsi="Times New Roman" w:eastAsia="Times New Roman" w:cs="Times New Roman"/>
+          <w:sz w:val="22"/>
+          <w:szCs w:val="22"/>
         </w:rPr>
-        <w:t>[15] McNemar, Q. (1947). Note on the sampling error of the difference between correlated proportions or percentages. Psychometrika, 12, 153–157.</w:t>
+        <w:t xml:space="preserve">[15] McNemar, Q. (1947). Note on the sampling error of the difference between correlated proportions or percentages. Psychometrika, 12, 153–157. </w:t>
       </w:r>
+      <w:r>
+        <w:rPr>
+          <w:rFonts w:ascii="Times New Roman" w:hAnsi="Times New Roman" w:cs="Times New Roman" w:eastAsia="Times New Roman"/>
+          <w:sz w:val="22"/>
+          <w:szCs w:val="22"/>
+        </w:rPr>
+      </w:r>
+      <w:hyperlink r:id="rId27">
+        <w:r>
+          <w:rPr>
+            <w:rFonts w:ascii="Times New Roman" w:hAnsi="Times New Roman" w:cs="Times New Roman" w:eastAsia="Times New Roman"/>
+            <w:sz w:val="22"/>
+            <w:color w:val="183F61"/>
+            <w:u w:val="single"/>
+            <w:szCs w:val="22"/>
+          </w:rPr>
+          <w:t>https://doi.org/10.1007/BF02295996</w:t>
+        </w:r>
+      </w:hyperlink>
     </w:p>
     <w:p>
       <w:pPr>
-        <w:jc w:val="both"/>
+        <w:keepLines/>
+        <w:spacing w:after="0" w:before="0" w:line="276" w:lineRule="auto"/>
+        <w:ind w:left="340" w:hanging="340"/>
+        <w:jc w:val="left"/>
       </w:pPr>
       <w:r>
         <w:rPr>
           <w:rFonts w:ascii="Times New Roman" w:hAnsi="Times New Roman" w:eastAsia="Times New Roman" w:cs="Times New Roman"/>
+          <w:sz w:val="22"/>
+          <w:szCs w:val="22"/>
         </w:rPr>
         <w:t>[16] Efron, B., &amp; Tibshirani, R. J. (1993). An introduction to the bootstrap. Chapman &amp; Hall/CRC.</w:t>
       </w:r>
     </w:p>
     <w:p>
       <w:pPr>
-        <w:jc w:val="both"/>
+        <w:keepLines/>
+        <w:spacing w:after="0" w:before="0" w:line="276" w:lineRule="auto"/>
+        <w:ind w:left="340" w:hanging="340"/>
+        <w:jc w:val="left"/>
       </w:pPr>
       <w:r>
         <w:rPr>
           <w:rFonts w:ascii="Times New Roman" w:hAnsi="Times New Roman" w:eastAsia="Times New Roman" w:cs="Times New Roman"/>
+          <w:sz w:val="22"/>
+          <w:szCs w:val="22"/>
         </w:rPr>
-        <w:t>[17] Sokolova, M., &amp; Lapalme, G. (2009). A systematic analysis of performance measures for classification tasks. Information Processing &amp; Management, 45(4), 427–437.</w:t>
+        <w:t xml:space="preserve">[17] Sokolova, M., &amp; Lapalme, G. (2009). A systematic analysis of performance measures for classification tasks. Information Processing &amp; Management, 45(4), 427–437. </w:t>
+      </w:r>
+      <w:r>
+        <w:rPr>
+          <w:rFonts w:ascii="Times New Roman" w:hAnsi="Times New Roman" w:cs="Times New Roman" w:eastAsia="Times New Roman"/>
+          <w:sz w:val="22"/>
+          <w:szCs w:val="22"/>
+        </w:rPr>
+      </w:r>
+      <w:hyperlink r:id="rId28">
+        <w:r>
+          <w:rPr>
+            <w:rFonts w:ascii="Times New Roman" w:hAnsi="Times New Roman" w:cs="Times New Roman" w:eastAsia="Times New Roman"/>
+            <w:sz w:val="22"/>
+            <w:color w:val="183F61"/>
+            <w:u w:val="single"/>
+            <w:szCs w:val="22"/>
+          </w:rPr>
+          <w:t>https://doi.org/10.1016/j.ipm.2009.03.002</w:t>
+        </w:r>
+      </w:hyperlink>
+    </w:p>
+    <w:p>
+      <w:pPr>
+        <w:keepLines/>
+        <w:spacing w:after="0" w:before="0" w:line="276" w:lineRule="auto"/>
+        <w:ind w:left="340" w:hanging="340"/>
+        <w:jc w:val="left"/>
+      </w:pPr>
+      <w:r>
+        <w:rPr>
+          <w:rFonts w:ascii="Times New Roman" w:hAnsi="Times New Roman" w:eastAsia="Times New Roman" w:cs="Times New Roman"/>
+          <w:sz w:val="22"/>
+          <w:szCs w:val="22"/>
+        </w:rPr>
+        <w:t xml:space="preserve">[18] Fawcett, T. (2006). An introduction to ROC analysis. Pattern Recognition Letters, 27(8), 861–874. </w:t>
+      </w:r>
+      <w:r>
+        <w:rPr>
+          <w:rFonts w:ascii="Times New Roman" w:hAnsi="Times New Roman" w:cs="Times New Roman" w:eastAsia="Times New Roman"/>
+          <w:sz w:val="22"/>
+          <w:szCs w:val="22"/>
+        </w:rPr>
+      </w:r>
+      <w:hyperlink r:id="rId29">
+        <w:r>
+          <w:rPr>
+            <w:rFonts w:ascii="Times New Roman" w:hAnsi="Times New Roman" w:cs="Times New Roman" w:eastAsia="Times New Roman"/>
+            <w:sz w:val="22"/>
+            <w:color w:val="183F61"/>
+            <w:u w:val="single"/>
+            <w:szCs w:val="22"/>
+          </w:rPr>
+          <w:t>https://doi.org/10.1016/j.patrec.2005.10.010</w:t>
+        </w:r>
+      </w:hyperlink>
+    </w:p>
+    <w:p>
+      <w:pPr>
+        <w:keepLines/>
+        <w:spacing w:after="0" w:before="0" w:line="276" w:lineRule="auto"/>
+        <w:ind w:left="340" w:hanging="340"/>
+        <w:jc w:val="left"/>
+      </w:pPr>
+      <w:r>
+        <w:rPr>
+          <w:rFonts w:ascii="Times New Roman" w:hAnsi="Times New Roman" w:eastAsia="Times New Roman" w:cs="Times New Roman"/>
+          <w:sz w:val="22"/>
+          <w:szCs w:val="22"/>
+        </w:rPr>
+        <w:t xml:space="preserve">[19] Varoquaux, G. (2018). Cross-validation failure: Small sample sizes lead to large error bars. NeuroImage, 180, 68–77. </w:t>
+      </w:r>
+      <w:r>
+        <w:rPr>
+          <w:rFonts w:ascii="Times New Roman" w:hAnsi="Times New Roman" w:cs="Times New Roman" w:eastAsia="Times New Roman"/>
+          <w:sz w:val="22"/>
+          <w:szCs w:val="22"/>
+        </w:rPr>
+      </w:r>
+      <w:hyperlink r:id="rId30">
+        <w:r>
+          <w:rPr>
+            <w:rFonts w:ascii="Times New Roman" w:hAnsi="Times New Roman" w:cs="Times New Roman" w:eastAsia="Times New Roman"/>
+            <w:sz w:val="22"/>
+            <w:color w:val="183F61"/>
+            <w:u w:val="single"/>
+            <w:szCs w:val="22"/>
+          </w:rPr>
+          <w:t>https://doi.org/10.1016/j.neuroimage.2017.06.061</w:t>
+        </w:r>
+      </w:hyperlink>
+    </w:p>
+    <w:p>
+      <w:pPr>
+        <w:keepLines/>
+        <w:spacing w:after="0" w:before="0" w:line="276" w:lineRule="auto"/>
+        <w:ind w:left="340" w:hanging="340"/>
+        <w:jc w:val="left"/>
+      </w:pPr>
+      <w:r>
+        <w:rPr>
+          <w:rFonts w:ascii="Times New Roman" w:hAnsi="Times New Roman" w:eastAsia="Times New Roman" w:cs="Times New Roman"/>
+          <w:sz w:val="22"/>
+          <w:szCs w:val="22"/>
+        </w:rPr>
+        <w:t xml:space="preserve">[20] Cawley, G. C., &amp; Talbot, N. L. C. (2010). On over-fitting in model selection and subsequent selection bias in performance evaluation. Journal of Machine Learning Research, 11, 2079–2107. </w:t>
+      </w:r>
+      <w:r>
+        <w:rPr>
+          <w:rFonts w:ascii="Times New Roman" w:hAnsi="Times New Roman" w:cs="Times New Roman" w:eastAsia="Times New Roman"/>
+          <w:sz w:val="22"/>
+          <w:szCs w:val="22"/>
+        </w:rPr>
+      </w:r>
+      <w:hyperlink r:id="rId31">
+        <w:r>
+          <w:rPr>
+            <w:rFonts w:ascii="Times New Roman" w:hAnsi="Times New Roman" w:cs="Times New Roman" w:eastAsia="Times New Roman"/>
+            <w:sz w:val="22"/>
+            <w:color w:val="183F61"/>
+            <w:u w:val="single"/>
+            <w:szCs w:val="22"/>
+          </w:rPr>
+          <w:t>https://www.jmlr.org/papers/v11/cawley10a.html</w:t>
+        </w:r>
+      </w:hyperlink>
+    </w:p>
+    <w:p>
+      <w:pPr>
+        <w:keepLines/>
+        <w:spacing w:after="0" w:before="0" w:line="276" w:lineRule="auto"/>
+        <w:ind w:left="340" w:hanging="340"/>
+        <w:jc w:val="left"/>
+      </w:pPr>
+      <w:r>
+        <w:rPr>
+          <w:rFonts w:ascii="Times New Roman" w:hAnsi="Times New Roman" w:eastAsia="Times New Roman" w:cs="Times New Roman"/>
+          <w:sz w:val="22"/>
+          <w:szCs w:val="22"/>
+        </w:rPr>
+        <w:t xml:space="preserve">[21] Simard, P. Y., Steinkraus, D., &amp; Platt, J. C. (2003). Best practices for convolutional neural networks applied to visual document analysis. Proceedings of the Seventh International Conference on Document Analysis and Recognition (ICDAR), 958–963. </w:t>
+      </w:r>
+      <w:r>
+        <w:rPr>
+          <w:rFonts w:ascii="Times New Roman" w:hAnsi="Times New Roman" w:cs="Times New Roman" w:eastAsia="Times New Roman"/>
+          <w:sz w:val="22"/>
+          <w:szCs w:val="22"/>
+        </w:rPr>
+      </w:r>
+      <w:hyperlink r:id="rId32">
+        <w:r>
+          <w:rPr>
+            <w:rFonts w:ascii="Times New Roman" w:hAnsi="Times New Roman" w:cs="Times New Roman" w:eastAsia="Times New Roman"/>
+            <w:sz w:val="22"/>
+            <w:color w:val="183F61"/>
+            <w:u w:val="single"/>
+            <w:szCs w:val="22"/>
+          </w:rPr>
+          <w:t>https://doi.org/10.1109/ICDAR.2003.1227801</w:t>
+        </w:r>
+      </w:hyperlink>
+    </w:p>
+    <w:p>
+      <w:pPr>
+        <w:keepLines/>
+        <w:spacing w:after="0" w:before="0" w:line="276" w:lineRule="auto"/>
+        <w:ind w:left="340" w:hanging="340"/>
+        <w:jc w:val="left"/>
+      </w:pPr>
+      <w:r>
+        <w:rPr>
+          <w:rFonts w:ascii="Times New Roman" w:hAnsi="Times New Roman" w:eastAsia="Times New Roman" w:cs="Times New Roman"/>
+          <w:sz w:val="22"/>
+          <w:szCs w:val="22"/>
+        </w:rPr>
+        <w:t xml:space="preserve">[22] Abadi, M., et al. (2016). TensorFlow: A system for large-scale machine learning. Proceedings of OSDI, 265–283. </w:t>
+      </w:r>
+      <w:r>
+        <w:rPr>
+          <w:rFonts w:ascii="Times New Roman" w:hAnsi="Times New Roman" w:cs="Times New Roman" w:eastAsia="Times New Roman"/>
+          <w:sz w:val="22"/>
+          <w:szCs w:val="22"/>
+        </w:rPr>
+      </w:r>
+      <w:hyperlink r:id="rId33">
+        <w:r>
+          <w:rPr>
+            <w:rFonts w:ascii="Times New Roman" w:hAnsi="Times New Roman" w:cs="Times New Roman" w:eastAsia="Times New Roman"/>
+            <w:sz w:val="22"/>
+            <w:color w:val="183F61"/>
+            <w:u w:val="single"/>
+            <w:szCs w:val="22"/>
+          </w:rPr>
+          <w:t>https://www.usenix.org/conference/osdi16/technical-sessions/presentation/abadi/</w:t>
+        </w:r>
+      </w:hyperlink>
+    </w:p>
+    <w:p>
+      <w:pPr>
+        <w:keepLines/>
+        <w:spacing w:after="0" w:before="0" w:line="276" w:lineRule="auto"/>
+        <w:ind w:left="340" w:hanging="340"/>
+        <w:jc w:val="left"/>
+      </w:pPr>
+      <w:r>
+        <w:rPr>
+          <w:rFonts w:ascii="Times New Roman" w:hAnsi="Times New Roman" w:eastAsia="Times New Roman" w:cs="Times New Roman"/>
+          <w:sz w:val="22"/>
+          <w:szCs w:val="22"/>
+        </w:rPr>
+        <w:t xml:space="preserve">[23] Niu, X.-X., &amp; Suen, C. Y. (2012). A novel hybrid CNN–SVM classifier for recognizing handwritten digits. Pattern Recognition, 45(4), 1318–1325. </w:t>
+      </w:r>
+      <w:hyperlink r:id="rId34">
+        <w:r>
+          <w:rPr>
+            <w:rFonts w:ascii="Times New Roman" w:hAnsi="Times New Roman" w:cs="Times New Roman" w:eastAsia="Times New Roman"/>
+            <w:sz w:val="22"/>
+            <w:color w:val="183F61"/>
+            <w:u w:val="single"/>
+            <w:szCs w:val="22"/>
+          </w:rPr>
+          <w:t>https://doi.org/10.1016/j.patcog.2011.09.021</w:t>
+        </w:r>
+      </w:hyperlink>
+    </w:p>
+    <w:p>
+      <w:pPr>
+        <w:keepLines/>
+        <w:spacing w:after="0" w:before="0" w:line="276" w:lineRule="auto"/>
+        <w:ind w:left="340" w:hanging="340"/>
+        <w:jc w:val="left"/>
+      </w:pPr>
+      <w:r>
+        <w:rPr>
+          <w:rFonts w:ascii="Times New Roman" w:hAnsi="Times New Roman" w:eastAsia="Times New Roman" w:cs="Times New Roman"/>
+          <w:sz w:val="22"/>
+          <w:szCs w:val="22"/>
+        </w:rPr>
+        <w:t xml:space="preserve">[24] Ahlawat, S., &amp; Choudhary, A. (2020). Hybrid CNN-SVM classifier for handwritten digit recognition. Procedia Computer Science, 167, 2554–2560. </w:t>
+      </w:r>
+      <w:hyperlink r:id="rId35">
+        <w:r>
+          <w:rPr>
+            <w:rFonts w:ascii="Times New Roman" w:hAnsi="Times New Roman" w:cs="Times New Roman" w:eastAsia="Times New Roman"/>
+            <w:sz w:val="22"/>
+            <w:color w:val="183F61"/>
+            <w:u w:val="single"/>
+            <w:szCs w:val="22"/>
+          </w:rPr>
+          <w:t>https://doi.org/10.1016/j.procs.2020.03.309</w:t>
+        </w:r>
+      </w:hyperlink>
+    </w:p>
+    <w:p>
+      <w:pPr>
+        <w:pStyle w:val="Heading1"/>
+        <w:keepNext/>
+        <w:spacing w:before="60"/>
+        <w:jc w:val="left"/>
+      </w:pPr>
+      <w:r>
+        <w:rPr>
+          <w:rFonts w:ascii="Times New Roman" w:hAnsi="Times New Roman" w:eastAsia="Times New Roman" w:cs="Times New Roman"/>
+          <w:sz w:val="24"/>
+          <w:szCs w:val="24"/>
+        </w:rPr>
+        <w:t>Yapay zekâ kullanımı beyanı</w:t>
       </w:r>
     </w:p>
     <w:p>
       <w:pPr>
-        <w:jc w:val="both"/>
+        <w:keepLines w:val="0"/>
+        <w:jc w:val="left"/>
       </w:pPr>
       <w:r>
         <w:rPr>
           <w:rFonts w:ascii="Times New Roman" w:hAnsi="Times New Roman" w:eastAsia="Times New Roman" w:cs="Times New Roman"/>
+          <w:sz w:val="22"/>
+          <w:szCs w:val="22"/>
         </w:rPr>
-        <w:t>[18] Fawcett, T. (2006). An introduction to ROC analysis. Pattern Recognition Letters, 27(8), 861–874.</w:t>
-      </w:r>
-    </w:p>
-    <w:p>
-      <w:pPr>
-        <w:jc w:val="both"/>
-      </w:pPr>
-      <w:r>
-        <w:rPr>
-          <w:rFonts w:ascii="Times New Roman" w:hAnsi="Times New Roman" w:eastAsia="Times New Roman" w:cs="Times New Roman"/>
-        </w:rPr>
-        <w:t>[19] Varoquaux, G. (2018). Cross-validation failure: Small sample sizes lead to large error bars. NeuroImage, 180, 68–77.</w:t>
-      </w:r>
-    </w:p>
-    <w:p>
-      <w:pPr>
-        <w:jc w:val="both"/>
-      </w:pPr>
-      <w:r>
-        <w:rPr>
-          <w:rFonts w:ascii="Times New Roman" w:hAnsi="Times New Roman" w:eastAsia="Times New Roman" w:cs="Times New Roman"/>
-        </w:rPr>
-        <w:t>[20] Cawley, G. C., &amp; Talbot, N. L. C. (2010). On over-fitting in model selection and subsequent selection bias in performance evaluation. Journal of Machine Learning Research, 11, 2079–2107.</w:t>
-      </w:r>
-    </w:p>
-    <w:p>
-      <w:pPr>
-        <w:jc w:val="both"/>
-      </w:pPr>
-      <w:r>
-        <w:rPr>
-          <w:rFonts w:ascii="Times New Roman" w:hAnsi="Times New Roman" w:eastAsia="Times New Roman" w:cs="Times New Roman"/>
-        </w:rPr>
-        <w:t>[21] Paszke, A., et al. (2019). PyTorch: An imperative style, high-performance deep learning library. Advances in Neural Information Processing Systems, 32.</w:t>
-      </w:r>
-    </w:p>
-    <w:p>
-      <w:pPr>
-        <w:jc w:val="both"/>
-      </w:pPr>
-      <w:r>
-        <w:rPr>
-          <w:rFonts w:ascii="Times New Roman" w:hAnsi="Times New Roman" w:eastAsia="Times New Roman" w:cs="Times New Roman"/>
-        </w:rPr>
-        <w:t>[22] Abadi, M., et al. (2016). TensorFlow: A system for large-scale machine learning. Proceedings of OSDI, 265–283.</w:t>
+        <w:t>Bu çalışmanın hazırlanmasında üretken yapay zekâ araçlarından araştırma planını düzenleme, kod taslaklarını geliştirme, hata ayıklama, deney kayıtlarını karşılaştırma ve metnin dilini iyileştirme amacıyla yararlanılmıştır. Makaledeki sayısal sonuçlar Google Colab deneylerinin kaydedilmiş çıktı dosyalarından alınmıştır; yeni sonuç üretilmiş gibi sunulmamıştır. Kaynakların ve analizlerin denetlenmesi, çalışmanın anlaşılması ve nihai akademik sorumluluk öğrenciye aittir.</w:t>
       </w:r>
     </w:p>
     <w:p>
       <w:pPr>
         <w:pStyle w:val="Heading1"/>
         <w:keepNext/>
+        <w:spacing w:before="60"/>
+        <w:jc w:val="left"/>
       </w:pPr>
       <w:r>
         <w:rPr>
           <w:rFonts w:ascii="Times New Roman" w:hAnsi="Times New Roman" w:eastAsia="Times New Roman" w:cs="Times New Roman"/>
-          <w:b/>
-          <w:sz w:val="22"/>
-        </w:rPr>
-        <w:t>Yapay zekâ kullanımı beyanı</w:t>
-      </w:r>
-    </w:p>
-    <w:p>
-      <w:pPr>
-        <w:jc w:val="both"/>
-      </w:pPr>
-      <w:r>
-        <w:rPr>
-          <w:rFonts w:ascii="Times New Roman" w:hAnsi="Times New Roman" w:eastAsia="Times New Roman" w:cs="Times New Roman"/>
-        </w:rPr>
-        <w:t>Bu çalışmada üretken yapay zekâdan kod taslağı oluşturma ve düzenleme, hata giderme, sonuç kontrolü, akademik metin taslağı ve dil düzenlemesi aşamalarında yararlanılmıştır. Sayısal bulgular ve grafikler 17 Ekim 2026 tarihli Google Colab eğitim kayıtlarından alınmıştır; model eğitimleri yapay zekâ yanıtlarından türetilmemiştir. Son teslimin akademik sorumluluğu, kullanılan yöntemin anlaşılması ve kaynakların uygun kullanımının kontrolü öğrenciye aittir.</w:t>
-      </w:r>
-    </w:p>
-    <w:p>
-      <w:pPr>
-        <w:pStyle w:val="Heading1"/>
-        <w:keepNext/>
-      </w:pPr>
-      <w:r>
-        <w:rPr>
-          <w:rFonts w:ascii="Times New Roman" w:hAnsi="Times New Roman" w:eastAsia="Times New Roman" w:cs="Times New Roman"/>
-          <w:b/>
-          <w:sz w:val="22"/>
+          <w:sz w:val="24"/>
+          <w:szCs w:val="24"/>
         </w:rPr>
         <w:t>Kod ve veri bağlantıları</w:t>
       </w:r>
     </w:p>
     <w:p>
       <w:pPr>
-        <w:jc w:val="both"/>
+        <w:keepLines w:val="0"/>
+        <w:jc w:val="left"/>
       </w:pPr>
       <w:r>
         <w:rPr>
           <w:rFonts w:ascii="Times New Roman" w:hAnsi="Times New Roman" w:eastAsia="Times New Roman" w:cs="Times New Roman"/>
+          <w:sz w:val="22"/>
+          <w:szCs w:val="22"/>
         </w:rPr>
-        <w:t>Veri kümesi: https://scikit-learn.org/stable/modules/generated/sklearn.datasets.load_digits.html</w:t>
+        <w:t xml:space="preserve">Kod ve sonuçlar: </w:t>
       </w:r>
+      <w:hyperlink r:id="rId36">
+        <w:r>
+          <w:rPr>
+            <w:rFonts w:ascii="Times New Roman" w:hAnsi="Times New Roman" w:cs="Times New Roman" w:eastAsia="Times New Roman"/>
+            <w:sz w:val="22"/>
+            <w:color w:val="183F61"/>
+            <w:u w:val="single"/>
+            <w:szCs w:val="22"/>
+          </w:rPr>
+          <w:t>https://github.com/ReyhanOnbasi/El-Yazisi-Rakam-Siniflandirma</w:t>
+        </w:r>
+      </w:hyperlink>
     </w:p>
     <w:p>
       <w:pPr>
-        <w:spacing w:before="0" w:after="0"/>
-        <w:jc w:val="both"/>
+        <w:keepLines w:val="0"/>
+        <w:jc w:val="left"/>
       </w:pPr>
       <w:r>
         <w:rPr>
           <w:rFonts w:ascii="Times New Roman" w:hAnsi="Times New Roman" w:eastAsia="Times New Roman" w:cs="Times New Roman"/>
+          <w:sz w:val="22"/>
+          <w:szCs w:val="22"/>
         </w:rPr>
-        <w:t>GitHub kod deposu: https://github.com/ReyhanOnbasi/El-Yazisi-Rakam-Siniflandirma</w:t>
+        <w:t xml:space="preserve">Veri kümesi: </w:t>
       </w:r>
+      <w:hyperlink r:id="rId37">
+        <w:r>
+          <w:rPr>
+            <w:rFonts w:ascii="Times New Roman" w:hAnsi="Times New Roman" w:cs="Times New Roman" w:eastAsia="Times New Roman"/>
+            <w:sz w:val="22"/>
+            <w:color w:val="183F61"/>
+            <w:u w:val="single"/>
+            <w:szCs w:val="22"/>
+          </w:rPr>
+          <w:t>https://scikit-learn.org/stable/modules/generated/sklearn.datasets.load_digits.html</w:t>
+        </w:r>
+      </w:hyperlink>
     </w:p>
     <w:sectPr>
+      <w:footerReference w:type="default" r:id="rId14"/>
+      <w:headerReference w:type="default" r:id="rId38"/>
       <w:pgSz w:w="11906" w:h="16838"/>
-      <w:pgMar w:top="1361" w:right="1361" w:bottom="1191" w:left="1361" w:header="720" w:footer="720" w:gutter="0"/>
+      <w:pgMar w:top="1134" w:right="1389" w:bottom="1077" w:left="1389" w:header="709" w:footer="709" w:gutter="0"/>
       <w:cols w:space="720"/>
       <w:docGrid w:linePitch="360"/>
     </w:sectPr>
   </w:body>
 </w:document>
+</file>
+
+<file path=word/footer1.xml><?xml version="1.0" encoding="utf-8"?>
+<w:ftr xmlns:m="http://schemas.openxmlformats.org/officeDocument/2006/math" xmlns:mc="http://schemas.openxmlformats.org/markup-compatibility/2006" xmlns:mo="http://schemas.microsoft.com/office/mac/office/2008/main" xmlns:mv="urn:schemas-microsoft-com:mac:vml" xmlns:o="urn:schemas-microsoft-com:office:office" xmlns:r="http://schemas.openxmlformats.org/officeDocument/2006/relationships" xmlns:v="urn:schemas-microsoft-com:vml" xmlns:w10="urn:schemas-microsoft-com:office:word" xmlns:w14="http://schemas.microsoft.com/office/word/2010/wordml" xmlns:w="http://schemas.openxmlformats.org/wordprocessingml/2006/main" xmlns:wne="http://schemas.microsoft.com/office/word/2006/wordml" xmlns:wp14="http://schemas.microsoft.com/office/word/2010/wordprocessingDrawing" xmlns:wp="http://schemas.openxmlformats.org/drawingml/2006/wordprocessingDrawing" xmlns:wpc="http://schemas.microsoft.com/office/word/2010/wordprocessingCanvas" xmlns:wpg="http://schemas.microsoft.com/office/word/2010/wordprocessingGroup" xmlns:wpi="http://schemas.microsoft.com/office/word/2010/wordprocessingInk" xmlns:wps="http://schemas.microsoft.com/office/word/2010/wordprocessingShape" mc:Ignorable="w14 wp14">
+  <w:p>
+    <w:pPr>
+      <w:pStyle w:val="Footer"/>
+      <w:jc w:val="right"/>
+    </w:pPr>
+    <w:r>
+      <w:rPr>
+        <w:rFonts w:ascii="Times New Roman" w:hAnsi="Times New Roman" w:cs="Times New Roman" w:eastAsia="Times New Roman"/>
+        <w:sz w:val="22"/>
+        <w:szCs w:val="22"/>
+      </w:rPr>
+      <w:t xml:space="preserve">Sayfa </w:t>
+    </w:r>
+    <w:fldSimple w:instr="PAGE"/>
+  </w:p>
+</w:ftr>
+</file>
+
+<file path=word/header1.xml><?xml version="1.0" encoding="utf-8"?>
+<w:hdr xmlns:m="http://schemas.openxmlformats.org/officeDocument/2006/math" xmlns:mc="http://schemas.openxmlformats.org/markup-compatibility/2006" xmlns:mo="http://schemas.microsoft.com/office/mac/office/2008/main" xmlns:mv="urn:schemas-microsoft-com:mac:vml" xmlns:o="urn:schemas-microsoft-com:office:office" xmlns:r="http://schemas.openxmlformats.org/officeDocument/2006/relationships" xmlns:v="urn:schemas-microsoft-com:vml" xmlns:w10="urn:schemas-microsoft-com:office:word" xmlns:w14="http://schemas.microsoft.com/office/word/2010/wordml" xmlns:w="http://schemas.openxmlformats.org/wordprocessingml/2006/main" xmlns:wne="http://schemas.microsoft.com/office/word/2006/wordml" xmlns:wp14="http://schemas.microsoft.com/office/word/2010/wordprocessingDrawing" xmlns:wp="http://schemas.openxmlformats.org/drawingml/2006/wordprocessingDrawing" xmlns:wpc="http://schemas.microsoft.com/office/word/2010/wordprocessingCanvas" xmlns:wpg="http://schemas.microsoft.com/office/word/2010/wordprocessingGroup" xmlns:wpi="http://schemas.microsoft.com/office/word/2010/wordprocessingInk" xmlns:wps="http://schemas.microsoft.com/office/word/2010/wordprocessingShape" mc:Ignorable="w14 wp14">
+  <w:p>
+    <w:pPr>
+      <w:pStyle w:val="Header"/>
+    </w:pPr>
+  </w:p>
+</w:hdr>
 </file>
 
 <file path=word/numbering.xml><?xml version="1.0" encoding="utf-8"?>
@@ -3324,12 +5776,13 @@
     <w:qFormat/>
     <w:rsid w:val="00FC693F"/>
     <w:pPr>
-      <w:spacing w:line="276" w:lineRule="auto" w:after="100"/>
+      <w:widowControl/>
+      <w:spacing w:line="276" w:lineRule="auto" w:after="120"/>
+      <w:jc w:val="both"/>
     </w:pPr>
     <w:rPr>
-      <w:rFonts w:ascii="Times New Roman" w:hAnsi="Times New Roman" w:eastAsia="Times New Roman" w:cs="Times New Roman"/>
-      <w:b w:val="0"/>
-      <w:color w:val="000000"/>
+      <w:rFonts w:ascii="Times New Roman" w:hAnsi="Times New Roman" w:eastAsia="Times New Roman"/>
+      <w:color w:val="171D24"/>
       <w:sz w:val="22"/>
     </w:rPr>
   </w:style>
@@ -3388,15 +5841,15 @@
     <w:pPr>
       <w:keepNext/>
       <w:keepLines/>
-      <w:spacing w:before="480" w:after="0"/>
+      <w:spacing w:before="200" w:after="100"/>
       <w:outlineLvl w:val="0"/>
     </w:pPr>
     <w:rPr>
-      <w:rFonts w:ascii="Times New Roman" w:hAnsi="Times New Roman" w:eastAsia="Times New Roman" w:cs="Times New Roman"/>
+      <w:rFonts w:asciiTheme="majorHAnsi" w:eastAsiaTheme="majorEastAsia" w:hAnsiTheme="majorHAnsi" w:cstheme="majorBidi" w:ascii="Times New Roman" w:hAnsi="Times New Roman" w:eastAsia="Times New Roman"/>
       <w:b/>
       <w:bCs/>
       <w:color w:val="000000"/>
-      <w:sz w:val="22"/>
+      <w:sz w:val="24"/>
       <w:szCs w:val="28"/>
     </w:rPr>
   </w:style>
@@ -3416,10 +5869,10 @@
       <w:outlineLvl w:val="1"/>
     </w:pPr>
     <w:rPr>
-      <w:rFonts w:ascii="Times New Roman" w:hAnsi="Times New Roman" w:eastAsia="Times New Roman" w:cs="Times New Roman"/>
+      <w:rFonts w:asciiTheme="majorHAnsi" w:eastAsiaTheme="majorEastAsia" w:hAnsiTheme="majorHAnsi" w:cstheme="majorBidi" w:ascii="Times New Roman" w:hAnsi="Times New Roman" w:eastAsia="Times New Roman"/>
       <w:b/>
       <w:bCs/>
-      <w:color w:val="000000"/>
+      <w:color w:val="4F81BD" w:themeColor="accent1"/>
       <w:sz w:val="22"/>
       <w:szCs w:val="26"/>
     </w:rPr>
@@ -3440,7 +5893,7 @@
       <w:outlineLvl w:val="2"/>
     </w:pPr>
     <w:rPr>
-      <w:rFonts w:asciiTheme="majorHAnsi" w:eastAsiaTheme="majorEastAsia" w:hAnsiTheme="majorHAnsi" w:cstheme="majorBidi"/>
+      <w:rFonts w:asciiTheme="majorHAnsi" w:eastAsiaTheme="majorEastAsia" w:hAnsiTheme="majorHAnsi" w:cstheme="majorBidi" w:ascii="Times New Roman" w:hAnsi="Times New Roman"/>
       <w:b/>
       <w:bCs/>
       <w:color w:val="4F81BD" w:themeColor="accent1"/>
@@ -3681,12 +6134,12 @@
       <w:contextualSpacing/>
     </w:pPr>
     <w:rPr>
-      <w:rFonts w:ascii="Times New Roman" w:hAnsi="Times New Roman" w:eastAsia="Times New Roman" w:cs="Times New Roman"/>
+      <w:rFonts w:asciiTheme="majorHAnsi" w:eastAsiaTheme="majorEastAsia" w:hAnsiTheme="majorHAnsi" w:cstheme="majorBidi" w:ascii="Times New Roman" w:hAnsi="Times New Roman" w:eastAsia="Times New Roman"/>
       <w:b/>
       <w:color w:val="000000"/>
       <w:spacing w:val="5"/>
       <w:kern w:val="28"/>
-      <w:sz w:val="26"/>
+      <w:sz w:val="28"/>
       <w:szCs w:val="52"/>
     </w:rPr>
   </w:style>
@@ -3719,7 +6172,7 @@
       </w:numPr>
     </w:pPr>
     <w:rPr>
-      <w:rFonts w:asciiTheme="majorHAnsi" w:eastAsiaTheme="majorEastAsia" w:hAnsiTheme="majorHAnsi" w:cstheme="majorBidi"/>
+      <w:rFonts w:asciiTheme="majorHAnsi" w:eastAsiaTheme="majorEastAsia" w:hAnsiTheme="majorHAnsi" w:cstheme="majorBidi" w:ascii="Times New Roman" w:hAnsi="Times New Roman"/>
       <w:i/>
       <w:iCs/>
       <w:color w:val="4F81BD" w:themeColor="accent1"/>

--- a/raporlar/Rapor_2_Akademik_Makale.docx
+++ b/raporlar/Rapor_2_Akademik_Makale.docx
@@ -2427,6 +2427,8 @@
     <w:p>
       <w:pPr>
         <w:keepNext/>
+        <w:pageBreakBefore/>
+        <w:spacing w:before="40" w:after="80"/>
         <w:jc w:val="left"/>
       </w:pPr>
       <w:r>
@@ -5370,6 +5372,52 @@
         </w:r>
       </w:hyperlink>
     </w:p>
+    <w:p>
+      <w:pPr>
+        <w:spacing w:after="40"/>
+      </w:pPr>
+      <w:r>
+        <w:rPr>
+          <w:rFonts w:ascii="Times New Roman" w:hAnsi="Times New Roman"/>
+          <w:sz w:val="20"/>
+        </w:rPr>
+        <w:t xml:space="preserve">Çalıştırılmış notebook (GitHub): </w:t>
+      </w:r>
+      <w:hyperlink r:id="rId39">
+        <w:r>
+          <w:rPr>
+            <w:rFonts w:ascii="Times New Roman" w:hAnsi="Times New Roman" w:eastAsia="Times New Roman" w:cs="Times New Roman"/>
+            <w:sz w:val="22"/>
+            <w:color w:val="1155CC"/>
+            <w:u w:val="single"/>
+          </w:rPr>
+          <w:t>Notebook’u GitHub’da aç</w:t>
+        </w:r>
+      </w:hyperlink>
+    </w:p>
+    <w:p>
+      <w:pPr>
+        <w:spacing w:after="40"/>
+      </w:pPr>
+      <w:r>
+        <w:rPr>
+          <w:rFonts w:ascii="Times New Roman" w:hAnsi="Times New Roman"/>
+          <w:sz w:val="20"/>
+        </w:rPr>
+        <w:t xml:space="preserve">Colab üzerinden çalıştır: </w:t>
+      </w:r>
+      <w:hyperlink r:id="rId40">
+        <w:r>
+          <w:rPr>
+            <w:rFonts w:ascii="Times New Roman" w:hAnsi="Times New Roman" w:eastAsia="Times New Roman" w:cs="Times New Roman"/>
+            <w:sz w:val="22"/>
+            <w:color w:val="1155CC"/>
+            <w:u w:val="single"/>
+          </w:rPr>
+          <w:t>Google Colab’da aç</w:t>
+        </w:r>
+      </w:hyperlink>
+    </w:p>
     <w:sectPr>
       <w:footerReference w:type="default" r:id="rId14"/>
       <w:headerReference w:type="default" r:id="rId38"/>
